--- a/Physics.docx
+++ b/Physics.docx
@@ -109,7 +109,7 @@
           <v:shape id="_x0000_i1025" type="#_x0000_t75" style="width:47.25pt;height:18pt" o:ole="">
             <v:imagedata r:id="rId7" o:title=""/>
           </v:shape>
-          <o:OLEObject Type="Embed" ProgID="Equation.DSMT4" ShapeID="_x0000_i1025" DrawAspect="Content" ObjectID="_1816794199" r:id="rId8"/>
+          <o:OLEObject Type="Embed" ProgID="Equation.DSMT4" ShapeID="_x0000_i1025" DrawAspect="Content" ObjectID="_1842502173" r:id="rId8"/>
         </w:object>
       </w:r>
       <w:r>
@@ -126,7 +126,7 @@
           <v:shape id="_x0000_i1026" type="#_x0000_t75" style="width:15pt;height:18pt" o:ole="">
             <v:imagedata r:id="rId9" o:title=""/>
           </v:shape>
-          <o:OLEObject Type="Embed" ProgID="Equation.DSMT4" ShapeID="_x0000_i1026" DrawAspect="Content" ObjectID="_1816794200" r:id="rId10"/>
+          <o:OLEObject Type="Embed" ProgID="Equation.DSMT4" ShapeID="_x0000_i1026" DrawAspect="Content" ObjectID="_1842502174" r:id="rId10"/>
         </w:object>
       </w:r>
       <w:r>
@@ -214,7 +214,7 @@
           <v:shape id="_x0000_i1027" type="#_x0000_t75" style="width:78.75pt;height:18pt" o:ole="">
             <v:imagedata r:id="rId12" o:title=""/>
           </v:shape>
-          <o:OLEObject Type="Embed" ProgID="Equation.DSMT4" ShapeID="_x0000_i1027" DrawAspect="Content" ObjectID="_1816794201" r:id="rId13"/>
+          <o:OLEObject Type="Embed" ProgID="Equation.DSMT4" ShapeID="_x0000_i1027" DrawAspect="Content" ObjectID="_1842502175" r:id="rId13"/>
         </w:object>
       </w:r>
       <w:r>
@@ -237,7 +237,7 @@
           <v:shape id="_x0000_i1028" type="#_x0000_t75" style="width:78.75pt;height:18pt" o:ole="">
             <v:imagedata r:id="rId14" o:title=""/>
           </v:shape>
-          <o:OLEObject Type="Embed" ProgID="Equation.DSMT4" ShapeID="_x0000_i1028" DrawAspect="Content" ObjectID="_1816794202" r:id="rId15"/>
+          <o:OLEObject Type="Embed" ProgID="Equation.DSMT4" ShapeID="_x0000_i1028" DrawAspect="Content" ObjectID="_1842502176" r:id="rId15"/>
         </w:object>
       </w:r>
       <w:r>
@@ -260,7 +260,7 @@
           <v:shape id="_x0000_i1029" type="#_x0000_t75" style="width:87pt;height:18pt" o:ole="">
             <v:imagedata r:id="rId16" o:title=""/>
           </v:shape>
-          <o:OLEObject Type="Embed" ProgID="Equation.DSMT4" ShapeID="_x0000_i1029" DrawAspect="Content" ObjectID="_1816794203" r:id="rId17"/>
+          <o:OLEObject Type="Embed" ProgID="Equation.DSMT4" ShapeID="_x0000_i1029" DrawAspect="Content" ObjectID="_1842502177" r:id="rId17"/>
         </w:object>
       </w:r>
       <w:r>
@@ -278,7 +278,7 @@
           <v:shape id="_x0000_i1030" type="#_x0000_t75" style="width:86.25pt;height:18pt" o:ole="">
             <v:imagedata r:id="rId18" o:title=""/>
           </v:shape>
-          <o:OLEObject Type="Embed" ProgID="Equation.DSMT4" ShapeID="_x0000_i1030" DrawAspect="Content" ObjectID="_1816794204" r:id="rId19"/>
+          <o:OLEObject Type="Embed" ProgID="Equation.DSMT4" ShapeID="_x0000_i1030" DrawAspect="Content" ObjectID="_1842502178" r:id="rId19"/>
         </w:object>
       </w:r>
       <w:r>
@@ -296,7 +296,7 @@
           <v:shape id="_x0000_i1031" type="#_x0000_t75" style="width:87pt;height:18pt" o:ole="">
             <v:imagedata r:id="rId20" o:title=""/>
           </v:shape>
-          <o:OLEObject Type="Embed" ProgID="Equation.DSMT4" ShapeID="_x0000_i1031" DrawAspect="Content" ObjectID="_1816794205" r:id="rId21"/>
+          <o:OLEObject Type="Embed" ProgID="Equation.DSMT4" ShapeID="_x0000_i1031" DrawAspect="Content" ObjectID="_1842502179" r:id="rId21"/>
         </w:object>
       </w:r>
       <w:r>
@@ -447,7 +447,7 @@
           <v:shape id="_x0000_i1032" type="#_x0000_t75" style="width:38.25pt;height:15.75pt" o:ole="">
             <v:imagedata r:id="rId22" o:title=""/>
           </v:shape>
-          <o:OLEObject Type="Embed" ProgID="Equation.DSMT4" ShapeID="_x0000_i1032" DrawAspect="Content" ObjectID="_1816794206" r:id="rId23"/>
+          <o:OLEObject Type="Embed" ProgID="Equation.DSMT4" ShapeID="_x0000_i1032" DrawAspect="Content" ObjectID="_1842502180" r:id="rId23"/>
         </w:object>
       </w:r>
       <w:r>
@@ -478,7 +478,7 @@
           <v:shape id="_x0000_i1033" type="#_x0000_t75" style="width:12pt;height:11.25pt" o:ole="">
             <v:imagedata r:id="rId24" o:title=""/>
           </v:shape>
-          <o:OLEObject Type="Embed" ProgID="Equation.DSMT4" ShapeID="_x0000_i1033" DrawAspect="Content" ObjectID="_1816794207" r:id="rId25"/>
+          <o:OLEObject Type="Embed" ProgID="Equation.DSMT4" ShapeID="_x0000_i1033" DrawAspect="Content" ObjectID="_1842502181" r:id="rId25"/>
         </w:object>
       </w:r>
       <w:r>
@@ -495,7 +495,7 @@
           <v:shape id="_x0000_i1034" type="#_x0000_t75" style="width:18.75pt;height:15.75pt" o:ole="">
             <v:imagedata r:id="rId26" o:title=""/>
           </v:shape>
-          <o:OLEObject Type="Embed" ProgID="Equation.DSMT4" ShapeID="_x0000_i1034" DrawAspect="Content" ObjectID="_1816794208" r:id="rId27"/>
+          <o:OLEObject Type="Embed" ProgID="Equation.DSMT4" ShapeID="_x0000_i1034" DrawAspect="Content" ObjectID="_1842502182" r:id="rId27"/>
         </w:object>
       </w:r>
       <w:r>
@@ -519,7 +519,7 @@
           <v:shape id="_x0000_i1035" type="#_x0000_t75" style="width:95.25pt;height:30.75pt" o:ole="">
             <v:imagedata r:id="rId28" o:title=""/>
           </v:shape>
-          <o:OLEObject Type="Embed" ProgID="Equation.DSMT4" ShapeID="_x0000_i1035" DrawAspect="Content" ObjectID="_1816794209" r:id="rId29"/>
+          <o:OLEObject Type="Embed" ProgID="Equation.DSMT4" ShapeID="_x0000_i1035" DrawAspect="Content" ObjectID="_1842502183" r:id="rId29"/>
         </w:object>
       </w:r>
       <w:r>
@@ -536,7 +536,7 @@
           <v:shape id="_x0000_i1036" type="#_x0000_t75" style="width:62.25pt;height:18pt" o:ole="">
             <v:imagedata r:id="rId30" o:title=""/>
           </v:shape>
-          <o:OLEObject Type="Embed" ProgID="Equation.DSMT4" ShapeID="_x0000_i1036" DrawAspect="Content" ObjectID="_1816794210" r:id="rId31"/>
+          <o:OLEObject Type="Embed" ProgID="Equation.DSMT4" ShapeID="_x0000_i1036" DrawAspect="Content" ObjectID="_1842502184" r:id="rId31"/>
         </w:object>
       </w:r>
       <w:r>
@@ -601,7 +601,7 @@
           <v:shape id="_x0000_i1037" type="#_x0000_t75" style="width:66pt;height:15.75pt" o:ole="">
             <v:imagedata r:id="rId32" o:title=""/>
           </v:shape>
-          <o:OLEObject Type="Embed" ProgID="Equation.DSMT4" ShapeID="_x0000_i1037" DrawAspect="Content" ObjectID="_1816794211" r:id="rId33"/>
+          <o:OLEObject Type="Embed" ProgID="Equation.DSMT4" ShapeID="_x0000_i1037" DrawAspect="Content" ObjectID="_1842502185" r:id="rId33"/>
         </w:object>
       </w:r>
       <w:r>
@@ -624,7 +624,7 @@
           <v:shape id="_x0000_i1038" type="#_x0000_t75" style="width:59.25pt;height:15.75pt" o:ole="">
             <v:imagedata r:id="rId34" o:title=""/>
           </v:shape>
-          <o:OLEObject Type="Embed" ProgID="Equation.DSMT4" ShapeID="_x0000_i1038" DrawAspect="Content" ObjectID="_1816794212" r:id="rId35"/>
+          <o:OLEObject Type="Embed" ProgID="Equation.DSMT4" ShapeID="_x0000_i1038" DrawAspect="Content" ObjectID="_1842502186" r:id="rId35"/>
         </w:object>
       </w:r>
       <w:r>
@@ -647,7 +647,7 @@
           <v:shape id="_x0000_i1039" type="#_x0000_t75" style="width:57pt;height:15.75pt" o:ole="">
             <v:imagedata r:id="rId36" o:title=""/>
           </v:shape>
-          <o:OLEObject Type="Embed" ProgID="Equation.DSMT4" ShapeID="_x0000_i1039" DrawAspect="Content" ObjectID="_1816794213" r:id="rId37"/>
+          <o:OLEObject Type="Embed" ProgID="Equation.DSMT4" ShapeID="_x0000_i1039" DrawAspect="Content" ObjectID="_1842502187" r:id="rId37"/>
         </w:object>
       </w:r>
       <w:r>
@@ -670,7 +670,7 @@
           <v:shape id="_x0000_i1040" type="#_x0000_t75" style="width:59.25pt;height:15.75pt" o:ole="">
             <v:imagedata r:id="rId38" o:title=""/>
           </v:shape>
-          <o:OLEObject Type="Embed" ProgID="Equation.DSMT4" ShapeID="_x0000_i1040" DrawAspect="Content" ObjectID="_1816794214" r:id="rId39"/>
+          <o:OLEObject Type="Embed" ProgID="Equation.DSMT4" ShapeID="_x0000_i1040" DrawAspect="Content" ObjectID="_1842502188" r:id="rId39"/>
         </w:object>
       </w:r>
     </w:p>
@@ -713,7 +713,7 @@
           <v:shape id="_x0000_i1041" type="#_x0000_t75" style="width:47.25pt;height:15.75pt" o:ole="">
             <v:imagedata r:id="rId40" o:title=""/>
           </v:shape>
-          <o:OLEObject Type="Embed" ProgID="Equation.DSMT4" ShapeID="_x0000_i1041" DrawAspect="Content" ObjectID="_1816794215" r:id="rId41"/>
+          <o:OLEObject Type="Embed" ProgID="Equation.DSMT4" ShapeID="_x0000_i1041" DrawAspect="Content" ObjectID="_1842502189" r:id="rId41"/>
         </w:object>
       </w:r>
       <w:r>
@@ -730,7 +730,7 @@
           <v:shape id="_x0000_i1042" type="#_x0000_t75" style="width:51pt;height:15.75pt" o:ole="">
             <v:imagedata r:id="rId42" o:title=""/>
           </v:shape>
-          <o:OLEObject Type="Embed" ProgID="Equation.DSMT4" ShapeID="_x0000_i1042" DrawAspect="Content" ObjectID="_1816794216" r:id="rId43"/>
+          <o:OLEObject Type="Embed" ProgID="Equation.DSMT4" ShapeID="_x0000_i1042" DrawAspect="Content" ObjectID="_1842502190" r:id="rId43"/>
         </w:object>
       </w:r>
       <w:r>
@@ -754,7 +754,7 @@
           <v:shape id="_x0000_i1043" type="#_x0000_t75" style="width:29.25pt;height:33.75pt" o:ole="">
             <v:imagedata r:id="rId44" o:title=""/>
           </v:shape>
-          <o:OLEObject Type="Embed" ProgID="Equation.DSMT4" ShapeID="_x0000_i1043" DrawAspect="Content" ObjectID="_1816794217" r:id="rId45"/>
+          <o:OLEObject Type="Embed" ProgID="Equation.DSMT4" ShapeID="_x0000_i1043" DrawAspect="Content" ObjectID="_1842502191" r:id="rId45"/>
         </w:object>
       </w:r>
       <w:r>
@@ -771,7 +771,7 @@
           <v:shape id="_x0000_i1044" type="#_x0000_t75" style="width:33pt;height:15.75pt" o:ole="">
             <v:imagedata r:id="rId46" o:title=""/>
           </v:shape>
-          <o:OLEObject Type="Embed" ProgID="Equation.DSMT4" ShapeID="_x0000_i1044" DrawAspect="Content" ObjectID="_1816794218" r:id="rId47"/>
+          <o:OLEObject Type="Embed" ProgID="Equation.DSMT4" ShapeID="_x0000_i1044" DrawAspect="Content" ObjectID="_1842502192" r:id="rId47"/>
         </w:object>
       </w:r>
       <w:r>
@@ -942,7 +942,7 @@
           <v:shape id="_x0000_i1045" type="#_x0000_t75" style="width:12pt;height:12.75pt" o:ole="">
             <v:imagedata r:id="rId48" o:title=""/>
           </v:shape>
-          <o:OLEObject Type="Embed" ProgID="Equation.DSMT4" ShapeID="_x0000_i1045" DrawAspect="Content" ObjectID="_1816794219" r:id="rId49"/>
+          <o:OLEObject Type="Embed" ProgID="Equation.DSMT4" ShapeID="_x0000_i1045" DrawAspect="Content" ObjectID="_1842502193" r:id="rId49"/>
         </w:object>
       </w:r>
       <w:r>
@@ -959,7 +959,7 @@
           <v:shape id="_x0000_i1046" type="#_x0000_t75" style="width:11.25pt;height:14.25pt" o:ole="">
             <v:imagedata r:id="rId50" o:title=""/>
           </v:shape>
-          <o:OLEObject Type="Embed" ProgID="Equation.DSMT4" ShapeID="_x0000_i1046" DrawAspect="Content" ObjectID="_1816794220" r:id="rId51"/>
+          <o:OLEObject Type="Embed" ProgID="Equation.DSMT4" ShapeID="_x0000_i1046" DrawAspect="Content" ObjectID="_1842502194" r:id="rId51"/>
         </w:object>
       </w:r>
       <w:r>
@@ -976,7 +976,7 @@
           <v:shape id="_x0000_i1047" type="#_x0000_t75" style="width:12pt;height:15.75pt" o:ole="">
             <v:imagedata r:id="rId52" o:title=""/>
           </v:shape>
-          <o:OLEObject Type="Embed" ProgID="Equation.DSMT4" ShapeID="_x0000_i1047" DrawAspect="Content" ObjectID="_1816794221" r:id="rId53"/>
+          <o:OLEObject Type="Embed" ProgID="Equation.DSMT4" ShapeID="_x0000_i1047" DrawAspect="Content" ObjectID="_1842502195" r:id="rId53"/>
         </w:object>
       </w:r>
       <w:r>
@@ -1145,7 +1145,7 @@
           <v:shape id="_x0000_i1048" type="#_x0000_t75" style="width:12.75pt;height:18pt" o:ole="">
             <v:imagedata r:id="rId54" o:title=""/>
           </v:shape>
-          <o:OLEObject Type="Embed" ProgID="Equation.DSMT4" ShapeID="_x0000_i1048" DrawAspect="Content" ObjectID="_1816794222" r:id="rId55"/>
+          <o:OLEObject Type="Embed" ProgID="Equation.DSMT4" ShapeID="_x0000_i1048" DrawAspect="Content" ObjectID="_1842502196" r:id="rId55"/>
         </w:object>
       </w:r>
       <w:r>
@@ -1162,7 +1162,7 @@
           <v:shape id="_x0000_i1049" type="#_x0000_t75" style="width:14.25pt;height:18pt" o:ole="">
             <v:imagedata r:id="rId56" o:title=""/>
           </v:shape>
-          <o:OLEObject Type="Embed" ProgID="Equation.DSMT4" ShapeID="_x0000_i1049" DrawAspect="Content" ObjectID="_1816794223" r:id="rId57"/>
+          <o:OLEObject Type="Embed" ProgID="Equation.DSMT4" ShapeID="_x0000_i1049" DrawAspect="Content" ObjectID="_1842502197" r:id="rId57"/>
         </w:object>
       </w:r>
       <w:r>
@@ -1179,7 +1179,7 @@
           <v:shape id="_x0000_i1050" type="#_x0000_t75" style="width:30pt;height:14.25pt" o:ole="">
             <v:imagedata r:id="rId58" o:title=""/>
           </v:shape>
-          <o:OLEObject Type="Embed" ProgID="Equation.DSMT4" ShapeID="_x0000_i1050" DrawAspect="Content" ObjectID="_1816794224" r:id="rId59"/>
+          <o:OLEObject Type="Embed" ProgID="Equation.DSMT4" ShapeID="_x0000_i1050" DrawAspect="Content" ObjectID="_1842502198" r:id="rId59"/>
         </w:object>
       </w:r>
       <w:r>
@@ -1196,7 +1196,7 @@
           <v:shape id="_x0000_i1051" type="#_x0000_t75" style="width:21.75pt;height:14.25pt" o:ole="">
             <v:imagedata r:id="rId60" o:title=""/>
           </v:shape>
-          <o:OLEObject Type="Embed" ProgID="Equation.DSMT4" ShapeID="_x0000_i1051" DrawAspect="Content" ObjectID="_1816794225" r:id="rId61"/>
+          <o:OLEObject Type="Embed" ProgID="Equation.DSMT4" ShapeID="_x0000_i1051" DrawAspect="Content" ObjectID="_1842502199" r:id="rId61"/>
         </w:object>
       </w:r>
       <w:r>
@@ -1243,7 +1243,7 @@
           <v:shape id="_x0000_i1052" type="#_x0000_t75" style="width:30pt;height:14.25pt" o:ole="">
             <v:imagedata r:id="rId62" o:title=""/>
           </v:shape>
-          <o:OLEObject Type="Embed" ProgID="Equation.DSMT4" ShapeID="_x0000_i1052" DrawAspect="Content" ObjectID="_1816794226" r:id="rId63"/>
+          <o:OLEObject Type="Embed" ProgID="Equation.DSMT4" ShapeID="_x0000_i1052" DrawAspect="Content" ObjectID="_1842502200" r:id="rId63"/>
         </w:object>
       </w:r>
       <w:r>
@@ -1284,7 +1284,7 @@
           <v:shape id="_x0000_i1053" type="#_x0000_t75" style="width:26.25pt;height:14.25pt" o:ole="">
             <v:imagedata r:id="rId64" o:title=""/>
           </v:shape>
-          <o:OLEObject Type="Embed" ProgID="Equation.DSMT4" ShapeID="_x0000_i1053" DrawAspect="Content" ObjectID="_1816794227" r:id="rId65"/>
+          <o:OLEObject Type="Embed" ProgID="Equation.DSMT4" ShapeID="_x0000_i1053" DrawAspect="Content" ObjectID="_1842502201" r:id="rId65"/>
         </w:object>
       </w:r>
       <w:r>
@@ -1345,7 +1345,7 @@
           <v:shape id="_x0000_i1054" type="#_x0000_t75" style="width:30pt;height:15.75pt" o:ole="">
             <v:imagedata r:id="rId66" o:title=""/>
           </v:shape>
-          <o:OLEObject Type="Embed" ProgID="Equation.DSMT4" ShapeID="_x0000_i1054" DrawAspect="Content" ObjectID="_1816794228" r:id="rId67"/>
+          <o:OLEObject Type="Embed" ProgID="Equation.DSMT4" ShapeID="_x0000_i1054" DrawAspect="Content" ObjectID="_1842502202" r:id="rId67"/>
         </w:object>
       </w:r>
       <w:r>
@@ -1392,7 +1392,7 @@
           <v:shape id="_x0000_i1055" type="#_x0000_t75" style="width:48.75pt;height:15.75pt" o:ole="">
             <v:imagedata r:id="rId68" o:title=""/>
           </v:shape>
-          <o:OLEObject Type="Embed" ProgID="Equation.DSMT4" ShapeID="_x0000_i1055" DrawAspect="Content" ObjectID="_1816794229" r:id="rId69"/>
+          <o:OLEObject Type="Embed" ProgID="Equation.DSMT4" ShapeID="_x0000_i1055" DrawAspect="Content" ObjectID="_1842502203" r:id="rId69"/>
         </w:object>
       </w:r>
       <w:r>
@@ -1415,7 +1415,7 @@
           <v:shape id="_x0000_i1056" type="#_x0000_t75" style="width:51pt;height:15.75pt" o:ole="">
             <v:imagedata r:id="rId70" o:title=""/>
           </v:shape>
-          <o:OLEObject Type="Embed" ProgID="Equation.DSMT4" ShapeID="_x0000_i1056" DrawAspect="Content" ObjectID="_1816794230" r:id="rId71"/>
+          <o:OLEObject Type="Embed" ProgID="Equation.DSMT4" ShapeID="_x0000_i1056" DrawAspect="Content" ObjectID="_1842502204" r:id="rId71"/>
         </w:object>
       </w:r>
       <w:r>
@@ -1438,7 +1438,7 @@
           <v:shape id="_x0000_i1057" type="#_x0000_t75" style="width:51pt;height:15.75pt" o:ole="">
             <v:imagedata r:id="rId72" o:title=""/>
           </v:shape>
-          <o:OLEObject Type="Embed" ProgID="Equation.DSMT4" ShapeID="_x0000_i1057" DrawAspect="Content" ObjectID="_1816794231" r:id="rId73"/>
+          <o:OLEObject Type="Embed" ProgID="Equation.DSMT4" ShapeID="_x0000_i1057" DrawAspect="Content" ObjectID="_1842502205" r:id="rId73"/>
         </w:object>
       </w:r>
       <w:r>
@@ -1461,7 +1461,7 @@
           <v:shape id="_x0000_i1058" type="#_x0000_t75" style="width:51pt;height:15.75pt" o:ole="">
             <v:imagedata r:id="rId74" o:title=""/>
           </v:shape>
-          <o:OLEObject Type="Embed" ProgID="Equation.DSMT4" ShapeID="_x0000_i1058" DrawAspect="Content" ObjectID="_1816794232" r:id="rId75"/>
+          <o:OLEObject Type="Embed" ProgID="Equation.DSMT4" ShapeID="_x0000_i1058" DrawAspect="Content" ObjectID="_1842502206" r:id="rId75"/>
         </w:object>
       </w:r>
     </w:p>
@@ -1504,7 +1504,7 @@
           <v:shape id="_x0000_i1059" type="#_x0000_t75" style="width:12pt;height:18pt" o:ole="">
             <v:imagedata r:id="rId76" o:title=""/>
           </v:shape>
-          <o:OLEObject Type="Embed" ProgID="Equation.DSMT4" ShapeID="_x0000_i1059" DrawAspect="Content" ObjectID="_1816794233" r:id="rId77"/>
+          <o:OLEObject Type="Embed" ProgID="Equation.DSMT4" ShapeID="_x0000_i1059" DrawAspect="Content" ObjectID="_1842502207" r:id="rId77"/>
         </w:object>
       </w:r>
       <w:r>
@@ -1521,7 +1521,7 @@
           <v:shape id="_x0000_i1060" type="#_x0000_t75" style="width:12.75pt;height:18pt" o:ole="">
             <v:imagedata r:id="rId78" o:title=""/>
           </v:shape>
-          <o:OLEObject Type="Embed" ProgID="Equation.DSMT4" ShapeID="_x0000_i1060" DrawAspect="Content" ObjectID="_1816794234" r:id="rId79"/>
+          <o:OLEObject Type="Embed" ProgID="Equation.DSMT4" ShapeID="_x0000_i1060" DrawAspect="Content" ObjectID="_1842502208" r:id="rId79"/>
         </w:object>
       </w:r>
       <w:r>
@@ -1538,7 +1538,7 @@
           <v:shape id="_x0000_i1061" type="#_x0000_t75" style="width:11.25pt;height:14.25pt" o:ole="">
             <v:imagedata r:id="rId80" o:title=""/>
           </v:shape>
-          <o:OLEObject Type="Embed" ProgID="Equation.DSMT4" ShapeID="_x0000_i1061" DrawAspect="Content" ObjectID="_1816794235" r:id="rId81"/>
+          <o:OLEObject Type="Embed" ProgID="Equation.DSMT4" ShapeID="_x0000_i1061" DrawAspect="Content" ObjectID="_1842502209" r:id="rId81"/>
         </w:object>
       </w:r>
       <w:r>
@@ -1555,7 +1555,7 @@
           <v:shape id="_x0000_i1062" type="#_x0000_t75" style="width:12.75pt;height:12.75pt" o:ole="">
             <v:imagedata r:id="rId82" o:title=""/>
           </v:shape>
-          <o:OLEObject Type="Embed" ProgID="Equation.DSMT4" ShapeID="_x0000_i1062" DrawAspect="Content" ObjectID="_1816794236" r:id="rId83"/>
+          <o:OLEObject Type="Embed" ProgID="Equation.DSMT4" ShapeID="_x0000_i1062" DrawAspect="Content" ObjectID="_1842502210" r:id="rId83"/>
         </w:object>
       </w:r>
       <w:r>
@@ -1600,30 +1600,6 @@
         </w:rPr>
         <w:t>[Jan. 24, 2023 (I)]</w:t>
       </w:r>
-    </w:p>
-    <w:p>
-      <w:pPr>
-        <w:tabs>
-          <w:tab w:val="left" w:pos="709"/>
-          <w:tab w:val="left" w:pos="1134"/>
-          <w:tab w:val="left" w:pos="2694"/>
-        </w:tabs>
-        <w:spacing w:after="0"/>
-        <w:ind w:left="720" w:hanging="709"/>
-        <w:rPr>
-          <w:rFonts w:eastAsia="Aptos" w:cs="Times New Roman"/>
-        </w:rPr>
-        <w:sectPr>
-          <w:headerReference w:type="even" r:id="rId84"/>
-          <w:headerReference w:type="default" r:id="rId85"/>
-          <w:headerReference w:type="first" r:id="rId86"/>
-          <w:pgSz w:w="11906" w:h="16838" w:code="9"/>
-          <w:pgMar w:top="720" w:right="720" w:bottom="720" w:left="720" w:header="3402" w:footer="720" w:gutter="0"/>
-          <w:cols w:num="2" w:sep="1" w:space="709"/>
-          <w:titlePg/>
-          <w:docGrid w:linePitch="299"/>
-        </w:sectPr>
-      </w:pPr>
     </w:p>
     <w:p>
       <w:pPr>
@@ -1642,7 +1618,6 @@
         <w:rPr>
           <w:rFonts w:eastAsia="Aptos" w:cs="Times New Roman"/>
         </w:rPr>
-        <w:lastRenderedPageBreak/>
         <w:tab/>
       </w:r>
       <w:r>
@@ -1657,9 +1632,9 @@
         </w:rPr>
         <w:object w:dxaOrig="600" w:dyaOrig="340" w14:anchorId="3C8D3441">
           <v:shape id="_x0000_i1063" type="#_x0000_t75" style="width:30pt;height:17.25pt" o:ole="">
-            <v:imagedata r:id="rId87" o:title=""/>
-          </v:shape>
-          <o:OLEObject Type="Embed" ProgID="Equation.DSMT4" ShapeID="_x0000_i1063" DrawAspect="Content" ObjectID="_1816794237" r:id="rId88"/>
+            <v:imagedata r:id="rId84" o:title=""/>
+          </v:shape>
+          <o:OLEObject Type="Embed" ProgID="Equation.DSMT4" ShapeID="_x0000_i1063" DrawAspect="Content" ObjectID="_1842502211" r:id="rId85"/>
         </w:object>
       </w:r>
       <w:r>
@@ -1680,9 +1655,9 @@
         </w:rPr>
         <w:object w:dxaOrig="600" w:dyaOrig="360" w14:anchorId="76D1BB7A">
           <v:shape id="_x0000_i1064" type="#_x0000_t75" style="width:30pt;height:18pt" o:ole="">
-            <v:imagedata r:id="rId89" o:title=""/>
-          </v:shape>
-          <o:OLEObject Type="Embed" ProgID="Equation.DSMT4" ShapeID="_x0000_i1064" DrawAspect="Content" ObjectID="_1816794238" r:id="rId90"/>
+            <v:imagedata r:id="rId86" o:title=""/>
+          </v:shape>
+          <o:OLEObject Type="Embed" ProgID="Equation.DSMT4" ShapeID="_x0000_i1064" DrawAspect="Content" ObjectID="_1842502212" r:id="rId87"/>
         </w:object>
       </w:r>
       <w:r>
@@ -1703,9 +1678,9 @@
         </w:rPr>
         <w:object w:dxaOrig="880" w:dyaOrig="340" w14:anchorId="788E8B55">
           <v:shape id="_x0000_i1065" type="#_x0000_t75" style="width:44.25pt;height:17.25pt" o:ole="">
-            <v:imagedata r:id="rId91" o:title=""/>
-          </v:shape>
-          <o:OLEObject Type="Embed" ProgID="Equation.DSMT4" ShapeID="_x0000_i1065" DrawAspect="Content" ObjectID="_1816794239" r:id="rId92"/>
+            <v:imagedata r:id="rId88" o:title=""/>
+          </v:shape>
+          <o:OLEObject Type="Embed" ProgID="Equation.DSMT4" ShapeID="_x0000_i1065" DrawAspect="Content" ObjectID="_1842502213" r:id="rId89"/>
         </w:object>
       </w:r>
       <w:r>
@@ -1726,9 +1701,9 @@
         </w:rPr>
         <w:object w:dxaOrig="720" w:dyaOrig="340" w14:anchorId="03E68F5D">
           <v:shape id="_x0000_i1066" type="#_x0000_t75" style="width:36pt;height:17.25pt" o:ole="">
-            <v:imagedata r:id="rId93" o:title=""/>
-          </v:shape>
-          <o:OLEObject Type="Embed" ProgID="Equation.DSMT4" ShapeID="_x0000_i1066" DrawAspect="Content" ObjectID="_1816794240" r:id="rId94"/>
+            <v:imagedata r:id="rId90" o:title=""/>
+          </v:shape>
+          <o:OLEObject Type="Embed" ProgID="Equation.DSMT4" ShapeID="_x0000_i1066" DrawAspect="Content" ObjectID="_1842502214" r:id="rId91"/>
         </w:object>
       </w:r>
     </w:p>
@@ -1769,9 +1744,9 @@
         </w:rPr>
         <w:object w:dxaOrig="240" w:dyaOrig="260" w14:anchorId="4D108CBF">
           <v:shape id="_x0000_i1067" type="#_x0000_t75" style="width:12pt;height:12.75pt" o:ole="">
-            <v:imagedata r:id="rId95" o:title=""/>
-          </v:shape>
-          <o:OLEObject Type="Embed" ProgID="Equation.DSMT4" ShapeID="_x0000_i1067" DrawAspect="Content" ObjectID="_1816794241" r:id="rId96"/>
+            <v:imagedata r:id="rId92" o:title=""/>
+          </v:shape>
+          <o:OLEObject Type="Embed" ProgID="Equation.DSMT4" ShapeID="_x0000_i1067" DrawAspect="Content" ObjectID="_1842502215" r:id="rId93"/>
         </w:object>
       </w:r>
       <w:r>
@@ -1786,9 +1761,9 @@
         </w:rPr>
         <w:object w:dxaOrig="240" w:dyaOrig="260" w14:anchorId="5FBC8858">
           <v:shape id="_x0000_i1068" type="#_x0000_t75" style="width:12pt;height:12.75pt" o:ole="">
-            <v:imagedata r:id="rId97" o:title=""/>
-          </v:shape>
-          <o:OLEObject Type="Embed" ProgID="Equation.DSMT4" ShapeID="_x0000_i1068" DrawAspect="Content" ObjectID="_1816794242" r:id="rId98"/>
+            <v:imagedata r:id="rId94" o:title=""/>
+          </v:shape>
+          <o:OLEObject Type="Embed" ProgID="Equation.DSMT4" ShapeID="_x0000_i1068" DrawAspect="Content" ObjectID="_1842502216" r:id="rId95"/>
         </w:object>
       </w:r>
       <w:r>
@@ -1803,9 +1778,9 @@
         </w:rPr>
         <w:object w:dxaOrig="240" w:dyaOrig="279" w14:anchorId="01955E3E">
           <v:shape id="_x0000_i1069" type="#_x0000_t75" style="width:12pt;height:14.25pt" o:ole="">
-            <v:imagedata r:id="rId99" o:title=""/>
-          </v:shape>
-          <o:OLEObject Type="Embed" ProgID="Equation.DSMT4" ShapeID="_x0000_i1069" DrawAspect="Content" ObjectID="_1816794243" r:id="rId100"/>
+            <v:imagedata r:id="rId96" o:title=""/>
+          </v:shape>
+          <o:OLEObject Type="Embed" ProgID="Equation.DSMT4" ShapeID="_x0000_i1069" DrawAspect="Content" ObjectID="_1842502217" r:id="rId97"/>
         </w:object>
       </w:r>
       <w:r>
@@ -1868,9 +1843,9 @@
         </w:rPr>
         <w:object w:dxaOrig="660" w:dyaOrig="279" w14:anchorId="5B862219">
           <v:shape id="_x0000_i1070" type="#_x0000_t75" style="width:33pt;height:14.25pt" o:ole="">
-            <v:imagedata r:id="rId101" o:title=""/>
-          </v:shape>
-          <o:OLEObject Type="Embed" ProgID="Equation.DSMT4" ShapeID="_x0000_i1070" DrawAspect="Content" ObjectID="_1816794244" r:id="rId102"/>
+            <v:imagedata r:id="rId98" o:title=""/>
+          </v:shape>
+          <o:OLEObject Type="Embed" ProgID="Equation.DSMT4" ShapeID="_x0000_i1070" DrawAspect="Content" ObjectID="_1842502218" r:id="rId99"/>
         </w:object>
       </w:r>
       <w:r>
@@ -1891,9 +1866,9 @@
         </w:rPr>
         <w:object w:dxaOrig="639" w:dyaOrig="279" w14:anchorId="3C8345A7">
           <v:shape id="_x0000_i1071" type="#_x0000_t75" style="width:32.25pt;height:14.25pt" o:ole="">
-            <v:imagedata r:id="rId103" o:title=""/>
-          </v:shape>
-          <o:OLEObject Type="Embed" ProgID="Equation.DSMT4" ShapeID="_x0000_i1071" DrawAspect="Content" ObjectID="_1816794245" r:id="rId104"/>
+            <v:imagedata r:id="rId100" o:title=""/>
+          </v:shape>
+          <o:OLEObject Type="Embed" ProgID="Equation.DSMT4" ShapeID="_x0000_i1071" DrawAspect="Content" ObjectID="_1842502219" r:id="rId101"/>
         </w:object>
       </w:r>
       <w:r>
@@ -1970,9 +1945,9 @@
         </w:rPr>
         <w:object w:dxaOrig="240" w:dyaOrig="320" w14:anchorId="6532882E">
           <v:shape id="_x0000_i1072" type="#_x0000_t75" style="width:12pt;height:15.75pt" o:ole="">
-            <v:imagedata r:id="rId105" o:title=""/>
-          </v:shape>
-          <o:OLEObject Type="Embed" ProgID="Equation.DSMT4" ShapeID="_x0000_i1072" DrawAspect="Content" ObjectID="_1816794246" r:id="rId106"/>
+            <v:imagedata r:id="rId102" o:title=""/>
+          </v:shape>
+          <o:OLEObject Type="Embed" ProgID="Equation.DSMT4" ShapeID="_x0000_i1072" DrawAspect="Content" ObjectID="_1842502220" r:id="rId103"/>
         </w:object>
       </w:r>
       <w:r>
@@ -2001,9 +1976,9 @@
         </w:rPr>
         <w:object w:dxaOrig="279" w:dyaOrig="360" w14:anchorId="202030E3">
           <v:shape id="_x0000_i1073" type="#_x0000_t75" style="width:14.25pt;height:18pt" o:ole="">
-            <v:imagedata r:id="rId107" o:title=""/>
-          </v:shape>
-          <o:OLEObject Type="Embed" ProgID="Equation.DSMT4" ShapeID="_x0000_i1073" DrawAspect="Content" ObjectID="_1816794247" r:id="rId108"/>
+            <v:imagedata r:id="rId104" o:title=""/>
+          </v:shape>
+          <o:OLEObject Type="Embed" ProgID="Equation.DSMT4" ShapeID="_x0000_i1073" DrawAspect="Content" ObjectID="_1842502221" r:id="rId105"/>
         </w:object>
       </w:r>
       <w:r>
@@ -2018,9 +1993,9 @@
         </w:rPr>
         <w:object w:dxaOrig="260" w:dyaOrig="220" w14:anchorId="3EBAEE47">
           <v:shape id="_x0000_i1074" type="#_x0000_t75" style="width:12.75pt;height:11.25pt" o:ole="">
-            <v:imagedata r:id="rId109" o:title=""/>
-          </v:shape>
-          <o:OLEObject Type="Embed" ProgID="Equation.DSMT4" ShapeID="_x0000_i1074" DrawAspect="Content" ObjectID="_1816794248" r:id="rId110"/>
+            <v:imagedata r:id="rId106" o:title=""/>
+          </v:shape>
+          <o:OLEObject Type="Embed" ProgID="Equation.DSMT4" ShapeID="_x0000_i1074" DrawAspect="Content" ObjectID="_1842502222" r:id="rId107"/>
         </w:object>
       </w:r>
       <w:r>
@@ -2035,16 +2010,37 @@
         </w:rPr>
         <w:object w:dxaOrig="260" w:dyaOrig="360" w14:anchorId="18C3CDAE">
           <v:shape id="_x0000_i1075" type="#_x0000_t75" style="width:12.75pt;height:18pt" o:ole="">
-            <v:imagedata r:id="rId111" o:title=""/>
-          </v:shape>
-          <o:OLEObject Type="Embed" ProgID="Equation.DSMT4" ShapeID="_x0000_i1075" DrawAspect="Content" ObjectID="_1816794249" r:id="rId112"/>
-        </w:object>
-      </w:r>
-      <w:r>
-        <w:rPr>
-          <w:rFonts w:eastAsia="Aptos" w:cs="Times New Roman"/>
-        </w:rPr>
-        <w:t xml:space="preserve"> executes SHM. The time period of oscillation of charge </w:t>
+            <v:imagedata r:id="rId108" o:title=""/>
+          </v:shape>
+          <o:OLEObject Type="Embed" ProgID="Equation.DSMT4" ShapeID="_x0000_i1075" DrawAspect="Content" ObjectID="_1842502223" r:id="rId109"/>
+        </w:object>
+      </w:r>
+      <w:r>
+        <w:rPr>
+          <w:rFonts w:eastAsia="Aptos" w:cs="Times New Roman"/>
+        </w:rPr>
+        <w:t xml:space="preserve"> </w:t>
+      </w:r>
+      <w:r>
+        <w:rPr>
+          <w:rFonts w:eastAsia="Aptos" w:cs="Times New Roman"/>
+        </w:rPr>
+        <w:lastRenderedPageBreak/>
+        <w:t xml:space="preserve">executes SHM. The </w:t>
+      </w:r>
+      <w:proofErr w:type="gramStart"/>
+      <w:r>
+        <w:rPr>
+          <w:rFonts w:eastAsia="Aptos" w:cs="Times New Roman"/>
+        </w:rPr>
+        <w:t>time period</w:t>
+      </w:r>
+      <w:proofErr w:type="gramEnd"/>
+      <w:r>
+        <w:rPr>
+          <w:rFonts w:eastAsia="Aptos" w:cs="Times New Roman"/>
+        </w:rPr>
+        <w:t xml:space="preserve"> of oscillation of charge </w:t>
       </w:r>
       <w:r>
         <w:rPr>
@@ -2052,9 +2048,9 @@
         </w:rPr>
         <w:object w:dxaOrig="260" w:dyaOrig="360" w14:anchorId="4EF8F1FA">
           <v:shape id="_x0000_i1076" type="#_x0000_t75" style="width:12.75pt;height:18pt" o:ole="">
-            <v:imagedata r:id="rId113" o:title=""/>
-          </v:shape>
-          <o:OLEObject Type="Embed" ProgID="Equation.DSMT4" ShapeID="_x0000_i1076" DrawAspect="Content" ObjectID="_1816794250" r:id="rId114"/>
+            <v:imagedata r:id="rId110" o:title=""/>
+          </v:shape>
+          <o:OLEObject Type="Embed" ProgID="Equation.DSMT4" ShapeID="_x0000_i1076" DrawAspect="Content" ObjectID="_1842502224" r:id="rId111"/>
         </w:object>
       </w:r>
       <w:r>
@@ -2099,9 +2095,9 @@
         </w:rPr>
         <w:object w:dxaOrig="1240" w:dyaOrig="800" w14:anchorId="1A9FC4EC">
           <v:shape id="_x0000_i1077" type="#_x0000_t75" style="width:62.25pt;height:39.75pt" o:ole="">
-            <v:imagedata r:id="rId115" o:title=""/>
-          </v:shape>
-          <o:OLEObject Type="Embed" ProgID="Equation.DSMT4" ShapeID="_x0000_i1077" DrawAspect="Content" ObjectID="_1816794251" r:id="rId116"/>
+            <v:imagedata r:id="rId112" o:title=""/>
+          </v:shape>
+          <o:OLEObject Type="Embed" ProgID="Equation.DSMT4" ShapeID="_x0000_i1077" DrawAspect="Content" ObjectID="_1842502225" r:id="rId113"/>
         </w:object>
       </w:r>
       <w:r>
@@ -2122,9 +2118,9 @@
         </w:rPr>
         <w:object w:dxaOrig="1240" w:dyaOrig="760" w14:anchorId="457F0339">
           <v:shape id="_x0000_i1078" type="#_x0000_t75" style="width:62.25pt;height:38.25pt" o:ole="">
-            <v:imagedata r:id="rId117" o:title=""/>
-          </v:shape>
-          <o:OLEObject Type="Embed" ProgID="Equation.DSMT4" ShapeID="_x0000_i1078" DrawAspect="Content" ObjectID="_1816794252" r:id="rId118"/>
+            <v:imagedata r:id="rId114" o:title=""/>
+          </v:shape>
+          <o:OLEObject Type="Embed" ProgID="Equation.DSMT4" ShapeID="_x0000_i1078" DrawAspect="Content" ObjectID="_1842502226" r:id="rId115"/>
         </w:object>
       </w:r>
       <w:r>
@@ -2145,9 +2141,9 @@
         </w:rPr>
         <w:object w:dxaOrig="1240" w:dyaOrig="800" w14:anchorId="15CFB219">
           <v:shape id="_x0000_i1079" type="#_x0000_t75" style="width:62.25pt;height:39.75pt" o:ole="">
-            <v:imagedata r:id="rId119" o:title=""/>
-          </v:shape>
-          <o:OLEObject Type="Embed" ProgID="Equation.DSMT4" ShapeID="_x0000_i1079" DrawAspect="Content" ObjectID="_1816794253" r:id="rId120"/>
+            <v:imagedata r:id="rId116" o:title=""/>
+          </v:shape>
+          <o:OLEObject Type="Embed" ProgID="Equation.DSMT4" ShapeID="_x0000_i1079" DrawAspect="Content" ObjectID="_1842502227" r:id="rId117"/>
         </w:object>
       </w:r>
       <w:r>
@@ -2168,9 +2164,9 @@
         </w:rPr>
         <w:object w:dxaOrig="1200" w:dyaOrig="800" w14:anchorId="073EEAD4">
           <v:shape id="_x0000_i1080" type="#_x0000_t75" style="width:60pt;height:39.75pt" o:ole="">
-            <v:imagedata r:id="rId121" o:title=""/>
-          </v:shape>
-          <o:OLEObject Type="Embed" ProgID="Equation.DSMT4" ShapeID="_x0000_i1080" DrawAspect="Content" ObjectID="_1816794254" r:id="rId122"/>
+            <v:imagedata r:id="rId118" o:title=""/>
+          </v:shape>
+          <o:OLEObject Type="Embed" ProgID="Equation.DSMT4" ShapeID="_x0000_i1080" DrawAspect="Content" ObjectID="_1842502228" r:id="rId119"/>
         </w:object>
       </w:r>
     </w:p>
@@ -2211,9 +2207,9 @@
         </w:rPr>
         <w:object w:dxaOrig="520" w:dyaOrig="320" w14:anchorId="6B034A93">
           <v:shape id="_x0000_i1081" type="#_x0000_t75" style="width:26.25pt;height:15.75pt" o:ole="">
-            <v:imagedata r:id="rId123" o:title=""/>
-          </v:shape>
-          <o:OLEObject Type="Embed" ProgID="Equation.DSMT4" ShapeID="_x0000_i1081" DrawAspect="Content" ObjectID="_1816794255" r:id="rId124"/>
+            <v:imagedata r:id="rId120" o:title=""/>
+          </v:shape>
+          <o:OLEObject Type="Embed" ProgID="Equation.DSMT4" ShapeID="_x0000_i1081" DrawAspect="Content" ObjectID="_1842502229" r:id="rId121"/>
         </w:object>
       </w:r>
       <w:r>
@@ -2258,9 +2254,9 @@
         </w:rPr>
         <w:object w:dxaOrig="460" w:dyaOrig="320" w14:anchorId="751DF01A">
           <v:shape id="_x0000_i1082" type="#_x0000_t75" style="width:23.25pt;height:15.75pt" o:ole="">
-            <v:imagedata r:id="rId125" o:title=""/>
-          </v:shape>
-          <o:OLEObject Type="Embed" ProgID="Equation.DSMT4" ShapeID="_x0000_i1082" DrawAspect="Content" ObjectID="_1816794256" r:id="rId126"/>
+            <v:imagedata r:id="rId122" o:title=""/>
+          </v:shape>
+          <o:OLEObject Type="Embed" ProgID="Equation.DSMT4" ShapeID="_x0000_i1082" DrawAspect="Content" ObjectID="_1842502230" r:id="rId123"/>
         </w:object>
       </w:r>
       <w:r>
@@ -2275,9 +2271,9 @@
         </w:rPr>
         <w:object w:dxaOrig="499" w:dyaOrig="320" w14:anchorId="2467E8B8">
           <v:shape id="_x0000_i1083" type="#_x0000_t75" style="width:24.75pt;height:15.75pt" o:ole="">
-            <v:imagedata r:id="rId127" o:title=""/>
-          </v:shape>
-          <o:OLEObject Type="Embed" ProgID="Equation.DSMT4" ShapeID="_x0000_i1083" DrawAspect="Content" ObjectID="_1816794257" r:id="rId128"/>
+            <v:imagedata r:id="rId124" o:title=""/>
+          </v:shape>
+          <o:OLEObject Type="Embed" ProgID="Equation.DSMT4" ShapeID="_x0000_i1083" DrawAspect="Content" ObjectID="_1842502231" r:id="rId125"/>
         </w:object>
       </w:r>
       <w:r>
@@ -2298,9 +2294,9 @@
         </w:rPr>
         <w:object w:dxaOrig="520" w:dyaOrig="320" w14:anchorId="1A989C3C">
           <v:shape id="_x0000_i1084" type="#_x0000_t75" style="width:26.25pt;height:15.75pt" o:ole="">
-            <v:imagedata r:id="rId129" o:title=""/>
-          </v:shape>
-          <o:OLEObject Type="Embed" ProgID="Equation.DSMT4" ShapeID="_x0000_i1084" DrawAspect="Content" ObjectID="_1816794258" r:id="rId130"/>
+            <v:imagedata r:id="rId126" o:title=""/>
+          </v:shape>
+          <o:OLEObject Type="Embed" ProgID="Equation.DSMT4" ShapeID="_x0000_i1084" DrawAspect="Content" ObjectID="_1842502232" r:id="rId127"/>
         </w:object>
       </w:r>
       <w:r>
@@ -2315,9 +2311,9 @@
         </w:rPr>
         <w:object w:dxaOrig="520" w:dyaOrig="320" w14:anchorId="048FF895">
           <v:shape id="_x0000_i1085" type="#_x0000_t75" style="width:26.25pt;height:15.75pt" o:ole="">
-            <v:imagedata r:id="rId131" o:title=""/>
-          </v:shape>
-          <o:OLEObject Type="Embed" ProgID="Equation.DSMT4" ShapeID="_x0000_i1085" DrawAspect="Content" ObjectID="_1816794259" r:id="rId132"/>
+            <v:imagedata r:id="rId128" o:title=""/>
+          </v:shape>
+          <o:OLEObject Type="Embed" ProgID="Equation.DSMT4" ShapeID="_x0000_i1085" DrawAspect="Content" ObjectID="_1842502233" r:id="rId129"/>
         </w:object>
       </w:r>
       <w:r>
@@ -2344,9 +2340,9 @@
         </w:rPr>
         <w:object w:dxaOrig="520" w:dyaOrig="320" w14:anchorId="50C1FAFB">
           <v:shape id="_x0000_i1086" type="#_x0000_t75" style="width:26.25pt;height:15.75pt" o:ole="">
-            <v:imagedata r:id="rId133" o:title=""/>
-          </v:shape>
-          <o:OLEObject Type="Embed" ProgID="Equation.DSMT4" ShapeID="_x0000_i1086" DrawAspect="Content" ObjectID="_1816794260" r:id="rId134"/>
+            <v:imagedata r:id="rId130" o:title=""/>
+          </v:shape>
+          <o:OLEObject Type="Embed" ProgID="Equation.DSMT4" ShapeID="_x0000_i1086" DrawAspect="Content" ObjectID="_1842502234" r:id="rId131"/>
         </w:object>
       </w:r>
       <w:r>
@@ -2367,9 +2363,9 @@
         </w:rPr>
         <w:object w:dxaOrig="660" w:dyaOrig="320" w14:anchorId="330BD4D7">
           <v:shape id="_x0000_i1087" type="#_x0000_t75" style="width:33pt;height:15.75pt" o:ole="">
-            <v:imagedata r:id="rId135" o:title=""/>
-          </v:shape>
-          <o:OLEObject Type="Embed" ProgID="Equation.DSMT4" ShapeID="_x0000_i1087" DrawAspect="Content" ObjectID="_1816794261" r:id="rId136"/>
+            <v:imagedata r:id="rId132" o:title=""/>
+          </v:shape>
+          <o:OLEObject Type="Embed" ProgID="Equation.DSMT4" ShapeID="_x0000_i1087" DrawAspect="Content" ObjectID="_1842502235" r:id="rId133"/>
         </w:object>
       </w:r>
       <w:r>
@@ -2384,9 +2380,9 @@
         </w:rPr>
         <w:object w:dxaOrig="680" w:dyaOrig="320" w14:anchorId="33A6A5AC">
           <v:shape id="_x0000_i1088" type="#_x0000_t75" style="width:33.75pt;height:15.75pt" o:ole="">
-            <v:imagedata r:id="rId137" o:title=""/>
-          </v:shape>
-          <o:OLEObject Type="Embed" ProgID="Equation.DSMT4" ShapeID="_x0000_i1088" DrawAspect="Content" ObjectID="_1816794262" r:id="rId138"/>
+            <v:imagedata r:id="rId134" o:title=""/>
+          </v:shape>
+          <o:OLEObject Type="Embed" ProgID="Equation.DSMT4" ShapeID="_x0000_i1088" DrawAspect="Content" ObjectID="_1842502236" r:id="rId135"/>
         </w:object>
       </w:r>
     </w:p>
@@ -2427,9 +2423,9 @@
         </w:rPr>
         <w:object w:dxaOrig="240" w:dyaOrig="320" w14:anchorId="75E0753C">
           <v:shape id="_x0000_i1089" type="#_x0000_t75" style="width:12pt;height:15.75pt" o:ole="">
-            <v:imagedata r:id="rId139" o:title=""/>
-          </v:shape>
-          <o:OLEObject Type="Embed" ProgID="Equation.DSMT4" ShapeID="_x0000_i1089" DrawAspect="Content" ObjectID="_1816794263" r:id="rId140"/>
+            <v:imagedata r:id="rId136" o:title=""/>
+          </v:shape>
+          <o:OLEObject Type="Embed" ProgID="Equation.DSMT4" ShapeID="_x0000_i1089" DrawAspect="Content" ObjectID="_1842502237" r:id="rId137"/>
         </w:object>
       </w:r>
       <w:r>
@@ -2444,9 +2440,9 @@
         </w:rPr>
         <w:object w:dxaOrig="220" w:dyaOrig="279" w14:anchorId="7075D760">
           <v:shape id="_x0000_i1090" type="#_x0000_t75" style="width:11.25pt;height:14.25pt" o:ole="">
-            <v:imagedata r:id="rId141" o:title=""/>
-          </v:shape>
-          <o:OLEObject Type="Embed" ProgID="Equation.DSMT4" ShapeID="_x0000_i1090" DrawAspect="Content" ObjectID="_1816794264" r:id="rId142"/>
+            <v:imagedata r:id="rId138" o:title=""/>
+          </v:shape>
+          <o:OLEObject Type="Embed" ProgID="Equation.DSMT4" ShapeID="_x0000_i1090" DrawAspect="Content" ObjectID="_1842502238" r:id="rId139"/>
         </w:object>
       </w:r>
       <w:r>
@@ -2461,9 +2457,9 @@
         </w:rPr>
         <w:object w:dxaOrig="200" w:dyaOrig="260" w14:anchorId="007DB0EA">
           <v:shape id="_x0000_i1091" type="#_x0000_t75" style="width:9.75pt;height:12.75pt" o:ole="">
-            <v:imagedata r:id="rId143" o:title=""/>
-          </v:shape>
-          <o:OLEObject Type="Embed" ProgID="Equation.DSMT4" ShapeID="_x0000_i1091" DrawAspect="Content" ObjectID="_1816794265" r:id="rId144"/>
+            <v:imagedata r:id="rId140" o:title=""/>
+          </v:shape>
+          <o:OLEObject Type="Embed" ProgID="Equation.DSMT4" ShapeID="_x0000_i1091" DrawAspect="Content" ObjectID="_1842502239" r:id="rId141"/>
         </w:object>
       </w:r>
       <w:r>
@@ -2478,9 +2474,9 @@
         </w:rPr>
         <w:object w:dxaOrig="200" w:dyaOrig="220" w14:anchorId="0075E78A">
           <v:shape id="_x0000_i1092" type="#_x0000_t75" style="width:9.75pt;height:11.25pt" o:ole="">
-            <v:imagedata r:id="rId145" o:title=""/>
-          </v:shape>
-          <o:OLEObject Type="Embed" ProgID="Equation.DSMT4" ShapeID="_x0000_i1092" DrawAspect="Content" ObjectID="_1816794266" r:id="rId146"/>
+            <v:imagedata r:id="rId142" o:title=""/>
+          </v:shape>
+          <o:OLEObject Type="Embed" ProgID="Equation.DSMT4" ShapeID="_x0000_i1092" DrawAspect="Content" ObjectID="_1842502240" r:id="rId143"/>
         </w:object>
       </w:r>
       <w:r>
@@ -2495,9 +2491,9 @@
         </w:rPr>
         <w:object w:dxaOrig="200" w:dyaOrig="260" w14:anchorId="44DA8A08">
           <v:shape id="_x0000_i1093" type="#_x0000_t75" style="width:9.75pt;height:12.75pt" o:ole="">
-            <v:imagedata r:id="rId147" o:title=""/>
-          </v:shape>
-          <o:OLEObject Type="Embed" ProgID="Equation.DSMT4" ShapeID="_x0000_i1093" DrawAspect="Content" ObjectID="_1816794267" r:id="rId148"/>
+            <v:imagedata r:id="rId144" o:title=""/>
+          </v:shape>
+          <o:OLEObject Type="Embed" ProgID="Equation.DSMT4" ShapeID="_x0000_i1093" DrawAspect="Content" ObjectID="_1842502241" r:id="rId145"/>
         </w:object>
       </w:r>
       <w:r>
@@ -2542,9 +2538,9 @@
         </w:rPr>
         <w:object w:dxaOrig="580" w:dyaOrig="279" w14:anchorId="3C55848F">
           <v:shape id="_x0000_i1094" type="#_x0000_t75" style="width:29.25pt;height:14.25pt" o:ole="">
-            <v:imagedata r:id="rId149" o:title=""/>
-          </v:shape>
-          <o:OLEObject Type="Embed" ProgID="Equation.DSMT4" ShapeID="_x0000_i1094" DrawAspect="Content" ObjectID="_1816794268" r:id="rId150"/>
+            <v:imagedata r:id="rId146" o:title=""/>
+          </v:shape>
+          <o:OLEObject Type="Embed" ProgID="Equation.DSMT4" ShapeID="_x0000_i1094" DrawAspect="Content" ObjectID="_1842502242" r:id="rId147"/>
         </w:object>
       </w:r>
       <w:r>
@@ -2565,9 +2561,9 @@
         </w:rPr>
         <w:object w:dxaOrig="620" w:dyaOrig="620" w14:anchorId="682BEF36">
           <v:shape id="_x0000_i1095" type="#_x0000_t75" style="width:30.75pt;height:30.75pt" o:ole="">
-            <v:imagedata r:id="rId151" o:title=""/>
-          </v:shape>
-          <o:OLEObject Type="Embed" ProgID="Equation.DSMT4" ShapeID="_x0000_i1095" DrawAspect="Content" ObjectID="_1816794269" r:id="rId152"/>
+            <v:imagedata r:id="rId148" o:title=""/>
+          </v:shape>
+          <o:OLEObject Type="Embed" ProgID="Equation.DSMT4" ShapeID="_x0000_i1095" DrawAspect="Content" ObjectID="_1842502243" r:id="rId149"/>
         </w:object>
       </w:r>
       <w:r>
@@ -2588,9 +2584,9 @@
         </w:rPr>
         <w:object w:dxaOrig="780" w:dyaOrig="660" w14:anchorId="4F98437F">
           <v:shape id="_x0000_i1096" type="#_x0000_t75" style="width:39pt;height:33pt" o:ole="">
-            <v:imagedata r:id="rId153" o:title=""/>
-          </v:shape>
-          <o:OLEObject Type="Embed" ProgID="Equation.DSMT4" ShapeID="_x0000_i1096" DrawAspect="Content" ObjectID="_1816794270" r:id="rId154"/>
+            <v:imagedata r:id="rId150" o:title=""/>
+          </v:shape>
+          <o:OLEObject Type="Embed" ProgID="Equation.DSMT4" ShapeID="_x0000_i1096" DrawAspect="Content" ObjectID="_1842502244" r:id="rId151"/>
         </w:object>
       </w:r>
       <w:r>
@@ -2611,9 +2607,9 @@
         </w:rPr>
         <w:object w:dxaOrig="900" w:dyaOrig="660" w14:anchorId="71A3DBFE">
           <v:shape id="_x0000_i1097" type="#_x0000_t75" style="width:45pt;height:33pt" o:ole="">
-            <v:imagedata r:id="rId155" o:title=""/>
-          </v:shape>
-          <o:OLEObject Type="Embed" ProgID="Equation.DSMT4" ShapeID="_x0000_i1097" DrawAspect="Content" ObjectID="_1816794271" r:id="rId156"/>
+            <v:imagedata r:id="rId152" o:title=""/>
+          </v:shape>
+          <o:OLEObject Type="Embed" ProgID="Equation.DSMT4" ShapeID="_x0000_i1097" DrawAspect="Content" ObjectID="_1842502245" r:id="rId153"/>
         </w:object>
       </w:r>
     </w:p>
@@ -2707,7 +2703,7 @@
                     </pic:cNvPicPr>
                   </pic:nvPicPr>
                   <pic:blipFill>
-                    <a:blip r:embed="rId157">
+                    <a:blip r:embed="rId154">
                       <a:extLst>
                         <a:ext uri="{28A0092B-C50C-407E-A947-70E740481C1C}">
                           <a14:useLocalDpi xmlns:a14="http://schemas.microsoft.com/office/drawing/2010/main" val="0"/>
@@ -2756,9 +2752,9 @@
         </w:rPr>
         <w:object w:dxaOrig="360" w:dyaOrig="279" w14:anchorId="53EBE94D">
           <v:shape id="_x0000_i1098" type="#_x0000_t75" style="width:18pt;height:14.25pt" o:ole="">
-            <v:imagedata r:id="rId158" o:title=""/>
-          </v:shape>
-          <o:OLEObject Type="Embed" ProgID="Equation.DSMT4" ShapeID="_x0000_i1098" DrawAspect="Content" ObjectID="_1816794272" r:id="rId159"/>
+            <v:imagedata r:id="rId155" o:title=""/>
+          </v:shape>
+          <o:OLEObject Type="Embed" ProgID="Equation.DSMT4" ShapeID="_x0000_i1098" DrawAspect="Content" ObjectID="_1842502246" r:id="rId156"/>
         </w:object>
       </w:r>
       <w:r>
@@ -2779,9 +2775,9 @@
         </w:rPr>
         <w:object w:dxaOrig="400" w:dyaOrig="279" w14:anchorId="0BBFD824">
           <v:shape id="_x0000_i1099" type="#_x0000_t75" style="width:20.25pt;height:14.25pt" o:ole="">
-            <v:imagedata r:id="rId160" o:title=""/>
-          </v:shape>
-          <o:OLEObject Type="Embed" ProgID="Equation.DSMT4" ShapeID="_x0000_i1099" DrawAspect="Content" ObjectID="_1816794273" r:id="rId161"/>
+            <v:imagedata r:id="rId157" o:title=""/>
+          </v:shape>
+          <o:OLEObject Type="Embed" ProgID="Equation.DSMT4" ShapeID="_x0000_i1099" DrawAspect="Content" ObjectID="_1842502247" r:id="rId158"/>
         </w:object>
       </w:r>
       <w:r>
@@ -2802,9 +2798,9 @@
         </w:rPr>
         <w:object w:dxaOrig="620" w:dyaOrig="360" w14:anchorId="6DC1850D">
           <v:shape id="_x0000_i1100" type="#_x0000_t75" style="width:30.75pt;height:18pt" o:ole="">
-            <v:imagedata r:id="rId162" o:title=""/>
-          </v:shape>
-          <o:OLEObject Type="Embed" ProgID="Equation.DSMT4" ShapeID="_x0000_i1100" DrawAspect="Content" ObjectID="_1816794274" r:id="rId163"/>
+            <v:imagedata r:id="rId159" o:title=""/>
+          </v:shape>
+          <o:OLEObject Type="Embed" ProgID="Equation.DSMT4" ShapeID="_x0000_i1100" DrawAspect="Content" ObjectID="_1842502248" r:id="rId160"/>
         </w:object>
       </w:r>
       <w:r>
@@ -2825,9 +2821,9 @@
         </w:rPr>
         <w:object w:dxaOrig="580" w:dyaOrig="360" w14:anchorId="2E4A4606">
           <v:shape id="_x0000_i1101" type="#_x0000_t75" style="width:29.25pt;height:18pt" o:ole="">
-            <v:imagedata r:id="rId164" o:title=""/>
-          </v:shape>
-          <o:OLEObject Type="Embed" ProgID="Equation.DSMT4" ShapeID="_x0000_i1101" DrawAspect="Content" ObjectID="_1816794275" r:id="rId165"/>
+            <v:imagedata r:id="rId161" o:title=""/>
+          </v:shape>
+          <o:OLEObject Type="Embed" ProgID="Equation.DSMT4" ShapeID="_x0000_i1101" DrawAspect="Content" ObjectID="_1842502249" r:id="rId162"/>
         </w:object>
       </w:r>
     </w:p>
@@ -2868,9 +2864,9 @@
         </w:rPr>
         <w:object w:dxaOrig="499" w:dyaOrig="320" w14:anchorId="07A916BE">
           <v:shape id="_x0000_i1102" type="#_x0000_t75" style="width:24.75pt;height:15.75pt" o:ole="">
-            <v:imagedata r:id="rId166" o:title=""/>
-          </v:shape>
-          <o:OLEObject Type="Embed" ProgID="Equation.DSMT4" ShapeID="_x0000_i1102" DrawAspect="Content" ObjectID="_1816794276" r:id="rId167"/>
+            <v:imagedata r:id="rId163" o:title=""/>
+          </v:shape>
+          <o:OLEObject Type="Embed" ProgID="Equation.DSMT4" ShapeID="_x0000_i1102" DrawAspect="Content" ObjectID="_1842502250" r:id="rId164"/>
         </w:object>
       </w:r>
       <w:r>
@@ -2915,9 +2911,9 @@
         </w:rPr>
         <w:object w:dxaOrig="400" w:dyaOrig="279" w14:anchorId="2748FACE">
           <v:shape id="_x0000_i1103" type="#_x0000_t75" style="width:20.25pt;height:14.25pt" o:ole="">
-            <v:imagedata r:id="rId168" o:title=""/>
-          </v:shape>
-          <o:OLEObject Type="Embed" ProgID="Equation.DSMT4" ShapeID="_x0000_i1103" DrawAspect="Content" ObjectID="_1816794277" r:id="rId169"/>
+            <v:imagedata r:id="rId165" o:title=""/>
+          </v:shape>
+          <o:OLEObject Type="Embed" ProgID="Equation.DSMT4" ShapeID="_x0000_i1103" DrawAspect="Content" ObjectID="_1842502251" r:id="rId166"/>
         </w:object>
       </w:r>
       <w:r>
@@ -2938,9 +2934,9 @@
         </w:rPr>
         <w:object w:dxaOrig="400" w:dyaOrig="279" w14:anchorId="438DB58B">
           <v:shape id="_x0000_i1104" type="#_x0000_t75" style="width:20.25pt;height:14.25pt" o:ole="">
-            <v:imagedata r:id="rId170" o:title=""/>
-          </v:shape>
-          <o:OLEObject Type="Embed" ProgID="Equation.DSMT4" ShapeID="_x0000_i1104" DrawAspect="Content" ObjectID="_1816794278" r:id="rId171"/>
+            <v:imagedata r:id="rId167" o:title=""/>
+          </v:shape>
+          <o:OLEObject Type="Embed" ProgID="Equation.DSMT4" ShapeID="_x0000_i1104" DrawAspect="Content" ObjectID="_1842502252" r:id="rId168"/>
         </w:object>
       </w:r>
       <w:r>
@@ -2961,9 +2957,9 @@
         </w:rPr>
         <w:object w:dxaOrig="400" w:dyaOrig="279" w14:anchorId="3F3F0932">
           <v:shape id="_x0000_i1105" type="#_x0000_t75" style="width:20.25pt;height:14.25pt" o:ole="">
-            <v:imagedata r:id="rId172" o:title=""/>
-          </v:shape>
-          <o:OLEObject Type="Embed" ProgID="Equation.DSMT4" ShapeID="_x0000_i1105" DrawAspect="Content" ObjectID="_1816794279" r:id="rId173"/>
+            <v:imagedata r:id="rId169" o:title=""/>
+          </v:shape>
+          <o:OLEObject Type="Embed" ProgID="Equation.DSMT4" ShapeID="_x0000_i1105" DrawAspect="Content" ObjectID="_1842502253" r:id="rId170"/>
         </w:object>
       </w:r>
       <w:r>
@@ -2984,9 +2980,9 @@
         </w:rPr>
         <w:object w:dxaOrig="400" w:dyaOrig="279" w14:anchorId="2D61DE78">
           <v:shape id="_x0000_i1106" type="#_x0000_t75" style="width:20.25pt;height:14.25pt" o:ole="">
-            <v:imagedata r:id="rId174" o:title=""/>
-          </v:shape>
-          <o:OLEObject Type="Embed" ProgID="Equation.DSMT4" ShapeID="_x0000_i1106" DrawAspect="Content" ObjectID="_1816794280" r:id="rId175"/>
+            <v:imagedata r:id="rId171" o:title=""/>
+          </v:shape>
+          <o:OLEObject Type="Embed" ProgID="Equation.DSMT4" ShapeID="_x0000_i1106" DrawAspect="Content" ObjectID="_1842502254" r:id="rId172"/>
         </w:object>
       </w:r>
     </w:p>
@@ -3041,9 +3037,9 @@
         </w:rPr>
         <w:object w:dxaOrig="1120" w:dyaOrig="320" w14:anchorId="7E7363AA">
           <v:shape id="_x0000_i1107" type="#_x0000_t75" style="width:56.25pt;height:15.75pt" o:ole="">
-            <v:imagedata r:id="rId176" o:title=""/>
-          </v:shape>
-          <o:OLEObject Type="Embed" ProgID="Equation.DSMT4" ShapeID="_x0000_i1107" DrawAspect="Content" ObjectID="_1816794281" r:id="rId177"/>
+            <v:imagedata r:id="rId173" o:title=""/>
+          </v:shape>
+          <o:OLEObject Type="Embed" ProgID="Equation.DSMT4" ShapeID="_x0000_i1107" DrawAspect="Content" ObjectID="_1842502255" r:id="rId174"/>
         </w:object>
       </w:r>
       <w:r>
@@ -3058,9 +3054,9 @@
         </w:rPr>
         <w:object w:dxaOrig="220" w:dyaOrig="260" w14:anchorId="61BE7924">
           <v:shape id="_x0000_i1108" type="#_x0000_t75" style="width:11.25pt;height:12.75pt" o:ole="">
-            <v:imagedata r:id="rId178" o:title=""/>
-          </v:shape>
-          <o:OLEObject Type="Embed" ProgID="Equation.DSMT4" ShapeID="_x0000_i1108" DrawAspect="Content" ObjectID="_1816794282" r:id="rId179"/>
+            <v:imagedata r:id="rId175" o:title=""/>
+          </v:shape>
+          <o:OLEObject Type="Embed" ProgID="Equation.DSMT4" ShapeID="_x0000_i1108" DrawAspect="Content" ObjectID="_1842502256" r:id="rId176"/>
         </w:object>
       </w:r>
       <w:r>
@@ -3089,9 +3085,9 @@
         </w:rPr>
         <w:object w:dxaOrig="220" w:dyaOrig="260" w14:anchorId="19863FB2">
           <v:shape id="_x0000_i1109" type="#_x0000_t75" style="width:11.25pt;height:12.75pt" o:ole="">
-            <v:imagedata r:id="rId180" o:title=""/>
-          </v:shape>
-          <o:OLEObject Type="Embed" ProgID="Equation.DSMT4" ShapeID="_x0000_i1109" DrawAspect="Content" ObjectID="_1816794283" r:id="rId181"/>
+            <v:imagedata r:id="rId177" o:title=""/>
+          </v:shape>
+          <o:OLEObject Type="Embed" ProgID="Equation.DSMT4" ShapeID="_x0000_i1109" DrawAspect="Content" ObjectID="_1842502257" r:id="rId178"/>
         </w:object>
       </w:r>
       <w:r>
@@ -3131,9 +3127,9 @@
         </w:rPr>
         <w:object w:dxaOrig="1160" w:dyaOrig="360" w14:anchorId="0D056BB7">
           <v:shape id="_x0000_i1110" type="#_x0000_t75" style="width:57.75pt;height:18pt" o:ole="">
-            <v:imagedata r:id="rId182" o:title=""/>
-          </v:shape>
-          <o:OLEObject Type="Embed" ProgID="Equation.DSMT4" ShapeID="_x0000_i1110" DrawAspect="Content" ObjectID="_1816794284" r:id="rId183"/>
+            <v:imagedata r:id="rId179" o:title=""/>
+          </v:shape>
+          <o:OLEObject Type="Embed" ProgID="Equation.DSMT4" ShapeID="_x0000_i1110" DrawAspect="Content" ObjectID="_1842502258" r:id="rId180"/>
         </w:object>
       </w:r>
       <w:r>
@@ -3252,9 +3248,9 @@
         </w:rPr>
         <w:object w:dxaOrig="240" w:dyaOrig="260" w14:anchorId="00AC1F54">
           <v:shape id="_x0000_i1111" type="#_x0000_t75" style="width:12pt;height:12.75pt" o:ole="">
-            <v:imagedata r:id="rId184" o:title=""/>
-          </v:shape>
-          <o:OLEObject Type="Embed" ProgID="Equation.DSMT4" ShapeID="_x0000_i1111" DrawAspect="Content" ObjectID="_1816794285" r:id="rId185"/>
+            <v:imagedata r:id="rId181" o:title=""/>
+          </v:shape>
+          <o:OLEObject Type="Embed" ProgID="Equation.DSMT4" ShapeID="_x0000_i1111" DrawAspect="Content" ObjectID="_1842502259" r:id="rId182"/>
         </w:object>
       </w:r>
       <w:r>
@@ -3269,9 +3265,9 @@
         </w:rPr>
         <w:object w:dxaOrig="240" w:dyaOrig="260" w14:anchorId="1C237264">
           <v:shape id="_x0000_i1112" type="#_x0000_t75" style="width:12pt;height:12.75pt" o:ole="">
-            <v:imagedata r:id="rId186" o:title=""/>
-          </v:shape>
-          <o:OLEObject Type="Embed" ProgID="Equation.DSMT4" ShapeID="_x0000_i1112" DrawAspect="Content" ObjectID="_1816794286" r:id="rId187"/>
+            <v:imagedata r:id="rId183" o:title=""/>
+          </v:shape>
+          <o:OLEObject Type="Embed" ProgID="Equation.DSMT4" ShapeID="_x0000_i1112" DrawAspect="Content" ObjectID="_1842502260" r:id="rId184"/>
         </w:object>
       </w:r>
       <w:r>
@@ -3286,9 +3282,9 @@
         </w:rPr>
         <w:object w:dxaOrig="639" w:dyaOrig="320" w14:anchorId="66C005B6">
           <v:shape id="_x0000_i1113" type="#_x0000_t75" style="width:32.25pt;height:15.75pt" o:ole="">
-            <v:imagedata r:id="rId188" o:title=""/>
-          </v:shape>
-          <o:OLEObject Type="Embed" ProgID="Equation.DSMT4" ShapeID="_x0000_i1113" DrawAspect="Content" ObjectID="_1816794287" r:id="rId189"/>
+            <v:imagedata r:id="rId185" o:title=""/>
+          </v:shape>
+          <o:OLEObject Type="Embed" ProgID="Equation.DSMT4" ShapeID="_x0000_i1113" DrawAspect="Content" ObjectID="_1842502261" r:id="rId186"/>
         </w:object>
       </w:r>
       <w:r>
@@ -3303,9 +3299,9 @@
         </w:rPr>
         <w:object w:dxaOrig="660" w:dyaOrig="320" w14:anchorId="1D1573FB">
           <v:shape id="_x0000_i1114" type="#_x0000_t75" style="width:33pt;height:15.75pt" o:ole="">
-            <v:imagedata r:id="rId190" o:title=""/>
-          </v:shape>
-          <o:OLEObject Type="Embed" ProgID="Equation.DSMT4" ShapeID="_x0000_i1114" DrawAspect="Content" ObjectID="_1816794288" r:id="rId191"/>
+            <v:imagedata r:id="rId187" o:title=""/>
+          </v:shape>
+          <o:OLEObject Type="Embed" ProgID="Equation.DSMT4" ShapeID="_x0000_i1114" DrawAspect="Content" ObjectID="_1842502262" r:id="rId188"/>
         </w:object>
       </w:r>
       <w:r>
@@ -3376,7 +3372,7 @@
                     <pic:cNvPicPr/>
                   </pic:nvPicPr>
                   <pic:blipFill>
-                    <a:blip r:embed="rId192"/>
+                    <a:blip r:embed="rId189"/>
                     <a:stretch>
                       <a:fillRect/>
                     </a:stretch>
@@ -3420,9 +3416,9 @@
         </w:rPr>
         <w:object w:dxaOrig="639" w:dyaOrig="320" w14:anchorId="3C418C6A">
           <v:shape id="_x0000_i1115" type="#_x0000_t75" style="width:32.25pt;height:15.75pt" o:ole="">
-            <v:imagedata r:id="rId193" o:title=""/>
-          </v:shape>
-          <o:OLEObject Type="Embed" ProgID="Equation.DSMT4" ShapeID="_x0000_i1115" DrawAspect="Content" ObjectID="_1816794289" r:id="rId194"/>
+            <v:imagedata r:id="rId190" o:title=""/>
+          </v:shape>
+          <o:OLEObject Type="Embed" ProgID="Equation.DSMT4" ShapeID="_x0000_i1115" DrawAspect="Content" ObjectID="_1842502263" r:id="rId191"/>
         </w:object>
       </w:r>
       <w:r>
@@ -3455,9 +3451,9 @@
         </w:rPr>
         <w:object w:dxaOrig="639" w:dyaOrig="320" w14:anchorId="5C8CBC24">
           <v:shape id="_x0000_i1116" type="#_x0000_t75" style="width:32.25pt;height:15.75pt" o:ole="">
-            <v:imagedata r:id="rId195" o:title=""/>
-          </v:shape>
-          <o:OLEObject Type="Embed" ProgID="Equation.DSMT4" ShapeID="_x0000_i1116" DrawAspect="Content" ObjectID="_1816794290" r:id="rId196"/>
+            <v:imagedata r:id="rId192" o:title=""/>
+          </v:shape>
+          <o:OLEObject Type="Embed" ProgID="Equation.DSMT4" ShapeID="_x0000_i1116" DrawAspect="Content" ObjectID="_1842502264" r:id="rId193"/>
         </w:object>
       </w:r>
       <w:r>
@@ -3490,9 +3486,9 @@
         </w:rPr>
         <w:object w:dxaOrig="639" w:dyaOrig="320" w14:anchorId="220F01E2">
           <v:shape id="_x0000_i1117" type="#_x0000_t75" style="width:32.25pt;height:15.75pt" o:ole="">
-            <v:imagedata r:id="rId197" o:title=""/>
-          </v:shape>
-          <o:OLEObject Type="Embed" ProgID="Equation.DSMT4" ShapeID="_x0000_i1117" DrawAspect="Content" ObjectID="_1816794291" r:id="rId198"/>
+            <v:imagedata r:id="rId194" o:title=""/>
+          </v:shape>
+          <o:OLEObject Type="Embed" ProgID="Equation.DSMT4" ShapeID="_x0000_i1117" DrawAspect="Content" ObjectID="_1842502265" r:id="rId195"/>
         </w:object>
       </w:r>
       <w:r>
@@ -3537,7 +3533,6 @@
         <w:rPr>
           <w:rFonts w:eastAsia="Aptos" w:cs="Times New Roman"/>
         </w:rPr>
-        <w:lastRenderedPageBreak/>
         <w:t xml:space="preserve">16. </w:t>
       </w:r>
       <w:r>
@@ -3558,9 +3553,9 @@
         </w:rPr>
         <w:object w:dxaOrig="260" w:dyaOrig="220" w14:anchorId="3129E94B">
           <v:shape id="_x0000_i1118" type="#_x0000_t75" style="width:12.75pt;height:11.25pt" o:ole="">
-            <v:imagedata r:id="rId199" o:title=""/>
-          </v:shape>
-          <o:OLEObject Type="Embed" ProgID="Equation.DSMT4" ShapeID="_x0000_i1118" DrawAspect="Content" ObjectID="_1816794292" r:id="rId200"/>
+            <v:imagedata r:id="rId196" o:title=""/>
+          </v:shape>
+          <o:OLEObject Type="Embed" ProgID="Equation.DSMT4" ShapeID="_x0000_i1118" DrawAspect="Content" ObjectID="_1842502266" r:id="rId197"/>
         </w:object>
       </w:r>
       <w:r>
@@ -3575,9 +3570,9 @@
         </w:rPr>
         <w:object w:dxaOrig="200" w:dyaOrig="260" w14:anchorId="60154859">
           <v:shape id="_x0000_i1119" type="#_x0000_t75" style="width:9.75pt;height:12.75pt" o:ole="">
-            <v:imagedata r:id="rId201" o:title=""/>
-          </v:shape>
-          <o:OLEObject Type="Embed" ProgID="Equation.DSMT4" ShapeID="_x0000_i1119" DrawAspect="Content" ObjectID="_1816794293" r:id="rId202"/>
+            <v:imagedata r:id="rId198" o:title=""/>
+          </v:shape>
+          <o:OLEObject Type="Embed" ProgID="Equation.DSMT4" ShapeID="_x0000_i1119" DrawAspect="Content" ObjectID="_1842502267" r:id="rId199"/>
         </w:object>
       </w:r>
       <w:r>
@@ -3592,9 +3587,9 @@
         </w:rPr>
         <w:object w:dxaOrig="139" w:dyaOrig="279" w14:anchorId="0F74082F">
           <v:shape id="_x0000_i1120" type="#_x0000_t75" style="width:6.75pt;height:14.25pt" o:ole="">
-            <v:imagedata r:id="rId203" o:title=""/>
-          </v:shape>
-          <o:OLEObject Type="Embed" ProgID="Equation.DSMT4" ShapeID="_x0000_i1120" DrawAspect="Content" ObjectID="_1816794294" r:id="rId204"/>
+            <v:imagedata r:id="rId200" o:title=""/>
+          </v:shape>
+          <o:OLEObject Type="Embed" ProgID="Equation.DSMT4" ShapeID="_x0000_i1120" DrawAspect="Content" ObjectID="_1842502268" r:id="rId201"/>
         </w:object>
       </w:r>
       <w:r>
@@ -3609,9 +3604,9 @@
         </w:rPr>
         <w:object w:dxaOrig="200" w:dyaOrig="279" w14:anchorId="33784BC7">
           <v:shape id="_x0000_i1121" type="#_x0000_t75" style="width:9.75pt;height:14.25pt" o:ole="">
-            <v:imagedata r:id="rId205" o:title=""/>
-          </v:shape>
-          <o:OLEObject Type="Embed" ProgID="Equation.DSMT4" ShapeID="_x0000_i1121" DrawAspect="Content" ObjectID="_1816794295" r:id="rId206"/>
+            <v:imagedata r:id="rId202" o:title=""/>
+          </v:shape>
+          <o:OLEObject Type="Embed" ProgID="Equation.DSMT4" ShapeID="_x0000_i1121" DrawAspect="Content" ObjectID="_1842502269" r:id="rId203"/>
         </w:object>
       </w:r>
       <w:r>
@@ -3681,9 +3676,9 @@
         </w:rPr>
         <w:object w:dxaOrig="1600" w:dyaOrig="900" w14:anchorId="4C4ABEAC">
           <v:shape id="_x0000_i1122" type="#_x0000_t75" style="width:80.25pt;height:45pt" o:ole="">
-            <v:imagedata r:id="rId207" o:title=""/>
-          </v:shape>
-          <o:OLEObject Type="Embed" ProgID="Equation.DSMT4" ShapeID="_x0000_i1122" DrawAspect="Content" ObjectID="_1816794296" r:id="rId208"/>
+            <v:imagedata r:id="rId204" o:title=""/>
+          </v:shape>
+          <o:OLEObject Type="Embed" ProgID="Equation.DSMT4" ShapeID="_x0000_i1122" DrawAspect="Content" ObjectID="_1842502270" r:id="rId205"/>
         </w:object>
       </w:r>
       <w:r>
@@ -3704,9 +3699,9 @@
         </w:rPr>
         <w:object w:dxaOrig="1579" w:dyaOrig="900" w14:anchorId="0AED24CF">
           <v:shape id="_x0000_i1123" type="#_x0000_t75" style="width:78.75pt;height:45pt" o:ole="">
-            <v:imagedata r:id="rId209" o:title=""/>
-          </v:shape>
-          <o:OLEObject Type="Embed" ProgID="Equation.DSMT4" ShapeID="_x0000_i1123" DrawAspect="Content" ObjectID="_1816794297" r:id="rId210"/>
+            <v:imagedata r:id="rId206" o:title=""/>
+          </v:shape>
+          <o:OLEObject Type="Embed" ProgID="Equation.DSMT4" ShapeID="_x0000_i1123" DrawAspect="Content" ObjectID="_1842502271" r:id="rId207"/>
         </w:object>
       </w:r>
       <w:r>
@@ -3727,9 +3722,9 @@
         </w:rPr>
         <w:object w:dxaOrig="1680" w:dyaOrig="900" w14:anchorId="7A58485E">
           <v:shape id="_x0000_i1124" type="#_x0000_t75" style="width:76.5pt;height:41.25pt" o:ole="">
-            <v:imagedata r:id="rId211" o:title=""/>
-          </v:shape>
-          <o:OLEObject Type="Embed" ProgID="Equation.DSMT4" ShapeID="_x0000_i1124" DrawAspect="Content" ObjectID="_1816794298" r:id="rId212"/>
+            <v:imagedata r:id="rId208" o:title=""/>
+          </v:shape>
+          <o:OLEObject Type="Embed" ProgID="Equation.DSMT4" ShapeID="_x0000_i1124" DrawAspect="Content" ObjectID="_1842502272" r:id="rId209"/>
         </w:object>
       </w:r>
       <w:r>
@@ -3750,9 +3745,9 @@
         </w:rPr>
         <w:object w:dxaOrig="1780" w:dyaOrig="900" w14:anchorId="40A3E568">
           <v:shape id="_x0000_i1125" type="#_x0000_t75" style="width:81.75pt;height:41.25pt" o:ole="">
-            <v:imagedata r:id="rId213" o:title=""/>
-          </v:shape>
-          <o:OLEObject Type="Embed" ProgID="Equation.DSMT4" ShapeID="_x0000_i1125" DrawAspect="Content" ObjectID="_1816794299" r:id="rId214"/>
+            <v:imagedata r:id="rId210" o:title=""/>
+          </v:shape>
+          <o:OLEObject Type="Embed" ProgID="Equation.DSMT4" ShapeID="_x0000_i1125" DrawAspect="Content" ObjectID="_1842502273" r:id="rId211"/>
         </w:object>
       </w:r>
     </w:p>
@@ -3793,9 +3788,9 @@
         </w:rPr>
         <w:object w:dxaOrig="240" w:dyaOrig="320" w14:anchorId="6A63FAE2">
           <v:shape id="_x0000_i1126" type="#_x0000_t75" style="width:12pt;height:15.75pt" o:ole="">
-            <v:imagedata r:id="rId215" o:title=""/>
-          </v:shape>
-          <o:OLEObject Type="Embed" ProgID="Equation.DSMT4" ShapeID="_x0000_i1126" DrawAspect="Content" ObjectID="_1816794300" r:id="rId216"/>
+            <v:imagedata r:id="rId212" o:title=""/>
+          </v:shape>
+          <o:OLEObject Type="Embed" ProgID="Equation.DSMT4" ShapeID="_x0000_i1126" DrawAspect="Content" ObjectID="_1842502274" r:id="rId213"/>
         </w:object>
       </w:r>
       <w:r>
@@ -3810,9 +3805,9 @@
         </w:rPr>
         <w:object w:dxaOrig="200" w:dyaOrig="260" w14:anchorId="58AE13B7">
           <v:shape id="_x0000_i1127" type="#_x0000_t75" style="width:9.75pt;height:12.75pt" o:ole="">
-            <v:imagedata r:id="rId217" o:title=""/>
-          </v:shape>
-          <o:OLEObject Type="Embed" ProgID="Equation.DSMT4" ShapeID="_x0000_i1127" DrawAspect="Content" ObjectID="_1816794301" r:id="rId218"/>
+            <v:imagedata r:id="rId214" o:title=""/>
+          </v:shape>
+          <o:OLEObject Type="Embed" ProgID="Equation.DSMT4" ShapeID="_x0000_i1127" DrawAspect="Content" ObjectID="_1842502275" r:id="rId215"/>
         </w:object>
       </w:r>
       <w:r>
@@ -3827,9 +3822,9 @@
         </w:rPr>
         <w:object w:dxaOrig="760" w:dyaOrig="400" w14:anchorId="431B8E6C">
           <v:shape id="_x0000_i1128" type="#_x0000_t75" style="width:38.25pt;height:20.25pt" o:ole="">
-            <v:imagedata r:id="rId219" o:title=""/>
-          </v:shape>
-          <o:OLEObject Type="Embed" ProgID="Equation.DSMT4" ShapeID="_x0000_i1128" DrawAspect="Content" ObjectID="_1816794302" r:id="rId220"/>
+            <v:imagedata r:id="rId216" o:title=""/>
+          </v:shape>
+          <o:OLEObject Type="Embed" ProgID="Equation.DSMT4" ShapeID="_x0000_i1128" DrawAspect="Content" ObjectID="_1842502276" r:id="rId217"/>
         </w:object>
       </w:r>
       <w:r>
@@ -3844,9 +3839,9 @@
         </w:rPr>
         <w:object w:dxaOrig="760" w:dyaOrig="400" w14:anchorId="0984DFB9">
           <v:shape id="_x0000_i1129" type="#_x0000_t75" style="width:38.25pt;height:20.25pt" o:ole="">
-            <v:imagedata r:id="rId221" o:title=""/>
-          </v:shape>
-          <o:OLEObject Type="Embed" ProgID="Equation.DSMT4" ShapeID="_x0000_i1129" DrawAspect="Content" ObjectID="_1816794303" r:id="rId222"/>
+            <v:imagedata r:id="rId218" o:title=""/>
+          </v:shape>
+          <o:OLEObject Type="Embed" ProgID="Equation.DSMT4" ShapeID="_x0000_i1129" DrawAspect="Content" ObjectID="_1842502277" r:id="rId219"/>
         </w:object>
       </w:r>
       <w:r>
@@ -3901,6 +3896,7 @@
         <w:rPr>
           <w:rFonts w:eastAsia="Aptos" w:cs="Times New Roman"/>
         </w:rPr>
+        <w:lastRenderedPageBreak/>
         <w:t xml:space="preserve">(A) </w:t>
       </w:r>
       <w:r>
@@ -3909,9 +3905,9 @@
         </w:rPr>
         <w:object w:dxaOrig="660" w:dyaOrig="620" w14:anchorId="40936BFF">
           <v:shape id="_x0000_i1130" type="#_x0000_t75" style="width:33pt;height:30.75pt" o:ole="">
-            <v:imagedata r:id="rId223" o:title=""/>
-          </v:shape>
-          <o:OLEObject Type="Embed" ProgID="Equation.DSMT4" ShapeID="_x0000_i1130" DrawAspect="Content" ObjectID="_1816794304" r:id="rId224"/>
+            <v:imagedata r:id="rId220" o:title=""/>
+          </v:shape>
+          <o:OLEObject Type="Embed" ProgID="Equation.DSMT4" ShapeID="_x0000_i1130" DrawAspect="Content" ObjectID="_1842502278" r:id="rId221"/>
         </w:object>
       </w:r>
       <w:r>
@@ -3932,9 +3928,9 @@
         </w:rPr>
         <w:object w:dxaOrig="740" w:dyaOrig="320" w14:anchorId="4FAEC2C2">
           <v:shape id="_x0000_i1131" type="#_x0000_t75" style="width:36.75pt;height:15.75pt" o:ole="">
-            <v:imagedata r:id="rId225" o:title=""/>
-          </v:shape>
-          <o:OLEObject Type="Embed" ProgID="Equation.DSMT4" ShapeID="_x0000_i1131" DrawAspect="Content" ObjectID="_1816794305" r:id="rId226"/>
+            <v:imagedata r:id="rId222" o:title=""/>
+          </v:shape>
+          <o:OLEObject Type="Embed" ProgID="Equation.DSMT4" ShapeID="_x0000_i1131" DrawAspect="Content" ObjectID="_1842502279" r:id="rId223"/>
         </w:object>
       </w:r>
       <w:r>
@@ -3955,9 +3951,9 @@
         </w:rPr>
         <w:object w:dxaOrig="740" w:dyaOrig="320" w14:anchorId="22F73EB1">
           <v:shape id="_x0000_i1132" type="#_x0000_t75" style="width:36.75pt;height:15.75pt" o:ole="">
-            <v:imagedata r:id="rId227" o:title=""/>
-          </v:shape>
-          <o:OLEObject Type="Embed" ProgID="Equation.DSMT4" ShapeID="_x0000_i1132" DrawAspect="Content" ObjectID="_1816794306" r:id="rId228"/>
+            <v:imagedata r:id="rId224" o:title=""/>
+          </v:shape>
+          <o:OLEObject Type="Embed" ProgID="Equation.DSMT4" ShapeID="_x0000_i1132" DrawAspect="Content" ObjectID="_1842502280" r:id="rId225"/>
         </w:object>
       </w:r>
       <w:r>
@@ -3978,9 +3974,9 @@
         </w:rPr>
         <w:object w:dxaOrig="720" w:dyaOrig="320" w14:anchorId="44FA7E2F">
           <v:shape id="_x0000_i1133" type="#_x0000_t75" style="width:36pt;height:15.75pt" o:ole="">
-            <v:imagedata r:id="rId229" o:title=""/>
-          </v:shape>
-          <o:OLEObject Type="Embed" ProgID="Equation.DSMT4" ShapeID="_x0000_i1133" DrawAspect="Content" ObjectID="_1816794307" r:id="rId230"/>
+            <v:imagedata r:id="rId226" o:title=""/>
+          </v:shape>
+          <o:OLEObject Type="Embed" ProgID="Equation.DSMT4" ShapeID="_x0000_i1133" DrawAspect="Content" ObjectID="_1842502281" r:id="rId227"/>
         </w:object>
       </w:r>
     </w:p>
@@ -4021,9 +4017,9 @@
         </w:rPr>
         <w:object w:dxaOrig="999" w:dyaOrig="320" w14:anchorId="3BFD5DEE">
           <v:shape id="_x0000_i1134" type="#_x0000_t75" style="width:50.25pt;height:15.75pt" o:ole="">
-            <v:imagedata r:id="rId231" o:title=""/>
-          </v:shape>
-          <o:OLEObject Type="Embed" ProgID="Equation.DSMT4" ShapeID="_x0000_i1134" DrawAspect="Content" ObjectID="_1816794308" r:id="rId232"/>
+            <v:imagedata r:id="rId228" o:title=""/>
+          </v:shape>
+          <o:OLEObject Type="Embed" ProgID="Equation.DSMT4" ShapeID="_x0000_i1134" DrawAspect="Content" ObjectID="_1842502282" r:id="rId229"/>
         </w:object>
       </w:r>
       <w:r>
@@ -4038,9 +4034,9 @@
         </w:rPr>
         <w:object w:dxaOrig="480" w:dyaOrig="279" w14:anchorId="64D4F9D5">
           <v:shape id="_x0000_i1135" type="#_x0000_t75" style="width:24pt;height:14.25pt" o:ole="">
-            <v:imagedata r:id="rId233" o:title=""/>
-          </v:shape>
-          <o:OLEObject Type="Embed" ProgID="Equation.DSMT4" ShapeID="_x0000_i1135" DrawAspect="Content" ObjectID="_1816794309" r:id="rId234"/>
+            <v:imagedata r:id="rId230" o:title=""/>
+          </v:shape>
+          <o:OLEObject Type="Embed" ProgID="Equation.DSMT4" ShapeID="_x0000_i1135" DrawAspect="Content" ObjectID="_1842502283" r:id="rId231"/>
         </w:object>
       </w:r>
       <w:r>
@@ -4055,9 +4051,9 @@
         </w:rPr>
         <w:object w:dxaOrig="200" w:dyaOrig="220" w14:anchorId="6915AA40">
           <v:shape id="_x0000_i1136" type="#_x0000_t75" style="width:9.75pt;height:11.25pt" o:ole="">
-            <v:imagedata r:id="rId235" o:title=""/>
-          </v:shape>
-          <o:OLEObject Type="Embed" ProgID="Equation.DSMT4" ShapeID="_x0000_i1136" DrawAspect="Content" ObjectID="_1816794310" r:id="rId236"/>
+            <v:imagedata r:id="rId232" o:title=""/>
+          </v:shape>
+          <o:OLEObject Type="Embed" ProgID="Equation.DSMT4" ShapeID="_x0000_i1136" DrawAspect="Content" ObjectID="_1842502284" r:id="rId233"/>
         </w:object>
       </w:r>
       <w:r>
@@ -4072,9 +4068,9 @@
         </w:rPr>
         <w:object w:dxaOrig="380" w:dyaOrig="320" w14:anchorId="19EDD7E5">
           <v:shape id="_x0000_i1137" type="#_x0000_t75" style="width:18.75pt;height:15.75pt" o:ole="">
-            <v:imagedata r:id="rId237" o:title=""/>
-          </v:shape>
-          <o:OLEObject Type="Embed" ProgID="Equation.DSMT4" ShapeID="_x0000_i1137" DrawAspect="Content" ObjectID="_1816794311" r:id="rId238"/>
+            <v:imagedata r:id="rId234" o:title=""/>
+          </v:shape>
+          <o:OLEObject Type="Embed" ProgID="Equation.DSMT4" ShapeID="_x0000_i1137" DrawAspect="Content" ObjectID="_1842502285" r:id="rId235"/>
         </w:object>
       </w:r>
       <w:r>
@@ -4089,9 +4085,9 @@
         </w:rPr>
         <w:object w:dxaOrig="560" w:dyaOrig="279" w14:anchorId="0956568C">
           <v:shape id="_x0000_i1138" type="#_x0000_t75" style="width:27.75pt;height:14.25pt" o:ole="">
-            <v:imagedata r:id="rId239" o:title=""/>
-          </v:shape>
-          <o:OLEObject Type="Embed" ProgID="Equation.DSMT4" ShapeID="_x0000_i1138" DrawAspect="Content" ObjectID="_1816794312" r:id="rId240"/>
+            <v:imagedata r:id="rId236" o:title=""/>
+          </v:shape>
+          <o:OLEObject Type="Embed" ProgID="Equation.DSMT4" ShapeID="_x0000_i1138" DrawAspect="Content" ObjectID="_1842502286" r:id="rId237"/>
         </w:object>
       </w:r>
       <w:r>
@@ -4106,9 +4102,9 @@
         </w:rPr>
         <w:object w:dxaOrig="200" w:dyaOrig="260" w14:anchorId="4FE8F089">
           <v:shape id="_x0000_i1139" type="#_x0000_t75" style="width:9.75pt;height:12.75pt" o:ole="">
-            <v:imagedata r:id="rId241" o:title=""/>
-          </v:shape>
-          <o:OLEObject Type="Embed" ProgID="Equation.DSMT4" ShapeID="_x0000_i1139" DrawAspect="Content" ObjectID="_1816794313" r:id="rId242"/>
+            <v:imagedata r:id="rId238" o:title=""/>
+          </v:shape>
+          <o:OLEObject Type="Embed" ProgID="Equation.DSMT4" ShapeID="_x0000_i1139" DrawAspect="Content" ObjectID="_1842502287" r:id="rId239"/>
         </w:object>
       </w:r>
       <w:r>
@@ -4165,9 +4161,9 @@
         </w:rPr>
         <w:object w:dxaOrig="660" w:dyaOrig="320" w14:anchorId="0F86DC14">
           <v:shape id="_x0000_i1140" type="#_x0000_t75" style="width:33pt;height:15.75pt" o:ole="">
-            <v:imagedata r:id="rId243" o:title=""/>
-          </v:shape>
-          <o:OLEObject Type="Embed" ProgID="Equation.DSMT4" ShapeID="_x0000_i1140" DrawAspect="Content" ObjectID="_1816794314" r:id="rId244"/>
+            <v:imagedata r:id="rId240" o:title=""/>
+          </v:shape>
+          <o:OLEObject Type="Embed" ProgID="Equation.DSMT4" ShapeID="_x0000_i1140" DrawAspect="Content" ObjectID="_1842502288" r:id="rId241"/>
         </w:object>
       </w:r>
       <w:r>
@@ -4188,9 +4184,9 @@
         </w:rPr>
         <w:object w:dxaOrig="660" w:dyaOrig="320" w14:anchorId="09EC8CBB">
           <v:shape id="_x0000_i1141" type="#_x0000_t75" style="width:33pt;height:15.75pt" o:ole="">
-            <v:imagedata r:id="rId245" o:title=""/>
-          </v:shape>
-          <o:OLEObject Type="Embed" ProgID="Equation.DSMT4" ShapeID="_x0000_i1141" DrawAspect="Content" ObjectID="_1816794315" r:id="rId246"/>
+            <v:imagedata r:id="rId242" o:title=""/>
+          </v:shape>
+          <o:OLEObject Type="Embed" ProgID="Equation.DSMT4" ShapeID="_x0000_i1141" DrawAspect="Content" ObjectID="_1842502289" r:id="rId243"/>
         </w:object>
       </w:r>
       <w:r>
@@ -4211,9 +4207,9 @@
         </w:rPr>
         <w:object w:dxaOrig="660" w:dyaOrig="320" w14:anchorId="28EFDB03">
           <v:shape id="_x0000_i1142" type="#_x0000_t75" style="width:33pt;height:15.75pt" o:ole="">
-            <v:imagedata r:id="rId247" o:title=""/>
-          </v:shape>
-          <o:OLEObject Type="Embed" ProgID="Equation.DSMT4" ShapeID="_x0000_i1142" DrawAspect="Content" ObjectID="_1816794316" r:id="rId248"/>
+            <v:imagedata r:id="rId244" o:title=""/>
+          </v:shape>
+          <o:OLEObject Type="Embed" ProgID="Equation.DSMT4" ShapeID="_x0000_i1142" DrawAspect="Content" ObjectID="_1842502290" r:id="rId245"/>
         </w:object>
       </w:r>
       <w:r>
@@ -4234,9 +4230,9 @@
         </w:rPr>
         <w:object w:dxaOrig="660" w:dyaOrig="320" w14:anchorId="57772611">
           <v:shape id="_x0000_i1143" type="#_x0000_t75" style="width:33pt;height:15.75pt" o:ole="">
-            <v:imagedata r:id="rId249" o:title=""/>
-          </v:shape>
-          <o:OLEObject Type="Embed" ProgID="Equation.DSMT4" ShapeID="_x0000_i1143" DrawAspect="Content" ObjectID="_1816794317" r:id="rId250"/>
+            <v:imagedata r:id="rId246" o:title=""/>
+          </v:shape>
+          <o:OLEObject Type="Embed" ProgID="Equation.DSMT4" ShapeID="_x0000_i1143" DrawAspect="Content" ObjectID="_1842502291" r:id="rId247"/>
         </w:object>
       </w:r>
     </w:p>
@@ -4277,9 +4273,9 @@
         </w:rPr>
         <w:object w:dxaOrig="240" w:dyaOrig="260" w14:anchorId="24CCFD5E">
           <v:shape id="_x0000_i1144" type="#_x0000_t75" style="width:12pt;height:12.75pt" o:ole="">
-            <v:imagedata r:id="rId251" o:title=""/>
-          </v:shape>
-          <o:OLEObject Type="Embed" ProgID="Equation.DSMT4" ShapeID="_x0000_i1144" DrawAspect="Content" ObjectID="_1816794318" r:id="rId252"/>
+            <v:imagedata r:id="rId248" o:title=""/>
+          </v:shape>
+          <o:OLEObject Type="Embed" ProgID="Equation.DSMT4" ShapeID="_x0000_i1144" DrawAspect="Content" ObjectID="_1842502292" r:id="rId249"/>
         </w:object>
       </w:r>
       <w:r>
@@ -4294,9 +4290,9 @@
         </w:rPr>
         <w:object w:dxaOrig="1540" w:dyaOrig="620" w14:anchorId="21ED3E5B">
           <v:shape id="_x0000_i1145" type="#_x0000_t75" style="width:77.25pt;height:30.75pt" o:ole="">
-            <v:imagedata r:id="rId253" o:title=""/>
-          </v:shape>
-          <o:OLEObject Type="Embed" ProgID="Equation.DSMT4" ShapeID="_x0000_i1145" DrawAspect="Content" ObjectID="_1816794319" r:id="rId254"/>
+            <v:imagedata r:id="rId250" o:title=""/>
+          </v:shape>
+          <o:OLEObject Type="Embed" ProgID="Equation.DSMT4" ShapeID="_x0000_i1145" DrawAspect="Content" ObjectID="_1842502293" r:id="rId251"/>
         </w:object>
       </w:r>
       <w:r>
@@ -4311,9 +4307,9 @@
         </w:rPr>
         <w:object w:dxaOrig="240" w:dyaOrig="260" w14:anchorId="1BF80C9E">
           <v:shape id="_x0000_i1146" type="#_x0000_t75" style="width:12pt;height:12.75pt" o:ole="">
-            <v:imagedata r:id="rId255" o:title=""/>
-          </v:shape>
-          <o:OLEObject Type="Embed" ProgID="Equation.DSMT4" ShapeID="_x0000_i1146" DrawAspect="Content" ObjectID="_1816794320" r:id="rId256"/>
+            <v:imagedata r:id="rId252" o:title=""/>
+          </v:shape>
+          <o:OLEObject Type="Embed" ProgID="Equation.DSMT4" ShapeID="_x0000_i1146" DrawAspect="Content" ObjectID="_1842502294" r:id="rId253"/>
         </w:object>
       </w:r>
       <w:r>
@@ -4328,9 +4324,9 @@
         </w:rPr>
         <w:object w:dxaOrig="240" w:dyaOrig="320" w14:anchorId="113E2DDD">
           <v:shape id="_x0000_i1147" type="#_x0000_t75" style="width:12pt;height:15.75pt" o:ole="">
-            <v:imagedata r:id="rId257" o:title=""/>
-          </v:shape>
-          <o:OLEObject Type="Embed" ProgID="Equation.DSMT4" ShapeID="_x0000_i1147" DrawAspect="Content" ObjectID="_1816794321" r:id="rId258"/>
+            <v:imagedata r:id="rId254" o:title=""/>
+          </v:shape>
+          <o:OLEObject Type="Embed" ProgID="Equation.DSMT4" ShapeID="_x0000_i1147" DrawAspect="Content" ObjectID="_1842502295" r:id="rId255"/>
         </w:object>
       </w:r>
       <w:r>
@@ -4345,9 +4341,9 @@
         </w:rPr>
         <w:object w:dxaOrig="240" w:dyaOrig="260" w14:anchorId="5593610A">
           <v:shape id="_x0000_i1148" type="#_x0000_t75" style="width:12pt;height:12.75pt" o:ole="">
-            <v:imagedata r:id="rId259" o:title=""/>
-          </v:shape>
-          <o:OLEObject Type="Embed" ProgID="Equation.DSMT4" ShapeID="_x0000_i1148" DrawAspect="Content" ObjectID="_1816794322" r:id="rId260"/>
+            <v:imagedata r:id="rId256" o:title=""/>
+          </v:shape>
+          <o:OLEObject Type="Embed" ProgID="Equation.DSMT4" ShapeID="_x0000_i1148" DrawAspect="Content" ObjectID="_1842502296" r:id="rId257"/>
         </w:object>
       </w:r>
       <w:r>
@@ -4429,9 +4425,9 @@
         </w:rPr>
         <w:object w:dxaOrig="1640" w:dyaOrig="680" w14:anchorId="674E3215">
           <v:shape id="_x0000_i1149" type="#_x0000_t75" style="width:75pt;height:30.75pt" o:ole="">
-            <v:imagedata r:id="rId261" o:title=""/>
-          </v:shape>
-          <o:OLEObject Type="Embed" ProgID="Equation.DSMT4" ShapeID="_x0000_i1149" DrawAspect="Content" ObjectID="_1816794323" r:id="rId262"/>
+            <v:imagedata r:id="rId258" o:title=""/>
+          </v:shape>
+          <o:OLEObject Type="Embed" ProgID="Equation.DSMT4" ShapeID="_x0000_i1149" DrawAspect="Content" ObjectID="_1842502297" r:id="rId259"/>
         </w:object>
       </w:r>
       <w:r>
@@ -4452,9 +4448,9 @@
         </w:rPr>
         <w:object w:dxaOrig="1760" w:dyaOrig="1240" w14:anchorId="55A7E2A0">
           <v:shape id="_x0000_i1150" type="#_x0000_t75" style="width:74.25pt;height:52.5pt" o:ole="">
-            <v:imagedata r:id="rId263" o:title=""/>
-          </v:shape>
-          <o:OLEObject Type="Embed" ProgID="Equation.DSMT4" ShapeID="_x0000_i1150" DrawAspect="Content" ObjectID="_1816794324" r:id="rId264"/>
+            <v:imagedata r:id="rId260" o:title=""/>
+          </v:shape>
+          <o:OLEObject Type="Embed" ProgID="Equation.DSMT4" ShapeID="_x0000_i1150" DrawAspect="Content" ObjectID="_1842502298" r:id="rId261"/>
         </w:object>
       </w:r>
       <w:r>
@@ -4475,9 +4471,9 @@
         </w:rPr>
         <w:object w:dxaOrig="1740" w:dyaOrig="1240" w14:anchorId="369C0CB7">
           <v:shape id="_x0000_i1151" type="#_x0000_t75" style="width:72.75pt;height:51.75pt" o:ole="">
-            <v:imagedata r:id="rId265" o:title=""/>
-          </v:shape>
-          <o:OLEObject Type="Embed" ProgID="Equation.DSMT4" ShapeID="_x0000_i1151" DrawAspect="Content" ObjectID="_1816794325" r:id="rId266"/>
+            <v:imagedata r:id="rId262" o:title=""/>
+          </v:shape>
+          <o:OLEObject Type="Embed" ProgID="Equation.DSMT4" ShapeID="_x0000_i1151" DrawAspect="Content" ObjectID="_1842502299" r:id="rId263"/>
         </w:object>
       </w:r>
       <w:r>
@@ -4498,9 +4494,9 @@
         </w:rPr>
         <w:object w:dxaOrig="1719" w:dyaOrig="680" w14:anchorId="0E4D85E1">
           <v:shape id="_x0000_i1152" type="#_x0000_t75" style="width:74.25pt;height:29.25pt" o:ole="">
-            <v:imagedata r:id="rId267" o:title=""/>
-          </v:shape>
-          <o:OLEObject Type="Embed" ProgID="Equation.DSMT4" ShapeID="_x0000_i1152" DrawAspect="Content" ObjectID="_1816794326" r:id="rId268"/>
+            <v:imagedata r:id="rId264" o:title=""/>
+          </v:shape>
+          <o:OLEObject Type="Embed" ProgID="Equation.DSMT4" ShapeID="_x0000_i1152" DrawAspect="Content" ObjectID="_1842502300" r:id="rId265"/>
         </w:object>
       </w:r>
     </w:p>
@@ -4553,13 +4549,7 @@
         <w:rPr>
           <w:rFonts w:eastAsia="Aptos" w:cs="Times New Roman"/>
         </w:rPr>
-        <w:t xml:space="preserve"> carry equal charge. They are separated by a distance much larger than their diameter, and </w:t>
-      </w:r>
-      <w:r>
-        <w:rPr>
-          <w:rFonts w:eastAsia="Aptos" w:cs="Times New Roman"/>
-        </w:rPr>
-        <w:t xml:space="preserve">the force between them is F. A third identical conducting sphere, C , is uncharged. Sphere C is first touched to </w:t>
+        <w:t xml:space="preserve"> carry equal charge. They are separated by a distance much larger than their diameter, and the force between them is F. A third identical conducting sphere, C , is uncharged. Sphere C is first touched to </w:t>
       </w:r>
       <w:r>
         <w:rPr>
@@ -4567,9 +4557,9 @@
         </w:rPr>
         <w:object w:dxaOrig="240" w:dyaOrig="260" w14:anchorId="7153EEAB">
           <v:shape id="_x0000_i1153" type="#_x0000_t75" style="width:12pt;height:12.75pt" o:ole="">
-            <v:imagedata r:id="rId269" o:title=""/>
-          </v:shape>
-          <o:OLEObject Type="Embed" ProgID="Equation.DSMT4" ShapeID="_x0000_i1153" DrawAspect="Content" ObjectID="_1816794327" r:id="rId270"/>
+            <v:imagedata r:id="rId266" o:title=""/>
+          </v:shape>
+          <o:OLEObject Type="Embed" ProgID="Equation.DSMT4" ShapeID="_x0000_i1153" DrawAspect="Content" ObjectID="_1842502301" r:id="rId267"/>
         </w:object>
       </w:r>
       <w:r>
@@ -4584,9 +4574,9 @@
         </w:rPr>
         <w:object w:dxaOrig="240" w:dyaOrig="260" w14:anchorId="23EE5D53">
           <v:shape id="_x0000_i1154" type="#_x0000_t75" style="width:12pt;height:12.75pt" o:ole="">
-            <v:imagedata r:id="rId271" o:title=""/>
-          </v:shape>
-          <o:OLEObject Type="Embed" ProgID="Equation.DSMT4" ShapeID="_x0000_i1154" DrawAspect="Content" ObjectID="_1816794328" r:id="rId272"/>
+            <v:imagedata r:id="rId268" o:title=""/>
+          </v:shape>
+          <o:OLEObject Type="Embed" ProgID="Equation.DSMT4" ShapeID="_x0000_i1154" DrawAspect="Content" ObjectID="_1842502302" r:id="rId269"/>
         </w:object>
       </w:r>
       <w:r>
@@ -4643,9 +4633,9 @@
         </w:rPr>
         <w:object w:dxaOrig="400" w:dyaOrig="620" w14:anchorId="54FA8070">
           <v:shape id="_x0000_i1155" type="#_x0000_t75" style="width:20.25pt;height:30.75pt" o:ole="">
-            <v:imagedata r:id="rId273" o:title=""/>
-          </v:shape>
-          <o:OLEObject Type="Embed" ProgID="Equation.DSMT4" ShapeID="_x0000_i1155" DrawAspect="Content" ObjectID="_1816794329" r:id="rId274"/>
+            <v:imagedata r:id="rId270" o:title=""/>
+          </v:shape>
+          <o:OLEObject Type="Embed" ProgID="Equation.DSMT4" ShapeID="_x0000_i1155" DrawAspect="Content" ObjectID="_1842502303" r:id="rId271"/>
         </w:object>
       </w:r>
       <w:r>
@@ -4666,9 +4656,9 @@
         </w:rPr>
         <w:object w:dxaOrig="240" w:dyaOrig="620" w14:anchorId="6F1EB684">
           <v:shape id="_x0000_i1156" type="#_x0000_t75" style="width:12pt;height:30.75pt" o:ole="">
-            <v:imagedata r:id="rId275" o:title=""/>
-          </v:shape>
-          <o:OLEObject Type="Embed" ProgID="Equation.DSMT4" ShapeID="_x0000_i1156" DrawAspect="Content" ObjectID="_1816794330" r:id="rId276"/>
+            <v:imagedata r:id="rId272" o:title=""/>
+          </v:shape>
+          <o:OLEObject Type="Embed" ProgID="Equation.DSMT4" ShapeID="_x0000_i1156" DrawAspect="Content" ObjectID="_1842502304" r:id="rId273"/>
         </w:object>
       </w:r>
       <w:r>
@@ -4707,9 +4697,9 @@
         </w:rPr>
         <w:object w:dxaOrig="400" w:dyaOrig="620" w14:anchorId="05B890BE">
           <v:shape id="_x0000_i1157" type="#_x0000_t75" style="width:20.25pt;height:30.75pt" o:ole="">
-            <v:imagedata r:id="rId277" o:title=""/>
-          </v:shape>
-          <o:OLEObject Type="Embed" ProgID="Equation.DSMT4" ShapeID="_x0000_i1157" DrawAspect="Content" ObjectID="_1816794331" r:id="rId278"/>
+            <v:imagedata r:id="rId274" o:title=""/>
+          </v:shape>
+          <o:OLEObject Type="Embed" ProgID="Equation.DSMT4" ShapeID="_x0000_i1157" DrawAspect="Content" ObjectID="_1842502305" r:id="rId275"/>
         </w:object>
       </w:r>
     </w:p>
@@ -4786,7 +4776,7 @@
                     </pic:cNvPicPr>
                   </pic:nvPicPr>
                   <pic:blipFill>
-                    <a:blip r:embed="rId279">
+                    <a:blip r:embed="rId276">
                       <a:extLst>
                         <a:ext uri="{28A0092B-C50C-407E-A947-70E740481C1C}">
                           <a14:useLocalDpi xmlns:a14="http://schemas.microsoft.com/office/drawing/2010/main" val="0"/>
@@ -4835,9 +4825,9 @@
         </w:rPr>
         <w:object w:dxaOrig="279" w:dyaOrig="360" w14:anchorId="3A21BFF7">
           <v:shape id="_x0000_i1158" type="#_x0000_t75" style="width:14.25pt;height:18pt" o:ole="">
-            <v:imagedata r:id="rId280" o:title=""/>
-          </v:shape>
-          <o:OLEObject Type="Embed" ProgID="Equation.DSMT4" ShapeID="_x0000_i1158" DrawAspect="Content" ObjectID="_1816794332" r:id="rId281"/>
+            <v:imagedata r:id="rId277" o:title=""/>
+          </v:shape>
+          <o:OLEObject Type="Embed" ProgID="Equation.DSMT4" ShapeID="_x0000_i1158" DrawAspect="Content" ObjectID="_1842502306" r:id="rId278"/>
         </w:object>
       </w:r>
       <w:r>
@@ -4852,9 +4842,9 @@
         </w:rPr>
         <w:object w:dxaOrig="279" w:dyaOrig="360" w14:anchorId="2BEBCFC4">
           <v:shape id="_x0000_i1159" type="#_x0000_t75" style="width:14.25pt;height:18pt" o:ole="">
-            <v:imagedata r:id="rId282" o:title=""/>
-          </v:shape>
-          <o:OLEObject Type="Embed" ProgID="Equation.DSMT4" ShapeID="_x0000_i1159" DrawAspect="Content" ObjectID="_1816794333" r:id="rId283"/>
+            <v:imagedata r:id="rId279" o:title=""/>
+          </v:shape>
+          <o:OLEObject Type="Embed" ProgID="Equation.DSMT4" ShapeID="_x0000_i1159" DrawAspect="Content" ObjectID="_1842502307" r:id="rId280"/>
         </w:object>
       </w:r>
       <w:r>
@@ -4869,9 +4859,9 @@
         </w:rPr>
         <w:object w:dxaOrig="300" w:dyaOrig="360" w14:anchorId="6DDB9E71">
           <v:shape id="_x0000_i1160" type="#_x0000_t75" style="width:15pt;height:18pt" o:ole="">
-            <v:imagedata r:id="rId284" o:title=""/>
-          </v:shape>
-          <o:OLEObject Type="Embed" ProgID="Equation.DSMT4" ShapeID="_x0000_i1160" DrawAspect="Content" ObjectID="_1816794334" r:id="rId285"/>
+            <v:imagedata r:id="rId281" o:title=""/>
+          </v:shape>
+          <o:OLEObject Type="Embed" ProgID="Equation.DSMT4" ShapeID="_x0000_i1160" DrawAspect="Content" ObjectID="_1842502308" r:id="rId282"/>
         </w:object>
       </w:r>
       <w:r>
@@ -4886,9 +4876,9 @@
         </w:rPr>
         <w:object w:dxaOrig="300" w:dyaOrig="360" w14:anchorId="2BFFA372">
           <v:shape id="_x0000_i1161" type="#_x0000_t75" style="width:15pt;height:18pt" o:ole="">
-            <v:imagedata r:id="rId286" o:title=""/>
-          </v:shape>
-          <o:OLEObject Type="Embed" ProgID="Equation.DSMT4" ShapeID="_x0000_i1161" DrawAspect="Content" ObjectID="_1816794335" r:id="rId287"/>
+            <v:imagedata r:id="rId283" o:title=""/>
+          </v:shape>
+          <o:OLEObject Type="Embed" ProgID="Equation.DSMT4" ShapeID="_x0000_i1161" DrawAspect="Content" ObjectID="_1842502309" r:id="rId284"/>
         </w:object>
       </w:r>
       <w:r>
@@ -4927,9 +4917,9 @@
         </w:rPr>
         <w:object w:dxaOrig="1340" w:dyaOrig="360" w14:anchorId="24AAAB7C">
           <v:shape id="_x0000_i1162" type="#_x0000_t75" style="width:66.75pt;height:18pt" o:ole="">
-            <v:imagedata r:id="rId288" o:title=""/>
-          </v:shape>
-          <o:OLEObject Type="Embed" ProgID="Equation.DSMT4" ShapeID="_x0000_i1162" DrawAspect="Content" ObjectID="_1816794336" r:id="rId289"/>
+            <v:imagedata r:id="rId285" o:title=""/>
+          </v:shape>
+          <o:OLEObject Type="Embed" ProgID="Equation.DSMT4" ShapeID="_x0000_i1162" DrawAspect="Content" ObjectID="_1842502310" r:id="rId286"/>
         </w:object>
       </w:r>
       <w:r>
@@ -4941,9 +4931,9 @@
         </w:rPr>
         <w:object w:dxaOrig="1400" w:dyaOrig="360" w14:anchorId="565A0E4D">
           <v:shape id="_x0000_i1163" type="#_x0000_t75" style="width:69.75pt;height:18pt" o:ole="">
-            <v:imagedata r:id="rId290" o:title=""/>
-          </v:shape>
-          <o:OLEObject Type="Embed" ProgID="Equation.DSMT4" ShapeID="_x0000_i1163" DrawAspect="Content" ObjectID="_1816794337" r:id="rId291"/>
+            <v:imagedata r:id="rId287" o:title=""/>
+          </v:shape>
+          <o:OLEObject Type="Embed" ProgID="Equation.DSMT4" ShapeID="_x0000_i1163" DrawAspect="Content" ObjectID="_1842502311" r:id="rId288"/>
         </w:object>
       </w:r>
       <w:r>
@@ -4964,9 +4954,9 @@
         </w:rPr>
         <w:object w:dxaOrig="1320" w:dyaOrig="360" w14:anchorId="2734B229">
           <v:shape id="_x0000_i1164" type="#_x0000_t75" style="width:66pt;height:18pt" o:ole="">
-            <v:imagedata r:id="rId292" o:title=""/>
-          </v:shape>
-          <o:OLEObject Type="Embed" ProgID="Equation.DSMT4" ShapeID="_x0000_i1164" DrawAspect="Content" ObjectID="_1816794338" r:id="rId293"/>
+            <v:imagedata r:id="rId289" o:title=""/>
+          </v:shape>
+          <o:OLEObject Type="Embed" ProgID="Equation.DSMT4" ShapeID="_x0000_i1164" DrawAspect="Content" ObjectID="_1842502312" r:id="rId290"/>
         </w:object>
       </w:r>
       <w:r>
@@ -4981,9 +4971,9 @@
         </w:rPr>
         <w:object w:dxaOrig="1380" w:dyaOrig="360" w14:anchorId="2E5DEB2D">
           <v:shape id="_x0000_i1165" type="#_x0000_t75" style="width:69pt;height:18pt" o:ole="">
-            <v:imagedata r:id="rId294" o:title=""/>
-          </v:shape>
-          <o:OLEObject Type="Embed" ProgID="Equation.DSMT4" ShapeID="_x0000_i1165" DrawAspect="Content" ObjectID="_1816794339" r:id="rId295"/>
+            <v:imagedata r:id="rId291" o:title=""/>
+          </v:shape>
+          <o:OLEObject Type="Embed" ProgID="Equation.DSMT4" ShapeID="_x0000_i1165" DrawAspect="Content" ObjectID="_1842502313" r:id="rId292"/>
         </w:object>
       </w:r>
       <w:r>
@@ -5004,9 +4994,9 @@
         </w:rPr>
         <w:object w:dxaOrig="1340" w:dyaOrig="360" w14:anchorId="490CC9DE">
           <v:shape id="_x0000_i1166" type="#_x0000_t75" style="width:67.5pt;height:18pt" o:ole="">
-            <v:imagedata r:id="rId296" o:title=""/>
-          </v:shape>
-          <o:OLEObject Type="Embed" ProgID="Equation.DSMT4" ShapeID="_x0000_i1166" DrawAspect="Content" ObjectID="_1816794340" r:id="rId297"/>
+            <v:imagedata r:id="rId293" o:title=""/>
+          </v:shape>
+          <o:OLEObject Type="Embed" ProgID="Equation.DSMT4" ShapeID="_x0000_i1166" DrawAspect="Content" ObjectID="_1842502314" r:id="rId294"/>
         </w:object>
       </w:r>
       <w:r>
@@ -5018,9 +5008,9 @@
         </w:rPr>
         <w:object w:dxaOrig="1380" w:dyaOrig="360" w14:anchorId="3BB33FC8">
           <v:shape id="_x0000_i1167" type="#_x0000_t75" style="width:69pt;height:18pt" o:ole="">
-            <v:imagedata r:id="rId298" o:title=""/>
-          </v:shape>
-          <o:OLEObject Type="Embed" ProgID="Equation.DSMT4" ShapeID="_x0000_i1167" DrawAspect="Content" ObjectID="_1816794341" r:id="rId299"/>
+            <v:imagedata r:id="rId295" o:title=""/>
+          </v:shape>
+          <o:OLEObject Type="Embed" ProgID="Equation.DSMT4" ShapeID="_x0000_i1167" DrawAspect="Content" ObjectID="_1842502315" r:id="rId296"/>
         </w:object>
       </w:r>
       <w:r>
@@ -5041,9 +5031,9 @@
         </w:rPr>
         <w:object w:dxaOrig="1359" w:dyaOrig="360" w14:anchorId="07756E26">
           <v:shape id="_x0000_i1168" type="#_x0000_t75" style="width:68.25pt;height:18pt" o:ole="">
-            <v:imagedata r:id="rId300" o:title=""/>
-          </v:shape>
-          <o:OLEObject Type="Embed" ProgID="Equation.DSMT4" ShapeID="_x0000_i1168" DrawAspect="Content" ObjectID="_1816794342" r:id="rId301"/>
+            <v:imagedata r:id="rId297" o:title=""/>
+          </v:shape>
+          <o:OLEObject Type="Embed" ProgID="Equation.DSMT4" ShapeID="_x0000_i1168" DrawAspect="Content" ObjectID="_1842502316" r:id="rId298"/>
         </w:object>
       </w:r>
       <w:r>
@@ -5058,9 +5048,9 @@
         </w:rPr>
         <w:object w:dxaOrig="1380" w:dyaOrig="360" w14:anchorId="18144897">
           <v:shape id="_x0000_i1169" type="#_x0000_t75" style="width:69pt;height:18pt" o:ole="">
-            <v:imagedata r:id="rId302" o:title=""/>
-          </v:shape>
-          <o:OLEObject Type="Embed" ProgID="Equation.DSMT4" ShapeID="_x0000_i1169" DrawAspect="Content" ObjectID="_1816794343" r:id="rId303"/>
+            <v:imagedata r:id="rId299" o:title=""/>
+          </v:shape>
+          <o:OLEObject Type="Embed" ProgID="Equation.DSMT4" ShapeID="_x0000_i1169" DrawAspect="Content" ObjectID="_1842502317" r:id="rId300"/>
         </w:object>
       </w:r>
       <w:r>
@@ -5137,7 +5127,21 @@
         <w:rPr>
           <w:rFonts w:eastAsia="Aptos" w:cs="Times New Roman"/>
         </w:rPr>
-        <w:t xml:space="preserve">A positive ion A and a negative ion B has charges </w:t>
+        <w:t xml:space="preserve">A positive ion A and a negative ion B </w:t>
+      </w:r>
+      <w:proofErr w:type="gramStart"/>
+      <w:r>
+        <w:rPr>
+          <w:rFonts w:eastAsia="Aptos" w:cs="Times New Roman"/>
+        </w:rPr>
+        <w:t>has</w:t>
+      </w:r>
+      <w:proofErr w:type="gramEnd"/>
+      <w:r>
+        <w:rPr>
+          <w:rFonts w:eastAsia="Aptos" w:cs="Times New Roman"/>
+        </w:rPr>
+        <w:t xml:space="preserve"> charges </w:t>
       </w:r>
       <w:r>
         <w:rPr>
@@ -5145,9 +5149,9 @@
         </w:rPr>
         <w:object w:dxaOrig="1219" w:dyaOrig="320" w14:anchorId="486299A5">
           <v:shape id="_x0000_i1170" type="#_x0000_t75" style="width:61.5pt;height:16.5pt" o:ole="">
-            <v:imagedata r:id="rId304" o:title=""/>
-          </v:shape>
-          <o:OLEObject Type="Embed" ProgID="Equation.DSMT4" ShapeID="_x0000_i1170" DrawAspect="Content" ObjectID="_1816794344" r:id="rId305"/>
+            <v:imagedata r:id="rId301" o:title=""/>
+          </v:shape>
+          <o:OLEObject Type="Embed" ProgID="Equation.DSMT4" ShapeID="_x0000_i1170" DrawAspect="Content" ObjectID="_1842502318" r:id="rId302"/>
         </w:object>
       </w:r>
       <w:r>
@@ -5162,9 +5166,9 @@
         </w:rPr>
         <w:object w:dxaOrig="1080" w:dyaOrig="320" w14:anchorId="78FF4CC4">
           <v:shape id="_x0000_i1171" type="#_x0000_t75" style="width:54pt;height:16.5pt" o:ole="">
-            <v:imagedata r:id="rId306" o:title=""/>
-          </v:shape>
-          <o:OLEObject Type="Embed" ProgID="Equation.DSMT4" ShapeID="_x0000_i1171" DrawAspect="Content" ObjectID="_1816794345" r:id="rId307"/>
+            <v:imagedata r:id="rId303" o:title=""/>
+          </v:shape>
+          <o:OLEObject Type="Embed" ProgID="Equation.DSMT4" ShapeID="_x0000_i1171" DrawAspect="Content" ObjectID="_1842502319" r:id="rId304"/>
         </w:object>
       </w:r>
       <w:r>
@@ -5191,9 +5195,9 @@
         </w:rPr>
         <w:object w:dxaOrig="1440" w:dyaOrig="360" w14:anchorId="7C71C83C">
           <v:shape id="_x0000_i1172" type="#_x0000_t75" style="width:1in;height:18pt" o:ole="">
-            <v:imagedata r:id="rId308" o:title=""/>
-          </v:shape>
-          <o:OLEObject Type="Embed" ProgID="Equation.DSMT4" ShapeID="_x0000_i1172" DrawAspect="Content" ObjectID="_1816794346" r:id="rId309"/>
+            <v:imagedata r:id="rId305" o:title=""/>
+          </v:shape>
+          <o:OLEObject Type="Embed" ProgID="Equation.DSMT4" ShapeID="_x0000_i1172" DrawAspect="Content" ObjectID="_1842502320" r:id="rId306"/>
         </w:object>
       </w:r>
       <w:r>
@@ -5208,16 +5212,30 @@
         </w:rPr>
         <w:object w:dxaOrig="1160" w:dyaOrig="360" w14:anchorId="4963F3E4">
           <v:shape id="_x0000_i1173" type="#_x0000_t75" style="width:57.75pt;height:18pt" o:ole="">
-            <v:imagedata r:id="rId310" o:title=""/>
-          </v:shape>
-          <o:OLEObject Type="Embed" ProgID="Equation.DSMT4" ShapeID="_x0000_i1173" DrawAspect="Content" ObjectID="_1816794347" r:id="rId311"/>
-        </w:object>
-      </w:r>
-      <w:r>
-        <w:rPr>
-          <w:rFonts w:eastAsia="Aptos" w:cs="Times New Roman"/>
-        </w:rPr>
-        <w:t xml:space="preserve"> respectively At an instant, the </w:t>
+            <v:imagedata r:id="rId307" o:title=""/>
+          </v:shape>
+          <o:OLEObject Type="Embed" ProgID="Equation.DSMT4" ShapeID="_x0000_i1173" DrawAspect="Content" ObjectID="_1842502321" r:id="rId308"/>
+        </w:object>
+      </w:r>
+      <w:r>
+        <w:rPr>
+          <w:rFonts w:eastAsia="Aptos" w:cs="Times New Roman"/>
+        </w:rPr>
+        <w:t xml:space="preserve"> respectively </w:t>
+      </w:r>
+      <w:proofErr w:type="gramStart"/>
+      <w:r>
+        <w:rPr>
+          <w:rFonts w:eastAsia="Aptos" w:cs="Times New Roman"/>
+        </w:rPr>
+        <w:t>At</w:t>
+      </w:r>
+      <w:proofErr w:type="gramEnd"/>
+      <w:r>
+        <w:rPr>
+          <w:rFonts w:eastAsia="Aptos" w:cs="Times New Roman"/>
+        </w:rPr>
+        <w:t xml:space="preserve"> an instant, the </w:t>
       </w:r>
       <w:r>
         <w:rPr>
@@ -5261,9 +5279,9 @@
         </w:rPr>
         <w:object w:dxaOrig="700" w:dyaOrig="320" w14:anchorId="698C6215">
           <v:shape id="_x0000_i1174" type="#_x0000_t75" style="width:35.25pt;height:16.5pt" o:ole="">
-            <v:imagedata r:id="rId312" o:title=""/>
-          </v:shape>
-          <o:OLEObject Type="Embed" ProgID="Equation.DSMT4" ShapeID="_x0000_i1174" DrawAspect="Content" ObjectID="_1816794348" r:id="rId313"/>
+            <v:imagedata r:id="rId309" o:title=""/>
+          </v:shape>
+          <o:OLEObject Type="Embed" ProgID="Equation.DSMT4" ShapeID="_x0000_i1174" DrawAspect="Content" ObjectID="_1842502322" r:id="rId310"/>
         </w:object>
       </w:r>
       <w:r>
@@ -5288,23 +5306,16 @@
         </w:rPr>
         <w:object w:dxaOrig="2040" w:dyaOrig="680" w14:anchorId="2FB96F0B">
           <v:shape id="_x0000_i1175" type="#_x0000_t75" style="width:102pt;height:33.75pt" o:ole="">
-            <v:imagedata r:id="rId314" o:title=""/>
-          </v:shape>
-          <o:OLEObject Type="Embed" ProgID="Equation.DSMT4" ShapeID="_x0000_i1175" DrawAspect="Content" ObjectID="_1816794349" r:id="rId315"/>
-        </w:object>
-      </w:r>
-      <w:r>
-        <w:rPr>
-          <w:rFonts w:eastAsia="Aptos" w:cs="Times New Roman"/>
-        </w:rPr>
-        <w:t xml:space="preserve"> 'and universal </w:t>
-      </w:r>
-      <w:r>
-        <w:rPr>
-          <w:rFonts w:eastAsia="Aptos" w:cs="Times New Roman"/>
-        </w:rPr>
-        <w:lastRenderedPageBreak/>
-        <w:t xml:space="preserve">gravitational constant as </w:t>
+            <v:imagedata r:id="rId311" o:title=""/>
+          </v:shape>
+          <o:OLEObject Type="Embed" ProgID="Equation.DSMT4" ShapeID="_x0000_i1175" DrawAspect="Content" ObjectID="_1842502323" r:id="rId312"/>
+        </w:object>
+      </w:r>
+      <w:r>
+        <w:rPr>
+          <w:rFonts w:eastAsia="Aptos" w:cs="Times New Roman"/>
+        </w:rPr>
+        <w:t xml:space="preserve"> 'and universal gravitational constant as </w:t>
       </w:r>
       <w:r>
         <w:rPr>
@@ -5312,9 +5323,9 @@
         </w:rPr>
         <w:object w:dxaOrig="1920" w:dyaOrig="360" w14:anchorId="1B138FE1">
           <v:shape id="_x0000_i1176" type="#_x0000_t75" style="width:88.5pt;height:16.5pt" o:ole="">
-            <v:imagedata r:id="rId316" o:title=""/>
-          </v:shape>
-          <o:OLEObject Type="Embed" ProgID="Equation.DSMT4" ShapeID="_x0000_i1176" DrawAspect="Content" ObjectID="_1816794350" r:id="rId317"/>
+            <v:imagedata r:id="rId313" o:title=""/>
+          </v:shape>
+          <o:OLEObject Type="Embed" ProgID="Equation.DSMT4" ShapeID="_x0000_i1176" DrawAspect="Content" ObjectID="_1842502324" r:id="rId314"/>
         </w:object>
       </w:r>
       <w:r>
@@ -5359,11 +5370,19 @@
         </w:rPr>
         <w:t>[</w:t>
       </w:r>
-      <w:r>
-        <w:rPr>
-          <w:rFonts w:eastAsia="Aptos" w:cs="Times New Roman"/>
-        </w:rPr>
-        <w:t>Jan, 23, 2025 (</w:t>
+      <w:proofErr w:type="gramStart"/>
+      <w:r>
+        <w:rPr>
+          <w:rFonts w:eastAsia="Aptos" w:cs="Times New Roman"/>
+        </w:rPr>
+        <w:t>Jan,</w:t>
+      </w:r>
+      <w:proofErr w:type="gramEnd"/>
+      <w:r>
+        <w:rPr>
+          <w:rFonts w:eastAsia="Aptos" w:cs="Times New Roman"/>
+        </w:rPr>
+        <w:t xml:space="preserve"> 23, 2025 (</w:t>
       </w:r>
       <w:r>
         <w:rPr>
@@ -5457,9 +5476,9 @@
         </w:rPr>
         <w:object w:dxaOrig="900" w:dyaOrig="320" w14:anchorId="5830858B">
           <v:shape id="_x0000_i1177" type="#_x0000_t75" style="width:45pt;height:16.5pt" o:ole="">
-            <v:imagedata r:id="rId318" o:title=""/>
-          </v:shape>
-          <o:OLEObject Type="Embed" ProgID="Equation.DSMT4" ShapeID="_x0000_i1177" DrawAspect="Content" ObjectID="_1816794351" r:id="rId319"/>
+            <v:imagedata r:id="rId315" o:title=""/>
+          </v:shape>
+          <o:OLEObject Type="Embed" ProgID="Equation.DSMT4" ShapeID="_x0000_i1177" DrawAspect="Content" ObjectID="_1842502325" r:id="rId316"/>
         </w:object>
       </w:r>
       <w:r>
@@ -5593,9 +5612,9 @@
         </w:rPr>
         <w:object w:dxaOrig="1260" w:dyaOrig="320" w14:anchorId="106BA516">
           <v:shape id="_x0000_i1178" type="#_x0000_t75" style="width:63pt;height:16.5pt" o:ole="">
-            <v:imagedata r:id="rId320" o:title=""/>
-          </v:shape>
-          <o:OLEObject Type="Embed" ProgID="Equation.DSMT4" ShapeID="_x0000_i1178" DrawAspect="Content" ObjectID="_1816794352" r:id="rId321"/>
+            <v:imagedata r:id="rId317" o:title=""/>
+          </v:shape>
+          <o:OLEObject Type="Embed" ProgID="Equation.DSMT4" ShapeID="_x0000_i1178" DrawAspect="Content" ObjectID="_1842502326" r:id="rId318"/>
         </w:object>
       </w:r>
       <w:r>
@@ -5650,9 +5669,9 @@
         </w:rPr>
         <w:object w:dxaOrig="420" w:dyaOrig="660" w14:anchorId="386528C3">
           <v:shape id="_x0000_i1179" type="#_x0000_t75" style="width:21pt;height:33pt" o:ole="">
-            <v:imagedata r:id="rId322" o:title=""/>
-          </v:shape>
-          <o:OLEObject Type="Embed" ProgID="Equation.DSMT4" ShapeID="_x0000_i1179" DrawAspect="Content" ObjectID="_1816794353" r:id="rId323"/>
+            <v:imagedata r:id="rId319" o:title=""/>
+          </v:shape>
+          <o:OLEObject Type="Embed" ProgID="Equation.DSMT4" ShapeID="_x0000_i1179" DrawAspect="Content" ObjectID="_1842502327" r:id="rId320"/>
         </w:object>
       </w:r>
       <w:r>
@@ -5667,9 +5686,9 @@
         </w:rPr>
         <w:object w:dxaOrig="400" w:dyaOrig="200" w14:anchorId="7CC1D4CA">
           <v:shape id="_x0000_i1180" type="#_x0000_t75" style="width:19.5pt;height:10.5pt" o:ole="">
-            <v:imagedata r:id="rId324" o:title=""/>
-          </v:shape>
-          <o:OLEObject Type="Embed" ProgID="Equation.DSMT4" ShapeID="_x0000_i1180" DrawAspect="Content" ObjectID="_1816794354" r:id="rId325"/>
+            <v:imagedata r:id="rId321" o:title=""/>
+          </v:shape>
+          <o:OLEObject Type="Embed" ProgID="Equation.DSMT4" ShapeID="_x0000_i1180" DrawAspect="Content" ObjectID="_1842502328" r:id="rId322"/>
         </w:object>
       </w:r>
       <w:r>
@@ -5693,9 +5712,9 @@
         </w:rPr>
         <w:object w:dxaOrig="1240" w:dyaOrig="360" w14:anchorId="3C7C6273">
           <v:shape id="_x0000_i1181" type="#_x0000_t75" style="width:61.5pt;height:18pt" o:ole="">
-            <v:imagedata r:id="rId326" o:title=""/>
-          </v:shape>
-          <o:OLEObject Type="Embed" ProgID="Equation.DSMT4" ShapeID="_x0000_i1181" DrawAspect="Content" ObjectID="_1816794355" r:id="rId327"/>
+            <v:imagedata r:id="rId323" o:title=""/>
+          </v:shape>
+          <o:OLEObject Type="Embed" ProgID="Equation.DSMT4" ShapeID="_x0000_i1181" DrawAspect="Content" ObjectID="_1842502329" r:id="rId324"/>
         </w:object>
       </w:r>
       <w:r>
@@ -5770,6 +5789,7 @@
         <w:rPr>
           <w:rFonts w:eastAsia="Aptos" w:cs="Times New Roman"/>
         </w:rPr>
+        <w:lastRenderedPageBreak/>
         <w:t>25</w:t>
       </w:r>
       <w:r>
@@ -5796,9 +5816,9 @@
         </w:rPr>
         <w:object w:dxaOrig="380" w:dyaOrig="320" w14:anchorId="1161603B">
           <v:shape id="_x0000_i1182" type="#_x0000_t75" style="width:18.75pt;height:16.5pt" o:ole="">
-            <v:imagedata r:id="rId328" o:title=""/>
-          </v:shape>
-          <o:OLEObject Type="Embed" ProgID="Equation.DSMT4" ShapeID="_x0000_i1182" DrawAspect="Content" ObjectID="_1816794356" r:id="rId329"/>
+            <v:imagedata r:id="rId325" o:title=""/>
+          </v:shape>
+          <o:OLEObject Type="Embed" ProgID="Equation.DSMT4" ShapeID="_x0000_i1182" DrawAspect="Content" ObjectID="_1842502330" r:id="rId326"/>
         </w:object>
       </w:r>
       <w:r>
@@ -5813,9 +5833,9 @@
         </w:rPr>
         <w:object w:dxaOrig="1100" w:dyaOrig="360" w14:anchorId="159F8DA0">
           <v:shape id="_x0000_i1183" type="#_x0000_t75" style="width:54.75pt;height:18pt" o:ole="">
-            <v:imagedata r:id="rId330" o:title=""/>
-          </v:shape>
-          <o:OLEObject Type="Embed" ProgID="Equation.DSMT4" ShapeID="_x0000_i1183" DrawAspect="Content" ObjectID="_1816794357" r:id="rId331"/>
+            <v:imagedata r:id="rId327" o:title=""/>
+          </v:shape>
+          <o:OLEObject Type="Embed" ProgID="Equation.DSMT4" ShapeID="_x0000_i1183" DrawAspect="Content" ObjectID="_1842502331" r:id="rId328"/>
         </w:object>
       </w:r>
       <w:r>
@@ -5830,9 +5850,9 @@
         </w:rPr>
         <w:object w:dxaOrig="1060" w:dyaOrig="360" w14:anchorId="51CF169E">
           <v:shape id="_x0000_i1184" type="#_x0000_t75" style="width:53.25pt;height:18pt" o:ole="">
-            <v:imagedata r:id="rId332" o:title=""/>
-          </v:shape>
-          <o:OLEObject Type="Embed" ProgID="Equation.DSMT4" ShapeID="_x0000_i1184" DrawAspect="Content" ObjectID="_1816794358" r:id="rId333"/>
+            <v:imagedata r:id="rId329" o:title=""/>
+          </v:shape>
+          <o:OLEObject Type="Embed" ProgID="Equation.DSMT4" ShapeID="_x0000_i1184" DrawAspect="Content" ObjectID="_1842502332" r:id="rId330"/>
         </w:object>
       </w:r>
       <w:r>
@@ -5870,9 +5890,9 @@
         </w:rPr>
         <w:object w:dxaOrig="1340" w:dyaOrig="680" w14:anchorId="7CB29B50">
           <v:shape id="_x0000_i1185" type="#_x0000_t75" style="width:67.5pt;height:33.75pt" o:ole="">
-            <v:imagedata r:id="rId334" o:title=""/>
-          </v:shape>
-          <o:OLEObject Type="Embed" ProgID="Equation.DSMT4" ShapeID="_x0000_i1185" DrawAspect="Content" ObjectID="_1816794359" r:id="rId335"/>
+            <v:imagedata r:id="rId331" o:title=""/>
+          </v:shape>
+          <o:OLEObject Type="Embed" ProgID="Equation.DSMT4" ShapeID="_x0000_i1185" DrawAspect="Content" ObjectID="_1842502333" r:id="rId332"/>
         </w:object>
       </w:r>
       <w:r>
@@ -5973,9 +5993,9 @@
         </w:rPr>
         <w:object w:dxaOrig="460" w:dyaOrig="320" w14:anchorId="1123040A">
           <v:shape id="_x0000_i1186" type="#_x0000_t75" style="width:23.25pt;height:16.5pt" o:ole="">
-            <v:imagedata r:id="rId336" o:title=""/>
-          </v:shape>
-          <o:OLEObject Type="Embed" ProgID="Equation.DSMT4" ShapeID="_x0000_i1186" DrawAspect="Content" ObjectID="_1816794360" r:id="rId337"/>
+            <v:imagedata r:id="rId333" o:title=""/>
+          </v:shape>
+          <o:OLEObject Type="Embed" ProgID="Equation.DSMT4" ShapeID="_x0000_i1186" DrawAspect="Content" ObjectID="_1842502334" r:id="rId334"/>
         </w:object>
       </w:r>
       <w:r>
@@ -5990,9 +6010,9 @@
         </w:rPr>
         <w:object w:dxaOrig="180" w:dyaOrig="320" w14:anchorId="5FB6E5DC">
           <v:shape id="_x0000_i1187" type="#_x0000_t75" style="width:9pt;height:16.5pt" o:ole="">
-            <v:imagedata r:id="rId338" o:title=""/>
-          </v:shape>
-          <o:OLEObject Type="Embed" ProgID="Equation.DSMT4" ShapeID="_x0000_i1187" DrawAspect="Content" ObjectID="_1816794361" r:id="rId339"/>
+            <v:imagedata r:id="rId335" o:title=""/>
+          </v:shape>
+          <o:OLEObject Type="Embed" ProgID="Equation.DSMT4" ShapeID="_x0000_i1187" DrawAspect="Content" ObjectID="_1842502335" r:id="rId336"/>
         </w:object>
       </w:r>
       <w:r>
@@ -6072,9 +6092,9 @@
         </w:rPr>
         <w:object w:dxaOrig="1620" w:dyaOrig="680" w14:anchorId="467099AB">
           <v:shape id="_x0000_i1188" type="#_x0000_t75" style="width:81pt;height:33.75pt" o:ole="">
-            <v:imagedata r:id="rId340" o:title=""/>
-          </v:shape>
-          <o:OLEObject Type="Embed" ProgID="Equation.DSMT4" ShapeID="_x0000_i1188" DrawAspect="Content" ObjectID="_1816794362" r:id="rId341"/>
+            <v:imagedata r:id="rId337" o:title=""/>
+          </v:shape>
+          <o:OLEObject Type="Embed" ProgID="Equation.DSMT4" ShapeID="_x0000_i1188" DrawAspect="Content" ObjectID="_1842502336" r:id="rId338"/>
         </w:object>
       </w:r>
       <w:r>
@@ -6176,9 +6196,9 @@
         </w:rPr>
         <w:object w:dxaOrig="680" w:dyaOrig="320" w14:anchorId="130F15E7">
           <v:shape id="_x0000_i1189" type="#_x0000_t75" style="width:33.75pt;height:16.5pt" o:ole="">
-            <v:imagedata r:id="rId342" o:title=""/>
-          </v:shape>
-          <o:OLEObject Type="Embed" ProgID="Equation.DSMT4" ShapeID="_x0000_i1189" DrawAspect="Content" ObjectID="_1816794363" r:id="rId343"/>
+            <v:imagedata r:id="rId339" o:title=""/>
+          </v:shape>
+          <o:OLEObject Type="Embed" ProgID="Equation.DSMT4" ShapeID="_x0000_i1189" DrawAspect="Content" ObjectID="_1842502337" r:id="rId340"/>
         </w:object>
       </w:r>
       <w:r>
@@ -6193,9 +6213,9 @@
         </w:rPr>
         <w:object w:dxaOrig="320" w:dyaOrig="320" w14:anchorId="1C9B1BDE">
           <v:shape id="_x0000_i1190" type="#_x0000_t75" style="width:16.5pt;height:16.5pt" o:ole="">
-            <v:imagedata r:id="rId344" o:title=""/>
-          </v:shape>
-          <o:OLEObject Type="Embed" ProgID="Equation.DSMT4" ShapeID="_x0000_i1190" DrawAspect="Content" ObjectID="_1816794364" r:id="rId345"/>
+            <v:imagedata r:id="rId341" o:title=""/>
+          </v:shape>
+          <o:OLEObject Type="Embed" ProgID="Equation.DSMT4" ShapeID="_x0000_i1190" DrawAspect="Content" ObjectID="_1842502338" r:id="rId342"/>
         </w:object>
       </w:r>
       <w:r>
@@ -6210,9 +6230,9 @@
         </w:rPr>
         <w:object w:dxaOrig="200" w:dyaOrig="220" w14:anchorId="1DFB4EF4">
           <v:shape id="_x0000_i1191" type="#_x0000_t75" style="width:10.5pt;height:10.5pt" o:ole="">
-            <v:imagedata r:id="rId346" o:title=""/>
-          </v:shape>
-          <o:OLEObject Type="Embed" ProgID="Equation.DSMT4" ShapeID="_x0000_i1191" DrawAspect="Content" ObjectID="_1816794365" r:id="rId347"/>
+            <v:imagedata r:id="rId343" o:title=""/>
+          </v:shape>
+          <o:OLEObject Type="Embed" ProgID="Equation.DSMT4" ShapeID="_x0000_i1191" DrawAspect="Content" ObjectID="_1842502339" r:id="rId344"/>
         </w:object>
       </w:r>
       <w:r>
@@ -6227,9 +6247,9 @@
         </w:rPr>
         <w:object w:dxaOrig="1359" w:dyaOrig="620" w14:anchorId="0BCE3546">
           <v:shape id="_x0000_i1192" type="#_x0000_t75" style="width:68.25pt;height:31.5pt" o:ole="">
-            <v:imagedata r:id="rId348" o:title=""/>
-          </v:shape>
-          <o:OLEObject Type="Embed" ProgID="Equation.DSMT4" ShapeID="_x0000_i1192" DrawAspect="Content" ObjectID="_1816794366" r:id="rId349"/>
+            <v:imagedata r:id="rId345" o:title=""/>
+          </v:shape>
+          <o:OLEObject Type="Embed" ProgID="Equation.DSMT4" ShapeID="_x0000_i1192" DrawAspect="Content" ObjectID="_1842502340" r:id="rId346"/>
         </w:object>
       </w:r>
       <w:r>
@@ -6244,9 +6264,9 @@
         </w:rPr>
         <w:object w:dxaOrig="600" w:dyaOrig="279" w14:anchorId="40A6EF69">
           <v:shape id="_x0000_i1193" type="#_x0000_t75" style="width:30pt;height:14.25pt" o:ole="">
-            <v:imagedata r:id="rId350" o:title=""/>
-          </v:shape>
-          <o:OLEObject Type="Embed" ProgID="Equation.DSMT4" ShapeID="_x0000_i1193" DrawAspect="Content" ObjectID="_1816794367" r:id="rId351"/>
+            <v:imagedata r:id="rId347" o:title=""/>
+          </v:shape>
+          <o:OLEObject Type="Embed" ProgID="Equation.DSMT4" ShapeID="_x0000_i1193" DrawAspect="Content" ObjectID="_1842502341" r:id="rId348"/>
         </w:object>
       </w:r>
       <w:r>
@@ -6261,9 +6281,9 @@
         </w:rPr>
         <w:object w:dxaOrig="1300" w:dyaOrig="360" w14:anchorId="236A36E5">
           <v:shape id="_x0000_i1194" type="#_x0000_t75" style="width:65.25pt;height:18pt" o:ole="">
-            <v:imagedata r:id="rId352" o:title=""/>
-          </v:shape>
-          <o:OLEObject Type="Embed" ProgID="Equation.DSMT4" ShapeID="_x0000_i1194" DrawAspect="Content" ObjectID="_1816794368" r:id="rId353"/>
+            <v:imagedata r:id="rId349" o:title=""/>
+          </v:shape>
+          <o:OLEObject Type="Embed" ProgID="Equation.DSMT4" ShapeID="_x0000_i1194" DrawAspect="Content" ObjectID="_1842502342" r:id="rId350"/>
         </w:object>
       </w:r>
       <w:r>
@@ -6278,22 +6298,16 @@
         </w:rPr>
         <w:object w:dxaOrig="960" w:dyaOrig="279" w14:anchorId="4DC31F7E">
           <v:shape id="_x0000_i1195" type="#_x0000_t75" style="width:48pt;height:14.25pt" o:ole="">
-            <v:imagedata r:id="rId354" o:title=""/>
-          </v:shape>
-          <o:OLEObject Type="Embed" ProgID="Equation.DSMT4" ShapeID="_x0000_i1195" DrawAspect="Content" ObjectID="_1816794369" r:id="rId355"/>
-        </w:object>
-      </w:r>
-      <w:r>
-        <w:rPr>
-          <w:rFonts w:eastAsia="Aptos" w:cs="Times New Roman"/>
-        </w:rPr>
-        <w:t xml:space="preserve">, the </w:t>
-      </w:r>
-      <w:r>
-        <w:rPr>
-          <w:rFonts w:eastAsia="Aptos" w:cs="Times New Roman"/>
-        </w:rPr>
-        <w:t xml:space="preserve">magnitude of net force experienced by the charge </w:t>
+            <v:imagedata r:id="rId351" o:title=""/>
+          </v:shape>
+          <o:OLEObject Type="Embed" ProgID="Equation.DSMT4" ShapeID="_x0000_i1195" DrawAspect="Content" ObjectID="_1842502343" r:id="rId352"/>
+        </w:object>
+      </w:r>
+      <w:r>
+        <w:rPr>
+          <w:rFonts w:eastAsia="Aptos" w:cs="Times New Roman"/>
+        </w:rPr>
+        <w:t xml:space="preserve">, the magnitude of net force experienced by the charge </w:t>
       </w:r>
       <w:r>
         <w:rPr>
@@ -6301,9 +6315,9 @@
         </w:rPr>
         <w:object w:dxaOrig="460" w:dyaOrig="320" w14:anchorId="4DC6EF9D">
           <v:shape id="_x0000_i1196" type="#_x0000_t75" style="width:23.25pt;height:16.5pt" o:ole="">
-            <v:imagedata r:id="rId356" o:title=""/>
-          </v:shape>
-          <o:OLEObject Type="Embed" ProgID="Equation.DSMT4" ShapeID="_x0000_i1196" DrawAspect="Content" ObjectID="_1816794370" r:id="rId357"/>
+            <v:imagedata r:id="rId353" o:title=""/>
+          </v:shape>
+          <o:OLEObject Type="Embed" ProgID="Equation.DSMT4" ShapeID="_x0000_i1196" DrawAspect="Content" ObjectID="_1842502344" r:id="rId354"/>
         </w:object>
       </w:r>
       <w:r>
@@ -6427,7 +6441,7 @@
                     </pic:cNvPicPr>
                   </pic:nvPicPr>
                   <pic:blipFill>
-                    <a:blip r:embed="rId358">
+                    <a:blip r:embed="rId355">
                       <a:extLst>
                         <a:ext uri="{28A0092B-C50C-407E-A947-70E740481C1C}">
                           <a14:useLocalDpi xmlns:a14="http://schemas.microsoft.com/office/drawing/2010/main" val="0"/>
@@ -6502,9 +6516,9 @@
         </w:rPr>
         <w:object w:dxaOrig="1300" w:dyaOrig="400" w14:anchorId="2ABD7769">
           <v:shape id="_x0000_i1197" type="#_x0000_t75" style="width:65.25pt;height:19.5pt" o:ole="">
-            <v:imagedata r:id="rId359" o:title=""/>
-          </v:shape>
-          <o:OLEObject Type="Embed" ProgID="Equation.DSMT4" ShapeID="_x0000_i1197" DrawAspect="Content" ObjectID="_1816794371" r:id="rId360"/>
+            <v:imagedata r:id="rId356" o:title=""/>
+          </v:shape>
+          <o:OLEObject Type="Embed" ProgID="Equation.DSMT4" ShapeID="_x0000_i1197" DrawAspect="Content" ObjectID="_1842502345" r:id="rId357"/>
         </w:object>
       </w:r>
       <w:r>
@@ -6558,9 +6572,9 @@
         </w:rPr>
         <w:object w:dxaOrig="1040" w:dyaOrig="320" w14:anchorId="5678D867">
           <v:shape id="_x0000_i1198" type="#_x0000_t75" style="width:52.5pt;height:16.5pt" o:ole="">
-            <v:imagedata r:id="rId361" o:title=""/>
-          </v:shape>
-          <o:OLEObject Type="Embed" ProgID="Equation.DSMT4" ShapeID="_x0000_i1198" DrawAspect="Content" ObjectID="_1816794372" r:id="rId362"/>
+            <v:imagedata r:id="rId358" o:title=""/>
+          </v:shape>
+          <o:OLEObject Type="Embed" ProgID="Equation.DSMT4" ShapeID="_x0000_i1198" DrawAspect="Content" ObjectID="_1842502346" r:id="rId359"/>
         </w:object>
       </w:r>
       <w:r>
@@ -6575,9 +6589,9 @@
         </w:rPr>
         <w:object w:dxaOrig="200" w:dyaOrig="220" w14:anchorId="57B2AB76">
           <v:shape id="_x0000_i1199" type="#_x0000_t75" style="width:10.5pt;height:10.5pt" o:ole="">
-            <v:imagedata r:id="rId363" o:title=""/>
-          </v:shape>
-          <o:OLEObject Type="Embed" ProgID="Equation.DSMT4" ShapeID="_x0000_i1199" DrawAspect="Content" ObjectID="_1816794373" r:id="rId364"/>
+            <v:imagedata r:id="rId360" o:title=""/>
+          </v:shape>
+          <o:OLEObject Type="Embed" ProgID="Equation.DSMT4" ShapeID="_x0000_i1199" DrawAspect="Content" ObjectID="_1842502347" r:id="rId361"/>
         </w:object>
       </w:r>
       <w:r>
@@ -6640,9 +6654,9 @@
         </w:rPr>
         <w:object w:dxaOrig="3560" w:dyaOrig="680" w14:anchorId="00713F8F">
           <v:shape id="_x0000_i1200" type="#_x0000_t75" style="width:165pt;height:31.5pt" o:ole="">
-            <v:imagedata r:id="rId365" o:title=""/>
-          </v:shape>
-          <o:OLEObject Type="Embed" ProgID="Equation.DSMT4" ShapeID="_x0000_i1200" DrawAspect="Content" ObjectID="_1816794374" r:id="rId366"/>
+            <v:imagedata r:id="rId362" o:title=""/>
+          </v:shape>
+          <o:OLEObject Type="Embed" ProgID="Equation.DSMT4" ShapeID="_x0000_i1200" DrawAspect="Content" ObjectID="_1842502348" r:id="rId363"/>
         </w:object>
       </w:r>
       <w:r>
@@ -6679,7 +6693,7 @@
                     </pic:cNvPicPr>
                   </pic:nvPicPr>
                   <pic:blipFill>
-                    <a:blip r:embed="rId367">
+                    <a:blip r:embed="rId364">
                       <a:extLst>
                         <a:ext uri="{28A0092B-C50C-407E-A947-70E740481C1C}">
                           <a14:useLocalDpi xmlns:a14="http://schemas.microsoft.com/office/drawing/2010/main" val="0"/>
@@ -6768,9 +6782,9 @@
         </w:rPr>
         <w:object w:dxaOrig="279" w:dyaOrig="360" w14:anchorId="7C76B82F">
           <v:shape id="_x0000_i1201" type="#_x0000_t75" style="width:14.25pt;height:18pt" o:ole="">
-            <v:imagedata r:id="rId368" o:title=""/>
-          </v:shape>
-          <o:OLEObject Type="Embed" ProgID="Equation.DSMT4" ShapeID="_x0000_i1201" DrawAspect="Content" ObjectID="_1816794375" r:id="rId369"/>
+            <v:imagedata r:id="rId365" o:title=""/>
+          </v:shape>
+          <o:OLEObject Type="Embed" ProgID="Equation.DSMT4" ShapeID="_x0000_i1201" DrawAspect="Content" ObjectID="_1842502349" r:id="rId366"/>
         </w:object>
       </w:r>
       <w:r>
@@ -6785,9 +6799,9 @@
         </w:rPr>
         <w:object w:dxaOrig="440" w:dyaOrig="660" w14:anchorId="4793E4D4">
           <v:shape id="_x0000_i1202" type="#_x0000_t75" style="width:21.75pt;height:33pt" o:ole="">
-            <v:imagedata r:id="rId370" o:title=""/>
-          </v:shape>
-          <o:OLEObject Type="Embed" ProgID="Equation.DSMT4" ShapeID="_x0000_i1202" DrawAspect="Content" ObjectID="_1816794376" r:id="rId371"/>
+            <v:imagedata r:id="rId367" o:title=""/>
+          </v:shape>
+          <o:OLEObject Type="Embed" ProgID="Equation.DSMT4" ShapeID="_x0000_i1202" DrawAspect="Content" ObjectID="_1842502350" r:id="rId368"/>
         </w:object>
       </w:r>
       <w:r>
@@ -6867,9 +6881,9 @@
         </w:rPr>
         <w:object w:dxaOrig="820" w:dyaOrig="360" w14:anchorId="4EF5FDE7">
           <v:shape id="_x0000_i1203" type="#_x0000_t75" style="width:40.5pt;height:18pt" o:ole="">
-            <v:imagedata r:id="rId372" o:title=""/>
-          </v:shape>
-          <o:OLEObject Type="Embed" ProgID="Equation.DSMT4" ShapeID="_x0000_i1203" DrawAspect="Content" ObjectID="_1816794377" r:id="rId373"/>
+            <v:imagedata r:id="rId369" o:title=""/>
+          </v:shape>
+          <o:OLEObject Type="Embed" ProgID="Equation.DSMT4" ShapeID="_x0000_i1203" DrawAspect="Content" ObjectID="_1842502351" r:id="rId370"/>
         </w:object>
       </w:r>
       <w:r>
@@ -6884,9 +6898,9 @@
         </w:rPr>
         <w:object w:dxaOrig="859" w:dyaOrig="360" w14:anchorId="5EF4D377">
           <v:shape id="_x0000_i1204" type="#_x0000_t75" style="width:42.75pt;height:18pt" o:ole="">
-            <v:imagedata r:id="rId374" o:title=""/>
-          </v:shape>
-          <o:OLEObject Type="Embed" ProgID="Equation.DSMT4" ShapeID="_x0000_i1204" DrawAspect="Content" ObjectID="_1816794378" r:id="rId375"/>
+            <v:imagedata r:id="rId371" o:title=""/>
+          </v:shape>
+          <o:OLEObject Type="Embed" ProgID="Equation.DSMT4" ShapeID="_x0000_i1204" DrawAspect="Content" ObjectID="_1842502352" r:id="rId372"/>
         </w:object>
       </w:r>
       <w:r>
@@ -6901,9 +6915,9 @@
         </w:rPr>
         <w:object w:dxaOrig="1020" w:dyaOrig="279" w14:anchorId="2C572A49">
           <v:shape id="_x0000_i1205" type="#_x0000_t75" style="width:51pt;height:14.25pt" o:ole="">
-            <v:imagedata r:id="rId376" o:title=""/>
-          </v:shape>
-          <o:OLEObject Type="Embed" ProgID="Equation.DSMT4" ShapeID="_x0000_i1205" DrawAspect="Content" ObjectID="_1816794379" r:id="rId377"/>
+            <v:imagedata r:id="rId373" o:title=""/>
+          </v:shape>
+          <o:OLEObject Type="Embed" ProgID="Equation.DSMT4" ShapeID="_x0000_i1205" DrawAspect="Content" ObjectID="_1842502353" r:id="rId374"/>
         </w:object>
       </w:r>
       <w:r>
@@ -6918,9 +6932,9 @@
         </w:rPr>
         <w:object w:dxaOrig="279" w:dyaOrig="360" w14:anchorId="523E1178">
           <v:shape id="_x0000_i1206" type="#_x0000_t75" style="width:14.25pt;height:18pt" o:ole="">
-            <v:imagedata r:id="rId378" o:title=""/>
-          </v:shape>
-          <o:OLEObject Type="Embed" ProgID="Equation.DSMT4" ShapeID="_x0000_i1206" DrawAspect="Content" ObjectID="_1816794380" r:id="rId379"/>
+            <v:imagedata r:id="rId375" o:title=""/>
+          </v:shape>
+          <o:OLEObject Type="Embed" ProgID="Equation.DSMT4" ShapeID="_x0000_i1206" DrawAspect="Content" ObjectID="_1842502354" r:id="rId376"/>
         </w:object>
       </w:r>
       <w:r>
@@ -7029,9 +7043,9 @@
         </w:rPr>
         <w:object w:dxaOrig="460" w:dyaOrig="320" w14:anchorId="4550B51E">
           <v:shape id="_x0000_i1207" type="#_x0000_t75" style="width:23.25pt;height:16.5pt" o:ole="">
-            <v:imagedata r:id="rId380" o:title=""/>
-          </v:shape>
-          <o:OLEObject Type="Embed" ProgID="Equation.DSMT4" ShapeID="_x0000_i1207" DrawAspect="Content" ObjectID="_1816794381" r:id="rId381"/>
+            <v:imagedata r:id="rId377" o:title=""/>
+          </v:shape>
+          <o:OLEObject Type="Embed" ProgID="Equation.DSMT4" ShapeID="_x0000_i1207" DrawAspect="Content" ObjectID="_1842502355" r:id="rId378"/>
         </w:object>
       </w:r>
       <w:r>
@@ -7046,9 +7060,9 @@
         </w:rPr>
         <w:object w:dxaOrig="220" w:dyaOrig="260" w14:anchorId="208BB8D5">
           <v:shape id="_x0000_i1208" type="#_x0000_t75" style="width:10.5pt;height:12.75pt" o:ole="">
-            <v:imagedata r:id="rId382" o:title=""/>
-          </v:shape>
-          <o:OLEObject Type="Embed" ProgID="Equation.DSMT4" ShapeID="_x0000_i1208" DrawAspect="Content" ObjectID="_1816794382" r:id="rId383"/>
+            <v:imagedata r:id="rId379" o:title=""/>
+          </v:shape>
+          <o:OLEObject Type="Embed" ProgID="Equation.DSMT4" ShapeID="_x0000_i1208" DrawAspect="Content" ObjectID="_1842502356" r:id="rId380"/>
         </w:object>
       </w:r>
       <w:r>
@@ -7063,9 +7077,9 @@
         </w:rPr>
         <w:object w:dxaOrig="1719" w:dyaOrig="320" w14:anchorId="2D2837F5">
           <v:shape id="_x0000_i1209" type="#_x0000_t75" style="width:86.25pt;height:16.5pt" o:ole="">
-            <v:imagedata r:id="rId384" o:title=""/>
-          </v:shape>
-          <o:OLEObject Type="Embed" ProgID="Equation.DSMT4" ShapeID="_x0000_i1209" DrawAspect="Content" ObjectID="_1816794383" r:id="rId385"/>
+            <v:imagedata r:id="rId381" o:title=""/>
+          </v:shape>
+          <o:OLEObject Type="Embed" ProgID="Equation.DSMT4" ShapeID="_x0000_i1209" DrawAspect="Content" ObjectID="_1842502357" r:id="rId382"/>
         </w:object>
       </w:r>
       <w:r>
@@ -7080,9 +7094,9 @@
         </w:rPr>
         <w:object w:dxaOrig="100" w:dyaOrig="100" w14:anchorId="040E4336">
           <v:shape id="_x0000_i1210" type="#_x0000_t75" style="width:4.5pt;height:4.5pt" o:ole="">
-            <v:imagedata r:id="rId386" o:title=""/>
-          </v:shape>
-          <o:OLEObject Type="Embed" ProgID="Equation.DSMT4" ShapeID="_x0000_i1210" DrawAspect="Content" ObjectID="_1816794384" r:id="rId387"/>
+            <v:imagedata r:id="rId383" o:title=""/>
+          </v:shape>
+          <o:OLEObject Type="Embed" ProgID="Equation.DSMT4" ShapeID="_x0000_i1210" DrawAspect="Content" ObjectID="_1842502358" r:id="rId384"/>
         </w:object>
       </w:r>
       <w:r>
@@ -7104,9 +7118,9 @@
         </w:rPr>
         <w:object w:dxaOrig="940" w:dyaOrig="320" w14:anchorId="54439C53">
           <v:shape id="_x0000_i1211" type="#_x0000_t75" style="width:46.5pt;height:16.5pt" o:ole="">
-            <v:imagedata r:id="rId388" o:title=""/>
-          </v:shape>
-          <o:OLEObject Type="Embed" ProgID="Equation.DSMT4" ShapeID="_x0000_i1211" DrawAspect="Content" ObjectID="_1816794385" r:id="rId389"/>
+            <v:imagedata r:id="rId385" o:title=""/>
+          </v:shape>
+          <o:OLEObject Type="Embed" ProgID="Equation.DSMT4" ShapeID="_x0000_i1211" DrawAspect="Content" ObjectID="_1842502359" r:id="rId386"/>
         </w:object>
       </w:r>
       <w:r>
@@ -7128,9 +7142,9 @@
         </w:rPr>
         <w:object w:dxaOrig="200" w:dyaOrig="220" w14:anchorId="502FA3C5">
           <v:shape id="_x0000_i1212" type="#_x0000_t75" style="width:10.5pt;height:10.5pt" o:ole="">
-            <v:imagedata r:id="rId390" o:title=""/>
-          </v:shape>
-          <o:OLEObject Type="Embed" ProgID="Equation.DSMT4" ShapeID="_x0000_i1212" DrawAspect="Content" ObjectID="_1816794386" r:id="rId391"/>
+            <v:imagedata r:id="rId387" o:title=""/>
+          </v:shape>
+          <o:OLEObject Type="Embed" ProgID="Equation.DSMT4" ShapeID="_x0000_i1212" DrawAspect="Content" ObjectID="_1842502360" r:id="rId388"/>
         </w:object>
       </w:r>
       <w:r>
@@ -7179,9 +7193,9 @@
         </w:rPr>
         <w:object w:dxaOrig="2299" w:dyaOrig="680" w14:anchorId="391A97EF">
           <v:shape id="_x0000_i1213" type="#_x0000_t75" style="width:114.75pt;height:33.75pt" o:ole="">
-            <v:imagedata r:id="rId392" o:title=""/>
-          </v:shape>
-          <o:OLEObject Type="Embed" ProgID="Equation.DSMT4" ShapeID="_x0000_i1213" DrawAspect="Content" ObjectID="_1816794387" r:id="rId393"/>
+            <v:imagedata r:id="rId389" o:title=""/>
+          </v:shape>
+          <o:OLEObject Type="Embed" ProgID="Equation.DSMT4" ShapeID="_x0000_i1213" DrawAspect="Content" ObjectID="_1842502361" r:id="rId390"/>
         </w:object>
       </w:r>
       <w:r>
@@ -7208,7 +7222,6 @@
         <w:rPr>
           <w:rFonts w:eastAsia="Aptos" w:cs="Times New Roman"/>
         </w:rPr>
-        <w:lastRenderedPageBreak/>
         <w:t>32</w:t>
       </w:r>
       <w:r>
@@ -7289,9 +7302,9 @@
         </w:rPr>
         <w:object w:dxaOrig="859" w:dyaOrig="320" w14:anchorId="74B4B17F">
           <v:shape id="_x0000_i1214" type="#_x0000_t75" style="width:42.75pt;height:16.5pt" o:ole="">
-            <v:imagedata r:id="rId394" o:title=""/>
-          </v:shape>
-          <o:OLEObject Type="Embed" ProgID="Equation.DSMT4" ShapeID="_x0000_i1214" DrawAspect="Content" ObjectID="_1816794388" r:id="rId395"/>
+            <v:imagedata r:id="rId391" o:title=""/>
+          </v:shape>
+          <o:OLEObject Type="Embed" ProgID="Equation.DSMT4" ShapeID="_x0000_i1214" DrawAspect="Content" ObjectID="_1842502362" r:id="rId392"/>
         </w:object>
       </w:r>
       <w:r>
@@ -7313,9 +7326,9 @@
         </w:rPr>
         <w:object w:dxaOrig="1420" w:dyaOrig="620" w14:anchorId="21883033">
           <v:shape id="_x0000_i1215" type="#_x0000_t75" style="width:71.25pt;height:31.5pt" o:ole="">
-            <v:imagedata r:id="rId396" o:title=""/>
-          </v:shape>
-          <o:OLEObject Type="Embed" ProgID="Equation.DSMT4" ShapeID="_x0000_i1215" DrawAspect="Content" ObjectID="_1816794389" r:id="rId397"/>
+            <v:imagedata r:id="rId393" o:title=""/>
+          </v:shape>
+          <o:OLEObject Type="Embed" ProgID="Equation.DSMT4" ShapeID="_x0000_i1215" DrawAspect="Content" ObjectID="_1842502363" r:id="rId394"/>
         </w:object>
       </w:r>
       <w:r>
@@ -7453,9 +7466,9 @@
         </w:rPr>
         <w:object w:dxaOrig="200" w:dyaOrig="260" w14:anchorId="06676F63">
           <v:shape id="_x0000_i1216" type="#_x0000_t75" style="width:10.5pt;height:12.75pt" o:ole="">
-            <v:imagedata r:id="rId398" o:title=""/>
-          </v:shape>
-          <o:OLEObject Type="Embed" ProgID="Equation.DSMT4" ShapeID="_x0000_i1216" DrawAspect="Content" ObjectID="_1816794390" r:id="rId399"/>
+            <v:imagedata r:id="rId395" o:title=""/>
+          </v:shape>
+          <o:OLEObject Type="Embed" ProgID="Equation.DSMT4" ShapeID="_x0000_i1216" DrawAspect="Content" ObjectID="_1842502364" r:id="rId396"/>
         </w:object>
       </w:r>
       <w:r>
@@ -7470,9 +7483,9 @@
         </w:rPr>
         <w:object w:dxaOrig="260" w:dyaOrig="220" w14:anchorId="1D582092">
           <v:shape id="_x0000_i1217" type="#_x0000_t75" style="width:12.75pt;height:10.5pt" o:ole="">
-            <v:imagedata r:id="rId400" o:title=""/>
-          </v:shape>
-          <o:OLEObject Type="Embed" ProgID="Equation.DSMT4" ShapeID="_x0000_i1217" DrawAspect="Content" ObjectID="_1816794391" r:id="rId401"/>
+            <v:imagedata r:id="rId397" o:title=""/>
+          </v:shape>
+          <o:OLEObject Type="Embed" ProgID="Equation.DSMT4" ShapeID="_x0000_i1217" DrawAspect="Content" ObjectID="_1842502365" r:id="rId398"/>
         </w:object>
       </w:r>
       <w:r>
@@ -7487,9 +7500,9 @@
         </w:rPr>
         <w:object w:dxaOrig="260" w:dyaOrig="360" w14:anchorId="2A431B77">
           <v:shape id="_x0000_i1218" type="#_x0000_t75" style="width:12.75pt;height:18pt" o:ole="">
-            <v:imagedata r:id="rId402" o:title=""/>
-          </v:shape>
-          <o:OLEObject Type="Embed" ProgID="Equation.DSMT4" ShapeID="_x0000_i1218" DrawAspect="Content" ObjectID="_1816794392" r:id="rId403"/>
+            <v:imagedata r:id="rId399" o:title=""/>
+          </v:shape>
+          <o:OLEObject Type="Embed" ProgID="Equation.DSMT4" ShapeID="_x0000_i1218" DrawAspect="Content" ObjectID="_1842502366" r:id="rId400"/>
         </w:object>
       </w:r>
       <w:r>
@@ -7520,6 +7533,7 @@
         <w:rPr>
           <w:rFonts w:eastAsia="Aptos" w:cs="Times New Roman"/>
         </w:rPr>
+        <w:lastRenderedPageBreak/>
         <w:t xml:space="preserve">(A) </w:t>
       </w:r>
       <w:r>
@@ -7528,9 +7542,9 @@
         </w:rPr>
         <w:object w:dxaOrig="1160" w:dyaOrig="800" w14:anchorId="0DBD128B">
           <v:shape id="_x0000_i1219" type="#_x0000_t75" style="width:57.75pt;height:39.75pt" o:ole="">
-            <v:imagedata r:id="rId404" o:title=""/>
-          </v:shape>
-          <o:OLEObject Type="Embed" ProgID="Equation.DSMT4" ShapeID="_x0000_i1219" DrawAspect="Content" ObjectID="_1816794393" r:id="rId405"/>
+            <v:imagedata r:id="rId401" o:title=""/>
+          </v:shape>
+          <o:OLEObject Type="Embed" ProgID="Equation.DSMT4" ShapeID="_x0000_i1219" DrawAspect="Content" ObjectID="_1842502367" r:id="rId402"/>
         </w:object>
       </w:r>
       <w:r>
@@ -7551,9 +7565,9 @@
         </w:rPr>
         <w:object w:dxaOrig="1260" w:dyaOrig="800" w14:anchorId="676B1842">
           <v:shape id="_x0000_i1220" type="#_x0000_t75" style="width:63pt;height:39.75pt" o:ole="">
-            <v:imagedata r:id="rId406" o:title=""/>
-          </v:shape>
-          <o:OLEObject Type="Embed" ProgID="Equation.DSMT4" ShapeID="_x0000_i1220" DrawAspect="Content" ObjectID="_1816794394" r:id="rId407"/>
+            <v:imagedata r:id="rId403" o:title=""/>
+          </v:shape>
+          <o:OLEObject Type="Embed" ProgID="Equation.DSMT4" ShapeID="_x0000_i1220" DrawAspect="Content" ObjectID="_1842502368" r:id="rId404"/>
         </w:object>
       </w:r>
       <w:r>
@@ -7574,9 +7588,9 @@
         </w:rPr>
         <w:object w:dxaOrig="1140" w:dyaOrig="800" w14:anchorId="10A62BA2">
           <v:shape id="_x0000_i1221" type="#_x0000_t75" style="width:57pt;height:39.75pt" o:ole="">
-            <v:imagedata r:id="rId408" o:title=""/>
-          </v:shape>
-          <o:OLEObject Type="Embed" ProgID="Equation.DSMT4" ShapeID="_x0000_i1221" DrawAspect="Content" ObjectID="_1816794395" r:id="rId409"/>
+            <v:imagedata r:id="rId405" o:title=""/>
+          </v:shape>
+          <o:OLEObject Type="Embed" ProgID="Equation.DSMT4" ShapeID="_x0000_i1221" DrawAspect="Content" ObjectID="_1842502369" r:id="rId406"/>
         </w:object>
       </w:r>
       <w:r>
@@ -7597,9 +7611,9 @@
         </w:rPr>
         <w:object w:dxaOrig="1240" w:dyaOrig="800" w14:anchorId="7528E4D9">
           <v:shape id="_x0000_i1222" type="#_x0000_t75" style="width:61.5pt;height:39.75pt" o:ole="">
-            <v:imagedata r:id="rId410" o:title=""/>
-          </v:shape>
-          <o:OLEObject Type="Embed" ProgID="Equation.DSMT4" ShapeID="_x0000_i1222" DrawAspect="Content" ObjectID="_1816794396" r:id="rId411"/>
+            <v:imagedata r:id="rId407" o:title=""/>
+          </v:shape>
+          <o:OLEObject Type="Embed" ProgID="Equation.DSMT4" ShapeID="_x0000_i1222" DrawAspect="Content" ObjectID="_1842502370" r:id="rId408"/>
         </w:object>
       </w:r>
     </w:p>
@@ -7690,9 +7704,9 @@
         </w:rPr>
         <w:object w:dxaOrig="240" w:dyaOrig="220" w14:anchorId="556F9A0E">
           <v:shape id="_x0000_i1223" type="#_x0000_t75" style="width:12pt;height:10.5pt" o:ole="">
-            <v:imagedata r:id="rId412" o:title=""/>
-          </v:shape>
-          <o:OLEObject Type="Embed" ProgID="Equation.DSMT4" ShapeID="_x0000_i1223" DrawAspect="Content" ObjectID="_1816794397" r:id="rId413"/>
+            <v:imagedata r:id="rId409" o:title=""/>
+          </v:shape>
+          <o:OLEObject Type="Embed" ProgID="Equation.DSMT4" ShapeID="_x0000_i1223" DrawAspect="Content" ObjectID="_1842502371" r:id="rId410"/>
         </w:object>
       </w:r>
       <w:r>
@@ -7707,9 +7721,9 @@
         </w:rPr>
         <w:object w:dxaOrig="1020" w:dyaOrig="360" w14:anchorId="334FF781">
           <v:shape id="_x0000_i1224" type="#_x0000_t75" style="width:51pt;height:18pt" o:ole="">
-            <v:imagedata r:id="rId414" o:title=""/>
-          </v:shape>
-          <o:OLEObject Type="Embed" ProgID="Equation.DSMT4" ShapeID="_x0000_i1224" DrawAspect="Content" ObjectID="_1816794398" r:id="rId415"/>
+            <v:imagedata r:id="rId411" o:title=""/>
+          </v:shape>
+          <o:OLEObject Type="Embed" ProgID="Equation.DSMT4" ShapeID="_x0000_i1224" DrawAspect="Content" ObjectID="_1842502372" r:id="rId412"/>
         </w:object>
       </w:r>
       <w:r>
@@ -7808,9 +7822,9 @@
         </w:rPr>
         <w:object w:dxaOrig="1140" w:dyaOrig="360" w14:anchorId="30E62437">
           <v:shape id="_x0000_i1225" type="#_x0000_t75" style="width:57pt;height:18pt" o:ole="">
-            <v:imagedata r:id="rId416" o:title=""/>
-          </v:shape>
-          <o:OLEObject Type="Embed" ProgID="Equation.DSMT4" ShapeID="_x0000_i1225" DrawAspect="Content" ObjectID="_1816794399" r:id="rId417"/>
+            <v:imagedata r:id="rId413" o:title=""/>
+          </v:shape>
+          <o:OLEObject Type="Embed" ProgID="Equation.DSMT4" ShapeID="_x0000_i1225" DrawAspect="Content" ObjectID="_1842502373" r:id="rId414"/>
         </w:object>
       </w:r>
       <w:r>
@@ -7896,9 +7910,9 @@
         </w:rPr>
         <w:object w:dxaOrig="960" w:dyaOrig="360" w14:anchorId="21D75F5A">
           <v:shape id="_x0000_i1226" type="#_x0000_t75" style="width:48pt;height:18pt" o:ole="">
-            <v:imagedata r:id="rId418" o:title=""/>
-          </v:shape>
-          <o:OLEObject Type="Embed" ProgID="Equation.DSMT4" ShapeID="_x0000_i1226" DrawAspect="Content" ObjectID="_1816794400" r:id="rId419"/>
+            <v:imagedata r:id="rId415" o:title=""/>
+          </v:shape>
+          <o:OLEObject Type="Embed" ProgID="Equation.DSMT4" ShapeID="_x0000_i1226" DrawAspect="Content" ObjectID="_1842502374" r:id="rId416"/>
         </w:object>
       </w:r>
       <w:r>
@@ -7913,9 +7927,9 @@
         </w:rPr>
         <w:object w:dxaOrig="300" w:dyaOrig="360" w14:anchorId="31BDA8CF">
           <v:shape id="_x0000_i1227" type="#_x0000_t75" style="width:15pt;height:18pt" o:ole="">
-            <v:imagedata r:id="rId420" o:title=""/>
-          </v:shape>
-          <o:OLEObject Type="Embed" ProgID="Equation.DSMT4" ShapeID="_x0000_i1227" DrawAspect="Content" ObjectID="_1816794401" r:id="rId421"/>
+            <v:imagedata r:id="rId417" o:title=""/>
+          </v:shape>
+          <o:OLEObject Type="Embed" ProgID="Equation.DSMT4" ShapeID="_x0000_i1227" DrawAspect="Content" ObjectID="_1842502375" r:id="rId418"/>
         </w:object>
       </w:r>
       <w:r>
@@ -7930,9 +7944,9 @@
         </w:rPr>
         <w:object w:dxaOrig="200" w:dyaOrig="220" w14:anchorId="02EE9B0D">
           <v:shape id="_x0000_i1228" type="#_x0000_t75" style="width:10.5pt;height:10.5pt" o:ole="">
-            <v:imagedata r:id="rId422" o:title=""/>
-          </v:shape>
-          <o:OLEObject Type="Embed" ProgID="Equation.DSMT4" ShapeID="_x0000_i1228" DrawAspect="Content" ObjectID="_1816794402" r:id="rId423"/>
+            <v:imagedata r:id="rId419" o:title=""/>
+          </v:shape>
+          <o:OLEObject Type="Embed" ProgID="Equation.DSMT4" ShapeID="_x0000_i1228" DrawAspect="Content" ObjectID="_1842502376" r:id="rId420"/>
         </w:object>
       </w:r>
       <w:r>
@@ -7947,9 +7961,9 @@
         </w:rPr>
         <w:object w:dxaOrig="1520" w:dyaOrig="320" w14:anchorId="4D853974">
           <v:shape id="_x0000_i1229" type="#_x0000_t75" style="width:75.75pt;height:16.5pt" o:ole="">
-            <v:imagedata r:id="rId424" o:title=""/>
-          </v:shape>
-          <o:OLEObject Type="Embed" ProgID="Equation.DSMT4" ShapeID="_x0000_i1229" DrawAspect="Content" ObjectID="_1816794403" r:id="rId425"/>
+            <v:imagedata r:id="rId421" o:title=""/>
+          </v:shape>
+          <o:OLEObject Type="Embed" ProgID="Equation.DSMT4" ShapeID="_x0000_i1229" DrawAspect="Content" ObjectID="_1842502377" r:id="rId422"/>
         </w:object>
       </w:r>
       <w:r>
@@ -7964,9 +7978,9 @@
         </w:rPr>
         <w:object w:dxaOrig="460" w:dyaOrig="279" w14:anchorId="3C6D08AB">
           <v:shape id="_x0000_i1230" type="#_x0000_t75" style="width:23.25pt;height:14.25pt" o:ole="">
-            <v:imagedata r:id="rId426" o:title=""/>
-          </v:shape>
-          <o:OLEObject Type="Embed" ProgID="Equation.DSMT4" ShapeID="_x0000_i1230" DrawAspect="Content" ObjectID="_1816794404" r:id="rId427"/>
+            <v:imagedata r:id="rId423" o:title=""/>
+          </v:shape>
+          <o:OLEObject Type="Embed" ProgID="Equation.DSMT4" ShapeID="_x0000_i1230" DrawAspect="Content" ObjectID="_1842502378" r:id="rId424"/>
         </w:object>
       </w:r>
       <w:r>
@@ -7981,9 +7995,9 @@
         </w:rPr>
         <w:object w:dxaOrig="200" w:dyaOrig="260" w14:anchorId="0D0A6A88">
           <v:shape id="_x0000_i1231" type="#_x0000_t75" style="width:10.5pt;height:12.75pt" o:ole="">
-            <v:imagedata r:id="rId428" o:title=""/>
-          </v:shape>
-          <o:OLEObject Type="Embed" ProgID="Equation.DSMT4" ShapeID="_x0000_i1231" DrawAspect="Content" ObjectID="_1816794405" r:id="rId429"/>
+            <v:imagedata r:id="rId425" o:title=""/>
+          </v:shape>
+          <o:OLEObject Type="Embed" ProgID="Equation.DSMT4" ShapeID="_x0000_i1231" DrawAspect="Content" ObjectID="_1842502379" r:id="rId426"/>
         </w:object>
       </w:r>
       <w:r>
@@ -7998,9 +8012,9 @@
         </w:rPr>
         <w:object w:dxaOrig="220" w:dyaOrig="260" w14:anchorId="3D8C766E">
           <v:shape id="_x0000_i1232" type="#_x0000_t75" style="width:10.5pt;height:12.75pt" o:ole="">
-            <v:imagedata r:id="rId430" o:title=""/>
-          </v:shape>
-          <o:OLEObject Type="Embed" ProgID="Equation.DSMT4" ShapeID="_x0000_i1232" DrawAspect="Content" ObjectID="_1816794406" r:id="rId431"/>
+            <v:imagedata r:id="rId427" o:title=""/>
+          </v:shape>
+          <o:OLEObject Type="Embed" ProgID="Equation.DSMT4" ShapeID="_x0000_i1232" DrawAspect="Content" ObjectID="_1842502380" r:id="rId428"/>
         </w:object>
       </w:r>
       <w:r>
@@ -8015,9 +8029,9 @@
         </w:rPr>
         <w:object w:dxaOrig="540" w:dyaOrig="279" w14:anchorId="111420FD">
           <v:shape id="_x0000_i1233" type="#_x0000_t75" style="width:27pt;height:14.25pt" o:ole="">
-            <v:imagedata r:id="rId432" o:title=""/>
-          </v:shape>
-          <o:OLEObject Type="Embed" ProgID="Equation.DSMT4" ShapeID="_x0000_i1233" DrawAspect="Content" ObjectID="_1816794407" r:id="rId433"/>
+            <v:imagedata r:id="rId429" o:title=""/>
+          </v:shape>
+          <o:OLEObject Type="Embed" ProgID="Equation.DSMT4" ShapeID="_x0000_i1233" DrawAspect="Content" ObjectID="_1842502381" r:id="rId430"/>
         </w:object>
       </w:r>
       <w:r>
@@ -8032,9 +8046,9 @@
         </w:rPr>
         <w:object w:dxaOrig="200" w:dyaOrig="260" w14:anchorId="0F28EAC2">
           <v:shape id="_x0000_i1234" type="#_x0000_t75" style="width:10.5pt;height:12.75pt" o:ole="">
-            <v:imagedata r:id="rId434" o:title=""/>
-          </v:shape>
-          <o:OLEObject Type="Embed" ProgID="Equation.DSMT4" ShapeID="_x0000_i1234" DrawAspect="Content" ObjectID="_1816794408" r:id="rId435"/>
+            <v:imagedata r:id="rId431" o:title=""/>
+          </v:shape>
+          <o:OLEObject Type="Embed" ProgID="Equation.DSMT4" ShapeID="_x0000_i1234" DrawAspect="Content" ObjectID="_1842502382" r:id="rId432"/>
         </w:object>
       </w:r>
       <w:r>
@@ -8164,9 +8178,9 @@
               </w:rPr>
               <w:object w:dxaOrig="1300" w:dyaOrig="360" w14:anchorId="674F30DC">
                 <v:shape id="_x0000_i1235" type="#_x0000_t75" style="width:65.25pt;height:18pt" o:ole="">
-                  <v:imagedata r:id="rId436" o:title=""/>
+                  <v:imagedata r:id="rId433" o:title=""/>
                 </v:shape>
-                <o:OLEObject Type="Embed" ProgID="Equation.DSMT4" ShapeID="_x0000_i1235" DrawAspect="Content" ObjectID="_1816794409" r:id="rId437"/>
+                <o:OLEObject Type="Embed" ProgID="Equation.DSMT4" ShapeID="_x0000_i1235" DrawAspect="Content" ObjectID="_1842502383" r:id="rId434"/>
               </w:object>
             </w:r>
             <w:r>
@@ -8205,9 +8219,9 @@
               </w:rPr>
               <w:object w:dxaOrig="340" w:dyaOrig="240" w14:anchorId="221171B8">
                 <v:shape id="_x0000_i1236" type="#_x0000_t75" style="width:17.25pt;height:12pt" o:ole="">
-                  <v:imagedata r:id="rId438" o:title=""/>
+                  <v:imagedata r:id="rId435" o:title=""/>
                 </v:shape>
-                <o:OLEObject Type="Embed" ProgID="Equation.DSMT4" ShapeID="_x0000_i1236" DrawAspect="Content" ObjectID="_1816794410" r:id="rId439"/>
+                <o:OLEObject Type="Embed" ProgID="Equation.DSMT4" ShapeID="_x0000_i1236" DrawAspect="Content" ObjectID="_1842502384" r:id="rId436"/>
               </w:object>
             </w:r>
           </w:p>
@@ -8242,9 +8256,9 @@
               </w:rPr>
               <w:object w:dxaOrig="620" w:dyaOrig="360" w14:anchorId="270BBDAF">
                 <v:shape id="_x0000_i1237" type="#_x0000_t75" style="width:31.5pt;height:18pt" o:ole="">
-                  <v:imagedata r:id="rId440" o:title=""/>
+                  <v:imagedata r:id="rId437" o:title=""/>
                 </v:shape>
-                <o:OLEObject Type="Embed" ProgID="Equation.DSMT4" ShapeID="_x0000_i1237" DrawAspect="Content" ObjectID="_1816794411" r:id="rId441"/>
+                <o:OLEObject Type="Embed" ProgID="Equation.DSMT4" ShapeID="_x0000_i1237" DrawAspect="Content" ObjectID="_1842502385" r:id="rId438"/>
               </w:object>
             </w:r>
             <w:r>
@@ -8265,9 +8279,9 @@
               </w:rPr>
               <w:object w:dxaOrig="639" w:dyaOrig="360" w14:anchorId="68F76AC3">
                 <v:shape id="_x0000_i1238" type="#_x0000_t75" style="width:32.25pt;height:18pt" o:ole="">
-                  <v:imagedata r:id="rId442" o:title=""/>
+                  <v:imagedata r:id="rId439" o:title=""/>
                 </v:shape>
-                <o:OLEObject Type="Embed" ProgID="Equation.DSMT4" ShapeID="_x0000_i1238" DrawAspect="Content" ObjectID="_1816794412" r:id="rId443"/>
+                <o:OLEObject Type="Embed" ProgID="Equation.DSMT4" ShapeID="_x0000_i1238" DrawAspect="Content" ObjectID="_1842502386" r:id="rId440"/>
               </w:object>
             </w:r>
             <w:r>
@@ -8306,9 +8320,9 @@
               </w:rPr>
               <w:object w:dxaOrig="340" w:dyaOrig="220" w14:anchorId="5A13DF89">
                 <v:shape id="_x0000_i1239" type="#_x0000_t75" style="width:17.25pt;height:10.5pt" o:ole="">
-                  <v:imagedata r:id="rId444" o:title=""/>
+                  <v:imagedata r:id="rId441" o:title=""/>
                 </v:shape>
-                <o:OLEObject Type="Embed" ProgID="Equation.DSMT4" ShapeID="_x0000_i1239" DrawAspect="Content" ObjectID="_1816794413" r:id="rId445"/>
+                <o:OLEObject Type="Embed" ProgID="Equation.DSMT4" ShapeID="_x0000_i1239" DrawAspect="Content" ObjectID="_1842502387" r:id="rId442"/>
               </w:object>
             </w:r>
           </w:p>
@@ -8343,9 +8357,9 @@
               </w:rPr>
               <w:object w:dxaOrig="620" w:dyaOrig="360" w14:anchorId="7C2422C1">
                 <v:shape id="_x0000_i1240" type="#_x0000_t75" style="width:31.5pt;height:18pt" o:ole="">
-                  <v:imagedata r:id="rId446" o:title=""/>
+                  <v:imagedata r:id="rId443" o:title=""/>
                 </v:shape>
-                <o:OLEObject Type="Embed" ProgID="Equation.DSMT4" ShapeID="_x0000_i1240" DrawAspect="Content" ObjectID="_1816794414" r:id="rId447"/>
+                <o:OLEObject Type="Embed" ProgID="Equation.DSMT4" ShapeID="_x0000_i1240" DrawAspect="Content" ObjectID="_1842502388" r:id="rId444"/>
               </w:object>
             </w:r>
             <w:r>
@@ -8366,9 +8380,9 @@
               </w:rPr>
               <w:object w:dxaOrig="639" w:dyaOrig="360" w14:anchorId="5D2188D1">
                 <v:shape id="_x0000_i1241" type="#_x0000_t75" style="width:32.25pt;height:18pt" o:ole="">
-                  <v:imagedata r:id="rId448" o:title=""/>
+                  <v:imagedata r:id="rId445" o:title=""/>
                 </v:shape>
-                <o:OLEObject Type="Embed" ProgID="Equation.DSMT4" ShapeID="_x0000_i1241" DrawAspect="Content" ObjectID="_1816794415" r:id="rId449"/>
+                <o:OLEObject Type="Embed" ProgID="Equation.DSMT4" ShapeID="_x0000_i1241" DrawAspect="Content" ObjectID="_1842502389" r:id="rId446"/>
               </w:object>
             </w:r>
             <w:r>
@@ -8407,9 +8421,9 @@
               </w:rPr>
               <w:object w:dxaOrig="360" w:dyaOrig="279" w14:anchorId="5E9FE43E">
                 <v:shape id="_x0000_i1242" type="#_x0000_t75" style="width:18pt;height:14.25pt" o:ole="">
-                  <v:imagedata r:id="rId450" o:title=""/>
+                  <v:imagedata r:id="rId447" o:title=""/>
                 </v:shape>
-                <o:OLEObject Type="Embed" ProgID="Equation.DSMT4" ShapeID="_x0000_i1242" DrawAspect="Content" ObjectID="_1816794416" r:id="rId451"/>
+                <o:OLEObject Type="Embed" ProgID="Equation.DSMT4" ShapeID="_x0000_i1242" DrawAspect="Content" ObjectID="_1842502390" r:id="rId448"/>
               </w:object>
             </w:r>
           </w:p>
@@ -8444,9 +8458,9 @@
               </w:rPr>
               <w:object w:dxaOrig="620" w:dyaOrig="360" w14:anchorId="00AFF46D">
                 <v:shape id="_x0000_i1243" type="#_x0000_t75" style="width:31.5pt;height:18pt" o:ole="">
-                  <v:imagedata r:id="rId452" o:title=""/>
+                  <v:imagedata r:id="rId449" o:title=""/>
                 </v:shape>
-                <o:OLEObject Type="Embed" ProgID="Equation.DSMT4" ShapeID="_x0000_i1243" DrawAspect="Content" ObjectID="_1816794417" r:id="rId453"/>
+                <o:OLEObject Type="Embed" ProgID="Equation.DSMT4" ShapeID="_x0000_i1243" DrawAspect="Content" ObjectID="_1842502391" r:id="rId450"/>
               </w:object>
             </w:r>
             <w:r>
@@ -8468,9 +8482,9 @@
               </w:rPr>
               <w:object w:dxaOrig="639" w:dyaOrig="360" w14:anchorId="318720F2">
                 <v:shape id="_x0000_i1244" type="#_x0000_t75" style="width:32.25pt;height:18pt" o:ole="">
-                  <v:imagedata r:id="rId454" o:title=""/>
+                  <v:imagedata r:id="rId451" o:title=""/>
                 </v:shape>
-                <o:OLEObject Type="Embed" ProgID="Equation.DSMT4" ShapeID="_x0000_i1244" DrawAspect="Content" ObjectID="_1816794418" r:id="rId455"/>
+                <o:OLEObject Type="Embed" ProgID="Equation.DSMT4" ShapeID="_x0000_i1244" DrawAspect="Content" ObjectID="_1842502392" r:id="rId452"/>
               </w:object>
             </w:r>
             <w:bookmarkEnd w:id="0"/>
@@ -8510,9 +8524,9 @@
               </w:rPr>
               <w:object w:dxaOrig="360" w:dyaOrig="260" w14:anchorId="3FA67F4B">
                 <v:shape id="_x0000_i1245" type="#_x0000_t75" style="width:18pt;height:12.75pt" o:ole="">
-                  <v:imagedata r:id="rId456" o:title=""/>
+                  <v:imagedata r:id="rId453" o:title=""/>
                 </v:shape>
-                <o:OLEObject Type="Embed" ProgID="Equation.DSMT4" ShapeID="_x0000_i1245" DrawAspect="Content" ObjectID="_1816794419" r:id="rId457"/>
+                <o:OLEObject Type="Embed" ProgID="Equation.DSMT4" ShapeID="_x0000_i1245" DrawAspect="Content" ObjectID="_1842502393" r:id="rId454"/>
               </w:object>
             </w:r>
           </w:p>
@@ -8621,7 +8635,7 @@
       </w:r>
     </w:p>
     <w:sectPr>
-      <w:headerReference w:type="first" r:id="rId458"/>
+      <w:headerReference w:type="first" r:id="rId455"/>
       <w:pgSz w:w="11906" w:h="16838" w:code="9"/>
       <w:pgMar w:top="720" w:right="720" w:bottom="720" w:left="720" w:header="720" w:footer="720" w:gutter="0"/>
       <w:cols w:num="2" w:sep="1" w:space="709"/>
@@ -8682,729 +8696,6 @@
 </file>
 
 <file path=word/header1.xml><?xml version="1.0" encoding="utf-8"?>
-<w:hdr xmlns:wpc="http://schemas.microsoft.com/office/word/2010/wordprocessingCanvas" xmlns:cx="http://schemas.microsoft.com/office/drawing/2014/chartex" xmlns:cx1="http://schemas.microsoft.com/office/drawing/2015/9/8/chartex" xmlns:cx2="http://schemas.microsoft.com/office/drawing/2015/10/21/chartex" xmlns:cx3="http://schemas.microsoft.com/office/drawing/2016/5/9/chartex" xmlns:cx4="http://schemas.microsoft.com/office/drawing/2016/5/10/chartex" xmlns:cx5="http://schemas.microsoft.com/office/drawing/2016/5/11/chartex" xmlns:cx6="http://schemas.microsoft.com/office/drawing/2016/5/12/chartex" xmlns:cx7="http://schemas.microsoft.com/office/drawing/2016/5/13/chartex" xmlns:cx8="http://schemas.microsoft.com/office/drawing/2016/5/14/chartex" xmlns:mc="http://schemas.openxmlformats.org/markup-compatibility/2006" xmlns:aink="http://schemas.microsoft.com/office/drawing/2016/ink" xmlns:am3d="http://schemas.microsoft.com/office/drawing/2017/model3d" xmlns:o="urn:schemas-microsoft-com:office:office" xmlns:oel="http://schemas.microsoft.com/office/2019/extlst" xmlns:r="http://schemas.openxmlformats.org/officeDocument/2006/relationships" xmlns:m="http://schemas.openxmlformats.org/officeDocument/2006/math" xmlns:v="urn:schemas-microsoft-com:vml" xmlns:wp14="http://schemas.microsoft.com/office/word/2010/wordprocessingDrawing" xmlns:wp="http://schemas.openxmlformats.org/drawingml/2006/wordprocessingDrawing" xmlns:w10="urn:schemas-microsoft-com:office:word" xmlns:w="http://schemas.openxmlformats.org/wordprocessingml/2006/main" xmlns:w14="http://schemas.microsoft.com/office/word/2010/wordml" xmlns:w15="http://schemas.microsoft.com/office/word/2012/wordml" xmlns:w16cex="http://schemas.microsoft.com/office/word/2018/wordml/cex" xmlns:w16cid="http://schemas.microsoft.com/office/word/2016/wordml/cid" xmlns:w16="http://schemas.microsoft.com/office/word/2018/wordml" xmlns:w16du="http://schemas.microsoft.com/office/word/2023/wordml/word16du" xmlns:w16sdtdh="http://schemas.microsoft.com/office/word/2020/wordml/sdtdatahash" xmlns:w16sdtfl="http://schemas.microsoft.com/office/word/2024/wordml/sdtformatlock" xmlns:w16se="http://schemas.microsoft.com/office/word/2015/wordml/symex" xmlns:wpg="http://schemas.microsoft.com/office/word/2010/wordprocessingGroup" xmlns:wpi="http://schemas.microsoft.com/office/word/2010/wordprocessingInk" xmlns:wne="http://schemas.microsoft.com/office/word/2006/wordml" xmlns:wps="http://schemas.microsoft.com/office/word/2010/wordprocessingShape" mc:Ignorable="w14 w15 w16se w16cid w16 w16cex w16sdtdh w16sdtfl w16du wp14">
-  <w:p>
-    <w:pPr>
-      <w:pStyle w:val="Header"/>
-      <w:spacing w:after="120"/>
-      <w:jc w:val="right"/>
-    </w:pPr>
-    <w:r>
-      <w:rPr>
-        <w:noProof/>
-      </w:rPr>
-      <mc:AlternateContent>
-        <mc:Choice Requires="wps">
-          <w:drawing>
-            <wp:anchor distT="0" distB="0" distL="114300" distR="114300" simplePos="0" relativeHeight="251664384" behindDoc="0" locked="0" layoutInCell="1" allowOverlap="1" wp14:anchorId="20EAD357" wp14:editId="1E323E9B">
-              <wp:simplePos x="0" y="0"/>
-              <wp:positionH relativeFrom="margin">
-                <wp:align>right</wp:align>
-              </wp:positionH>
-              <wp:positionV relativeFrom="paragraph">
-                <wp:posOffset>-9525</wp:posOffset>
-              </wp:positionV>
-              <wp:extent cx="6604000" cy="11430"/>
-              <wp:effectExtent l="0" t="0" r="25400" b="26670"/>
-              <wp:wrapNone/>
-              <wp:docPr id="15" name="Straight Connector 15"/>
-              <wp:cNvGraphicFramePr>
-                <a:graphicFrameLocks xmlns:a="http://schemas.openxmlformats.org/drawingml/2006/main"/>
-              </wp:cNvGraphicFramePr>
-              <a:graphic xmlns:a="http://schemas.openxmlformats.org/drawingml/2006/main">
-                <a:graphicData uri="http://schemas.microsoft.com/office/word/2010/wordprocessingShape">
-                  <wps:wsp>
-                    <wps:cNvCnPr>
-                      <a:cxnSpLocks/>
-                    </wps:cNvCnPr>
-                    <wps:spPr>
-                      <a:xfrm flipV="1">
-                        <a:off x="0" y="0"/>
-                        <a:ext cx="6604000" cy="11430"/>
-                      </a:xfrm>
-                      <a:prstGeom prst="line">
-                        <a:avLst/>
-                      </a:prstGeom>
-                    </wps:spPr>
-                    <wps:style>
-                      <a:lnRef idx="1">
-                        <a:schemeClr val="dk1"/>
-                      </a:lnRef>
-                      <a:fillRef idx="0">
-                        <a:schemeClr val="dk1"/>
-                      </a:fillRef>
-                      <a:effectRef idx="0">
-                        <a:schemeClr val="dk1"/>
-                      </a:effectRef>
-                      <a:fontRef idx="minor">
-                        <a:schemeClr val="tx1"/>
-                      </a:fontRef>
-                    </wps:style>
-                    <wps:bodyPr/>
-                  </wps:wsp>
-                </a:graphicData>
-              </a:graphic>
-              <wp14:sizeRelH relativeFrom="margin">
-                <wp14:pctWidth>0</wp14:pctWidth>
-              </wp14:sizeRelH>
-              <wp14:sizeRelV relativeFrom="margin">
-                <wp14:pctHeight>0</wp14:pctHeight>
-              </wp14:sizeRelV>
-            </wp:anchor>
-          </w:drawing>
-        </mc:Choice>
-        <mc:Fallback>
-          <w:pict>
-            <v:line w14:anchorId="04A9928F" id="Straight Connector 15" o:spid="_x0000_s1026" style="position:absolute;flip:y;z-index:251664384;visibility:visible;mso-wrap-style:square;mso-width-percent:0;mso-height-percent:0;mso-wrap-distance-left:9pt;mso-wrap-distance-top:0;mso-wrap-distance-right:9pt;mso-wrap-distance-bottom:0;mso-position-horizontal:right;mso-position-horizontal-relative:margin;mso-position-vertical:absolute;mso-position-vertical-relative:text;mso-width-percent:0;mso-height-percent:0;mso-width-relative:margin;mso-height-relative:margin" from="468.8pt,-.75pt" to="988.8pt,.15pt" o:gfxdata="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" strokecolor="black [3200]" strokeweight=".5pt">
-              <v:stroke joinstyle="miter"/>
-              <o:lock v:ext="edit" shapetype="f"/>
-              <w10:wrap anchorx="margin"/>
-            </v:line>
-          </w:pict>
-        </mc:Fallback>
-      </mc:AlternateContent>
-    </w:r>
-    <w:r>
-      <w:rPr>
-        <w:noProof/>
-      </w:rPr>
-      <mc:AlternateContent>
-        <mc:Choice Requires="wps">
-          <w:drawing>
-            <wp:anchor distT="4294967295" distB="4294967295" distL="114300" distR="114300" simplePos="0" relativeHeight="251665408" behindDoc="0" locked="0" layoutInCell="1" allowOverlap="1" wp14:anchorId="6BBA65A7" wp14:editId="0D4C506C">
-              <wp:simplePos x="0" y="0"/>
-              <wp:positionH relativeFrom="margin">
-                <wp:align>left</wp:align>
-              </wp:positionH>
-              <wp:positionV relativeFrom="paragraph">
-                <wp:posOffset>148589</wp:posOffset>
-              </wp:positionV>
-              <wp:extent cx="6626860" cy="0"/>
-              <wp:effectExtent l="0" t="0" r="0" b="0"/>
-              <wp:wrapNone/>
-              <wp:docPr id="14" name="Straight Connector 14"/>
-              <wp:cNvGraphicFramePr>
-                <a:graphicFrameLocks xmlns:a="http://schemas.openxmlformats.org/drawingml/2006/main"/>
-              </wp:cNvGraphicFramePr>
-              <a:graphic xmlns:a="http://schemas.openxmlformats.org/drawingml/2006/main">
-                <a:graphicData uri="http://schemas.microsoft.com/office/word/2010/wordprocessingShape">
-                  <wps:wsp>
-                    <wps:cNvCnPr>
-                      <a:cxnSpLocks/>
-                    </wps:cNvCnPr>
-                    <wps:spPr>
-                      <a:xfrm>
-                        <a:off x="0" y="0"/>
-                        <a:ext cx="6626860" cy="0"/>
-                      </a:xfrm>
-                      <a:prstGeom prst="line">
-                        <a:avLst/>
-                      </a:prstGeom>
-                    </wps:spPr>
-                    <wps:style>
-                      <a:lnRef idx="1">
-                        <a:schemeClr val="dk1"/>
-                      </a:lnRef>
-                      <a:fillRef idx="0">
-                        <a:schemeClr val="dk1"/>
-                      </a:fillRef>
-                      <a:effectRef idx="0">
-                        <a:schemeClr val="dk1"/>
-                      </a:effectRef>
-                      <a:fontRef idx="minor">
-                        <a:schemeClr val="tx1"/>
-                      </a:fontRef>
-                    </wps:style>
-                    <wps:bodyPr/>
-                  </wps:wsp>
-                </a:graphicData>
-              </a:graphic>
-              <wp14:sizeRelH relativeFrom="margin">
-                <wp14:pctWidth>0</wp14:pctWidth>
-              </wp14:sizeRelH>
-              <wp14:sizeRelV relativeFrom="margin">
-                <wp14:pctHeight>0</wp14:pctHeight>
-              </wp14:sizeRelV>
-            </wp:anchor>
-          </w:drawing>
-        </mc:Choice>
-        <mc:Fallback>
-          <w:pict>
-            <v:line w14:anchorId="06A12162" id="Straight Connector 14" o:spid="_x0000_s1026" style="position:absolute;z-index:251665408;visibility:visible;mso-wrap-style:square;mso-width-percent:0;mso-height-percent:0;mso-wrap-distance-left:9pt;mso-wrap-distance-top:-3e-5mm;mso-wrap-distance-right:9pt;mso-wrap-distance-bottom:-3e-5mm;mso-position-horizontal:left;mso-position-horizontal-relative:margin;mso-position-vertical:absolute;mso-position-vertical-relative:text;mso-width-percent:0;mso-height-percent:0;mso-width-relative:margin;mso-height-relative:margin" from="0,11.7pt" to="521.8pt,11.7pt" o:gfxdata="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" strokecolor="black [3200]" strokeweight=".5pt">
-              <v:stroke joinstyle="miter"/>
-              <o:lock v:ext="edit" shapetype="f"/>
-              <w10:wrap anchorx="margin"/>
-            </v:line>
-          </w:pict>
-        </mc:Fallback>
-      </mc:AlternateContent>
-    </w:r>
-    <w:r>
-      <w:rPr>
-        <w:rFonts w:cs="Times New Roman"/>
-        <w:b/>
-        <w:bCs/>
-      </w:rPr>
-      <w:t xml:space="preserve">Pg. </w:t>
-    </w:r>
-    <w:r>
-      <w:rPr>
-        <w:rFonts w:cs="Times New Roman"/>
-        <w:b/>
-        <w:bCs/>
-      </w:rPr>
-      <w:fldChar w:fldCharType="begin"/>
-    </w:r>
-    <w:r>
-      <w:rPr>
-        <w:rFonts w:cs="Times New Roman"/>
-        <w:b/>
-        <w:bCs/>
-      </w:rPr>
-      <w:instrText xml:space="preserve"> PAGE   \* MERGEFORMAT </w:instrText>
-    </w:r>
-    <w:r>
-      <w:rPr>
-        <w:rFonts w:cs="Times New Roman"/>
-        <w:b/>
-        <w:bCs/>
-      </w:rPr>
-      <w:fldChar w:fldCharType="separate"/>
-    </w:r>
-    <w:r>
-      <w:rPr>
-        <w:rFonts w:cs="Times New Roman"/>
-        <w:b/>
-        <w:bCs/>
-      </w:rPr>
-      <w:t>3</w:t>
-    </w:r>
-    <w:r>
-      <w:rPr>
-        <w:rFonts w:cs="Times New Roman"/>
-        <w:b/>
-        <w:bCs/>
-        <w:noProof/>
-      </w:rPr>
-      <w:fldChar w:fldCharType="end"/>
-    </w:r>
-    <w:r>
-      <w:rPr>
-        <w:rFonts w:cs="Times New Roman"/>
-        <w:b/>
-        <w:bCs/>
-      </w:rPr>
-      <w:ptab w:relativeTo="margin" w:alignment="center" w:leader="none"/>
-    </w:r>
-    <w:r>
-      <w:rPr>
-        <w:rFonts w:cs="Times New Roman"/>
-        <w:b/>
-        <w:bCs/>
-      </w:rPr>
-      <w:t xml:space="preserve"> (JEE Mains + Advanced)</w:t>
-    </w:r>
-    <w:r>
-      <w:rPr>
-        <w:rFonts w:cs="Times New Roman"/>
-        <w:b/>
-        <w:bCs/>
-      </w:rPr>
-      <w:ptab w:relativeTo="margin" w:alignment="right" w:leader="none"/>
-    </w:r>
-    <w:r>
-      <w:rPr>
-        <w:rFonts w:cs="Times New Roman"/>
-        <w:b/>
-        <w:bCs/>
-      </w:rPr>
-      <w:t xml:space="preserve">Physics </w:t>
-    </w:r>
-    <w:r>
-      <w:rPr>
-        <w:rFonts w:cs="Times New Roman"/>
-        <w:b/>
-        <w:bCs/>
-      </w:rPr>
-      <w:t xml:space="preserve">(JUT - </w:t>
-    </w:r>
-    <w:r>
-      <w:rPr>
-        <w:rFonts w:cs="Times New Roman"/>
-        <w:b/>
-        <w:bCs/>
-      </w:rPr>
-      <w:t>31</w:t>
-    </w:r>
-    <w:r>
-      <w:rPr>
-        <w:rFonts w:cs="Times New Roman"/>
-        <w:b/>
-        <w:bCs/>
-      </w:rPr>
-      <w:t>)</w:t>
-    </w:r>
-  </w:p>
-</w:hdr>
-</file>
-
-<file path=word/header2.xml><?xml version="1.0" encoding="utf-8"?>
-<w:hdr xmlns:wpc="http://schemas.microsoft.com/office/word/2010/wordprocessingCanvas" xmlns:cx="http://schemas.microsoft.com/office/drawing/2014/chartex" xmlns:cx1="http://schemas.microsoft.com/office/drawing/2015/9/8/chartex" xmlns:cx2="http://schemas.microsoft.com/office/drawing/2015/10/21/chartex" xmlns:cx3="http://schemas.microsoft.com/office/drawing/2016/5/9/chartex" xmlns:cx4="http://schemas.microsoft.com/office/drawing/2016/5/10/chartex" xmlns:cx5="http://schemas.microsoft.com/office/drawing/2016/5/11/chartex" xmlns:cx6="http://schemas.microsoft.com/office/drawing/2016/5/12/chartex" xmlns:cx7="http://schemas.microsoft.com/office/drawing/2016/5/13/chartex" xmlns:cx8="http://schemas.microsoft.com/office/drawing/2016/5/14/chartex" xmlns:mc="http://schemas.openxmlformats.org/markup-compatibility/2006" xmlns:aink="http://schemas.microsoft.com/office/drawing/2016/ink" xmlns:am3d="http://schemas.microsoft.com/office/drawing/2017/model3d" xmlns:o="urn:schemas-microsoft-com:office:office" xmlns:oel="http://schemas.microsoft.com/office/2019/extlst" xmlns:r="http://schemas.openxmlformats.org/officeDocument/2006/relationships" xmlns:m="http://schemas.openxmlformats.org/officeDocument/2006/math" xmlns:v="urn:schemas-microsoft-com:vml" xmlns:wp14="http://schemas.microsoft.com/office/word/2010/wordprocessingDrawing" xmlns:wp="http://schemas.openxmlformats.org/drawingml/2006/wordprocessingDrawing" xmlns:w10="urn:schemas-microsoft-com:office:word" xmlns:w="http://schemas.openxmlformats.org/wordprocessingml/2006/main" xmlns:w14="http://schemas.microsoft.com/office/word/2010/wordml" xmlns:w15="http://schemas.microsoft.com/office/word/2012/wordml" xmlns:w16cex="http://schemas.microsoft.com/office/word/2018/wordml/cex" xmlns:w16cid="http://schemas.microsoft.com/office/word/2016/wordml/cid" xmlns:w16="http://schemas.microsoft.com/office/word/2018/wordml" xmlns:w16du="http://schemas.microsoft.com/office/word/2023/wordml/word16du" xmlns:w16sdtdh="http://schemas.microsoft.com/office/word/2020/wordml/sdtdatahash" xmlns:w16sdtfl="http://schemas.microsoft.com/office/word/2024/wordml/sdtformatlock" xmlns:w16se="http://schemas.microsoft.com/office/word/2015/wordml/symex" xmlns:wpg="http://schemas.microsoft.com/office/word/2010/wordprocessingGroup" xmlns:wpi="http://schemas.microsoft.com/office/word/2010/wordprocessingInk" xmlns:wne="http://schemas.microsoft.com/office/word/2006/wordml" xmlns:wps="http://schemas.microsoft.com/office/word/2010/wordprocessingShape" mc:Ignorable="w14 w15 w16se w16cid w16 w16cex w16sdtdh w16sdtfl w16du wp14">
-  <w:p>
-    <w:pPr>
-      <w:pStyle w:val="Header"/>
-      <w:tabs>
-        <w:tab w:val="clear" w:pos="4513"/>
-        <w:tab w:val="clear" w:pos="9026"/>
-        <w:tab w:val="left" w:pos="4253"/>
-        <w:tab w:val="left" w:pos="9742"/>
-      </w:tabs>
-      <w:spacing w:after="120"/>
-      <w:rPr>
-        <w:rFonts w:cs="Times New Roman"/>
-        <w:b/>
-        <w:bCs/>
-      </w:rPr>
-    </w:pPr>
-    <w:r>
-      <w:rPr>
-        <w:rFonts w:asciiTheme="minorHAnsi" w:hAnsiTheme="minorHAnsi"/>
-        <w:b/>
-        <w:bCs/>
-        <w:noProof/>
-        <w:sz w:val="24"/>
-        <w:szCs w:val="24"/>
-      </w:rPr>
-      <mc:AlternateContent>
-        <mc:Choice Requires="wps">
-          <w:drawing>
-            <wp:anchor distT="0" distB="0" distL="114300" distR="114300" simplePos="0" relativeHeight="251670528" behindDoc="0" locked="0" layoutInCell="1" allowOverlap="1" wp14:anchorId="7DC2AD0E" wp14:editId="0BCB781C">
-              <wp:simplePos x="0" y="0"/>
-              <wp:positionH relativeFrom="margin">
-                <wp:align>left</wp:align>
-              </wp:positionH>
-              <wp:positionV relativeFrom="paragraph">
-                <wp:posOffset>165100</wp:posOffset>
-              </wp:positionV>
-              <wp:extent cx="6547485" cy="11430"/>
-              <wp:effectExtent l="0" t="0" r="24765" b="26670"/>
-              <wp:wrapNone/>
-              <wp:docPr id="18" name="Straight Connector 18"/>
-              <wp:cNvGraphicFramePr>
-                <a:graphicFrameLocks xmlns:a="http://schemas.openxmlformats.org/drawingml/2006/main"/>
-              </wp:cNvGraphicFramePr>
-              <a:graphic xmlns:a="http://schemas.openxmlformats.org/drawingml/2006/main">
-                <a:graphicData uri="http://schemas.microsoft.com/office/word/2010/wordprocessingShape">
-                  <wps:wsp>
-                    <wps:cNvCnPr>
-                      <a:cxnSpLocks/>
-                    </wps:cNvCnPr>
-                    <wps:spPr>
-                      <a:xfrm>
-                        <a:off x="0" y="0"/>
-                        <a:ext cx="6547485" cy="11430"/>
-                      </a:xfrm>
-                      <a:prstGeom prst="line">
-                        <a:avLst/>
-                      </a:prstGeom>
-                    </wps:spPr>
-                    <wps:style>
-                      <a:lnRef idx="1">
-                        <a:schemeClr val="dk1"/>
-                      </a:lnRef>
-                      <a:fillRef idx="0">
-                        <a:schemeClr val="dk1"/>
-                      </a:fillRef>
-                      <a:effectRef idx="0">
-                        <a:schemeClr val="dk1"/>
-                      </a:effectRef>
-                      <a:fontRef idx="minor">
-                        <a:schemeClr val="tx1"/>
-                      </a:fontRef>
-                    </wps:style>
-                    <wps:bodyPr/>
-                  </wps:wsp>
-                </a:graphicData>
-              </a:graphic>
-              <wp14:sizeRelH relativeFrom="page">
-                <wp14:pctWidth>0</wp14:pctWidth>
-              </wp14:sizeRelH>
-              <wp14:sizeRelV relativeFrom="page">
-                <wp14:pctHeight>0</wp14:pctHeight>
-              </wp14:sizeRelV>
-            </wp:anchor>
-          </w:drawing>
-        </mc:Choice>
-        <mc:Fallback>
-          <w:pict>
-            <v:line w14:anchorId="163152FE" id="Straight Connector 18" o:spid="_x0000_s1026" style="position:absolute;z-index:251670528;visibility:visible;mso-wrap-style:square;mso-width-percent:0;mso-height-percent:0;mso-wrap-distance-left:9pt;mso-wrap-distance-top:0;mso-wrap-distance-right:9pt;mso-wrap-distance-bottom:0;mso-position-horizontal:left;mso-position-horizontal-relative:margin;mso-position-vertical:absolute;mso-position-vertical-relative:text;mso-width-percent:0;mso-height-percent:0;mso-width-relative:page;mso-height-relative:page" from="0,13pt" to="515.55pt,13.9pt" o:gfxdata="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" strokecolor="black [3200]" strokeweight=".5pt">
-              <v:stroke joinstyle="miter"/>
-              <o:lock v:ext="edit" shapetype="f"/>
-              <w10:wrap anchorx="margin"/>
-            </v:line>
-          </w:pict>
-        </mc:Fallback>
-      </mc:AlternateContent>
-    </w:r>
-    <w:r>
-      <w:rPr>
-        <w:rFonts w:asciiTheme="minorHAnsi" w:hAnsiTheme="minorHAnsi"/>
-        <w:b/>
-        <w:bCs/>
-        <w:noProof/>
-        <w:sz w:val="24"/>
-        <w:szCs w:val="24"/>
-      </w:rPr>
-      <mc:AlternateContent>
-        <mc:Choice Requires="wps">
-          <w:drawing>
-            <wp:anchor distT="0" distB="0" distL="114300" distR="114300" simplePos="0" relativeHeight="251669504" behindDoc="0" locked="0" layoutInCell="1" allowOverlap="1" wp14:anchorId="3075F55D" wp14:editId="3DE49553">
-              <wp:simplePos x="0" y="0"/>
-              <wp:positionH relativeFrom="column">
-                <wp:posOffset>5715</wp:posOffset>
-              </wp:positionH>
-              <wp:positionV relativeFrom="paragraph">
-                <wp:posOffset>-20320</wp:posOffset>
-              </wp:positionV>
-              <wp:extent cx="6547485" cy="11430"/>
-              <wp:effectExtent l="0" t="0" r="24765" b="26670"/>
-              <wp:wrapNone/>
-              <wp:docPr id="17" name="Straight Connector 17"/>
-              <wp:cNvGraphicFramePr>
-                <a:graphicFrameLocks xmlns:a="http://schemas.openxmlformats.org/drawingml/2006/main"/>
-              </wp:cNvGraphicFramePr>
-              <a:graphic xmlns:a="http://schemas.openxmlformats.org/drawingml/2006/main">
-                <a:graphicData uri="http://schemas.microsoft.com/office/word/2010/wordprocessingShape">
-                  <wps:wsp>
-                    <wps:cNvCnPr>
-                      <a:cxnSpLocks/>
-                    </wps:cNvCnPr>
-                    <wps:spPr>
-                      <a:xfrm>
-                        <a:off x="0" y="0"/>
-                        <a:ext cx="6547485" cy="11430"/>
-                      </a:xfrm>
-                      <a:prstGeom prst="line">
-                        <a:avLst/>
-                      </a:prstGeom>
-                    </wps:spPr>
-                    <wps:style>
-                      <a:lnRef idx="1">
-                        <a:schemeClr val="dk1"/>
-                      </a:lnRef>
-                      <a:fillRef idx="0">
-                        <a:schemeClr val="dk1"/>
-                      </a:fillRef>
-                      <a:effectRef idx="0">
-                        <a:schemeClr val="dk1"/>
-                      </a:effectRef>
-                      <a:fontRef idx="minor">
-                        <a:schemeClr val="tx1"/>
-                      </a:fontRef>
-                    </wps:style>
-                    <wps:bodyPr/>
-                  </wps:wsp>
-                </a:graphicData>
-              </a:graphic>
-              <wp14:sizeRelH relativeFrom="page">
-                <wp14:pctWidth>0</wp14:pctWidth>
-              </wp14:sizeRelH>
-              <wp14:sizeRelV relativeFrom="page">
-                <wp14:pctHeight>0</wp14:pctHeight>
-              </wp14:sizeRelV>
-            </wp:anchor>
-          </w:drawing>
-        </mc:Choice>
-        <mc:Fallback>
-          <w:pict>
-            <v:line w14:anchorId="6C5ADA70" id="Straight Connector 17" o:spid="_x0000_s1026" style="position:absolute;z-index:251669504;visibility:visible;mso-wrap-style:square;mso-width-percent:0;mso-height-percent:0;mso-wrap-distance-left:9pt;mso-wrap-distance-top:0;mso-wrap-distance-right:9pt;mso-wrap-distance-bottom:0;mso-position-horizontal:absolute;mso-position-horizontal-relative:text;mso-position-vertical:absolute;mso-position-vertical-relative:text;mso-width-percent:0;mso-height-percent:0;mso-width-relative:page;mso-height-relative:page" from=".45pt,-1.6pt" to="516pt,-.7pt" o:gfxdata="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" strokecolor="black [3200]" strokeweight=".5pt">
-              <v:stroke joinstyle="miter"/>
-              <o:lock v:ext="edit" shapetype="f"/>
-            </v:line>
-          </w:pict>
-        </mc:Fallback>
-      </mc:AlternateContent>
-    </w:r>
-    <w:r>
-      <w:rPr>
-        <w:b/>
-        <w:bCs/>
-        <w:noProof/>
-      </w:rPr>
-      <w:t>Physics</w:t>
-    </w:r>
-    <w:r>
-      <w:rPr>
-        <w:rFonts w:cs="Times New Roman"/>
-        <w:b/>
-        <w:bCs/>
-      </w:rPr>
-      <w:t xml:space="preserve"> (JUT - </w:t>
-    </w:r>
-    <w:r>
-      <w:rPr>
-        <w:rFonts w:cs="Times New Roman"/>
-        <w:b/>
-        <w:bCs/>
-      </w:rPr>
-      <w:t>3</w:t>
-    </w:r>
-    <w:r>
-      <w:rPr>
-        <w:rFonts w:cs="Times New Roman"/>
-        <w:b/>
-        <w:bCs/>
-      </w:rPr>
-      <w:t>1</w:t>
-    </w:r>
-    <w:r>
-      <w:rPr>
-        <w:rFonts w:cs="Times New Roman"/>
-        <w:b/>
-        <w:bCs/>
-      </w:rPr>
-      <w:t>)</w:t>
-    </w:r>
-    <w:r>
-      <w:rPr>
-        <w:rFonts w:cs="Times New Roman"/>
-        <w:b/>
-        <w:bCs/>
-      </w:rPr>
-      <w:tab/>
-    </w:r>
-    <w:r>
-      <w:rPr>
-        <w:rFonts w:cs="Times New Roman"/>
-        <w:b/>
-        <w:bCs/>
-      </w:rPr>
-      <w:t>(JEE Mains + Advanced)</w:t>
-    </w:r>
-    <w:r>
-      <w:rPr>
-        <w:rFonts w:cs="Times New Roman"/>
-        <w:b/>
-        <w:bCs/>
-      </w:rPr>
-      <w:tab/>
-    </w:r>
-    <w:r>
-      <w:rPr>
-        <w:rFonts w:cs="Times New Roman"/>
-        <w:b/>
-        <w:bCs/>
-      </w:rPr>
-      <w:t xml:space="preserve">Pg. </w:t>
-    </w:r>
-    <w:r>
-      <w:rPr>
-        <w:rFonts w:cs="Times New Roman"/>
-        <w:b/>
-        <w:bCs/>
-      </w:rPr>
-      <w:fldChar w:fldCharType="begin"/>
-    </w:r>
-    <w:r>
-      <w:rPr>
-        <w:rFonts w:cs="Times New Roman"/>
-        <w:b/>
-        <w:bCs/>
-      </w:rPr>
-      <w:instrText xml:space="preserve"> PAGE   \* MERGEFORMAT </w:instrText>
-    </w:r>
-    <w:r>
-      <w:rPr>
-        <w:rFonts w:cs="Times New Roman"/>
-        <w:b/>
-        <w:bCs/>
-      </w:rPr>
-      <w:fldChar w:fldCharType="separate"/>
-    </w:r>
-    <w:r>
-      <w:rPr>
-        <w:rFonts w:cs="Times New Roman"/>
-        <w:b/>
-        <w:bCs/>
-      </w:rPr>
-      <w:t>2</w:t>
-    </w:r>
-    <w:r>
-      <w:rPr>
-        <w:rFonts w:cs="Times New Roman"/>
-        <w:b/>
-        <w:bCs/>
-        <w:noProof/>
-      </w:rPr>
-      <w:fldChar w:fldCharType="end"/>
-    </w:r>
-  </w:p>
-</w:hdr>
-</file>
-
-<file path=word/header3.xml><?xml version="1.0" encoding="utf-8"?>
-<w:hdr xmlns:wpc="http://schemas.microsoft.com/office/word/2010/wordprocessingCanvas" xmlns:cx="http://schemas.microsoft.com/office/drawing/2014/chartex" xmlns:cx1="http://schemas.microsoft.com/office/drawing/2015/9/8/chartex" xmlns:cx2="http://schemas.microsoft.com/office/drawing/2015/10/21/chartex" xmlns:cx3="http://schemas.microsoft.com/office/drawing/2016/5/9/chartex" xmlns:cx4="http://schemas.microsoft.com/office/drawing/2016/5/10/chartex" xmlns:cx5="http://schemas.microsoft.com/office/drawing/2016/5/11/chartex" xmlns:cx6="http://schemas.microsoft.com/office/drawing/2016/5/12/chartex" xmlns:cx7="http://schemas.microsoft.com/office/drawing/2016/5/13/chartex" xmlns:cx8="http://schemas.microsoft.com/office/drawing/2016/5/14/chartex" xmlns:mc="http://schemas.openxmlformats.org/markup-compatibility/2006" xmlns:aink="http://schemas.microsoft.com/office/drawing/2016/ink" xmlns:am3d="http://schemas.microsoft.com/office/drawing/2017/model3d" xmlns:o="urn:schemas-microsoft-com:office:office" xmlns:oel="http://schemas.microsoft.com/office/2019/extlst" xmlns:r="http://schemas.openxmlformats.org/officeDocument/2006/relationships" xmlns:m="http://schemas.openxmlformats.org/officeDocument/2006/math" xmlns:v="urn:schemas-microsoft-com:vml" xmlns:wp14="http://schemas.microsoft.com/office/word/2010/wordprocessingDrawing" xmlns:wp="http://schemas.openxmlformats.org/drawingml/2006/wordprocessingDrawing" xmlns:w10="urn:schemas-microsoft-com:office:word" xmlns:w="http://schemas.openxmlformats.org/wordprocessingml/2006/main" xmlns:w14="http://schemas.microsoft.com/office/word/2010/wordml" xmlns:w15="http://schemas.microsoft.com/office/word/2012/wordml" xmlns:w16cex="http://schemas.microsoft.com/office/word/2018/wordml/cex" xmlns:w16cid="http://schemas.microsoft.com/office/word/2016/wordml/cid" xmlns:w16="http://schemas.microsoft.com/office/word/2018/wordml" xmlns:w16du="http://schemas.microsoft.com/office/word/2023/wordml/word16du" xmlns:w16sdtdh="http://schemas.microsoft.com/office/word/2020/wordml/sdtdatahash" xmlns:w16sdtfl="http://schemas.microsoft.com/office/word/2024/wordml/sdtformatlock" xmlns:w16se="http://schemas.microsoft.com/office/word/2015/wordml/symex" xmlns:wpg="http://schemas.microsoft.com/office/word/2010/wordprocessingGroup" xmlns:wpi="http://schemas.microsoft.com/office/word/2010/wordprocessingInk" xmlns:wne="http://schemas.microsoft.com/office/word/2006/wordml" xmlns:wps="http://schemas.microsoft.com/office/word/2010/wordprocessingShape" mc:Ignorable="w14 w15 w16se w16cid w16 w16cex w16sdtdh w16sdtfl w16du wp14">
-  <w:p>
-    <w:pPr>
-      <w:pStyle w:val="Header"/>
-      <w:spacing w:after="120"/>
-      <w:rPr>
-        <w:rFonts w:cs="Times New Roman"/>
-        <w:b/>
-        <w:bCs/>
-        <w:lang w:val="en-IN"/>
-      </w:rPr>
-    </w:pPr>
-    <w:r>
-      <w:rPr>
-        <w:rFonts w:asciiTheme="minorHAnsi" w:hAnsiTheme="minorHAnsi"/>
-        <w:noProof/>
-        <w:sz w:val="24"/>
-        <w:szCs w:val="24"/>
-      </w:rPr>
-      <mc:AlternateContent>
-        <mc:Choice Requires="wps">
-          <w:drawing>
-            <wp:anchor distT="4294967295" distB="4294967295" distL="114300" distR="114300" simplePos="0" relativeHeight="251667456" behindDoc="0" locked="0" layoutInCell="1" allowOverlap="1" wp14:anchorId="37833584" wp14:editId="3FA8E02C">
-              <wp:simplePos x="0" y="0"/>
-              <wp:positionH relativeFrom="margin">
-                <wp:align>center</wp:align>
-              </wp:positionH>
-              <wp:positionV relativeFrom="paragraph">
-                <wp:posOffset>161289</wp:posOffset>
-              </wp:positionV>
-              <wp:extent cx="6682740" cy="0"/>
-              <wp:effectExtent l="0" t="0" r="0" b="0"/>
-              <wp:wrapNone/>
-              <wp:docPr id="16" name="Straight Connector 16"/>
-              <wp:cNvGraphicFramePr>
-                <a:graphicFrameLocks xmlns:a="http://schemas.openxmlformats.org/drawingml/2006/main"/>
-              </wp:cNvGraphicFramePr>
-              <a:graphic xmlns:a="http://schemas.openxmlformats.org/drawingml/2006/main">
-                <a:graphicData uri="http://schemas.microsoft.com/office/word/2010/wordprocessingShape">
-                  <wps:wsp>
-                    <wps:cNvCnPr>
-                      <a:cxnSpLocks/>
-                    </wps:cNvCnPr>
-                    <wps:spPr>
-                      <a:xfrm>
-                        <a:off x="0" y="0"/>
-                        <a:ext cx="6682740" cy="0"/>
-                      </a:xfrm>
-                      <a:prstGeom prst="line">
-                        <a:avLst/>
-                      </a:prstGeom>
-                    </wps:spPr>
-                    <wps:style>
-                      <a:lnRef idx="1">
-                        <a:schemeClr val="dk1"/>
-                      </a:lnRef>
-                      <a:fillRef idx="0">
-                        <a:schemeClr val="dk1"/>
-                      </a:fillRef>
-                      <a:effectRef idx="0">
-                        <a:schemeClr val="dk1"/>
-                      </a:effectRef>
-                      <a:fontRef idx="minor">
-                        <a:schemeClr val="tx1"/>
-                      </a:fontRef>
-                    </wps:style>
-                    <wps:bodyPr/>
-                  </wps:wsp>
-                </a:graphicData>
-              </a:graphic>
-              <wp14:sizeRelH relativeFrom="page">
-                <wp14:pctWidth>0</wp14:pctWidth>
-              </wp14:sizeRelH>
-              <wp14:sizeRelV relativeFrom="page">
-                <wp14:pctHeight>0</wp14:pctHeight>
-              </wp14:sizeRelV>
-            </wp:anchor>
-          </w:drawing>
-        </mc:Choice>
-        <mc:Fallback>
-          <w:pict>
-            <v:line w14:anchorId="24089CD4" id="Straight Connector 16" o:spid="_x0000_s1026" style="position:absolute;z-index:251667456;visibility:visible;mso-wrap-style:square;mso-width-percent:0;mso-height-percent:0;mso-wrap-distance-left:9pt;mso-wrap-distance-top:-3e-5mm;mso-wrap-distance-right:9pt;mso-wrap-distance-bottom:-3e-5mm;mso-position-horizontal:center;mso-position-horizontal-relative:margin;mso-position-vertical:absolute;mso-position-vertical-relative:text;mso-width-percent:0;mso-height-percent:0;mso-width-relative:page;mso-height-relative:page" from="0,12.7pt" to="526.2pt,12.7pt" o:gfxdata="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" strokecolor="black [3200]" strokeweight=".5pt">
-              <v:stroke joinstyle="miter"/>
-              <o:lock v:ext="edit" shapetype="f"/>
-              <w10:wrap anchorx="margin"/>
-            </v:line>
-          </w:pict>
-        </mc:Fallback>
-      </mc:AlternateContent>
-    </w:r>
-    <w:r>
-      <w:rPr>
-        <w:rFonts w:cs="Times New Roman"/>
-        <w:b/>
-        <w:bCs/>
-        <w:lang w:val="en-IN"/>
-      </w:rPr>
-      <w:t>Test: JUT-</w:t>
-    </w:r>
-    <w:r>
-      <w:rPr>
-        <w:rFonts w:cs="Times New Roman"/>
-        <w:b/>
-        <w:bCs/>
-        <w:lang w:val="en-IN"/>
-      </w:rPr>
-      <w:t>3</w:t>
-    </w:r>
-    <w:r>
-      <w:rPr>
-        <w:rFonts w:cs="Times New Roman"/>
-        <w:b/>
-        <w:bCs/>
-        <w:lang w:val="en-IN"/>
-      </w:rPr>
-      <w:t>1</w:t>
-    </w:r>
-    <w:r>
-      <w:rPr>
-        <w:rFonts w:cs="Times New Roman"/>
-        <w:b/>
-        <w:bCs/>
-      </w:rPr>
-      <w:ptab w:relativeTo="margin" w:alignment="center" w:leader="none"/>
-    </w:r>
-    <w:r>
-      <w:rPr>
-        <w:rFonts w:cs="Times New Roman"/>
-        <w:b/>
-        <w:bCs/>
-      </w:rPr>
-      <w:t xml:space="preserve"> (JEE Mains + Advanced)</w:t>
-    </w:r>
-    <w:r>
-      <w:rPr>
-        <w:rFonts w:cs="Times New Roman"/>
-        <w:b/>
-        <w:bCs/>
-      </w:rPr>
-      <w:ptab w:relativeTo="margin" w:alignment="right" w:leader="none"/>
-    </w:r>
-    <w:r>
-      <w:rPr>
-        <w:rFonts w:cs="Times New Roman"/>
-        <w:b/>
-        <w:bCs/>
-      </w:rPr>
-      <w:t>Subject:</w:t>
-    </w:r>
-    <w:r>
-      <w:rPr>
-        <w:rFonts w:cs="Times New Roman"/>
-        <w:b/>
-        <w:bCs/>
-      </w:rPr>
-      <w:t xml:space="preserve"> Physics</w:t>
-    </w:r>
-  </w:p>
-</w:hdr>
-</file>
-
-<file path=word/header4.xml><?xml version="1.0" encoding="utf-8"?>
 <w:hdr xmlns:wpc="http://schemas.microsoft.com/office/word/2010/wordprocessingCanvas" xmlns:cx="http://schemas.microsoft.com/office/drawing/2014/chartex" xmlns:cx1="http://schemas.microsoft.com/office/drawing/2015/9/8/chartex" xmlns:cx2="http://schemas.microsoft.com/office/drawing/2015/10/21/chartex" xmlns:cx3="http://schemas.microsoft.com/office/drawing/2016/5/9/chartex" xmlns:cx4="http://schemas.microsoft.com/office/drawing/2016/5/10/chartex" xmlns:cx5="http://schemas.microsoft.com/office/drawing/2016/5/11/chartex" xmlns:cx6="http://schemas.microsoft.com/office/drawing/2016/5/12/chartex" xmlns:cx7="http://schemas.microsoft.com/office/drawing/2016/5/13/chartex" xmlns:cx8="http://schemas.microsoft.com/office/drawing/2016/5/14/chartex" xmlns:mc="http://schemas.openxmlformats.org/markup-compatibility/2006" xmlns:aink="http://schemas.microsoft.com/office/drawing/2016/ink" xmlns:am3d="http://schemas.microsoft.com/office/drawing/2017/model3d" xmlns:o="urn:schemas-microsoft-com:office:office" xmlns:oel="http://schemas.microsoft.com/office/2019/extlst" xmlns:r="http://schemas.openxmlformats.org/officeDocument/2006/relationships" xmlns:m="http://schemas.openxmlformats.org/officeDocument/2006/math" xmlns:v="urn:schemas-microsoft-com:vml" xmlns:wp14="http://schemas.microsoft.com/office/word/2010/wordprocessingDrawing" xmlns:wp="http://schemas.openxmlformats.org/drawingml/2006/wordprocessingDrawing" xmlns:w10="urn:schemas-microsoft-com:office:word" xmlns:w="http://schemas.openxmlformats.org/wordprocessingml/2006/main" xmlns:w14="http://schemas.microsoft.com/office/word/2010/wordml" xmlns:w15="http://schemas.microsoft.com/office/word/2012/wordml" xmlns:w16cex="http://schemas.microsoft.com/office/word/2018/wordml/cex" xmlns:w16cid="http://schemas.microsoft.com/office/word/2016/wordml/cid" xmlns:w16="http://schemas.microsoft.com/office/word/2018/wordml" xmlns:w16du="http://schemas.microsoft.com/office/word/2023/wordml/word16du" xmlns:w16sdtdh="http://schemas.microsoft.com/office/word/2020/wordml/sdtdatahash" xmlns:w16sdtfl="http://schemas.microsoft.com/office/word/2024/wordml/sdtformatlock" xmlns:w16se="http://schemas.microsoft.com/office/word/2015/wordml/symex" xmlns:wpg="http://schemas.microsoft.com/office/word/2010/wordprocessingGroup" xmlns:wpi="http://schemas.microsoft.com/office/word/2010/wordprocessingInk" xmlns:wne="http://schemas.microsoft.com/office/word/2006/wordml" xmlns:wps="http://schemas.microsoft.com/office/word/2010/wordprocessingShape" mc:Ignorable="w14 w15 w16se w16cid w16 w16cex w16sdtdh w16sdtfl w16du wp14">
   <w:p>
     <w:pPr>
@@ -9558,6223 +8849,7 @@
 </file>
 
 <file path=word/numbering.xml><?xml version="1.0" encoding="utf-8"?>
-<w:numbering xmlns:wpc="http://schemas.microsoft.com/office/word/2010/wordprocessingCanvas" xmlns:cx="http://schemas.microsoft.com/office/drawing/2014/chartex" xmlns:cx1="http://schemas.microsoft.com/office/drawing/2015/9/8/chartex" xmlns:cx2="http://schemas.microsoft.com/office/drawing/2015/10/21/chartex" xmlns:cx3="http://schemas.microsoft.com/office/drawing/2016/5/9/chartex" xmlns:cx4="http://schemas.microsoft.com/office/drawing/2016/5/10/chartex" xmlns:cx5="http://schemas.microsoft.com/office/drawing/2016/5/11/chartex" xmlns:cx6="http://schemas.microsoft.com/office/drawing/2016/5/12/chartex" xmlns:cx7="http://schemas.microsoft.com/office/drawing/2016/5/13/chartex" xmlns:cx8="http://schemas.microsoft.com/office/drawing/2016/5/14/chartex" xmlns:mc="http://schemas.openxmlformats.org/markup-compatibility/2006" xmlns:aink="http://schemas.microsoft.com/office/drawing/2016/ink" xmlns:am3d="http://schemas.microsoft.com/office/drawing/2017/model3d" xmlns:o="urn:schemas-microsoft-com:office:office" xmlns:oel="http://schemas.microsoft.com/office/2019/extlst" xmlns:r="http://schemas.openxmlformats.org/officeDocument/2006/relationships" xmlns:m="http://schemas.openxmlformats.org/officeDocument/2006/math" xmlns:v="urn:schemas-microsoft-com:vml" xmlns:wp14="http://schemas.microsoft.com/office/word/2010/wordprocessingDrawing" xmlns:wp="http://schemas.openxmlformats.org/drawingml/2006/wordprocessingDrawing" xmlns:w10="urn:schemas-microsoft-com:office:word" xmlns:w="http://schemas.openxmlformats.org/wordprocessingml/2006/main" xmlns:w14="http://schemas.microsoft.com/office/word/2010/wordml" xmlns:w15="http://schemas.microsoft.com/office/word/2012/wordml" xmlns:w16cex="http://schemas.microsoft.com/office/word/2018/wordml/cex" xmlns:w16cid="http://schemas.microsoft.com/office/word/2016/wordml/cid" xmlns:w16="http://schemas.microsoft.com/office/word/2018/wordml" xmlns:w16du="http://schemas.microsoft.com/office/word/2023/wordml/word16du" xmlns:w16sdtdh="http://schemas.microsoft.com/office/word/2020/wordml/sdtdatahash" xmlns:w16sdtfl="http://schemas.microsoft.com/office/word/2024/wordml/sdtformatlock" xmlns:w16se="http://schemas.microsoft.com/office/word/2015/wordml/symex" xmlns:wpg="http://schemas.microsoft.com/office/word/2010/wordprocessingGroup" xmlns:wpi="http://schemas.microsoft.com/office/word/2010/wordprocessingInk" xmlns:wne="http://schemas.microsoft.com/office/word/2006/wordml" xmlns:wps="http://schemas.microsoft.com/office/word/2010/wordprocessingShape" mc:Ignorable="w14 w15 w16se w16cid w16 w16cex w16sdtdh w16sdtfl w16du wp14">
-  <w:abstractNum w:abstractNumId="0" w15:restartNumberingAfterBreak="0">
-    <w:nsid w:val="00671522"/>
-    <w:multiLevelType w:val="hybridMultilevel"/>
-    <w:tmpl w:val="E554867A"/>
-    <w:lvl w:ilvl="0" w:tplc="9A16A91E">
-      <w:start w:val="42"/>
-      <w:numFmt w:val="decimal"/>
-      <w:lvlText w:val="%1."/>
-      <w:lvlJc w:val="left"/>
-      <w:pPr>
-        <w:tabs>
-          <w:tab w:val="num" w:pos="1080"/>
-        </w:tabs>
-        <w:ind w:left="720" w:hanging="360"/>
-      </w:pPr>
-    </w:lvl>
-    <w:lvl w:ilvl="1" w:tplc="8362DF6E">
-      <w:numFmt w:val="decimal"/>
-      <w:lvlText w:val=""/>
-      <w:lvlJc w:val="left"/>
-    </w:lvl>
-    <w:lvl w:ilvl="2" w:tplc="FD40399E">
-      <w:numFmt w:val="decimal"/>
-      <w:lvlText w:val=""/>
-      <w:lvlJc w:val="left"/>
-    </w:lvl>
-    <w:lvl w:ilvl="3" w:tplc="CF3CB06E">
-      <w:numFmt w:val="decimal"/>
-      <w:lvlText w:val=""/>
-      <w:lvlJc w:val="left"/>
-    </w:lvl>
-    <w:lvl w:ilvl="4" w:tplc="E5FCBBC8">
-      <w:numFmt w:val="decimal"/>
-      <w:lvlText w:val=""/>
-      <w:lvlJc w:val="left"/>
-    </w:lvl>
-    <w:lvl w:ilvl="5" w:tplc="94421834">
-      <w:numFmt w:val="decimal"/>
-      <w:lvlText w:val=""/>
-      <w:lvlJc w:val="left"/>
-    </w:lvl>
-    <w:lvl w:ilvl="6" w:tplc="FEAA7D48">
-      <w:numFmt w:val="decimal"/>
-      <w:lvlText w:val=""/>
-      <w:lvlJc w:val="left"/>
-    </w:lvl>
-    <w:lvl w:ilvl="7" w:tplc="D3E6D600">
-      <w:numFmt w:val="decimal"/>
-      <w:lvlText w:val=""/>
-      <w:lvlJc w:val="left"/>
-    </w:lvl>
-    <w:lvl w:ilvl="8" w:tplc="369EDAB8">
-      <w:numFmt w:val="decimal"/>
-      <w:lvlText w:val=""/>
-      <w:lvlJc w:val="left"/>
-    </w:lvl>
-  </w:abstractNum>
-  <w:abstractNum w:abstractNumId="1" w15:restartNumberingAfterBreak="0">
-    <w:nsid w:val="01193B76"/>
-    <w:multiLevelType w:val="hybridMultilevel"/>
-    <w:tmpl w:val="AD20278A"/>
-    <w:lvl w:ilvl="0" w:tplc="3D5C428C">
-      <w:start w:val="60"/>
-      <w:numFmt w:val="decimal"/>
-      <w:lvlText w:val="%1."/>
-      <w:lvlJc w:val="left"/>
-      <w:pPr>
-        <w:tabs>
-          <w:tab w:val="num" w:pos="1080"/>
-        </w:tabs>
-        <w:ind w:left="720" w:hanging="360"/>
-      </w:pPr>
-    </w:lvl>
-    <w:lvl w:ilvl="1" w:tplc="81588684">
-      <w:numFmt w:val="decimal"/>
-      <w:lvlText w:val=""/>
-      <w:lvlJc w:val="left"/>
-    </w:lvl>
-    <w:lvl w:ilvl="2" w:tplc="F05A6D90">
-      <w:numFmt w:val="decimal"/>
-      <w:lvlText w:val=""/>
-      <w:lvlJc w:val="left"/>
-    </w:lvl>
-    <w:lvl w:ilvl="3" w:tplc="9A460570">
-      <w:numFmt w:val="decimal"/>
-      <w:lvlText w:val=""/>
-      <w:lvlJc w:val="left"/>
-    </w:lvl>
-    <w:lvl w:ilvl="4" w:tplc="1DC0B7E8">
-      <w:numFmt w:val="decimal"/>
-      <w:lvlText w:val=""/>
-      <w:lvlJc w:val="left"/>
-    </w:lvl>
-    <w:lvl w:ilvl="5" w:tplc="C2A266FE">
-      <w:numFmt w:val="decimal"/>
-      <w:lvlText w:val=""/>
-      <w:lvlJc w:val="left"/>
-    </w:lvl>
-    <w:lvl w:ilvl="6" w:tplc="A6E648F4">
-      <w:numFmt w:val="decimal"/>
-      <w:lvlText w:val=""/>
-      <w:lvlJc w:val="left"/>
-    </w:lvl>
-    <w:lvl w:ilvl="7" w:tplc="19BECF76">
-      <w:numFmt w:val="decimal"/>
-      <w:lvlText w:val=""/>
-      <w:lvlJc w:val="left"/>
-    </w:lvl>
-    <w:lvl w:ilvl="8" w:tplc="931036AA">
-      <w:numFmt w:val="decimal"/>
-      <w:lvlText w:val=""/>
-      <w:lvlJc w:val="left"/>
-    </w:lvl>
-  </w:abstractNum>
-  <w:abstractNum w:abstractNumId="2" w15:restartNumberingAfterBreak="0">
-    <w:nsid w:val="026C153D"/>
-    <w:multiLevelType w:val="hybridMultilevel"/>
-    <w:tmpl w:val="00AC1746"/>
-    <w:lvl w:ilvl="0" w:tplc="196A669C">
-      <w:start w:val="6"/>
-      <w:numFmt w:val="decimal"/>
-      <w:lvlText w:val="%1."/>
-      <w:lvlJc w:val="left"/>
-      <w:pPr>
-        <w:tabs>
-          <w:tab w:val="num" w:pos="1080"/>
-        </w:tabs>
-        <w:ind w:left="720" w:hanging="360"/>
-      </w:pPr>
-    </w:lvl>
-    <w:lvl w:ilvl="1" w:tplc="D0E6B290">
-      <w:numFmt w:val="decimal"/>
-      <w:lvlText w:val=""/>
-      <w:lvlJc w:val="left"/>
-    </w:lvl>
-    <w:lvl w:ilvl="2" w:tplc="DF02F2D6">
-      <w:numFmt w:val="decimal"/>
-      <w:lvlText w:val=""/>
-      <w:lvlJc w:val="left"/>
-    </w:lvl>
-    <w:lvl w:ilvl="3" w:tplc="95FECAEA">
-      <w:numFmt w:val="decimal"/>
-      <w:lvlText w:val=""/>
-      <w:lvlJc w:val="left"/>
-    </w:lvl>
-    <w:lvl w:ilvl="4" w:tplc="FCB8CDD0">
-      <w:numFmt w:val="decimal"/>
-      <w:lvlText w:val=""/>
-      <w:lvlJc w:val="left"/>
-    </w:lvl>
-    <w:lvl w:ilvl="5" w:tplc="5A8CFECA">
-      <w:numFmt w:val="decimal"/>
-      <w:lvlText w:val=""/>
-      <w:lvlJc w:val="left"/>
-    </w:lvl>
-    <w:lvl w:ilvl="6" w:tplc="1B34E130">
-      <w:numFmt w:val="decimal"/>
-      <w:lvlText w:val=""/>
-      <w:lvlJc w:val="left"/>
-    </w:lvl>
-    <w:lvl w:ilvl="7" w:tplc="A2D0908C">
-      <w:numFmt w:val="decimal"/>
-      <w:lvlText w:val=""/>
-      <w:lvlJc w:val="left"/>
-    </w:lvl>
-    <w:lvl w:ilvl="8" w:tplc="E5EAE3B6">
-      <w:numFmt w:val="decimal"/>
-      <w:lvlText w:val=""/>
-      <w:lvlJc w:val="left"/>
-    </w:lvl>
-  </w:abstractNum>
-  <w:abstractNum w:abstractNumId="3" w15:restartNumberingAfterBreak="0">
-    <w:nsid w:val="03DE7EC7"/>
-    <w:multiLevelType w:val="hybridMultilevel"/>
-    <w:tmpl w:val="EDF0B670"/>
-    <w:lvl w:ilvl="0" w:tplc="92789FA8">
-      <w:start w:val="74"/>
-      <w:numFmt w:val="decimal"/>
-      <w:lvlText w:val="%1."/>
-      <w:lvlJc w:val="left"/>
-      <w:pPr>
-        <w:tabs>
-          <w:tab w:val="num" w:pos="1080"/>
-        </w:tabs>
-        <w:ind w:left="720" w:hanging="360"/>
-      </w:pPr>
-    </w:lvl>
-    <w:lvl w:ilvl="1" w:tplc="81F03572">
-      <w:numFmt w:val="decimal"/>
-      <w:lvlText w:val=""/>
-      <w:lvlJc w:val="left"/>
-    </w:lvl>
-    <w:lvl w:ilvl="2" w:tplc="C3D412FA">
-      <w:numFmt w:val="decimal"/>
-      <w:lvlText w:val=""/>
-      <w:lvlJc w:val="left"/>
-    </w:lvl>
-    <w:lvl w:ilvl="3" w:tplc="3F20252E">
-      <w:numFmt w:val="decimal"/>
-      <w:lvlText w:val=""/>
-      <w:lvlJc w:val="left"/>
-    </w:lvl>
-    <w:lvl w:ilvl="4" w:tplc="BB346006">
-      <w:numFmt w:val="decimal"/>
-      <w:lvlText w:val=""/>
-      <w:lvlJc w:val="left"/>
-    </w:lvl>
-    <w:lvl w:ilvl="5" w:tplc="325EAFA6">
-      <w:numFmt w:val="decimal"/>
-      <w:lvlText w:val=""/>
-      <w:lvlJc w:val="left"/>
-    </w:lvl>
-    <w:lvl w:ilvl="6" w:tplc="1CF0A61A">
-      <w:numFmt w:val="decimal"/>
-      <w:lvlText w:val=""/>
-      <w:lvlJc w:val="left"/>
-    </w:lvl>
-    <w:lvl w:ilvl="7" w:tplc="ABFE9F74">
-      <w:numFmt w:val="decimal"/>
-      <w:lvlText w:val=""/>
-      <w:lvlJc w:val="left"/>
-    </w:lvl>
-    <w:lvl w:ilvl="8" w:tplc="CBB6A746">
-      <w:numFmt w:val="decimal"/>
-      <w:lvlText w:val=""/>
-      <w:lvlJc w:val="left"/>
-    </w:lvl>
-  </w:abstractNum>
-  <w:abstractNum w:abstractNumId="4" w15:restartNumberingAfterBreak="0">
-    <w:nsid w:val="03EA5B4C"/>
-    <w:multiLevelType w:val="hybridMultilevel"/>
-    <w:tmpl w:val="8176F300"/>
-    <w:lvl w:ilvl="0" w:tplc="D14266D2">
-      <w:start w:val="24"/>
-      <w:numFmt w:val="decimal"/>
-      <w:lvlText w:val="%1."/>
-      <w:lvlJc w:val="left"/>
-      <w:pPr>
-        <w:tabs>
-          <w:tab w:val="num" w:pos="1080"/>
-        </w:tabs>
-        <w:ind w:left="720" w:hanging="360"/>
-      </w:pPr>
-    </w:lvl>
-    <w:lvl w:ilvl="1" w:tplc="0C02F1F0">
-      <w:numFmt w:val="decimal"/>
-      <w:lvlText w:val=""/>
-      <w:lvlJc w:val="left"/>
-    </w:lvl>
-    <w:lvl w:ilvl="2" w:tplc="3BE8C28E">
-      <w:numFmt w:val="decimal"/>
-      <w:lvlText w:val=""/>
-      <w:lvlJc w:val="left"/>
-    </w:lvl>
-    <w:lvl w:ilvl="3" w:tplc="6A441110">
-      <w:numFmt w:val="decimal"/>
-      <w:lvlText w:val=""/>
-      <w:lvlJc w:val="left"/>
-    </w:lvl>
-    <w:lvl w:ilvl="4" w:tplc="0CCC6032">
-      <w:numFmt w:val="decimal"/>
-      <w:lvlText w:val=""/>
-      <w:lvlJc w:val="left"/>
-    </w:lvl>
-    <w:lvl w:ilvl="5" w:tplc="B7F24ACA">
-      <w:numFmt w:val="decimal"/>
-      <w:lvlText w:val=""/>
-      <w:lvlJc w:val="left"/>
-    </w:lvl>
-    <w:lvl w:ilvl="6" w:tplc="B8982A86">
-      <w:numFmt w:val="decimal"/>
-      <w:lvlText w:val=""/>
-      <w:lvlJc w:val="left"/>
-    </w:lvl>
-    <w:lvl w:ilvl="7" w:tplc="DA8CBBD4">
-      <w:numFmt w:val="decimal"/>
-      <w:lvlText w:val=""/>
-      <w:lvlJc w:val="left"/>
-    </w:lvl>
-    <w:lvl w:ilvl="8" w:tplc="6B180EDE">
-      <w:numFmt w:val="decimal"/>
-      <w:lvlText w:val=""/>
-      <w:lvlJc w:val="left"/>
-    </w:lvl>
-  </w:abstractNum>
-  <w:abstractNum w:abstractNumId="5" w15:restartNumberingAfterBreak="0">
-    <w:nsid w:val="05CD49C5"/>
-    <w:multiLevelType w:val="hybridMultilevel"/>
-    <w:tmpl w:val="9D066AE8"/>
-    <w:lvl w:ilvl="0" w:tplc="B41E8F0C">
-      <w:start w:val="74"/>
-      <w:numFmt w:val="decimal"/>
-      <w:lvlText w:val="%1."/>
-      <w:lvlJc w:val="left"/>
-      <w:pPr>
-        <w:tabs>
-          <w:tab w:val="num" w:pos="1080"/>
-        </w:tabs>
-        <w:ind w:left="720" w:hanging="360"/>
-      </w:pPr>
-    </w:lvl>
-    <w:lvl w:ilvl="1" w:tplc="22161AFA">
-      <w:numFmt w:val="decimal"/>
-      <w:lvlText w:val=""/>
-      <w:lvlJc w:val="left"/>
-    </w:lvl>
-    <w:lvl w:ilvl="2" w:tplc="66E03224">
-      <w:numFmt w:val="decimal"/>
-      <w:lvlText w:val=""/>
-      <w:lvlJc w:val="left"/>
-    </w:lvl>
-    <w:lvl w:ilvl="3" w:tplc="EA7E793A">
-      <w:numFmt w:val="decimal"/>
-      <w:lvlText w:val=""/>
-      <w:lvlJc w:val="left"/>
-    </w:lvl>
-    <w:lvl w:ilvl="4" w:tplc="3B3CEBE8">
-      <w:numFmt w:val="decimal"/>
-      <w:lvlText w:val=""/>
-      <w:lvlJc w:val="left"/>
-    </w:lvl>
-    <w:lvl w:ilvl="5" w:tplc="E430A9F0">
-      <w:numFmt w:val="decimal"/>
-      <w:lvlText w:val=""/>
-      <w:lvlJc w:val="left"/>
-    </w:lvl>
-    <w:lvl w:ilvl="6" w:tplc="D51881F0">
-      <w:numFmt w:val="decimal"/>
-      <w:lvlText w:val=""/>
-      <w:lvlJc w:val="left"/>
-    </w:lvl>
-    <w:lvl w:ilvl="7" w:tplc="6C7401B8">
-      <w:numFmt w:val="decimal"/>
-      <w:lvlText w:val=""/>
-      <w:lvlJc w:val="left"/>
-    </w:lvl>
-    <w:lvl w:ilvl="8" w:tplc="5C4EB20A">
-      <w:numFmt w:val="decimal"/>
-      <w:lvlText w:val=""/>
-      <w:lvlJc w:val="left"/>
-    </w:lvl>
-  </w:abstractNum>
-  <w:abstractNum w:abstractNumId="6" w15:restartNumberingAfterBreak="0">
-    <w:nsid w:val="072C5D61"/>
-    <w:multiLevelType w:val="hybridMultilevel"/>
-    <w:tmpl w:val="16365612"/>
-    <w:lvl w:ilvl="0" w:tplc="5EDA2654">
-      <w:start w:val="26"/>
-      <w:numFmt w:val="decimal"/>
-      <w:lvlText w:val="%1."/>
-      <w:lvlJc w:val="left"/>
-      <w:pPr>
-        <w:tabs>
-          <w:tab w:val="num" w:pos="1080"/>
-        </w:tabs>
-        <w:ind w:left="720" w:hanging="360"/>
-      </w:pPr>
-    </w:lvl>
-    <w:lvl w:ilvl="1" w:tplc="E7983354">
-      <w:numFmt w:val="decimal"/>
-      <w:lvlText w:val=""/>
-      <w:lvlJc w:val="left"/>
-    </w:lvl>
-    <w:lvl w:ilvl="2" w:tplc="A5983A1C">
-      <w:numFmt w:val="decimal"/>
-      <w:lvlText w:val=""/>
-      <w:lvlJc w:val="left"/>
-    </w:lvl>
-    <w:lvl w:ilvl="3" w:tplc="C9FA29EC">
-      <w:numFmt w:val="decimal"/>
-      <w:lvlText w:val=""/>
-      <w:lvlJc w:val="left"/>
-    </w:lvl>
-    <w:lvl w:ilvl="4" w:tplc="CA1626FE">
-      <w:numFmt w:val="decimal"/>
-      <w:lvlText w:val=""/>
-      <w:lvlJc w:val="left"/>
-    </w:lvl>
-    <w:lvl w:ilvl="5" w:tplc="281051B8">
-      <w:numFmt w:val="decimal"/>
-      <w:lvlText w:val=""/>
-      <w:lvlJc w:val="left"/>
-    </w:lvl>
-    <w:lvl w:ilvl="6" w:tplc="4ED22470">
-      <w:numFmt w:val="decimal"/>
-      <w:lvlText w:val=""/>
-      <w:lvlJc w:val="left"/>
-    </w:lvl>
-    <w:lvl w:ilvl="7" w:tplc="2B8E4E64">
-      <w:numFmt w:val="decimal"/>
-      <w:lvlText w:val=""/>
-      <w:lvlJc w:val="left"/>
-    </w:lvl>
-    <w:lvl w:ilvl="8" w:tplc="C8D429E6">
-      <w:numFmt w:val="decimal"/>
-      <w:lvlText w:val=""/>
-      <w:lvlJc w:val="left"/>
-    </w:lvl>
-  </w:abstractNum>
-  <w:abstractNum w:abstractNumId="7" w15:restartNumberingAfterBreak="0">
-    <w:nsid w:val="07C53ABA"/>
-    <w:multiLevelType w:val="hybridMultilevel"/>
-    <w:tmpl w:val="5CEEA7DE"/>
-    <w:lvl w:ilvl="0" w:tplc="91F297E8">
-      <w:start w:val="37"/>
-      <w:numFmt w:val="decimal"/>
-      <w:lvlText w:val="%1."/>
-      <w:lvlJc w:val="left"/>
-      <w:pPr>
-        <w:tabs>
-          <w:tab w:val="num" w:pos="1080"/>
-        </w:tabs>
-        <w:ind w:left="720" w:hanging="360"/>
-      </w:pPr>
-    </w:lvl>
-    <w:lvl w:ilvl="1" w:tplc="3FF4C34C">
-      <w:numFmt w:val="decimal"/>
-      <w:lvlText w:val=""/>
-      <w:lvlJc w:val="left"/>
-    </w:lvl>
-    <w:lvl w:ilvl="2" w:tplc="C5EC953E">
-      <w:numFmt w:val="decimal"/>
-      <w:lvlText w:val=""/>
-      <w:lvlJc w:val="left"/>
-    </w:lvl>
-    <w:lvl w:ilvl="3" w:tplc="DD545A98">
-      <w:numFmt w:val="decimal"/>
-      <w:lvlText w:val=""/>
-      <w:lvlJc w:val="left"/>
-    </w:lvl>
-    <w:lvl w:ilvl="4" w:tplc="F2D2FABC">
-      <w:numFmt w:val="decimal"/>
-      <w:lvlText w:val=""/>
-      <w:lvlJc w:val="left"/>
-    </w:lvl>
-    <w:lvl w:ilvl="5" w:tplc="98346BF2">
-      <w:numFmt w:val="decimal"/>
-      <w:lvlText w:val=""/>
-      <w:lvlJc w:val="left"/>
-    </w:lvl>
-    <w:lvl w:ilvl="6" w:tplc="9C469208">
-      <w:numFmt w:val="decimal"/>
-      <w:lvlText w:val=""/>
-      <w:lvlJc w:val="left"/>
-    </w:lvl>
-    <w:lvl w:ilvl="7" w:tplc="E6B2DE34">
-      <w:numFmt w:val="decimal"/>
-      <w:lvlText w:val=""/>
-      <w:lvlJc w:val="left"/>
-    </w:lvl>
-    <w:lvl w:ilvl="8" w:tplc="1918FB22">
-      <w:numFmt w:val="decimal"/>
-      <w:lvlText w:val=""/>
-      <w:lvlJc w:val="left"/>
-    </w:lvl>
-  </w:abstractNum>
-  <w:abstractNum w:abstractNumId="8" w15:restartNumberingAfterBreak="0">
-    <w:nsid w:val="083871CE"/>
-    <w:multiLevelType w:val="hybridMultilevel"/>
-    <w:tmpl w:val="692EA1EE"/>
-    <w:lvl w:ilvl="0" w:tplc="C7E2CE1E">
-      <w:start w:val="61"/>
-      <w:numFmt w:val="decimal"/>
-      <w:lvlText w:val="%1."/>
-      <w:lvlJc w:val="left"/>
-      <w:pPr>
-        <w:tabs>
-          <w:tab w:val="num" w:pos="1080"/>
-        </w:tabs>
-        <w:ind w:left="720" w:hanging="360"/>
-      </w:pPr>
-    </w:lvl>
-    <w:lvl w:ilvl="1" w:tplc="0B4E0D6A">
-      <w:numFmt w:val="decimal"/>
-      <w:lvlText w:val=""/>
-      <w:lvlJc w:val="left"/>
-    </w:lvl>
-    <w:lvl w:ilvl="2" w:tplc="D6C83F7E">
-      <w:numFmt w:val="decimal"/>
-      <w:lvlText w:val=""/>
-      <w:lvlJc w:val="left"/>
-    </w:lvl>
-    <w:lvl w:ilvl="3" w:tplc="0F6CE0CE">
-      <w:numFmt w:val="decimal"/>
-      <w:lvlText w:val=""/>
-      <w:lvlJc w:val="left"/>
-    </w:lvl>
-    <w:lvl w:ilvl="4" w:tplc="FF5E809C">
-      <w:numFmt w:val="decimal"/>
-      <w:lvlText w:val=""/>
-      <w:lvlJc w:val="left"/>
-    </w:lvl>
-    <w:lvl w:ilvl="5" w:tplc="5E487D60">
-      <w:numFmt w:val="decimal"/>
-      <w:lvlText w:val=""/>
-      <w:lvlJc w:val="left"/>
-    </w:lvl>
-    <w:lvl w:ilvl="6" w:tplc="57BC5C22">
-      <w:numFmt w:val="decimal"/>
-      <w:lvlText w:val=""/>
-      <w:lvlJc w:val="left"/>
-    </w:lvl>
-    <w:lvl w:ilvl="7" w:tplc="DF5C6186">
-      <w:numFmt w:val="decimal"/>
-      <w:lvlText w:val=""/>
-      <w:lvlJc w:val="left"/>
-    </w:lvl>
-    <w:lvl w:ilvl="8" w:tplc="CAD04084">
-      <w:numFmt w:val="decimal"/>
-      <w:lvlText w:val=""/>
-      <w:lvlJc w:val="left"/>
-    </w:lvl>
-  </w:abstractNum>
-  <w:abstractNum w:abstractNumId="9" w15:restartNumberingAfterBreak="0">
-    <w:nsid w:val="08B66D19"/>
-    <w:multiLevelType w:val="hybridMultilevel"/>
-    <w:tmpl w:val="62AA8234"/>
-    <w:lvl w:ilvl="0" w:tplc="8D3E10A6">
-      <w:start w:val="1"/>
-      <w:numFmt w:val="decimal"/>
-      <w:lvlText w:val="%1."/>
-      <w:lvlJc w:val="left"/>
-      <w:pPr>
-        <w:tabs>
-          <w:tab w:val="num" w:pos="1080"/>
-        </w:tabs>
-        <w:ind w:left="720" w:hanging="360"/>
-      </w:pPr>
-    </w:lvl>
-    <w:lvl w:ilvl="1" w:tplc="F9B2BCCC">
-      <w:numFmt w:val="decimal"/>
-      <w:lvlText w:val=""/>
-      <w:lvlJc w:val="left"/>
-    </w:lvl>
-    <w:lvl w:ilvl="2" w:tplc="85F2299E">
-      <w:numFmt w:val="decimal"/>
-      <w:lvlText w:val=""/>
-      <w:lvlJc w:val="left"/>
-    </w:lvl>
-    <w:lvl w:ilvl="3" w:tplc="FDCE5ADE">
-      <w:numFmt w:val="decimal"/>
-      <w:lvlText w:val=""/>
-      <w:lvlJc w:val="left"/>
-    </w:lvl>
-    <w:lvl w:ilvl="4" w:tplc="7DC8CD8E">
-      <w:numFmt w:val="decimal"/>
-      <w:lvlText w:val=""/>
-      <w:lvlJc w:val="left"/>
-    </w:lvl>
-    <w:lvl w:ilvl="5" w:tplc="3A22AE74">
-      <w:numFmt w:val="decimal"/>
-      <w:lvlText w:val=""/>
-      <w:lvlJc w:val="left"/>
-    </w:lvl>
-    <w:lvl w:ilvl="6" w:tplc="4844ADEA">
-      <w:numFmt w:val="decimal"/>
-      <w:lvlText w:val=""/>
-      <w:lvlJc w:val="left"/>
-    </w:lvl>
-    <w:lvl w:ilvl="7" w:tplc="9A3EEB9A">
-      <w:numFmt w:val="decimal"/>
-      <w:lvlText w:val=""/>
-      <w:lvlJc w:val="left"/>
-    </w:lvl>
-    <w:lvl w:ilvl="8" w:tplc="01C6883E">
-      <w:numFmt w:val="decimal"/>
-      <w:lvlText w:val=""/>
-      <w:lvlJc w:val="left"/>
-    </w:lvl>
-  </w:abstractNum>
-  <w:abstractNum w:abstractNumId="10" w15:restartNumberingAfterBreak="0">
-    <w:nsid w:val="09CF6A2F"/>
-    <w:multiLevelType w:val="hybridMultilevel"/>
-    <w:tmpl w:val="CA4E99C2"/>
-    <w:lvl w:ilvl="0" w:tplc="1B9EC260">
-      <w:start w:val="66"/>
-      <w:numFmt w:val="decimal"/>
-      <w:lvlText w:val="%1."/>
-      <w:lvlJc w:val="left"/>
-      <w:pPr>
-        <w:tabs>
-          <w:tab w:val="num" w:pos="1080"/>
-        </w:tabs>
-        <w:ind w:left="720" w:hanging="360"/>
-      </w:pPr>
-    </w:lvl>
-    <w:lvl w:ilvl="1" w:tplc="696CDC78">
-      <w:numFmt w:val="decimal"/>
-      <w:lvlText w:val=""/>
-      <w:lvlJc w:val="left"/>
-    </w:lvl>
-    <w:lvl w:ilvl="2" w:tplc="8754356C">
-      <w:numFmt w:val="decimal"/>
-      <w:lvlText w:val=""/>
-      <w:lvlJc w:val="left"/>
-    </w:lvl>
-    <w:lvl w:ilvl="3" w:tplc="E542A4F4">
-      <w:numFmt w:val="decimal"/>
-      <w:lvlText w:val=""/>
-      <w:lvlJc w:val="left"/>
-    </w:lvl>
-    <w:lvl w:ilvl="4" w:tplc="AB460858">
-      <w:numFmt w:val="decimal"/>
-      <w:lvlText w:val=""/>
-      <w:lvlJc w:val="left"/>
-    </w:lvl>
-    <w:lvl w:ilvl="5" w:tplc="552CE2A8">
-      <w:numFmt w:val="decimal"/>
-      <w:lvlText w:val=""/>
-      <w:lvlJc w:val="left"/>
-    </w:lvl>
-    <w:lvl w:ilvl="6" w:tplc="F1F60552">
-      <w:numFmt w:val="decimal"/>
-      <w:lvlText w:val=""/>
-      <w:lvlJc w:val="left"/>
-    </w:lvl>
-    <w:lvl w:ilvl="7" w:tplc="7BE211A4">
-      <w:numFmt w:val="decimal"/>
-      <w:lvlText w:val=""/>
-      <w:lvlJc w:val="left"/>
-    </w:lvl>
-    <w:lvl w:ilvl="8" w:tplc="18E8CA86">
-      <w:numFmt w:val="decimal"/>
-      <w:lvlText w:val=""/>
-      <w:lvlJc w:val="left"/>
-    </w:lvl>
-  </w:abstractNum>
-  <w:abstractNum w:abstractNumId="11" w15:restartNumberingAfterBreak="0">
-    <w:nsid w:val="09F47EE3"/>
-    <w:multiLevelType w:val="hybridMultilevel"/>
-    <w:tmpl w:val="198A08F2"/>
-    <w:lvl w:ilvl="0" w:tplc="870C5E42">
-      <w:start w:val="58"/>
-      <w:numFmt w:val="decimal"/>
-      <w:lvlText w:val="%1."/>
-      <w:lvlJc w:val="left"/>
-      <w:pPr>
-        <w:tabs>
-          <w:tab w:val="num" w:pos="1080"/>
-        </w:tabs>
-        <w:ind w:left="720" w:hanging="360"/>
-      </w:pPr>
-    </w:lvl>
-    <w:lvl w:ilvl="1" w:tplc="62CA42A0">
-      <w:numFmt w:val="decimal"/>
-      <w:lvlText w:val=""/>
-      <w:lvlJc w:val="left"/>
-    </w:lvl>
-    <w:lvl w:ilvl="2" w:tplc="5A303E98">
-      <w:numFmt w:val="decimal"/>
-      <w:lvlText w:val=""/>
-      <w:lvlJc w:val="left"/>
-    </w:lvl>
-    <w:lvl w:ilvl="3" w:tplc="97F401DC">
-      <w:numFmt w:val="decimal"/>
-      <w:lvlText w:val=""/>
-      <w:lvlJc w:val="left"/>
-    </w:lvl>
-    <w:lvl w:ilvl="4" w:tplc="9C0C2618">
-      <w:numFmt w:val="decimal"/>
-      <w:lvlText w:val=""/>
-      <w:lvlJc w:val="left"/>
-    </w:lvl>
-    <w:lvl w:ilvl="5" w:tplc="DE3E74D8">
-      <w:numFmt w:val="decimal"/>
-      <w:lvlText w:val=""/>
-      <w:lvlJc w:val="left"/>
-    </w:lvl>
-    <w:lvl w:ilvl="6" w:tplc="FB300F58">
-      <w:numFmt w:val="decimal"/>
-      <w:lvlText w:val=""/>
-      <w:lvlJc w:val="left"/>
-    </w:lvl>
-    <w:lvl w:ilvl="7" w:tplc="F2A094D0">
-      <w:numFmt w:val="decimal"/>
-      <w:lvlText w:val=""/>
-      <w:lvlJc w:val="left"/>
-    </w:lvl>
-    <w:lvl w:ilvl="8" w:tplc="55924A16">
-      <w:numFmt w:val="decimal"/>
-      <w:lvlText w:val=""/>
-      <w:lvlJc w:val="left"/>
-    </w:lvl>
-  </w:abstractNum>
-  <w:abstractNum w:abstractNumId="12" w15:restartNumberingAfterBreak="0">
-    <w:nsid w:val="0A1A2860"/>
-    <w:multiLevelType w:val="hybridMultilevel"/>
-    <w:tmpl w:val="5C04A02A"/>
-    <w:lvl w:ilvl="0" w:tplc="FA785946">
-      <w:start w:val="61"/>
-      <w:numFmt w:val="decimal"/>
-      <w:lvlText w:val="%1."/>
-      <w:lvlJc w:val="left"/>
-      <w:pPr>
-        <w:tabs>
-          <w:tab w:val="num" w:pos="1080"/>
-        </w:tabs>
-        <w:ind w:left="720" w:hanging="360"/>
-      </w:pPr>
-    </w:lvl>
-    <w:lvl w:ilvl="1" w:tplc="541AEB28">
-      <w:numFmt w:val="decimal"/>
-      <w:lvlText w:val=""/>
-      <w:lvlJc w:val="left"/>
-    </w:lvl>
-    <w:lvl w:ilvl="2" w:tplc="2244DB62">
-      <w:numFmt w:val="decimal"/>
-      <w:lvlText w:val=""/>
-      <w:lvlJc w:val="left"/>
-    </w:lvl>
-    <w:lvl w:ilvl="3" w:tplc="FC62E2D2">
-      <w:numFmt w:val="decimal"/>
-      <w:lvlText w:val=""/>
-      <w:lvlJc w:val="left"/>
-    </w:lvl>
-    <w:lvl w:ilvl="4" w:tplc="1B70F8A6">
-      <w:numFmt w:val="decimal"/>
-      <w:lvlText w:val=""/>
-      <w:lvlJc w:val="left"/>
-    </w:lvl>
-    <w:lvl w:ilvl="5" w:tplc="9392CCE8">
-      <w:numFmt w:val="decimal"/>
-      <w:lvlText w:val=""/>
-      <w:lvlJc w:val="left"/>
-    </w:lvl>
-    <w:lvl w:ilvl="6" w:tplc="672C9DA0">
-      <w:numFmt w:val="decimal"/>
-      <w:lvlText w:val=""/>
-      <w:lvlJc w:val="left"/>
-    </w:lvl>
-    <w:lvl w:ilvl="7" w:tplc="A91E67A4">
-      <w:numFmt w:val="decimal"/>
-      <w:lvlText w:val=""/>
-      <w:lvlJc w:val="left"/>
-    </w:lvl>
-    <w:lvl w:ilvl="8" w:tplc="5DD2D6F6">
-      <w:numFmt w:val="decimal"/>
-      <w:lvlText w:val=""/>
-      <w:lvlJc w:val="left"/>
-    </w:lvl>
-  </w:abstractNum>
-  <w:abstractNum w:abstractNumId="13" w15:restartNumberingAfterBreak="0">
-    <w:nsid w:val="0B490ED3"/>
-    <w:multiLevelType w:val="hybridMultilevel"/>
-    <w:tmpl w:val="CAA6BDEA"/>
-    <w:lvl w:ilvl="0" w:tplc="6FD84268">
-      <w:start w:val="40"/>
-      <w:numFmt w:val="decimal"/>
-      <w:lvlText w:val="%1."/>
-      <w:lvlJc w:val="left"/>
-      <w:pPr>
-        <w:tabs>
-          <w:tab w:val="num" w:pos="1080"/>
-        </w:tabs>
-        <w:ind w:left="720" w:hanging="360"/>
-      </w:pPr>
-    </w:lvl>
-    <w:lvl w:ilvl="1" w:tplc="DC960298">
-      <w:numFmt w:val="decimal"/>
-      <w:lvlText w:val=""/>
-      <w:lvlJc w:val="left"/>
-    </w:lvl>
-    <w:lvl w:ilvl="2" w:tplc="BD2491DC">
-      <w:numFmt w:val="decimal"/>
-      <w:lvlText w:val=""/>
-      <w:lvlJc w:val="left"/>
-    </w:lvl>
-    <w:lvl w:ilvl="3" w:tplc="27A68D28">
-      <w:numFmt w:val="decimal"/>
-      <w:lvlText w:val=""/>
-      <w:lvlJc w:val="left"/>
-    </w:lvl>
-    <w:lvl w:ilvl="4" w:tplc="B82C1434">
-      <w:numFmt w:val="decimal"/>
-      <w:lvlText w:val=""/>
-      <w:lvlJc w:val="left"/>
-    </w:lvl>
-    <w:lvl w:ilvl="5" w:tplc="818C4EE8">
-      <w:numFmt w:val="decimal"/>
-      <w:lvlText w:val=""/>
-      <w:lvlJc w:val="left"/>
-    </w:lvl>
-    <w:lvl w:ilvl="6" w:tplc="A3C8A22E">
-      <w:numFmt w:val="decimal"/>
-      <w:lvlText w:val=""/>
-      <w:lvlJc w:val="left"/>
-    </w:lvl>
-    <w:lvl w:ilvl="7" w:tplc="4B64B022">
-      <w:numFmt w:val="decimal"/>
-      <w:lvlText w:val=""/>
-      <w:lvlJc w:val="left"/>
-    </w:lvl>
-    <w:lvl w:ilvl="8" w:tplc="A5CC153E">
-      <w:numFmt w:val="decimal"/>
-      <w:lvlText w:val=""/>
-      <w:lvlJc w:val="left"/>
-    </w:lvl>
-  </w:abstractNum>
-  <w:abstractNum w:abstractNumId="14" w15:restartNumberingAfterBreak="0">
-    <w:nsid w:val="0C926964"/>
-    <w:multiLevelType w:val="hybridMultilevel"/>
-    <w:tmpl w:val="0262E93C"/>
-    <w:lvl w:ilvl="0" w:tplc="64EAE95E">
-      <w:start w:val="4"/>
-      <w:numFmt w:val="decimal"/>
-      <w:lvlText w:val="%1."/>
-      <w:lvlJc w:val="left"/>
-      <w:pPr>
-        <w:tabs>
-          <w:tab w:val="num" w:pos="1080"/>
-        </w:tabs>
-        <w:ind w:left="720" w:hanging="360"/>
-      </w:pPr>
-    </w:lvl>
-    <w:lvl w:ilvl="1" w:tplc="598E1D34">
-      <w:numFmt w:val="decimal"/>
-      <w:lvlText w:val=""/>
-      <w:lvlJc w:val="left"/>
-    </w:lvl>
-    <w:lvl w:ilvl="2" w:tplc="C742C076">
-      <w:numFmt w:val="decimal"/>
-      <w:lvlText w:val=""/>
-      <w:lvlJc w:val="left"/>
-    </w:lvl>
-    <w:lvl w:ilvl="3" w:tplc="126E5D4C">
-      <w:numFmt w:val="decimal"/>
-      <w:lvlText w:val=""/>
-      <w:lvlJc w:val="left"/>
-    </w:lvl>
-    <w:lvl w:ilvl="4" w:tplc="A19A057E">
-      <w:numFmt w:val="decimal"/>
-      <w:lvlText w:val=""/>
-      <w:lvlJc w:val="left"/>
-    </w:lvl>
-    <w:lvl w:ilvl="5" w:tplc="14AA1A00">
-      <w:numFmt w:val="decimal"/>
-      <w:lvlText w:val=""/>
-      <w:lvlJc w:val="left"/>
-    </w:lvl>
-    <w:lvl w:ilvl="6" w:tplc="EF24D18E">
-      <w:numFmt w:val="decimal"/>
-      <w:lvlText w:val=""/>
-      <w:lvlJc w:val="left"/>
-    </w:lvl>
-    <w:lvl w:ilvl="7" w:tplc="CDD64160">
-      <w:numFmt w:val="decimal"/>
-      <w:lvlText w:val=""/>
-      <w:lvlJc w:val="left"/>
-    </w:lvl>
-    <w:lvl w:ilvl="8" w:tplc="6526C710">
-      <w:numFmt w:val="decimal"/>
-      <w:lvlText w:val=""/>
-      <w:lvlJc w:val="left"/>
-    </w:lvl>
-  </w:abstractNum>
-  <w:abstractNum w:abstractNumId="15" w15:restartNumberingAfterBreak="0">
-    <w:nsid w:val="0DC872E4"/>
-    <w:multiLevelType w:val="hybridMultilevel"/>
-    <w:tmpl w:val="D8CCA2D8"/>
-    <w:lvl w:ilvl="0" w:tplc="C8A4DCC6">
-      <w:start w:val="1"/>
-      <w:numFmt w:val="decimal"/>
-      <w:lvlText w:val="%1."/>
-      <w:lvlJc w:val="left"/>
-      <w:pPr>
-        <w:tabs>
-          <w:tab w:val="num" w:pos="1080"/>
-        </w:tabs>
-        <w:ind w:left="720" w:hanging="360"/>
-      </w:pPr>
-    </w:lvl>
-    <w:lvl w:ilvl="1" w:tplc="2A60EB98">
-      <w:numFmt w:val="decimal"/>
-      <w:lvlText w:val=""/>
-      <w:lvlJc w:val="left"/>
-    </w:lvl>
-    <w:lvl w:ilvl="2" w:tplc="E09EC580">
-      <w:numFmt w:val="decimal"/>
-      <w:lvlText w:val=""/>
-      <w:lvlJc w:val="left"/>
-    </w:lvl>
-    <w:lvl w:ilvl="3" w:tplc="6D2CCF82">
-      <w:numFmt w:val="decimal"/>
-      <w:lvlText w:val=""/>
-      <w:lvlJc w:val="left"/>
-    </w:lvl>
-    <w:lvl w:ilvl="4" w:tplc="50262A76">
-      <w:numFmt w:val="decimal"/>
-      <w:lvlText w:val=""/>
-      <w:lvlJc w:val="left"/>
-    </w:lvl>
-    <w:lvl w:ilvl="5" w:tplc="3B3CF886">
-      <w:numFmt w:val="decimal"/>
-      <w:lvlText w:val=""/>
-      <w:lvlJc w:val="left"/>
-    </w:lvl>
-    <w:lvl w:ilvl="6" w:tplc="D2606E80">
-      <w:numFmt w:val="decimal"/>
-      <w:lvlText w:val=""/>
-      <w:lvlJc w:val="left"/>
-    </w:lvl>
-    <w:lvl w:ilvl="7" w:tplc="AF8C2F7C">
-      <w:numFmt w:val="decimal"/>
-      <w:lvlText w:val=""/>
-      <w:lvlJc w:val="left"/>
-    </w:lvl>
-    <w:lvl w:ilvl="8" w:tplc="F6D84D62">
-      <w:numFmt w:val="decimal"/>
-      <w:lvlText w:val=""/>
-      <w:lvlJc w:val="left"/>
-    </w:lvl>
-  </w:abstractNum>
-  <w:abstractNum w:abstractNumId="16" w15:restartNumberingAfterBreak="0">
-    <w:nsid w:val="0EEB77B8"/>
-    <w:multiLevelType w:val="hybridMultilevel"/>
-    <w:tmpl w:val="5E72BA78"/>
-    <w:lvl w:ilvl="0" w:tplc="25B4F218">
-      <w:start w:val="66"/>
-      <w:numFmt w:val="decimal"/>
-      <w:lvlText w:val="%1."/>
-      <w:lvlJc w:val="left"/>
-      <w:pPr>
-        <w:tabs>
-          <w:tab w:val="num" w:pos="1080"/>
-        </w:tabs>
-        <w:ind w:left="720" w:hanging="360"/>
-      </w:pPr>
-    </w:lvl>
-    <w:lvl w:ilvl="1" w:tplc="42345AFA">
-      <w:numFmt w:val="decimal"/>
-      <w:lvlText w:val=""/>
-      <w:lvlJc w:val="left"/>
-    </w:lvl>
-    <w:lvl w:ilvl="2" w:tplc="BB0C619C">
-      <w:numFmt w:val="decimal"/>
-      <w:lvlText w:val=""/>
-      <w:lvlJc w:val="left"/>
-    </w:lvl>
-    <w:lvl w:ilvl="3" w:tplc="35D48864">
-      <w:numFmt w:val="decimal"/>
-      <w:lvlText w:val=""/>
-      <w:lvlJc w:val="left"/>
-    </w:lvl>
-    <w:lvl w:ilvl="4" w:tplc="D82A5F86">
-      <w:numFmt w:val="decimal"/>
-      <w:lvlText w:val=""/>
-      <w:lvlJc w:val="left"/>
-    </w:lvl>
-    <w:lvl w:ilvl="5" w:tplc="240E8FCE">
-      <w:numFmt w:val="decimal"/>
-      <w:lvlText w:val=""/>
-      <w:lvlJc w:val="left"/>
-    </w:lvl>
-    <w:lvl w:ilvl="6" w:tplc="3D160202">
-      <w:numFmt w:val="decimal"/>
-      <w:lvlText w:val=""/>
-      <w:lvlJc w:val="left"/>
-    </w:lvl>
-    <w:lvl w:ilvl="7" w:tplc="7368F78A">
-      <w:numFmt w:val="decimal"/>
-      <w:lvlText w:val=""/>
-      <w:lvlJc w:val="left"/>
-    </w:lvl>
-    <w:lvl w:ilvl="8" w:tplc="029A09B2">
-      <w:numFmt w:val="decimal"/>
-      <w:lvlText w:val=""/>
-      <w:lvlJc w:val="left"/>
-    </w:lvl>
-  </w:abstractNum>
-  <w:abstractNum w:abstractNumId="17" w15:restartNumberingAfterBreak="0">
-    <w:nsid w:val="0F31719D"/>
-    <w:multiLevelType w:val="hybridMultilevel"/>
-    <w:tmpl w:val="BE4847C4"/>
-    <w:lvl w:ilvl="0" w:tplc="8272EEEC">
-      <w:start w:val="30"/>
-      <w:numFmt w:val="decimal"/>
-      <w:lvlText w:val="%1."/>
-      <w:lvlJc w:val="left"/>
-      <w:pPr>
-        <w:tabs>
-          <w:tab w:val="num" w:pos="1080"/>
-        </w:tabs>
-        <w:ind w:left="720" w:hanging="360"/>
-      </w:pPr>
-    </w:lvl>
-    <w:lvl w:ilvl="1" w:tplc="6B0AE514">
-      <w:numFmt w:val="decimal"/>
-      <w:lvlText w:val=""/>
-      <w:lvlJc w:val="left"/>
-    </w:lvl>
-    <w:lvl w:ilvl="2" w:tplc="CDACF466">
-      <w:numFmt w:val="decimal"/>
-      <w:lvlText w:val=""/>
-      <w:lvlJc w:val="left"/>
-    </w:lvl>
-    <w:lvl w:ilvl="3" w:tplc="73AC327C">
-      <w:numFmt w:val="decimal"/>
-      <w:lvlText w:val=""/>
-      <w:lvlJc w:val="left"/>
-    </w:lvl>
-    <w:lvl w:ilvl="4" w:tplc="25F0C58C">
-      <w:numFmt w:val="decimal"/>
-      <w:lvlText w:val=""/>
-      <w:lvlJc w:val="left"/>
-    </w:lvl>
-    <w:lvl w:ilvl="5" w:tplc="0FBE6DD0">
-      <w:numFmt w:val="decimal"/>
-      <w:lvlText w:val=""/>
-      <w:lvlJc w:val="left"/>
-    </w:lvl>
-    <w:lvl w:ilvl="6" w:tplc="362EF896">
-      <w:numFmt w:val="decimal"/>
-      <w:lvlText w:val=""/>
-      <w:lvlJc w:val="left"/>
-    </w:lvl>
-    <w:lvl w:ilvl="7" w:tplc="226AC294">
-      <w:numFmt w:val="decimal"/>
-      <w:lvlText w:val=""/>
-      <w:lvlJc w:val="left"/>
-    </w:lvl>
-    <w:lvl w:ilvl="8" w:tplc="4ADC2CA2">
-      <w:numFmt w:val="decimal"/>
-      <w:lvlText w:val=""/>
-      <w:lvlJc w:val="left"/>
-    </w:lvl>
-  </w:abstractNum>
-  <w:abstractNum w:abstractNumId="18" w15:restartNumberingAfterBreak="0">
-    <w:nsid w:val="102D47EB"/>
-    <w:multiLevelType w:val="hybridMultilevel"/>
-    <w:tmpl w:val="96BC212A"/>
-    <w:lvl w:ilvl="0" w:tplc="D494D4F6">
-      <w:start w:val="61"/>
-      <w:numFmt w:val="decimal"/>
-      <w:lvlText w:val="%1."/>
-      <w:lvlJc w:val="left"/>
-      <w:pPr>
-        <w:tabs>
-          <w:tab w:val="num" w:pos="1080"/>
-        </w:tabs>
-        <w:ind w:left="720" w:hanging="360"/>
-      </w:pPr>
-    </w:lvl>
-    <w:lvl w:ilvl="1" w:tplc="604CD3EA">
-      <w:numFmt w:val="decimal"/>
-      <w:lvlText w:val=""/>
-      <w:lvlJc w:val="left"/>
-    </w:lvl>
-    <w:lvl w:ilvl="2" w:tplc="5FACA35A">
-      <w:numFmt w:val="decimal"/>
-      <w:lvlText w:val=""/>
-      <w:lvlJc w:val="left"/>
-    </w:lvl>
-    <w:lvl w:ilvl="3" w:tplc="3F5C0F22">
-      <w:numFmt w:val="decimal"/>
-      <w:lvlText w:val=""/>
-      <w:lvlJc w:val="left"/>
-    </w:lvl>
-    <w:lvl w:ilvl="4" w:tplc="F20E9FB2">
-      <w:numFmt w:val="decimal"/>
-      <w:lvlText w:val=""/>
-      <w:lvlJc w:val="left"/>
-    </w:lvl>
-    <w:lvl w:ilvl="5" w:tplc="E0721F3E">
-      <w:numFmt w:val="decimal"/>
-      <w:lvlText w:val=""/>
-      <w:lvlJc w:val="left"/>
-    </w:lvl>
-    <w:lvl w:ilvl="6" w:tplc="EE7A6F9C">
-      <w:numFmt w:val="decimal"/>
-      <w:lvlText w:val=""/>
-      <w:lvlJc w:val="left"/>
-    </w:lvl>
-    <w:lvl w:ilvl="7" w:tplc="23E0A004">
-      <w:numFmt w:val="decimal"/>
-      <w:lvlText w:val=""/>
-      <w:lvlJc w:val="left"/>
-    </w:lvl>
-    <w:lvl w:ilvl="8" w:tplc="46548E12">
-      <w:numFmt w:val="decimal"/>
-      <w:lvlText w:val=""/>
-      <w:lvlJc w:val="left"/>
-    </w:lvl>
-  </w:abstractNum>
-  <w:abstractNum w:abstractNumId="19" w15:restartNumberingAfterBreak="0">
-    <w:nsid w:val="10762F66"/>
-    <w:multiLevelType w:val="hybridMultilevel"/>
-    <w:tmpl w:val="159076DE"/>
-    <w:lvl w:ilvl="0" w:tplc="8530F16C">
-      <w:start w:val="84"/>
-      <w:numFmt w:val="decimal"/>
-      <w:lvlText w:val="%1."/>
-      <w:lvlJc w:val="left"/>
-      <w:pPr>
-        <w:tabs>
-          <w:tab w:val="num" w:pos="1080"/>
-        </w:tabs>
-        <w:ind w:left="720" w:hanging="360"/>
-      </w:pPr>
-    </w:lvl>
-    <w:lvl w:ilvl="1" w:tplc="4D34315E">
-      <w:numFmt w:val="decimal"/>
-      <w:lvlText w:val=""/>
-      <w:lvlJc w:val="left"/>
-    </w:lvl>
-    <w:lvl w:ilvl="2" w:tplc="44AA8CA0">
-      <w:numFmt w:val="decimal"/>
-      <w:lvlText w:val=""/>
-      <w:lvlJc w:val="left"/>
-    </w:lvl>
-    <w:lvl w:ilvl="3" w:tplc="431023AE">
-      <w:numFmt w:val="decimal"/>
-      <w:lvlText w:val=""/>
-      <w:lvlJc w:val="left"/>
-    </w:lvl>
-    <w:lvl w:ilvl="4" w:tplc="43CC5386">
-      <w:numFmt w:val="decimal"/>
-      <w:lvlText w:val=""/>
-      <w:lvlJc w:val="left"/>
-    </w:lvl>
-    <w:lvl w:ilvl="5" w:tplc="CB088ED6">
-      <w:numFmt w:val="decimal"/>
-      <w:lvlText w:val=""/>
-      <w:lvlJc w:val="left"/>
-    </w:lvl>
-    <w:lvl w:ilvl="6" w:tplc="3662C2AA">
-      <w:numFmt w:val="decimal"/>
-      <w:lvlText w:val=""/>
-      <w:lvlJc w:val="left"/>
-    </w:lvl>
-    <w:lvl w:ilvl="7" w:tplc="6C569456">
-      <w:numFmt w:val="decimal"/>
-      <w:lvlText w:val=""/>
-      <w:lvlJc w:val="left"/>
-    </w:lvl>
-    <w:lvl w:ilvl="8" w:tplc="1CC2AD0A">
-      <w:numFmt w:val="decimal"/>
-      <w:lvlText w:val=""/>
-      <w:lvlJc w:val="left"/>
-    </w:lvl>
-  </w:abstractNum>
-  <w:abstractNum w:abstractNumId="20" w15:restartNumberingAfterBreak="0">
-    <w:nsid w:val="111E5D82"/>
-    <w:multiLevelType w:val="hybridMultilevel"/>
-    <w:tmpl w:val="2F58A562"/>
-    <w:lvl w:ilvl="0" w:tplc="0A3AAE40">
-      <w:start w:val="41"/>
-      <w:numFmt w:val="decimal"/>
-      <w:lvlText w:val="%1."/>
-      <w:lvlJc w:val="left"/>
-      <w:pPr>
-        <w:tabs>
-          <w:tab w:val="num" w:pos="1080"/>
-        </w:tabs>
-        <w:ind w:left="720" w:hanging="360"/>
-      </w:pPr>
-    </w:lvl>
-    <w:lvl w:ilvl="1" w:tplc="43C2FCCC">
-      <w:numFmt w:val="decimal"/>
-      <w:lvlText w:val=""/>
-      <w:lvlJc w:val="left"/>
-    </w:lvl>
-    <w:lvl w:ilvl="2" w:tplc="AD3A2C48">
-      <w:numFmt w:val="decimal"/>
-      <w:lvlText w:val=""/>
-      <w:lvlJc w:val="left"/>
-    </w:lvl>
-    <w:lvl w:ilvl="3" w:tplc="313A086A">
-      <w:numFmt w:val="decimal"/>
-      <w:lvlText w:val=""/>
-      <w:lvlJc w:val="left"/>
-    </w:lvl>
-    <w:lvl w:ilvl="4" w:tplc="07DCF5CA">
-      <w:numFmt w:val="decimal"/>
-      <w:lvlText w:val=""/>
-      <w:lvlJc w:val="left"/>
-    </w:lvl>
-    <w:lvl w:ilvl="5" w:tplc="0E06829E">
-      <w:numFmt w:val="decimal"/>
-      <w:lvlText w:val=""/>
-      <w:lvlJc w:val="left"/>
-    </w:lvl>
-    <w:lvl w:ilvl="6" w:tplc="862CBD2A">
-      <w:numFmt w:val="decimal"/>
-      <w:lvlText w:val=""/>
-      <w:lvlJc w:val="left"/>
-    </w:lvl>
-    <w:lvl w:ilvl="7" w:tplc="6E86A39E">
-      <w:numFmt w:val="decimal"/>
-      <w:lvlText w:val=""/>
-      <w:lvlJc w:val="left"/>
-    </w:lvl>
-    <w:lvl w:ilvl="8" w:tplc="8A240C8E">
-      <w:numFmt w:val="decimal"/>
-      <w:lvlText w:val=""/>
-      <w:lvlJc w:val="left"/>
-    </w:lvl>
-  </w:abstractNum>
-  <w:abstractNum w:abstractNumId="21" w15:restartNumberingAfterBreak="0">
-    <w:nsid w:val="11383386"/>
-    <w:multiLevelType w:val="hybridMultilevel"/>
-    <w:tmpl w:val="A3489420"/>
-    <w:lvl w:ilvl="0" w:tplc="3A1A5AB2">
-      <w:start w:val="57"/>
-      <w:numFmt w:val="decimal"/>
-      <w:lvlText w:val="%1."/>
-      <w:lvlJc w:val="left"/>
-      <w:pPr>
-        <w:tabs>
-          <w:tab w:val="num" w:pos="1080"/>
-        </w:tabs>
-        <w:ind w:left="720" w:hanging="360"/>
-      </w:pPr>
-    </w:lvl>
-    <w:lvl w:ilvl="1" w:tplc="F82E8728">
-      <w:numFmt w:val="decimal"/>
-      <w:lvlText w:val=""/>
-      <w:lvlJc w:val="left"/>
-    </w:lvl>
-    <w:lvl w:ilvl="2" w:tplc="A35CAB74">
-      <w:numFmt w:val="decimal"/>
-      <w:lvlText w:val=""/>
-      <w:lvlJc w:val="left"/>
-    </w:lvl>
-    <w:lvl w:ilvl="3" w:tplc="0FA22B9A">
-      <w:numFmt w:val="decimal"/>
-      <w:lvlText w:val=""/>
-      <w:lvlJc w:val="left"/>
-    </w:lvl>
-    <w:lvl w:ilvl="4" w:tplc="17D812EE">
-      <w:numFmt w:val="decimal"/>
-      <w:lvlText w:val=""/>
-      <w:lvlJc w:val="left"/>
-    </w:lvl>
-    <w:lvl w:ilvl="5" w:tplc="72A6DC8C">
-      <w:numFmt w:val="decimal"/>
-      <w:lvlText w:val=""/>
-      <w:lvlJc w:val="left"/>
-    </w:lvl>
-    <w:lvl w:ilvl="6" w:tplc="60D8C6CE">
-      <w:numFmt w:val="decimal"/>
-      <w:lvlText w:val=""/>
-      <w:lvlJc w:val="left"/>
-    </w:lvl>
-    <w:lvl w:ilvl="7" w:tplc="568CB468">
-      <w:numFmt w:val="decimal"/>
-      <w:lvlText w:val=""/>
-      <w:lvlJc w:val="left"/>
-    </w:lvl>
-    <w:lvl w:ilvl="8" w:tplc="82405E9E">
-      <w:numFmt w:val="decimal"/>
-      <w:lvlText w:val=""/>
-      <w:lvlJc w:val="left"/>
-    </w:lvl>
-  </w:abstractNum>
-  <w:abstractNum w:abstractNumId="22" w15:restartNumberingAfterBreak="0">
-    <w:nsid w:val="12142B24"/>
-    <w:multiLevelType w:val="hybridMultilevel"/>
-    <w:tmpl w:val="A320748E"/>
-    <w:lvl w:ilvl="0" w:tplc="06AE8442">
-      <w:start w:val="63"/>
-      <w:numFmt w:val="decimal"/>
-      <w:lvlText w:val="%1."/>
-      <w:lvlJc w:val="left"/>
-      <w:pPr>
-        <w:tabs>
-          <w:tab w:val="num" w:pos="1080"/>
-        </w:tabs>
-        <w:ind w:left="720" w:hanging="360"/>
-      </w:pPr>
-    </w:lvl>
-    <w:lvl w:ilvl="1" w:tplc="818A244A">
-      <w:numFmt w:val="decimal"/>
-      <w:lvlText w:val=""/>
-      <w:lvlJc w:val="left"/>
-    </w:lvl>
-    <w:lvl w:ilvl="2" w:tplc="9C6A2E94">
-      <w:numFmt w:val="decimal"/>
-      <w:lvlText w:val=""/>
-      <w:lvlJc w:val="left"/>
-    </w:lvl>
-    <w:lvl w:ilvl="3" w:tplc="29CCDB8A">
-      <w:numFmt w:val="decimal"/>
-      <w:lvlText w:val=""/>
-      <w:lvlJc w:val="left"/>
-    </w:lvl>
-    <w:lvl w:ilvl="4" w:tplc="F1223206">
-      <w:numFmt w:val="decimal"/>
-      <w:lvlText w:val=""/>
-      <w:lvlJc w:val="left"/>
-    </w:lvl>
-    <w:lvl w:ilvl="5" w:tplc="6328886A">
-      <w:numFmt w:val="decimal"/>
-      <w:lvlText w:val=""/>
-      <w:lvlJc w:val="left"/>
-    </w:lvl>
-    <w:lvl w:ilvl="6" w:tplc="B9E8A4A4">
-      <w:numFmt w:val="decimal"/>
-      <w:lvlText w:val=""/>
-      <w:lvlJc w:val="left"/>
-    </w:lvl>
-    <w:lvl w:ilvl="7" w:tplc="992A4AFC">
-      <w:numFmt w:val="decimal"/>
-      <w:lvlText w:val=""/>
-      <w:lvlJc w:val="left"/>
-    </w:lvl>
-    <w:lvl w:ilvl="8" w:tplc="1166E3B6">
-      <w:numFmt w:val="decimal"/>
-      <w:lvlText w:val=""/>
-      <w:lvlJc w:val="left"/>
-    </w:lvl>
-  </w:abstractNum>
-  <w:abstractNum w:abstractNumId="23" w15:restartNumberingAfterBreak="0">
-    <w:nsid w:val="125B682B"/>
-    <w:multiLevelType w:val="hybridMultilevel"/>
-    <w:tmpl w:val="FCA4B538"/>
-    <w:lvl w:ilvl="0" w:tplc="BD5E78B4">
-      <w:start w:val="26"/>
-      <w:numFmt w:val="decimal"/>
-      <w:lvlText w:val="%1."/>
-      <w:lvlJc w:val="left"/>
-      <w:pPr>
-        <w:tabs>
-          <w:tab w:val="num" w:pos="1080"/>
-        </w:tabs>
-        <w:ind w:left="720" w:hanging="360"/>
-      </w:pPr>
-    </w:lvl>
-    <w:lvl w:ilvl="1" w:tplc="168A2466">
-      <w:numFmt w:val="decimal"/>
-      <w:lvlText w:val=""/>
-      <w:lvlJc w:val="left"/>
-    </w:lvl>
-    <w:lvl w:ilvl="2" w:tplc="A6A0D244">
-      <w:numFmt w:val="decimal"/>
-      <w:lvlText w:val=""/>
-      <w:lvlJc w:val="left"/>
-    </w:lvl>
-    <w:lvl w:ilvl="3" w:tplc="00BECE6A">
-      <w:numFmt w:val="decimal"/>
-      <w:lvlText w:val=""/>
-      <w:lvlJc w:val="left"/>
-    </w:lvl>
-    <w:lvl w:ilvl="4" w:tplc="76C4B1B8">
-      <w:numFmt w:val="decimal"/>
-      <w:lvlText w:val=""/>
-      <w:lvlJc w:val="left"/>
-    </w:lvl>
-    <w:lvl w:ilvl="5" w:tplc="921CE2E4">
-      <w:numFmt w:val="decimal"/>
-      <w:lvlText w:val=""/>
-      <w:lvlJc w:val="left"/>
-    </w:lvl>
-    <w:lvl w:ilvl="6" w:tplc="F496A380">
-      <w:numFmt w:val="decimal"/>
-      <w:lvlText w:val=""/>
-      <w:lvlJc w:val="left"/>
-    </w:lvl>
-    <w:lvl w:ilvl="7" w:tplc="F2FAEAE8">
-      <w:numFmt w:val="decimal"/>
-      <w:lvlText w:val=""/>
-      <w:lvlJc w:val="left"/>
-    </w:lvl>
-    <w:lvl w:ilvl="8" w:tplc="7E2CFD1C">
-      <w:numFmt w:val="decimal"/>
-      <w:lvlText w:val=""/>
-      <w:lvlJc w:val="left"/>
-    </w:lvl>
-  </w:abstractNum>
-  <w:abstractNum w:abstractNumId="24" w15:restartNumberingAfterBreak="0">
-    <w:nsid w:val="14275B75"/>
-    <w:multiLevelType w:val="hybridMultilevel"/>
-    <w:tmpl w:val="C9D43C9C"/>
-    <w:lvl w:ilvl="0" w:tplc="A3A0B5A4">
-      <w:start w:val="40"/>
-      <w:numFmt w:val="decimal"/>
-      <w:lvlText w:val="%1."/>
-      <w:lvlJc w:val="left"/>
-      <w:pPr>
-        <w:tabs>
-          <w:tab w:val="num" w:pos="1080"/>
-        </w:tabs>
-        <w:ind w:left="720" w:hanging="360"/>
-      </w:pPr>
-    </w:lvl>
-    <w:lvl w:ilvl="1" w:tplc="E98C5598">
-      <w:numFmt w:val="decimal"/>
-      <w:lvlText w:val=""/>
-      <w:lvlJc w:val="left"/>
-    </w:lvl>
-    <w:lvl w:ilvl="2" w:tplc="0CC6763C">
-      <w:numFmt w:val="decimal"/>
-      <w:lvlText w:val=""/>
-      <w:lvlJc w:val="left"/>
-    </w:lvl>
-    <w:lvl w:ilvl="3" w:tplc="5198C9CC">
-      <w:numFmt w:val="decimal"/>
-      <w:lvlText w:val=""/>
-      <w:lvlJc w:val="left"/>
-    </w:lvl>
-    <w:lvl w:ilvl="4" w:tplc="3A8C60D8">
-      <w:numFmt w:val="decimal"/>
-      <w:lvlText w:val=""/>
-      <w:lvlJc w:val="left"/>
-    </w:lvl>
-    <w:lvl w:ilvl="5" w:tplc="9230DC20">
-      <w:numFmt w:val="decimal"/>
-      <w:lvlText w:val=""/>
-      <w:lvlJc w:val="left"/>
-    </w:lvl>
-    <w:lvl w:ilvl="6" w:tplc="5E4262C6">
-      <w:numFmt w:val="decimal"/>
-      <w:lvlText w:val=""/>
-      <w:lvlJc w:val="left"/>
-    </w:lvl>
-    <w:lvl w:ilvl="7" w:tplc="BCF0B366">
-      <w:numFmt w:val="decimal"/>
-      <w:lvlText w:val=""/>
-      <w:lvlJc w:val="left"/>
-    </w:lvl>
-    <w:lvl w:ilvl="8" w:tplc="DB6C5394">
-      <w:numFmt w:val="decimal"/>
-      <w:lvlText w:val=""/>
-      <w:lvlJc w:val="left"/>
-    </w:lvl>
-  </w:abstractNum>
-  <w:abstractNum w:abstractNumId="25" w15:restartNumberingAfterBreak="0">
-    <w:nsid w:val="144A01D9"/>
-    <w:multiLevelType w:val="hybridMultilevel"/>
-    <w:tmpl w:val="3A00822E"/>
-    <w:lvl w:ilvl="0" w:tplc="AEC8C500">
-      <w:start w:val="57"/>
-      <w:numFmt w:val="decimal"/>
-      <w:lvlText w:val="%1."/>
-      <w:lvlJc w:val="left"/>
-      <w:pPr>
-        <w:tabs>
-          <w:tab w:val="num" w:pos="1080"/>
-        </w:tabs>
-        <w:ind w:left="720" w:hanging="360"/>
-      </w:pPr>
-    </w:lvl>
-    <w:lvl w:ilvl="1" w:tplc="27D2F822">
-      <w:numFmt w:val="decimal"/>
-      <w:lvlText w:val=""/>
-      <w:lvlJc w:val="left"/>
-    </w:lvl>
-    <w:lvl w:ilvl="2" w:tplc="C45EC9C8">
-      <w:numFmt w:val="decimal"/>
-      <w:lvlText w:val=""/>
-      <w:lvlJc w:val="left"/>
-    </w:lvl>
-    <w:lvl w:ilvl="3" w:tplc="B1E04AC6">
-      <w:numFmt w:val="decimal"/>
-      <w:lvlText w:val=""/>
-      <w:lvlJc w:val="left"/>
-    </w:lvl>
-    <w:lvl w:ilvl="4" w:tplc="25C42C6A">
-      <w:numFmt w:val="decimal"/>
-      <w:lvlText w:val=""/>
-      <w:lvlJc w:val="left"/>
-    </w:lvl>
-    <w:lvl w:ilvl="5" w:tplc="5BE277EC">
-      <w:numFmt w:val="decimal"/>
-      <w:lvlText w:val=""/>
-      <w:lvlJc w:val="left"/>
-    </w:lvl>
-    <w:lvl w:ilvl="6" w:tplc="FB14BE74">
-      <w:numFmt w:val="decimal"/>
-      <w:lvlText w:val=""/>
-      <w:lvlJc w:val="left"/>
-    </w:lvl>
-    <w:lvl w:ilvl="7" w:tplc="F67203CE">
-      <w:numFmt w:val="decimal"/>
-      <w:lvlText w:val=""/>
-      <w:lvlJc w:val="left"/>
-    </w:lvl>
-    <w:lvl w:ilvl="8" w:tplc="598EF02A">
-      <w:numFmt w:val="decimal"/>
-      <w:lvlText w:val=""/>
-      <w:lvlJc w:val="left"/>
-    </w:lvl>
-  </w:abstractNum>
-  <w:abstractNum w:abstractNumId="26" w15:restartNumberingAfterBreak="0">
-    <w:nsid w:val="17D879B1"/>
-    <w:multiLevelType w:val="hybridMultilevel"/>
-    <w:tmpl w:val="75F81C22"/>
-    <w:lvl w:ilvl="0" w:tplc="9962C80E">
-      <w:start w:val="6"/>
-      <w:numFmt w:val="decimal"/>
-      <w:lvlText w:val="%1."/>
-      <w:lvlJc w:val="left"/>
-      <w:pPr>
-        <w:tabs>
-          <w:tab w:val="num" w:pos="1080"/>
-        </w:tabs>
-        <w:ind w:left="720" w:hanging="360"/>
-      </w:pPr>
-    </w:lvl>
-    <w:lvl w:ilvl="1" w:tplc="598E24CC">
-      <w:numFmt w:val="decimal"/>
-      <w:lvlText w:val=""/>
-      <w:lvlJc w:val="left"/>
-    </w:lvl>
-    <w:lvl w:ilvl="2" w:tplc="332EEA5A">
-      <w:numFmt w:val="decimal"/>
-      <w:lvlText w:val=""/>
-      <w:lvlJc w:val="left"/>
-    </w:lvl>
-    <w:lvl w:ilvl="3" w:tplc="1A883FCE">
-      <w:numFmt w:val="decimal"/>
-      <w:lvlText w:val=""/>
-      <w:lvlJc w:val="left"/>
-    </w:lvl>
-    <w:lvl w:ilvl="4" w:tplc="13340176">
-      <w:numFmt w:val="decimal"/>
-      <w:lvlText w:val=""/>
-      <w:lvlJc w:val="left"/>
-    </w:lvl>
-    <w:lvl w:ilvl="5" w:tplc="8A2C3C54">
-      <w:numFmt w:val="decimal"/>
-      <w:lvlText w:val=""/>
-      <w:lvlJc w:val="left"/>
-    </w:lvl>
-    <w:lvl w:ilvl="6" w:tplc="C87CC6F4">
-      <w:numFmt w:val="decimal"/>
-      <w:lvlText w:val=""/>
-      <w:lvlJc w:val="left"/>
-    </w:lvl>
-    <w:lvl w:ilvl="7" w:tplc="2BFA8996">
-      <w:numFmt w:val="decimal"/>
-      <w:lvlText w:val=""/>
-      <w:lvlJc w:val="left"/>
-    </w:lvl>
-    <w:lvl w:ilvl="8" w:tplc="B5A8853A">
-      <w:numFmt w:val="decimal"/>
-      <w:lvlText w:val=""/>
-      <w:lvlJc w:val="left"/>
-    </w:lvl>
-  </w:abstractNum>
-  <w:abstractNum w:abstractNumId="27" w15:restartNumberingAfterBreak="0">
-    <w:nsid w:val="18761317"/>
-    <w:multiLevelType w:val="hybridMultilevel"/>
-    <w:tmpl w:val="0F0A6DF8"/>
-    <w:lvl w:ilvl="0" w:tplc="20581FE6">
-      <w:start w:val="27"/>
-      <w:numFmt w:val="decimal"/>
-      <w:lvlText w:val="%1."/>
-      <w:lvlJc w:val="left"/>
-      <w:pPr>
-        <w:tabs>
-          <w:tab w:val="num" w:pos="1080"/>
-        </w:tabs>
-        <w:ind w:left="720" w:hanging="360"/>
-      </w:pPr>
-    </w:lvl>
-    <w:lvl w:ilvl="1" w:tplc="1C5427CA">
-      <w:numFmt w:val="decimal"/>
-      <w:lvlText w:val=""/>
-      <w:lvlJc w:val="left"/>
-    </w:lvl>
-    <w:lvl w:ilvl="2" w:tplc="CBE80CB8">
-      <w:numFmt w:val="decimal"/>
-      <w:lvlText w:val=""/>
-      <w:lvlJc w:val="left"/>
-    </w:lvl>
-    <w:lvl w:ilvl="3" w:tplc="35DEEEC4">
-      <w:numFmt w:val="decimal"/>
-      <w:lvlText w:val=""/>
-      <w:lvlJc w:val="left"/>
-    </w:lvl>
-    <w:lvl w:ilvl="4" w:tplc="8E6EAAEC">
-      <w:numFmt w:val="decimal"/>
-      <w:lvlText w:val=""/>
-      <w:lvlJc w:val="left"/>
-    </w:lvl>
-    <w:lvl w:ilvl="5" w:tplc="91F634BC">
-      <w:numFmt w:val="decimal"/>
-      <w:lvlText w:val=""/>
-      <w:lvlJc w:val="left"/>
-    </w:lvl>
-    <w:lvl w:ilvl="6" w:tplc="6234BF6E">
-      <w:numFmt w:val="decimal"/>
-      <w:lvlText w:val=""/>
-      <w:lvlJc w:val="left"/>
-    </w:lvl>
-    <w:lvl w:ilvl="7" w:tplc="7CB0DAC6">
-      <w:numFmt w:val="decimal"/>
-      <w:lvlText w:val=""/>
-      <w:lvlJc w:val="left"/>
-    </w:lvl>
-    <w:lvl w:ilvl="8" w:tplc="55FAEA14">
-      <w:numFmt w:val="decimal"/>
-      <w:lvlText w:val=""/>
-      <w:lvlJc w:val="left"/>
-    </w:lvl>
-  </w:abstractNum>
-  <w:abstractNum w:abstractNumId="28" w15:restartNumberingAfterBreak="0">
-    <w:nsid w:val="19835D0B"/>
-    <w:multiLevelType w:val="hybridMultilevel"/>
-    <w:tmpl w:val="97D2FA18"/>
-    <w:lvl w:ilvl="0" w:tplc="22E4CC72">
-      <w:start w:val="6"/>
-      <w:numFmt w:val="decimal"/>
-      <w:lvlText w:val="%1."/>
-      <w:lvlJc w:val="left"/>
-      <w:pPr>
-        <w:tabs>
-          <w:tab w:val="num" w:pos="1080"/>
-        </w:tabs>
-        <w:ind w:left="720" w:hanging="360"/>
-      </w:pPr>
-    </w:lvl>
-    <w:lvl w:ilvl="1" w:tplc="DA688B8E">
-      <w:numFmt w:val="decimal"/>
-      <w:lvlText w:val=""/>
-      <w:lvlJc w:val="left"/>
-    </w:lvl>
-    <w:lvl w:ilvl="2" w:tplc="4E4AE288">
-      <w:numFmt w:val="decimal"/>
-      <w:lvlText w:val=""/>
-      <w:lvlJc w:val="left"/>
-    </w:lvl>
-    <w:lvl w:ilvl="3" w:tplc="F77CDFBA">
-      <w:numFmt w:val="decimal"/>
-      <w:lvlText w:val=""/>
-      <w:lvlJc w:val="left"/>
-    </w:lvl>
-    <w:lvl w:ilvl="4" w:tplc="80D861DA">
-      <w:numFmt w:val="decimal"/>
-      <w:lvlText w:val=""/>
-      <w:lvlJc w:val="left"/>
-    </w:lvl>
-    <w:lvl w:ilvl="5" w:tplc="676AA402">
-      <w:numFmt w:val="decimal"/>
-      <w:lvlText w:val=""/>
-      <w:lvlJc w:val="left"/>
-    </w:lvl>
-    <w:lvl w:ilvl="6" w:tplc="5D504E9A">
-      <w:numFmt w:val="decimal"/>
-      <w:lvlText w:val=""/>
-      <w:lvlJc w:val="left"/>
-    </w:lvl>
-    <w:lvl w:ilvl="7" w:tplc="FC608B42">
-      <w:numFmt w:val="decimal"/>
-      <w:lvlText w:val=""/>
-      <w:lvlJc w:val="left"/>
-    </w:lvl>
-    <w:lvl w:ilvl="8" w:tplc="C8F85922">
-      <w:numFmt w:val="decimal"/>
-      <w:lvlText w:val=""/>
-      <w:lvlJc w:val="left"/>
-    </w:lvl>
-  </w:abstractNum>
-  <w:abstractNum w:abstractNumId="29" w15:restartNumberingAfterBreak="0">
-    <w:nsid w:val="1A526404"/>
-    <w:multiLevelType w:val="hybridMultilevel"/>
-    <w:tmpl w:val="556C7978"/>
-    <w:lvl w:ilvl="0" w:tplc="93C0945A">
-      <w:start w:val="57"/>
-      <w:numFmt w:val="decimal"/>
-      <w:lvlText w:val="%1."/>
-      <w:lvlJc w:val="left"/>
-      <w:pPr>
-        <w:tabs>
-          <w:tab w:val="num" w:pos="1080"/>
-        </w:tabs>
-        <w:ind w:left="720" w:hanging="360"/>
-      </w:pPr>
-    </w:lvl>
-    <w:lvl w:ilvl="1" w:tplc="A356C984">
-      <w:numFmt w:val="decimal"/>
-      <w:lvlText w:val=""/>
-      <w:lvlJc w:val="left"/>
-    </w:lvl>
-    <w:lvl w:ilvl="2" w:tplc="4ED46BA6">
-      <w:numFmt w:val="decimal"/>
-      <w:lvlText w:val=""/>
-      <w:lvlJc w:val="left"/>
-    </w:lvl>
-    <w:lvl w:ilvl="3" w:tplc="5C00FE24">
-      <w:numFmt w:val="decimal"/>
-      <w:lvlText w:val=""/>
-      <w:lvlJc w:val="left"/>
-    </w:lvl>
-    <w:lvl w:ilvl="4" w:tplc="42C02346">
-      <w:numFmt w:val="decimal"/>
-      <w:lvlText w:val=""/>
-      <w:lvlJc w:val="left"/>
-    </w:lvl>
-    <w:lvl w:ilvl="5" w:tplc="AE7C45FE">
-      <w:numFmt w:val="decimal"/>
-      <w:lvlText w:val=""/>
-      <w:lvlJc w:val="left"/>
-    </w:lvl>
-    <w:lvl w:ilvl="6" w:tplc="8F845ADC">
-      <w:numFmt w:val="decimal"/>
-      <w:lvlText w:val=""/>
-      <w:lvlJc w:val="left"/>
-    </w:lvl>
-    <w:lvl w:ilvl="7" w:tplc="FB488344">
-      <w:numFmt w:val="decimal"/>
-      <w:lvlText w:val=""/>
-      <w:lvlJc w:val="left"/>
-    </w:lvl>
-    <w:lvl w:ilvl="8" w:tplc="2BDC15DC">
-      <w:numFmt w:val="decimal"/>
-      <w:lvlText w:val=""/>
-      <w:lvlJc w:val="left"/>
-    </w:lvl>
-  </w:abstractNum>
-  <w:abstractNum w:abstractNumId="30" w15:restartNumberingAfterBreak="0">
-    <w:nsid w:val="1D284CD7"/>
-    <w:multiLevelType w:val="hybridMultilevel"/>
-    <w:tmpl w:val="34EA6752"/>
-    <w:lvl w:ilvl="0" w:tplc="0A92CE90">
-      <w:start w:val="98"/>
-      <w:numFmt w:val="decimal"/>
-      <w:lvlText w:val="%1."/>
-      <w:lvlJc w:val="left"/>
-      <w:pPr>
-        <w:tabs>
-          <w:tab w:val="num" w:pos="1080"/>
-        </w:tabs>
-        <w:ind w:left="720" w:hanging="360"/>
-      </w:pPr>
-    </w:lvl>
-    <w:lvl w:ilvl="1" w:tplc="EAD0E116">
-      <w:numFmt w:val="decimal"/>
-      <w:lvlText w:val=""/>
-      <w:lvlJc w:val="left"/>
-    </w:lvl>
-    <w:lvl w:ilvl="2" w:tplc="BCC083E8">
-      <w:numFmt w:val="decimal"/>
-      <w:lvlText w:val=""/>
-      <w:lvlJc w:val="left"/>
-    </w:lvl>
-    <w:lvl w:ilvl="3" w:tplc="F936135C">
-      <w:numFmt w:val="decimal"/>
-      <w:lvlText w:val=""/>
-      <w:lvlJc w:val="left"/>
-    </w:lvl>
-    <w:lvl w:ilvl="4" w:tplc="08BEB37C">
-      <w:numFmt w:val="decimal"/>
-      <w:lvlText w:val=""/>
-      <w:lvlJc w:val="left"/>
-    </w:lvl>
-    <w:lvl w:ilvl="5" w:tplc="148A3250">
-      <w:numFmt w:val="decimal"/>
-      <w:lvlText w:val=""/>
-      <w:lvlJc w:val="left"/>
-    </w:lvl>
-    <w:lvl w:ilvl="6" w:tplc="7A28B0F4">
-      <w:numFmt w:val="decimal"/>
-      <w:lvlText w:val=""/>
-      <w:lvlJc w:val="left"/>
-    </w:lvl>
-    <w:lvl w:ilvl="7" w:tplc="EFAC41EE">
-      <w:numFmt w:val="decimal"/>
-      <w:lvlText w:val=""/>
-      <w:lvlJc w:val="left"/>
-    </w:lvl>
-    <w:lvl w:ilvl="8" w:tplc="B43CFEC6">
-      <w:numFmt w:val="decimal"/>
-      <w:lvlText w:val=""/>
-      <w:lvlJc w:val="left"/>
-    </w:lvl>
-  </w:abstractNum>
-  <w:abstractNum w:abstractNumId="31" w15:restartNumberingAfterBreak="0">
-    <w:nsid w:val="1DAB5ACF"/>
-    <w:multiLevelType w:val="hybridMultilevel"/>
-    <w:tmpl w:val="F672397A"/>
-    <w:lvl w:ilvl="0" w:tplc="493E622E">
-      <w:start w:val="58"/>
-      <w:numFmt w:val="decimal"/>
-      <w:lvlText w:val="%1."/>
-      <w:lvlJc w:val="left"/>
-      <w:pPr>
-        <w:tabs>
-          <w:tab w:val="num" w:pos="1080"/>
-        </w:tabs>
-        <w:ind w:left="720" w:hanging="360"/>
-      </w:pPr>
-    </w:lvl>
-    <w:lvl w:ilvl="1" w:tplc="1A86E986">
-      <w:numFmt w:val="decimal"/>
-      <w:lvlText w:val=""/>
-      <w:lvlJc w:val="left"/>
-    </w:lvl>
-    <w:lvl w:ilvl="2" w:tplc="45F41322">
-      <w:numFmt w:val="decimal"/>
-      <w:lvlText w:val=""/>
-      <w:lvlJc w:val="left"/>
-    </w:lvl>
-    <w:lvl w:ilvl="3" w:tplc="5F8C0C26">
-      <w:numFmt w:val="decimal"/>
-      <w:lvlText w:val=""/>
-      <w:lvlJc w:val="left"/>
-    </w:lvl>
-    <w:lvl w:ilvl="4" w:tplc="4AE80FCC">
-      <w:numFmt w:val="decimal"/>
-      <w:lvlText w:val=""/>
-      <w:lvlJc w:val="left"/>
-    </w:lvl>
-    <w:lvl w:ilvl="5" w:tplc="7B9A639C">
-      <w:numFmt w:val="decimal"/>
-      <w:lvlText w:val=""/>
-      <w:lvlJc w:val="left"/>
-    </w:lvl>
-    <w:lvl w:ilvl="6" w:tplc="E8D861E6">
-      <w:numFmt w:val="decimal"/>
-      <w:lvlText w:val=""/>
-      <w:lvlJc w:val="left"/>
-    </w:lvl>
-    <w:lvl w:ilvl="7" w:tplc="3C108A1C">
-      <w:numFmt w:val="decimal"/>
-      <w:lvlText w:val=""/>
-      <w:lvlJc w:val="left"/>
-    </w:lvl>
-    <w:lvl w:ilvl="8" w:tplc="D4DEC220">
-      <w:numFmt w:val="decimal"/>
-      <w:lvlText w:val=""/>
-      <w:lvlJc w:val="left"/>
-    </w:lvl>
-  </w:abstractNum>
-  <w:abstractNum w:abstractNumId="32" w15:restartNumberingAfterBreak="0">
-    <w:nsid w:val="1E0E339A"/>
-    <w:multiLevelType w:val="hybridMultilevel"/>
-    <w:tmpl w:val="8E303D38"/>
-    <w:lvl w:ilvl="0" w:tplc="067AFA70">
-      <w:start w:val="10"/>
-      <w:numFmt w:val="decimal"/>
-      <w:lvlText w:val="%1."/>
-      <w:lvlJc w:val="left"/>
-      <w:pPr>
-        <w:tabs>
-          <w:tab w:val="num" w:pos="1080"/>
-        </w:tabs>
-        <w:ind w:left="720" w:hanging="360"/>
-      </w:pPr>
-    </w:lvl>
-    <w:lvl w:ilvl="1" w:tplc="65D87CD8">
-      <w:numFmt w:val="decimal"/>
-      <w:lvlText w:val=""/>
-      <w:lvlJc w:val="left"/>
-    </w:lvl>
-    <w:lvl w:ilvl="2" w:tplc="F2A44194">
-      <w:numFmt w:val="decimal"/>
-      <w:lvlText w:val=""/>
-      <w:lvlJc w:val="left"/>
-    </w:lvl>
-    <w:lvl w:ilvl="3" w:tplc="4AE48B6C">
-      <w:numFmt w:val="decimal"/>
-      <w:lvlText w:val=""/>
-      <w:lvlJc w:val="left"/>
-    </w:lvl>
-    <w:lvl w:ilvl="4" w:tplc="2B68AE46">
-      <w:numFmt w:val="decimal"/>
-      <w:lvlText w:val=""/>
-      <w:lvlJc w:val="left"/>
-    </w:lvl>
-    <w:lvl w:ilvl="5" w:tplc="46EC5DFE">
-      <w:numFmt w:val="decimal"/>
-      <w:lvlText w:val=""/>
-      <w:lvlJc w:val="left"/>
-    </w:lvl>
-    <w:lvl w:ilvl="6" w:tplc="6EA299A2">
-      <w:numFmt w:val="decimal"/>
-      <w:lvlText w:val=""/>
-      <w:lvlJc w:val="left"/>
-    </w:lvl>
-    <w:lvl w:ilvl="7" w:tplc="4642BA94">
-      <w:numFmt w:val="decimal"/>
-      <w:lvlText w:val=""/>
-      <w:lvlJc w:val="left"/>
-    </w:lvl>
-    <w:lvl w:ilvl="8" w:tplc="775EE670">
-      <w:numFmt w:val="decimal"/>
-      <w:lvlText w:val=""/>
-      <w:lvlJc w:val="left"/>
-    </w:lvl>
-  </w:abstractNum>
-  <w:abstractNum w:abstractNumId="33" w15:restartNumberingAfterBreak="0">
-    <w:nsid w:val="212D784A"/>
-    <w:multiLevelType w:val="hybridMultilevel"/>
-    <w:tmpl w:val="F5EE31D8"/>
-    <w:lvl w:ilvl="0" w:tplc="90AA5DE6">
-      <w:start w:val="1"/>
-      <w:numFmt w:val="decimal"/>
-      <w:lvlText w:val="%1."/>
-      <w:lvlJc w:val="left"/>
-      <w:pPr>
-        <w:tabs>
-          <w:tab w:val="num" w:pos="1080"/>
-        </w:tabs>
-        <w:ind w:left="720" w:hanging="360"/>
-      </w:pPr>
-    </w:lvl>
-    <w:lvl w:ilvl="1" w:tplc="AC2C81F6">
-      <w:numFmt w:val="decimal"/>
-      <w:lvlText w:val=""/>
-      <w:lvlJc w:val="left"/>
-    </w:lvl>
-    <w:lvl w:ilvl="2" w:tplc="19BED698">
-      <w:numFmt w:val="decimal"/>
-      <w:lvlText w:val=""/>
-      <w:lvlJc w:val="left"/>
-    </w:lvl>
-    <w:lvl w:ilvl="3" w:tplc="42A65890">
-      <w:numFmt w:val="decimal"/>
-      <w:lvlText w:val=""/>
-      <w:lvlJc w:val="left"/>
-    </w:lvl>
-    <w:lvl w:ilvl="4" w:tplc="12E42536">
-      <w:numFmt w:val="decimal"/>
-      <w:lvlText w:val=""/>
-      <w:lvlJc w:val="left"/>
-    </w:lvl>
-    <w:lvl w:ilvl="5" w:tplc="F4562F00">
-      <w:numFmt w:val="decimal"/>
-      <w:lvlText w:val=""/>
-      <w:lvlJc w:val="left"/>
-    </w:lvl>
-    <w:lvl w:ilvl="6" w:tplc="A3407BAA">
-      <w:numFmt w:val="decimal"/>
-      <w:lvlText w:val=""/>
-      <w:lvlJc w:val="left"/>
-    </w:lvl>
-    <w:lvl w:ilvl="7" w:tplc="A558CA46">
-      <w:numFmt w:val="decimal"/>
-      <w:lvlText w:val=""/>
-      <w:lvlJc w:val="left"/>
-    </w:lvl>
-    <w:lvl w:ilvl="8" w:tplc="6944CB42">
-      <w:numFmt w:val="decimal"/>
-      <w:lvlText w:val=""/>
-      <w:lvlJc w:val="left"/>
-    </w:lvl>
-  </w:abstractNum>
-  <w:abstractNum w:abstractNumId="34" w15:restartNumberingAfterBreak="0">
-    <w:nsid w:val="21A91597"/>
-    <w:multiLevelType w:val="hybridMultilevel"/>
-    <w:tmpl w:val="F940D5D0"/>
-    <w:lvl w:ilvl="0" w:tplc="295C028C">
-      <w:start w:val="1"/>
-      <w:numFmt w:val="decimal"/>
-      <w:lvlText w:val="%1."/>
-      <w:lvlJc w:val="left"/>
-      <w:pPr>
-        <w:tabs>
-          <w:tab w:val="num" w:pos="1080"/>
-        </w:tabs>
-        <w:ind w:left="720" w:hanging="360"/>
-      </w:pPr>
-    </w:lvl>
-    <w:lvl w:ilvl="1" w:tplc="0FBAD820">
-      <w:numFmt w:val="decimal"/>
-      <w:lvlText w:val=""/>
-      <w:lvlJc w:val="left"/>
-    </w:lvl>
-    <w:lvl w:ilvl="2" w:tplc="D3365654">
-      <w:numFmt w:val="decimal"/>
-      <w:lvlText w:val=""/>
-      <w:lvlJc w:val="left"/>
-    </w:lvl>
-    <w:lvl w:ilvl="3" w:tplc="4852EC1C">
-      <w:numFmt w:val="decimal"/>
-      <w:lvlText w:val=""/>
-      <w:lvlJc w:val="left"/>
-    </w:lvl>
-    <w:lvl w:ilvl="4" w:tplc="74382BA2">
-      <w:numFmt w:val="decimal"/>
-      <w:lvlText w:val=""/>
-      <w:lvlJc w:val="left"/>
-    </w:lvl>
-    <w:lvl w:ilvl="5" w:tplc="4F84D2FC">
-      <w:numFmt w:val="decimal"/>
-      <w:lvlText w:val=""/>
-      <w:lvlJc w:val="left"/>
-    </w:lvl>
-    <w:lvl w:ilvl="6" w:tplc="AF76E66C">
-      <w:numFmt w:val="decimal"/>
-      <w:lvlText w:val=""/>
-      <w:lvlJc w:val="left"/>
-    </w:lvl>
-    <w:lvl w:ilvl="7" w:tplc="54969894">
-      <w:numFmt w:val="decimal"/>
-      <w:lvlText w:val=""/>
-      <w:lvlJc w:val="left"/>
-    </w:lvl>
-    <w:lvl w:ilvl="8" w:tplc="D932F820">
-      <w:numFmt w:val="decimal"/>
-      <w:lvlText w:val=""/>
-      <w:lvlJc w:val="left"/>
-    </w:lvl>
-  </w:abstractNum>
-  <w:abstractNum w:abstractNumId="35" w15:restartNumberingAfterBreak="0">
-    <w:nsid w:val="23C916EC"/>
-    <w:multiLevelType w:val="hybridMultilevel"/>
-    <w:tmpl w:val="293E8274"/>
-    <w:lvl w:ilvl="0" w:tplc="407C54CE">
-      <w:start w:val="1"/>
-      <w:numFmt w:val="decimal"/>
-      <w:lvlText w:val="%1."/>
-      <w:lvlJc w:val="left"/>
-      <w:pPr>
-        <w:tabs>
-          <w:tab w:val="num" w:pos="1080"/>
-        </w:tabs>
-        <w:ind w:left="720" w:hanging="360"/>
-      </w:pPr>
-    </w:lvl>
-    <w:lvl w:ilvl="1" w:tplc="D72651E2">
-      <w:numFmt w:val="decimal"/>
-      <w:lvlText w:val=""/>
-      <w:lvlJc w:val="left"/>
-    </w:lvl>
-    <w:lvl w:ilvl="2" w:tplc="C33687CC">
-      <w:numFmt w:val="decimal"/>
-      <w:lvlText w:val=""/>
-      <w:lvlJc w:val="left"/>
-    </w:lvl>
-    <w:lvl w:ilvl="3" w:tplc="2F3C87BA">
-      <w:numFmt w:val="decimal"/>
-      <w:lvlText w:val=""/>
-      <w:lvlJc w:val="left"/>
-    </w:lvl>
-    <w:lvl w:ilvl="4" w:tplc="7952E2EE">
-      <w:numFmt w:val="decimal"/>
-      <w:lvlText w:val=""/>
-      <w:lvlJc w:val="left"/>
-    </w:lvl>
-    <w:lvl w:ilvl="5" w:tplc="6F0E0008">
-      <w:numFmt w:val="decimal"/>
-      <w:lvlText w:val=""/>
-      <w:lvlJc w:val="left"/>
-    </w:lvl>
-    <w:lvl w:ilvl="6" w:tplc="7744F8F8">
-      <w:numFmt w:val="decimal"/>
-      <w:lvlText w:val=""/>
-      <w:lvlJc w:val="left"/>
-    </w:lvl>
-    <w:lvl w:ilvl="7" w:tplc="050292B4">
-      <w:numFmt w:val="decimal"/>
-      <w:lvlText w:val=""/>
-      <w:lvlJc w:val="left"/>
-    </w:lvl>
-    <w:lvl w:ilvl="8" w:tplc="6838AF42">
-      <w:numFmt w:val="decimal"/>
-      <w:lvlText w:val=""/>
-      <w:lvlJc w:val="left"/>
-    </w:lvl>
-  </w:abstractNum>
-  <w:abstractNum w:abstractNumId="36" w15:restartNumberingAfterBreak="0">
-    <w:nsid w:val="24D54AE9"/>
-    <w:multiLevelType w:val="hybridMultilevel"/>
-    <w:tmpl w:val="4828750C"/>
-    <w:lvl w:ilvl="0" w:tplc="D0668D7A">
-      <w:start w:val="42"/>
-      <w:numFmt w:val="decimal"/>
-      <w:lvlText w:val="%1."/>
-      <w:lvlJc w:val="left"/>
-      <w:pPr>
-        <w:tabs>
-          <w:tab w:val="num" w:pos="1080"/>
-        </w:tabs>
-        <w:ind w:left="720" w:hanging="360"/>
-      </w:pPr>
-    </w:lvl>
-    <w:lvl w:ilvl="1" w:tplc="1AB63BC6">
-      <w:numFmt w:val="decimal"/>
-      <w:lvlText w:val=""/>
-      <w:lvlJc w:val="left"/>
-    </w:lvl>
-    <w:lvl w:ilvl="2" w:tplc="A30444EC">
-      <w:numFmt w:val="decimal"/>
-      <w:lvlText w:val=""/>
-      <w:lvlJc w:val="left"/>
-    </w:lvl>
-    <w:lvl w:ilvl="3" w:tplc="A6F48FAC">
-      <w:numFmt w:val="decimal"/>
-      <w:lvlText w:val=""/>
-      <w:lvlJc w:val="left"/>
-    </w:lvl>
-    <w:lvl w:ilvl="4" w:tplc="4DE81644">
-      <w:numFmt w:val="decimal"/>
-      <w:lvlText w:val=""/>
-      <w:lvlJc w:val="left"/>
-    </w:lvl>
-    <w:lvl w:ilvl="5" w:tplc="B268ECA2">
-      <w:numFmt w:val="decimal"/>
-      <w:lvlText w:val=""/>
-      <w:lvlJc w:val="left"/>
-    </w:lvl>
-    <w:lvl w:ilvl="6" w:tplc="AC688BEA">
-      <w:numFmt w:val="decimal"/>
-      <w:lvlText w:val=""/>
-      <w:lvlJc w:val="left"/>
-    </w:lvl>
-    <w:lvl w:ilvl="7" w:tplc="0EEE1D7E">
-      <w:numFmt w:val="decimal"/>
-      <w:lvlText w:val=""/>
-      <w:lvlJc w:val="left"/>
-    </w:lvl>
-    <w:lvl w:ilvl="8" w:tplc="E2D24E3C">
-      <w:numFmt w:val="decimal"/>
-      <w:lvlText w:val=""/>
-      <w:lvlJc w:val="left"/>
-    </w:lvl>
-  </w:abstractNum>
-  <w:abstractNum w:abstractNumId="37" w15:restartNumberingAfterBreak="0">
-    <w:nsid w:val="25C373B8"/>
-    <w:multiLevelType w:val="hybridMultilevel"/>
-    <w:tmpl w:val="4BF672E2"/>
-    <w:lvl w:ilvl="0" w:tplc="C35C1BC4">
-      <w:start w:val="30"/>
-      <w:numFmt w:val="decimal"/>
-      <w:lvlText w:val="%1."/>
-      <w:lvlJc w:val="left"/>
-      <w:pPr>
-        <w:tabs>
-          <w:tab w:val="num" w:pos="1080"/>
-        </w:tabs>
-        <w:ind w:left="720" w:hanging="360"/>
-      </w:pPr>
-    </w:lvl>
-    <w:lvl w:ilvl="1" w:tplc="7152B8E2">
-      <w:numFmt w:val="decimal"/>
-      <w:lvlText w:val=""/>
-      <w:lvlJc w:val="left"/>
-    </w:lvl>
-    <w:lvl w:ilvl="2" w:tplc="5E82FAC0">
-      <w:numFmt w:val="decimal"/>
-      <w:lvlText w:val=""/>
-      <w:lvlJc w:val="left"/>
-    </w:lvl>
-    <w:lvl w:ilvl="3" w:tplc="5FE090AE">
-      <w:numFmt w:val="decimal"/>
-      <w:lvlText w:val=""/>
-      <w:lvlJc w:val="left"/>
-    </w:lvl>
-    <w:lvl w:ilvl="4" w:tplc="FF587DF4">
-      <w:numFmt w:val="decimal"/>
-      <w:lvlText w:val=""/>
-      <w:lvlJc w:val="left"/>
-    </w:lvl>
-    <w:lvl w:ilvl="5" w:tplc="84DEAE98">
-      <w:numFmt w:val="decimal"/>
-      <w:lvlText w:val=""/>
-      <w:lvlJc w:val="left"/>
-    </w:lvl>
-    <w:lvl w:ilvl="6" w:tplc="7EA03FE0">
-      <w:numFmt w:val="decimal"/>
-      <w:lvlText w:val=""/>
-      <w:lvlJc w:val="left"/>
-    </w:lvl>
-    <w:lvl w:ilvl="7" w:tplc="FDE01C2C">
-      <w:numFmt w:val="decimal"/>
-      <w:lvlText w:val=""/>
-      <w:lvlJc w:val="left"/>
-    </w:lvl>
-    <w:lvl w:ilvl="8" w:tplc="42366F9A">
-      <w:numFmt w:val="decimal"/>
-      <w:lvlText w:val=""/>
-      <w:lvlJc w:val="left"/>
-    </w:lvl>
-  </w:abstractNum>
-  <w:abstractNum w:abstractNumId="38" w15:restartNumberingAfterBreak="0">
-    <w:nsid w:val="261524A9"/>
-    <w:multiLevelType w:val="hybridMultilevel"/>
-    <w:tmpl w:val="4A44895A"/>
-    <w:lvl w:ilvl="0" w:tplc="C07868F6">
-      <w:start w:val="154"/>
-      <w:numFmt w:val="decimal"/>
-      <w:lvlText w:val="%1."/>
-      <w:lvlJc w:val="left"/>
-      <w:pPr>
-        <w:tabs>
-          <w:tab w:val="num" w:pos="1080"/>
-        </w:tabs>
-        <w:ind w:left="720" w:hanging="360"/>
-      </w:pPr>
-    </w:lvl>
-    <w:lvl w:ilvl="1" w:tplc="2F94D118">
-      <w:numFmt w:val="decimal"/>
-      <w:lvlText w:val=""/>
-      <w:lvlJc w:val="left"/>
-    </w:lvl>
-    <w:lvl w:ilvl="2" w:tplc="39D4D71C">
-      <w:numFmt w:val="decimal"/>
-      <w:lvlText w:val=""/>
-      <w:lvlJc w:val="left"/>
-    </w:lvl>
-    <w:lvl w:ilvl="3" w:tplc="D2744CCC">
-      <w:numFmt w:val="decimal"/>
-      <w:lvlText w:val=""/>
-      <w:lvlJc w:val="left"/>
-    </w:lvl>
-    <w:lvl w:ilvl="4" w:tplc="A7A2612E">
-      <w:numFmt w:val="decimal"/>
-      <w:lvlText w:val=""/>
-      <w:lvlJc w:val="left"/>
-    </w:lvl>
-    <w:lvl w:ilvl="5" w:tplc="AD089106">
-      <w:numFmt w:val="decimal"/>
-      <w:lvlText w:val=""/>
-      <w:lvlJc w:val="left"/>
-    </w:lvl>
-    <w:lvl w:ilvl="6" w:tplc="4072E8C2">
-      <w:numFmt w:val="decimal"/>
-      <w:lvlText w:val=""/>
-      <w:lvlJc w:val="left"/>
-    </w:lvl>
-    <w:lvl w:ilvl="7" w:tplc="063CABB2">
-      <w:numFmt w:val="decimal"/>
-      <w:lvlText w:val=""/>
-      <w:lvlJc w:val="left"/>
-    </w:lvl>
-    <w:lvl w:ilvl="8" w:tplc="421228CC">
-      <w:numFmt w:val="decimal"/>
-      <w:lvlText w:val=""/>
-      <w:lvlJc w:val="left"/>
-    </w:lvl>
-  </w:abstractNum>
-  <w:abstractNum w:abstractNumId="39" w15:restartNumberingAfterBreak="0">
-    <w:nsid w:val="262E6B2E"/>
-    <w:multiLevelType w:val="hybridMultilevel"/>
-    <w:tmpl w:val="441C71C6"/>
-    <w:lvl w:ilvl="0" w:tplc="1C94CCE4">
-      <w:start w:val="154"/>
-      <w:numFmt w:val="decimal"/>
-      <w:lvlText w:val="%1."/>
-      <w:lvlJc w:val="left"/>
-      <w:pPr>
-        <w:tabs>
-          <w:tab w:val="num" w:pos="1080"/>
-        </w:tabs>
-        <w:ind w:left="720" w:hanging="360"/>
-      </w:pPr>
-    </w:lvl>
-    <w:lvl w:ilvl="1" w:tplc="BB3EF2EE">
-      <w:numFmt w:val="decimal"/>
-      <w:lvlText w:val=""/>
-      <w:lvlJc w:val="left"/>
-    </w:lvl>
-    <w:lvl w:ilvl="2" w:tplc="16EEE596">
-      <w:numFmt w:val="decimal"/>
-      <w:lvlText w:val=""/>
-      <w:lvlJc w:val="left"/>
-    </w:lvl>
-    <w:lvl w:ilvl="3" w:tplc="52D6568C">
-      <w:numFmt w:val="decimal"/>
-      <w:lvlText w:val=""/>
-      <w:lvlJc w:val="left"/>
-    </w:lvl>
-    <w:lvl w:ilvl="4" w:tplc="B34AD450">
-      <w:numFmt w:val="decimal"/>
-      <w:lvlText w:val=""/>
-      <w:lvlJc w:val="left"/>
-    </w:lvl>
-    <w:lvl w:ilvl="5" w:tplc="C0F03EF2">
-      <w:numFmt w:val="decimal"/>
-      <w:lvlText w:val=""/>
-      <w:lvlJc w:val="left"/>
-    </w:lvl>
-    <w:lvl w:ilvl="6" w:tplc="5DE0D564">
-      <w:numFmt w:val="decimal"/>
-      <w:lvlText w:val=""/>
-      <w:lvlJc w:val="left"/>
-    </w:lvl>
-    <w:lvl w:ilvl="7" w:tplc="E644411C">
-      <w:numFmt w:val="decimal"/>
-      <w:lvlText w:val=""/>
-      <w:lvlJc w:val="left"/>
-    </w:lvl>
-    <w:lvl w:ilvl="8" w:tplc="55482F48">
-      <w:numFmt w:val="decimal"/>
-      <w:lvlText w:val=""/>
-      <w:lvlJc w:val="left"/>
-    </w:lvl>
-  </w:abstractNum>
-  <w:abstractNum w:abstractNumId="40" w15:restartNumberingAfterBreak="0">
-    <w:nsid w:val="276575F4"/>
-    <w:multiLevelType w:val="hybridMultilevel"/>
-    <w:tmpl w:val="D38C2866"/>
-    <w:lvl w:ilvl="0" w:tplc="3098AD36">
-      <w:start w:val="103"/>
-      <w:numFmt w:val="decimal"/>
-      <w:lvlText w:val="%1."/>
-      <w:lvlJc w:val="left"/>
-      <w:pPr>
-        <w:tabs>
-          <w:tab w:val="num" w:pos="1080"/>
-        </w:tabs>
-        <w:ind w:left="720" w:hanging="360"/>
-      </w:pPr>
-    </w:lvl>
-    <w:lvl w:ilvl="1" w:tplc="7CBE1A18">
-      <w:numFmt w:val="decimal"/>
-      <w:lvlText w:val=""/>
-      <w:lvlJc w:val="left"/>
-    </w:lvl>
-    <w:lvl w:ilvl="2" w:tplc="872AF27C">
-      <w:numFmt w:val="decimal"/>
-      <w:lvlText w:val=""/>
-      <w:lvlJc w:val="left"/>
-    </w:lvl>
-    <w:lvl w:ilvl="3" w:tplc="2E40CA86">
-      <w:numFmt w:val="decimal"/>
-      <w:lvlText w:val=""/>
-      <w:lvlJc w:val="left"/>
-    </w:lvl>
-    <w:lvl w:ilvl="4" w:tplc="0B66B152">
-      <w:numFmt w:val="decimal"/>
-      <w:lvlText w:val=""/>
-      <w:lvlJc w:val="left"/>
-    </w:lvl>
-    <w:lvl w:ilvl="5" w:tplc="4460A3CA">
-      <w:numFmt w:val="decimal"/>
-      <w:lvlText w:val=""/>
-      <w:lvlJc w:val="left"/>
-    </w:lvl>
-    <w:lvl w:ilvl="6" w:tplc="E54E9A96">
-      <w:numFmt w:val="decimal"/>
-      <w:lvlText w:val=""/>
-      <w:lvlJc w:val="left"/>
-    </w:lvl>
-    <w:lvl w:ilvl="7" w:tplc="FDBA7404">
-      <w:numFmt w:val="decimal"/>
-      <w:lvlText w:val=""/>
-      <w:lvlJc w:val="left"/>
-    </w:lvl>
-    <w:lvl w:ilvl="8" w:tplc="3F54EF90">
-      <w:numFmt w:val="decimal"/>
-      <w:lvlText w:val=""/>
-      <w:lvlJc w:val="left"/>
-    </w:lvl>
-  </w:abstractNum>
-  <w:abstractNum w:abstractNumId="41" w15:restartNumberingAfterBreak="0">
-    <w:nsid w:val="28D81BE7"/>
-    <w:multiLevelType w:val="hybridMultilevel"/>
-    <w:tmpl w:val="31A4B216"/>
-    <w:lvl w:ilvl="0" w:tplc="7CD6842A">
-      <w:start w:val="88"/>
-      <w:numFmt w:val="decimal"/>
-      <w:lvlText w:val="%1."/>
-      <w:lvlJc w:val="left"/>
-      <w:pPr>
-        <w:tabs>
-          <w:tab w:val="num" w:pos="1080"/>
-        </w:tabs>
-        <w:ind w:left="720" w:hanging="360"/>
-      </w:pPr>
-    </w:lvl>
-    <w:lvl w:ilvl="1" w:tplc="CAD4E5FA">
-      <w:numFmt w:val="decimal"/>
-      <w:lvlText w:val=""/>
-      <w:lvlJc w:val="left"/>
-    </w:lvl>
-    <w:lvl w:ilvl="2" w:tplc="5C244D2E">
-      <w:numFmt w:val="decimal"/>
-      <w:lvlText w:val=""/>
-      <w:lvlJc w:val="left"/>
-    </w:lvl>
-    <w:lvl w:ilvl="3" w:tplc="68D29F3C">
-      <w:numFmt w:val="decimal"/>
-      <w:lvlText w:val=""/>
-      <w:lvlJc w:val="left"/>
-    </w:lvl>
-    <w:lvl w:ilvl="4" w:tplc="6B0AE130">
-      <w:numFmt w:val="decimal"/>
-      <w:lvlText w:val=""/>
-      <w:lvlJc w:val="left"/>
-    </w:lvl>
-    <w:lvl w:ilvl="5" w:tplc="8DC2C70E">
-      <w:numFmt w:val="decimal"/>
-      <w:lvlText w:val=""/>
-      <w:lvlJc w:val="left"/>
-    </w:lvl>
-    <w:lvl w:ilvl="6" w:tplc="F7C6FB7A">
-      <w:numFmt w:val="decimal"/>
-      <w:lvlText w:val=""/>
-      <w:lvlJc w:val="left"/>
-    </w:lvl>
-    <w:lvl w:ilvl="7" w:tplc="1A00C3F6">
-      <w:numFmt w:val="decimal"/>
-      <w:lvlText w:val=""/>
-      <w:lvlJc w:val="left"/>
-    </w:lvl>
-    <w:lvl w:ilvl="8" w:tplc="524CBA3A">
-      <w:numFmt w:val="decimal"/>
-      <w:lvlText w:val=""/>
-      <w:lvlJc w:val="left"/>
-    </w:lvl>
-  </w:abstractNum>
-  <w:abstractNum w:abstractNumId="42" w15:restartNumberingAfterBreak="0">
-    <w:nsid w:val="2A98456D"/>
-    <w:multiLevelType w:val="hybridMultilevel"/>
-    <w:tmpl w:val="74FC81EC"/>
-    <w:lvl w:ilvl="0" w:tplc="AE128516">
-      <w:start w:val="98"/>
-      <w:numFmt w:val="decimal"/>
-      <w:lvlText w:val="%1."/>
-      <w:lvlJc w:val="left"/>
-      <w:pPr>
-        <w:tabs>
-          <w:tab w:val="num" w:pos="1080"/>
-        </w:tabs>
-        <w:ind w:left="720" w:hanging="360"/>
-      </w:pPr>
-    </w:lvl>
-    <w:lvl w:ilvl="1" w:tplc="12EC2D36">
-      <w:numFmt w:val="decimal"/>
-      <w:lvlText w:val=""/>
-      <w:lvlJc w:val="left"/>
-    </w:lvl>
-    <w:lvl w:ilvl="2" w:tplc="CDDADE86">
-      <w:numFmt w:val="decimal"/>
-      <w:lvlText w:val=""/>
-      <w:lvlJc w:val="left"/>
-    </w:lvl>
-    <w:lvl w:ilvl="3" w:tplc="6410405E">
-      <w:numFmt w:val="decimal"/>
-      <w:lvlText w:val=""/>
-      <w:lvlJc w:val="left"/>
-    </w:lvl>
-    <w:lvl w:ilvl="4" w:tplc="E3D4D922">
-      <w:numFmt w:val="decimal"/>
-      <w:lvlText w:val=""/>
-      <w:lvlJc w:val="left"/>
-    </w:lvl>
-    <w:lvl w:ilvl="5" w:tplc="978414BE">
-      <w:numFmt w:val="decimal"/>
-      <w:lvlText w:val=""/>
-      <w:lvlJc w:val="left"/>
-    </w:lvl>
-    <w:lvl w:ilvl="6" w:tplc="FD66DD54">
-      <w:numFmt w:val="decimal"/>
-      <w:lvlText w:val=""/>
-      <w:lvlJc w:val="left"/>
-    </w:lvl>
-    <w:lvl w:ilvl="7" w:tplc="95960BA4">
-      <w:numFmt w:val="decimal"/>
-      <w:lvlText w:val=""/>
-      <w:lvlJc w:val="left"/>
-    </w:lvl>
-    <w:lvl w:ilvl="8" w:tplc="EF588D4A">
-      <w:numFmt w:val="decimal"/>
-      <w:lvlText w:val=""/>
-      <w:lvlJc w:val="left"/>
-    </w:lvl>
-  </w:abstractNum>
-  <w:abstractNum w:abstractNumId="43" w15:restartNumberingAfterBreak="0">
-    <w:nsid w:val="2AA37A44"/>
-    <w:multiLevelType w:val="hybridMultilevel"/>
-    <w:tmpl w:val="C9429706"/>
-    <w:lvl w:ilvl="0" w:tplc="456A6E94">
-      <w:start w:val="103"/>
-      <w:numFmt w:val="decimal"/>
-      <w:lvlText w:val="%1."/>
-      <w:lvlJc w:val="left"/>
-      <w:pPr>
-        <w:tabs>
-          <w:tab w:val="num" w:pos="1080"/>
-        </w:tabs>
-        <w:ind w:left="720" w:hanging="360"/>
-      </w:pPr>
-    </w:lvl>
-    <w:lvl w:ilvl="1" w:tplc="BA4EE084">
-      <w:numFmt w:val="decimal"/>
-      <w:lvlText w:val=""/>
-      <w:lvlJc w:val="left"/>
-    </w:lvl>
-    <w:lvl w:ilvl="2" w:tplc="BAE6B7AE">
-      <w:numFmt w:val="decimal"/>
-      <w:lvlText w:val=""/>
-      <w:lvlJc w:val="left"/>
-    </w:lvl>
-    <w:lvl w:ilvl="3" w:tplc="3BF23252">
-      <w:numFmt w:val="decimal"/>
-      <w:lvlText w:val=""/>
-      <w:lvlJc w:val="left"/>
-    </w:lvl>
-    <w:lvl w:ilvl="4" w:tplc="F0A8F38C">
-      <w:numFmt w:val="decimal"/>
-      <w:lvlText w:val=""/>
-      <w:lvlJc w:val="left"/>
-    </w:lvl>
-    <w:lvl w:ilvl="5" w:tplc="D81C288A">
-      <w:numFmt w:val="decimal"/>
-      <w:lvlText w:val=""/>
-      <w:lvlJc w:val="left"/>
-    </w:lvl>
-    <w:lvl w:ilvl="6" w:tplc="9F1A2C32">
-      <w:numFmt w:val="decimal"/>
-      <w:lvlText w:val=""/>
-      <w:lvlJc w:val="left"/>
-    </w:lvl>
-    <w:lvl w:ilvl="7" w:tplc="CFC2E40E">
-      <w:numFmt w:val="decimal"/>
-      <w:lvlText w:val=""/>
-      <w:lvlJc w:val="left"/>
-    </w:lvl>
-    <w:lvl w:ilvl="8" w:tplc="71DA39B2">
-      <w:numFmt w:val="decimal"/>
-      <w:lvlText w:val=""/>
-      <w:lvlJc w:val="left"/>
-    </w:lvl>
-  </w:abstractNum>
-  <w:abstractNum w:abstractNumId="44" w15:restartNumberingAfterBreak="0">
-    <w:nsid w:val="2D4C7762"/>
-    <w:multiLevelType w:val="hybridMultilevel"/>
-    <w:tmpl w:val="68AE50F0"/>
-    <w:lvl w:ilvl="0" w:tplc="570CFF76">
-      <w:start w:val="62"/>
-      <w:numFmt w:val="decimal"/>
-      <w:lvlText w:val="%1."/>
-      <w:lvlJc w:val="left"/>
-      <w:pPr>
-        <w:tabs>
-          <w:tab w:val="num" w:pos="1080"/>
-        </w:tabs>
-        <w:ind w:left="720" w:hanging="360"/>
-      </w:pPr>
-    </w:lvl>
-    <w:lvl w:ilvl="1" w:tplc="E23CA9B8">
-      <w:numFmt w:val="decimal"/>
-      <w:lvlText w:val=""/>
-      <w:lvlJc w:val="left"/>
-    </w:lvl>
-    <w:lvl w:ilvl="2" w:tplc="A2C62486">
-      <w:numFmt w:val="decimal"/>
-      <w:lvlText w:val=""/>
-      <w:lvlJc w:val="left"/>
-    </w:lvl>
-    <w:lvl w:ilvl="3" w:tplc="704A55B6">
-      <w:numFmt w:val="decimal"/>
-      <w:lvlText w:val=""/>
-      <w:lvlJc w:val="left"/>
-    </w:lvl>
-    <w:lvl w:ilvl="4" w:tplc="A322C1C4">
-      <w:numFmt w:val="decimal"/>
-      <w:lvlText w:val=""/>
-      <w:lvlJc w:val="left"/>
-    </w:lvl>
-    <w:lvl w:ilvl="5" w:tplc="17E03720">
-      <w:numFmt w:val="decimal"/>
-      <w:lvlText w:val=""/>
-      <w:lvlJc w:val="left"/>
-    </w:lvl>
-    <w:lvl w:ilvl="6" w:tplc="0E9E3552">
-      <w:numFmt w:val="decimal"/>
-      <w:lvlText w:val=""/>
-      <w:lvlJc w:val="left"/>
-    </w:lvl>
-    <w:lvl w:ilvl="7" w:tplc="D3225F6A">
-      <w:numFmt w:val="decimal"/>
-      <w:lvlText w:val=""/>
-      <w:lvlJc w:val="left"/>
-    </w:lvl>
-    <w:lvl w:ilvl="8" w:tplc="FDCE7904">
-      <w:numFmt w:val="decimal"/>
-      <w:lvlText w:val=""/>
-      <w:lvlJc w:val="left"/>
-    </w:lvl>
-  </w:abstractNum>
-  <w:abstractNum w:abstractNumId="45" w15:restartNumberingAfterBreak="0">
-    <w:nsid w:val="2EB765C0"/>
-    <w:multiLevelType w:val="hybridMultilevel"/>
-    <w:tmpl w:val="7DD60602"/>
-    <w:lvl w:ilvl="0" w:tplc="F9CA3EDA">
-      <w:start w:val="15"/>
-      <w:numFmt w:val="decimal"/>
-      <w:lvlText w:val="%1."/>
-      <w:lvlJc w:val="left"/>
-      <w:pPr>
-        <w:tabs>
-          <w:tab w:val="num" w:pos="1080"/>
-        </w:tabs>
-        <w:ind w:left="720" w:hanging="360"/>
-      </w:pPr>
-    </w:lvl>
-    <w:lvl w:ilvl="1" w:tplc="B6488538">
-      <w:numFmt w:val="decimal"/>
-      <w:lvlText w:val=""/>
-      <w:lvlJc w:val="left"/>
-    </w:lvl>
-    <w:lvl w:ilvl="2" w:tplc="36EED696">
-      <w:numFmt w:val="decimal"/>
-      <w:lvlText w:val=""/>
-      <w:lvlJc w:val="left"/>
-    </w:lvl>
-    <w:lvl w:ilvl="3" w:tplc="D38AF8C2">
-      <w:numFmt w:val="decimal"/>
-      <w:lvlText w:val=""/>
-      <w:lvlJc w:val="left"/>
-    </w:lvl>
-    <w:lvl w:ilvl="4" w:tplc="D88ADD90">
-      <w:numFmt w:val="decimal"/>
-      <w:lvlText w:val=""/>
-      <w:lvlJc w:val="left"/>
-    </w:lvl>
-    <w:lvl w:ilvl="5" w:tplc="6D408A14">
-      <w:numFmt w:val="decimal"/>
-      <w:lvlText w:val=""/>
-      <w:lvlJc w:val="left"/>
-    </w:lvl>
-    <w:lvl w:ilvl="6" w:tplc="AAEEDC96">
-      <w:numFmt w:val="decimal"/>
-      <w:lvlText w:val=""/>
-      <w:lvlJc w:val="left"/>
-    </w:lvl>
-    <w:lvl w:ilvl="7" w:tplc="1DFCA7D8">
-      <w:numFmt w:val="decimal"/>
-      <w:lvlText w:val=""/>
-      <w:lvlJc w:val="left"/>
-    </w:lvl>
-    <w:lvl w:ilvl="8" w:tplc="9CE6D088">
-      <w:numFmt w:val="decimal"/>
-      <w:lvlText w:val=""/>
-      <w:lvlJc w:val="left"/>
-    </w:lvl>
-  </w:abstractNum>
-  <w:abstractNum w:abstractNumId="46" w15:restartNumberingAfterBreak="0">
-    <w:nsid w:val="2F157F35"/>
-    <w:multiLevelType w:val="hybridMultilevel"/>
-    <w:tmpl w:val="CB10E3A2"/>
-    <w:lvl w:ilvl="0" w:tplc="7BC80ECC">
-      <w:start w:val="94"/>
-      <w:numFmt w:val="decimal"/>
-      <w:lvlText w:val="%1."/>
-      <w:lvlJc w:val="left"/>
-      <w:pPr>
-        <w:tabs>
-          <w:tab w:val="num" w:pos="1080"/>
-        </w:tabs>
-        <w:ind w:left="720" w:hanging="360"/>
-      </w:pPr>
-    </w:lvl>
-    <w:lvl w:ilvl="1" w:tplc="29724B32">
-      <w:numFmt w:val="decimal"/>
-      <w:lvlText w:val=""/>
-      <w:lvlJc w:val="left"/>
-    </w:lvl>
-    <w:lvl w:ilvl="2" w:tplc="30DA60E6">
-      <w:numFmt w:val="decimal"/>
-      <w:lvlText w:val=""/>
-      <w:lvlJc w:val="left"/>
-    </w:lvl>
-    <w:lvl w:ilvl="3" w:tplc="E33E8774">
-      <w:numFmt w:val="decimal"/>
-      <w:lvlText w:val=""/>
-      <w:lvlJc w:val="left"/>
-    </w:lvl>
-    <w:lvl w:ilvl="4" w:tplc="DAC0A40A">
-      <w:numFmt w:val="decimal"/>
-      <w:lvlText w:val=""/>
-      <w:lvlJc w:val="left"/>
-    </w:lvl>
-    <w:lvl w:ilvl="5" w:tplc="9704EEFE">
-      <w:numFmt w:val="decimal"/>
-      <w:lvlText w:val=""/>
-      <w:lvlJc w:val="left"/>
-    </w:lvl>
-    <w:lvl w:ilvl="6" w:tplc="3190DB20">
-      <w:numFmt w:val="decimal"/>
-      <w:lvlText w:val=""/>
-      <w:lvlJc w:val="left"/>
-    </w:lvl>
-    <w:lvl w:ilvl="7" w:tplc="D68C42A4">
-      <w:numFmt w:val="decimal"/>
-      <w:lvlText w:val=""/>
-      <w:lvlJc w:val="left"/>
-    </w:lvl>
-    <w:lvl w:ilvl="8" w:tplc="E13A2F3A">
-      <w:numFmt w:val="decimal"/>
-      <w:lvlText w:val=""/>
-      <w:lvlJc w:val="left"/>
-    </w:lvl>
-  </w:abstractNum>
-  <w:abstractNum w:abstractNumId="47" w15:restartNumberingAfterBreak="0">
-    <w:nsid w:val="305C7CAB"/>
-    <w:multiLevelType w:val="hybridMultilevel"/>
-    <w:tmpl w:val="0832AFD2"/>
-    <w:lvl w:ilvl="0" w:tplc="80A0D86C">
-      <w:start w:val="143"/>
-      <w:numFmt w:val="decimal"/>
-      <w:lvlText w:val="%1."/>
-      <w:lvlJc w:val="left"/>
-      <w:pPr>
-        <w:tabs>
-          <w:tab w:val="num" w:pos="1080"/>
-        </w:tabs>
-        <w:ind w:left="720" w:hanging="360"/>
-      </w:pPr>
-    </w:lvl>
-    <w:lvl w:ilvl="1" w:tplc="5A30578C">
-      <w:numFmt w:val="decimal"/>
-      <w:lvlText w:val=""/>
-      <w:lvlJc w:val="left"/>
-    </w:lvl>
-    <w:lvl w:ilvl="2" w:tplc="15BE87FE">
-      <w:numFmt w:val="decimal"/>
-      <w:lvlText w:val=""/>
-      <w:lvlJc w:val="left"/>
-    </w:lvl>
-    <w:lvl w:ilvl="3" w:tplc="85A4484A">
-      <w:numFmt w:val="decimal"/>
-      <w:lvlText w:val=""/>
-      <w:lvlJc w:val="left"/>
-    </w:lvl>
-    <w:lvl w:ilvl="4" w:tplc="C5C6BABC">
-      <w:numFmt w:val="decimal"/>
-      <w:lvlText w:val=""/>
-      <w:lvlJc w:val="left"/>
-    </w:lvl>
-    <w:lvl w:ilvl="5" w:tplc="6FB27B20">
-      <w:numFmt w:val="decimal"/>
-      <w:lvlText w:val=""/>
-      <w:lvlJc w:val="left"/>
-    </w:lvl>
-    <w:lvl w:ilvl="6" w:tplc="121C41BA">
-      <w:numFmt w:val="decimal"/>
-      <w:lvlText w:val=""/>
-      <w:lvlJc w:val="left"/>
-    </w:lvl>
-    <w:lvl w:ilvl="7" w:tplc="F9281568">
-      <w:numFmt w:val="decimal"/>
-      <w:lvlText w:val=""/>
-      <w:lvlJc w:val="left"/>
-    </w:lvl>
-    <w:lvl w:ilvl="8" w:tplc="9D7E6702">
-      <w:numFmt w:val="decimal"/>
-      <w:lvlText w:val=""/>
-      <w:lvlJc w:val="left"/>
-    </w:lvl>
-  </w:abstractNum>
-  <w:abstractNum w:abstractNumId="48" w15:restartNumberingAfterBreak="0">
-    <w:nsid w:val="34167CD8"/>
-    <w:multiLevelType w:val="hybridMultilevel"/>
-    <w:tmpl w:val="6A0CABAE"/>
-    <w:lvl w:ilvl="0" w:tplc="CA3C0256">
-      <w:start w:val="1"/>
-      <w:numFmt w:val="decimal"/>
-      <w:lvlText w:val="%1."/>
-      <w:lvlJc w:val="left"/>
-      <w:pPr>
-        <w:tabs>
-          <w:tab w:val="num" w:pos="1080"/>
-        </w:tabs>
-        <w:ind w:left="720" w:hanging="360"/>
-      </w:pPr>
-    </w:lvl>
-    <w:lvl w:ilvl="1" w:tplc="06FC6BA0">
-      <w:numFmt w:val="decimal"/>
-      <w:lvlText w:val=""/>
-      <w:lvlJc w:val="left"/>
-    </w:lvl>
-    <w:lvl w:ilvl="2" w:tplc="65E2045A">
-      <w:numFmt w:val="decimal"/>
-      <w:lvlText w:val=""/>
-      <w:lvlJc w:val="left"/>
-    </w:lvl>
-    <w:lvl w:ilvl="3" w:tplc="36EA3422">
-      <w:numFmt w:val="decimal"/>
-      <w:lvlText w:val=""/>
-      <w:lvlJc w:val="left"/>
-    </w:lvl>
-    <w:lvl w:ilvl="4" w:tplc="6A98B8A2">
-      <w:numFmt w:val="decimal"/>
-      <w:lvlText w:val=""/>
-      <w:lvlJc w:val="left"/>
-    </w:lvl>
-    <w:lvl w:ilvl="5" w:tplc="BA4EC976">
-      <w:numFmt w:val="decimal"/>
-      <w:lvlText w:val=""/>
-      <w:lvlJc w:val="left"/>
-    </w:lvl>
-    <w:lvl w:ilvl="6" w:tplc="46406A7E">
-      <w:numFmt w:val="decimal"/>
-      <w:lvlText w:val=""/>
-      <w:lvlJc w:val="left"/>
-    </w:lvl>
-    <w:lvl w:ilvl="7" w:tplc="C792B300">
-      <w:numFmt w:val="decimal"/>
-      <w:lvlText w:val=""/>
-      <w:lvlJc w:val="left"/>
-    </w:lvl>
-    <w:lvl w:ilvl="8" w:tplc="BF4C705A">
-      <w:numFmt w:val="decimal"/>
-      <w:lvlText w:val=""/>
-      <w:lvlJc w:val="left"/>
-    </w:lvl>
-  </w:abstractNum>
-  <w:abstractNum w:abstractNumId="49" w15:restartNumberingAfterBreak="0">
-    <w:nsid w:val="3B2071BE"/>
-    <w:multiLevelType w:val="hybridMultilevel"/>
-    <w:tmpl w:val="BE3ECD32"/>
-    <w:lvl w:ilvl="0" w:tplc="6BDC6FE8">
-      <w:start w:val="24"/>
-      <w:numFmt w:val="decimal"/>
-      <w:lvlText w:val="%1."/>
-      <w:lvlJc w:val="left"/>
-      <w:pPr>
-        <w:tabs>
-          <w:tab w:val="num" w:pos="1080"/>
-        </w:tabs>
-        <w:ind w:left="720" w:hanging="360"/>
-      </w:pPr>
-    </w:lvl>
-    <w:lvl w:ilvl="1" w:tplc="B4188978">
-      <w:numFmt w:val="decimal"/>
-      <w:lvlText w:val=""/>
-      <w:lvlJc w:val="left"/>
-    </w:lvl>
-    <w:lvl w:ilvl="2" w:tplc="606C7C9A">
-      <w:numFmt w:val="decimal"/>
-      <w:lvlText w:val=""/>
-      <w:lvlJc w:val="left"/>
-    </w:lvl>
-    <w:lvl w:ilvl="3" w:tplc="841233D6">
-      <w:numFmt w:val="decimal"/>
-      <w:lvlText w:val=""/>
-      <w:lvlJc w:val="left"/>
-    </w:lvl>
-    <w:lvl w:ilvl="4" w:tplc="039E27E8">
-      <w:numFmt w:val="decimal"/>
-      <w:lvlText w:val=""/>
-      <w:lvlJc w:val="left"/>
-    </w:lvl>
-    <w:lvl w:ilvl="5" w:tplc="7B26DFAE">
-      <w:numFmt w:val="decimal"/>
-      <w:lvlText w:val=""/>
-      <w:lvlJc w:val="left"/>
-    </w:lvl>
-    <w:lvl w:ilvl="6" w:tplc="BC9EA790">
-      <w:numFmt w:val="decimal"/>
-      <w:lvlText w:val=""/>
-      <w:lvlJc w:val="left"/>
-    </w:lvl>
-    <w:lvl w:ilvl="7" w:tplc="C08EB69E">
-      <w:numFmt w:val="decimal"/>
-      <w:lvlText w:val=""/>
-      <w:lvlJc w:val="left"/>
-    </w:lvl>
-    <w:lvl w:ilvl="8" w:tplc="7FA8B3A6">
-      <w:numFmt w:val="decimal"/>
-      <w:lvlText w:val=""/>
-      <w:lvlJc w:val="left"/>
-    </w:lvl>
-  </w:abstractNum>
-  <w:abstractNum w:abstractNumId="50" w15:restartNumberingAfterBreak="0">
-    <w:nsid w:val="3D1F006A"/>
-    <w:multiLevelType w:val="hybridMultilevel"/>
-    <w:tmpl w:val="12128A6E"/>
-    <w:lvl w:ilvl="0" w:tplc="457AD85A">
-      <w:start w:val="1"/>
-      <w:numFmt w:val="decimal"/>
-      <w:lvlText w:val="%1."/>
-      <w:lvlJc w:val="left"/>
-      <w:pPr>
-        <w:tabs>
-          <w:tab w:val="num" w:pos="1080"/>
-        </w:tabs>
-        <w:ind w:left="720" w:hanging="360"/>
-      </w:pPr>
-    </w:lvl>
-    <w:lvl w:ilvl="1" w:tplc="81E83FDE">
-      <w:numFmt w:val="decimal"/>
-      <w:lvlText w:val=""/>
-      <w:lvlJc w:val="left"/>
-    </w:lvl>
-    <w:lvl w:ilvl="2" w:tplc="7D9414A2">
-      <w:numFmt w:val="decimal"/>
-      <w:lvlText w:val=""/>
-      <w:lvlJc w:val="left"/>
-    </w:lvl>
-    <w:lvl w:ilvl="3" w:tplc="E10E643C">
-      <w:numFmt w:val="decimal"/>
-      <w:lvlText w:val=""/>
-      <w:lvlJc w:val="left"/>
-    </w:lvl>
-    <w:lvl w:ilvl="4" w:tplc="A600CE6A">
-      <w:numFmt w:val="decimal"/>
-      <w:lvlText w:val=""/>
-      <w:lvlJc w:val="left"/>
-    </w:lvl>
-    <w:lvl w:ilvl="5" w:tplc="49386E9E">
-      <w:numFmt w:val="decimal"/>
-      <w:lvlText w:val=""/>
-      <w:lvlJc w:val="left"/>
-    </w:lvl>
-    <w:lvl w:ilvl="6" w:tplc="254E8152">
-      <w:numFmt w:val="decimal"/>
-      <w:lvlText w:val=""/>
-      <w:lvlJc w:val="left"/>
-    </w:lvl>
-    <w:lvl w:ilvl="7" w:tplc="C38AFDCE">
-      <w:numFmt w:val="decimal"/>
-      <w:lvlText w:val=""/>
-      <w:lvlJc w:val="left"/>
-    </w:lvl>
-    <w:lvl w:ilvl="8" w:tplc="4BA20B46">
-      <w:numFmt w:val="decimal"/>
-      <w:lvlText w:val=""/>
-      <w:lvlJc w:val="left"/>
-    </w:lvl>
-  </w:abstractNum>
-  <w:abstractNum w:abstractNumId="51" w15:restartNumberingAfterBreak="0">
-    <w:nsid w:val="3D6A41E6"/>
-    <w:multiLevelType w:val="hybridMultilevel"/>
-    <w:tmpl w:val="95240B76"/>
-    <w:lvl w:ilvl="0" w:tplc="F9BAF212">
-      <w:start w:val="11"/>
-      <w:numFmt w:val="decimal"/>
-      <w:lvlText w:val="%1."/>
-      <w:lvlJc w:val="left"/>
-      <w:pPr>
-        <w:tabs>
-          <w:tab w:val="num" w:pos="1080"/>
-        </w:tabs>
-        <w:ind w:left="720" w:hanging="360"/>
-      </w:pPr>
-    </w:lvl>
-    <w:lvl w:ilvl="1" w:tplc="2A16E85A">
-      <w:numFmt w:val="decimal"/>
-      <w:lvlText w:val=""/>
-      <w:lvlJc w:val="left"/>
-    </w:lvl>
-    <w:lvl w:ilvl="2" w:tplc="594C4660">
-      <w:numFmt w:val="decimal"/>
-      <w:lvlText w:val=""/>
-      <w:lvlJc w:val="left"/>
-    </w:lvl>
-    <w:lvl w:ilvl="3" w:tplc="37146142">
-      <w:numFmt w:val="decimal"/>
-      <w:lvlText w:val=""/>
-      <w:lvlJc w:val="left"/>
-    </w:lvl>
-    <w:lvl w:ilvl="4" w:tplc="8B9C815A">
-      <w:numFmt w:val="decimal"/>
-      <w:lvlText w:val=""/>
-      <w:lvlJc w:val="left"/>
-    </w:lvl>
-    <w:lvl w:ilvl="5" w:tplc="00FAB574">
-      <w:numFmt w:val="decimal"/>
-      <w:lvlText w:val=""/>
-      <w:lvlJc w:val="left"/>
-    </w:lvl>
-    <w:lvl w:ilvl="6" w:tplc="D048D526">
-      <w:numFmt w:val="decimal"/>
-      <w:lvlText w:val=""/>
-      <w:lvlJc w:val="left"/>
-    </w:lvl>
-    <w:lvl w:ilvl="7" w:tplc="BB6001A8">
-      <w:numFmt w:val="decimal"/>
-      <w:lvlText w:val=""/>
-      <w:lvlJc w:val="left"/>
-    </w:lvl>
-    <w:lvl w:ilvl="8" w:tplc="C734A82E">
-      <w:numFmt w:val="decimal"/>
-      <w:lvlText w:val=""/>
-      <w:lvlJc w:val="left"/>
-    </w:lvl>
-  </w:abstractNum>
-  <w:abstractNum w:abstractNumId="52" w15:restartNumberingAfterBreak="0">
-    <w:nsid w:val="3F154534"/>
-    <w:multiLevelType w:val="hybridMultilevel"/>
-    <w:tmpl w:val="4C8CE912"/>
-    <w:lvl w:ilvl="0" w:tplc="0804F90C">
-      <w:start w:val="1"/>
-      <w:numFmt w:val="decimal"/>
-      <w:lvlText w:val="%1."/>
-      <w:lvlJc w:val="left"/>
-      <w:pPr>
-        <w:tabs>
-          <w:tab w:val="num" w:pos="1080"/>
-        </w:tabs>
-        <w:ind w:left="720" w:hanging="360"/>
-      </w:pPr>
-    </w:lvl>
-    <w:lvl w:ilvl="1" w:tplc="E2CC2984">
-      <w:numFmt w:val="decimal"/>
-      <w:lvlText w:val=""/>
-      <w:lvlJc w:val="left"/>
-    </w:lvl>
-    <w:lvl w:ilvl="2" w:tplc="2AB8252A">
-      <w:numFmt w:val="decimal"/>
-      <w:lvlText w:val=""/>
-      <w:lvlJc w:val="left"/>
-    </w:lvl>
-    <w:lvl w:ilvl="3" w:tplc="16426406">
-      <w:numFmt w:val="decimal"/>
-      <w:lvlText w:val=""/>
-      <w:lvlJc w:val="left"/>
-    </w:lvl>
-    <w:lvl w:ilvl="4" w:tplc="A66E691A">
-      <w:numFmt w:val="decimal"/>
-      <w:lvlText w:val=""/>
-      <w:lvlJc w:val="left"/>
-    </w:lvl>
-    <w:lvl w:ilvl="5" w:tplc="83C6D680">
-      <w:numFmt w:val="decimal"/>
-      <w:lvlText w:val=""/>
-      <w:lvlJc w:val="left"/>
-    </w:lvl>
-    <w:lvl w:ilvl="6" w:tplc="9B14CEC0">
-      <w:numFmt w:val="decimal"/>
-      <w:lvlText w:val=""/>
-      <w:lvlJc w:val="left"/>
-    </w:lvl>
-    <w:lvl w:ilvl="7" w:tplc="3AA652E6">
-      <w:numFmt w:val="decimal"/>
-      <w:lvlText w:val=""/>
-      <w:lvlJc w:val="left"/>
-    </w:lvl>
-    <w:lvl w:ilvl="8" w:tplc="D9E81958">
-      <w:numFmt w:val="decimal"/>
-      <w:lvlText w:val=""/>
-      <w:lvlJc w:val="left"/>
-    </w:lvl>
-  </w:abstractNum>
-  <w:abstractNum w:abstractNumId="53" w15:restartNumberingAfterBreak="0">
-    <w:nsid w:val="40B23B3B"/>
-    <w:multiLevelType w:val="hybridMultilevel"/>
-    <w:tmpl w:val="33023CF0"/>
-    <w:lvl w:ilvl="0" w:tplc="267E29BC">
-      <w:start w:val="11"/>
-      <w:numFmt w:val="decimal"/>
-      <w:lvlText w:val="%1."/>
-      <w:lvlJc w:val="left"/>
-      <w:pPr>
-        <w:tabs>
-          <w:tab w:val="num" w:pos="1080"/>
-        </w:tabs>
-        <w:ind w:left="720" w:hanging="360"/>
-      </w:pPr>
-    </w:lvl>
-    <w:lvl w:ilvl="1" w:tplc="88CA1514">
-      <w:numFmt w:val="decimal"/>
-      <w:lvlText w:val=""/>
-      <w:lvlJc w:val="left"/>
-    </w:lvl>
-    <w:lvl w:ilvl="2" w:tplc="26420A66">
-      <w:numFmt w:val="decimal"/>
-      <w:lvlText w:val=""/>
-      <w:lvlJc w:val="left"/>
-    </w:lvl>
-    <w:lvl w:ilvl="3" w:tplc="55E831FA">
-      <w:numFmt w:val="decimal"/>
-      <w:lvlText w:val=""/>
-      <w:lvlJc w:val="left"/>
-    </w:lvl>
-    <w:lvl w:ilvl="4" w:tplc="964421A6">
-      <w:numFmt w:val="decimal"/>
-      <w:lvlText w:val=""/>
-      <w:lvlJc w:val="left"/>
-    </w:lvl>
-    <w:lvl w:ilvl="5" w:tplc="49BADB0E">
-      <w:numFmt w:val="decimal"/>
-      <w:lvlText w:val=""/>
-      <w:lvlJc w:val="left"/>
-    </w:lvl>
-    <w:lvl w:ilvl="6" w:tplc="4CF81E34">
-      <w:numFmt w:val="decimal"/>
-      <w:lvlText w:val=""/>
-      <w:lvlJc w:val="left"/>
-    </w:lvl>
-    <w:lvl w:ilvl="7" w:tplc="3C166FEC">
-      <w:numFmt w:val="decimal"/>
-      <w:lvlText w:val=""/>
-      <w:lvlJc w:val="left"/>
-    </w:lvl>
-    <w:lvl w:ilvl="8" w:tplc="2EA24160">
-      <w:numFmt w:val="decimal"/>
-      <w:lvlText w:val=""/>
-      <w:lvlJc w:val="left"/>
-    </w:lvl>
-  </w:abstractNum>
-  <w:abstractNum w:abstractNumId="54" w15:restartNumberingAfterBreak="0">
-    <w:nsid w:val="473916B2"/>
-    <w:multiLevelType w:val="hybridMultilevel"/>
-    <w:tmpl w:val="4FACF5D4"/>
-    <w:lvl w:ilvl="0" w:tplc="36F6CDC8">
-      <w:start w:val="27"/>
-      <w:numFmt w:val="decimal"/>
-      <w:lvlText w:val="%1."/>
-      <w:lvlJc w:val="left"/>
-      <w:pPr>
-        <w:tabs>
-          <w:tab w:val="num" w:pos="1080"/>
-        </w:tabs>
-        <w:ind w:left="720" w:hanging="360"/>
-      </w:pPr>
-    </w:lvl>
-    <w:lvl w:ilvl="1" w:tplc="29E479F8">
-      <w:numFmt w:val="decimal"/>
-      <w:lvlText w:val=""/>
-      <w:lvlJc w:val="left"/>
-    </w:lvl>
-    <w:lvl w:ilvl="2" w:tplc="AE6C0E78">
-      <w:numFmt w:val="decimal"/>
-      <w:lvlText w:val=""/>
-      <w:lvlJc w:val="left"/>
-    </w:lvl>
-    <w:lvl w:ilvl="3" w:tplc="857A076E">
-      <w:numFmt w:val="decimal"/>
-      <w:lvlText w:val=""/>
-      <w:lvlJc w:val="left"/>
-    </w:lvl>
-    <w:lvl w:ilvl="4" w:tplc="549C4E60">
-      <w:numFmt w:val="decimal"/>
-      <w:lvlText w:val=""/>
-      <w:lvlJc w:val="left"/>
-    </w:lvl>
-    <w:lvl w:ilvl="5" w:tplc="4948A296">
-      <w:numFmt w:val="decimal"/>
-      <w:lvlText w:val=""/>
-      <w:lvlJc w:val="left"/>
-    </w:lvl>
-    <w:lvl w:ilvl="6" w:tplc="C7D27410">
-      <w:numFmt w:val="decimal"/>
-      <w:lvlText w:val=""/>
-      <w:lvlJc w:val="left"/>
-    </w:lvl>
-    <w:lvl w:ilvl="7" w:tplc="EE2A69F6">
-      <w:numFmt w:val="decimal"/>
-      <w:lvlText w:val=""/>
-      <w:lvlJc w:val="left"/>
-    </w:lvl>
-    <w:lvl w:ilvl="8" w:tplc="99B41514">
-      <w:numFmt w:val="decimal"/>
-      <w:lvlText w:val=""/>
-      <w:lvlJc w:val="left"/>
-    </w:lvl>
-  </w:abstractNum>
-  <w:abstractNum w:abstractNumId="55" w15:restartNumberingAfterBreak="0">
-    <w:nsid w:val="473C7FD4"/>
-    <w:multiLevelType w:val="hybridMultilevel"/>
-    <w:tmpl w:val="956E2FE0"/>
-    <w:lvl w:ilvl="0" w:tplc="0624F3D8">
-      <w:start w:val="154"/>
-      <w:numFmt w:val="decimal"/>
-      <w:lvlText w:val="%1."/>
-      <w:lvlJc w:val="left"/>
-      <w:pPr>
-        <w:tabs>
-          <w:tab w:val="num" w:pos="1080"/>
-        </w:tabs>
-        <w:ind w:left="720" w:hanging="360"/>
-      </w:pPr>
-    </w:lvl>
-    <w:lvl w:ilvl="1" w:tplc="4A0E7B5E">
-      <w:numFmt w:val="decimal"/>
-      <w:lvlText w:val=""/>
-      <w:lvlJc w:val="left"/>
-    </w:lvl>
-    <w:lvl w:ilvl="2" w:tplc="52341DF0">
-      <w:numFmt w:val="decimal"/>
-      <w:lvlText w:val=""/>
-      <w:lvlJc w:val="left"/>
-    </w:lvl>
-    <w:lvl w:ilvl="3" w:tplc="F3328938">
-      <w:numFmt w:val="decimal"/>
-      <w:lvlText w:val=""/>
-      <w:lvlJc w:val="left"/>
-    </w:lvl>
-    <w:lvl w:ilvl="4" w:tplc="93FE14A4">
-      <w:numFmt w:val="decimal"/>
-      <w:lvlText w:val=""/>
-      <w:lvlJc w:val="left"/>
-    </w:lvl>
-    <w:lvl w:ilvl="5" w:tplc="5A086CA4">
-      <w:numFmt w:val="decimal"/>
-      <w:lvlText w:val=""/>
-      <w:lvlJc w:val="left"/>
-    </w:lvl>
-    <w:lvl w:ilvl="6" w:tplc="5BECE5C8">
-      <w:numFmt w:val="decimal"/>
-      <w:lvlText w:val=""/>
-      <w:lvlJc w:val="left"/>
-    </w:lvl>
-    <w:lvl w:ilvl="7" w:tplc="B3B8467C">
-      <w:numFmt w:val="decimal"/>
-      <w:lvlText w:val=""/>
-      <w:lvlJc w:val="left"/>
-    </w:lvl>
-    <w:lvl w:ilvl="8" w:tplc="6CEAF024">
-      <w:numFmt w:val="decimal"/>
-      <w:lvlText w:val=""/>
-      <w:lvlJc w:val="left"/>
-    </w:lvl>
-  </w:abstractNum>
-  <w:abstractNum w:abstractNumId="56" w15:restartNumberingAfterBreak="0">
-    <w:nsid w:val="47C35564"/>
-    <w:multiLevelType w:val="hybridMultilevel"/>
-    <w:tmpl w:val="3B1E823C"/>
-    <w:lvl w:ilvl="0" w:tplc="B846E09E">
-      <w:start w:val="143"/>
-      <w:numFmt w:val="decimal"/>
-      <w:lvlText w:val="%1."/>
-      <w:lvlJc w:val="left"/>
-      <w:pPr>
-        <w:tabs>
-          <w:tab w:val="num" w:pos="1080"/>
-        </w:tabs>
-        <w:ind w:left="720" w:hanging="360"/>
-      </w:pPr>
-    </w:lvl>
-    <w:lvl w:ilvl="1" w:tplc="B486057E">
-      <w:numFmt w:val="decimal"/>
-      <w:lvlText w:val=""/>
-      <w:lvlJc w:val="left"/>
-    </w:lvl>
-    <w:lvl w:ilvl="2" w:tplc="1DACDA34">
-      <w:numFmt w:val="decimal"/>
-      <w:lvlText w:val=""/>
-      <w:lvlJc w:val="left"/>
-    </w:lvl>
-    <w:lvl w:ilvl="3" w:tplc="AA82C0B8">
-      <w:numFmt w:val="decimal"/>
-      <w:lvlText w:val=""/>
-      <w:lvlJc w:val="left"/>
-    </w:lvl>
-    <w:lvl w:ilvl="4" w:tplc="DD02197A">
-      <w:numFmt w:val="decimal"/>
-      <w:lvlText w:val=""/>
-      <w:lvlJc w:val="left"/>
-    </w:lvl>
-    <w:lvl w:ilvl="5" w:tplc="CF5EE698">
-      <w:numFmt w:val="decimal"/>
-      <w:lvlText w:val=""/>
-      <w:lvlJc w:val="left"/>
-    </w:lvl>
-    <w:lvl w:ilvl="6" w:tplc="D6308C26">
-      <w:numFmt w:val="decimal"/>
-      <w:lvlText w:val=""/>
-      <w:lvlJc w:val="left"/>
-    </w:lvl>
-    <w:lvl w:ilvl="7" w:tplc="17A80B5C">
-      <w:numFmt w:val="decimal"/>
-      <w:lvlText w:val=""/>
-      <w:lvlJc w:val="left"/>
-    </w:lvl>
-    <w:lvl w:ilvl="8" w:tplc="0E50694C">
-      <w:numFmt w:val="decimal"/>
-      <w:lvlText w:val=""/>
-      <w:lvlJc w:val="left"/>
-    </w:lvl>
-  </w:abstractNum>
-  <w:abstractNum w:abstractNumId="57" w15:restartNumberingAfterBreak="0">
-    <w:nsid w:val="48C86288"/>
-    <w:multiLevelType w:val="hybridMultilevel"/>
-    <w:tmpl w:val="6D666478"/>
-    <w:lvl w:ilvl="0" w:tplc="B8006AD8">
-      <w:start w:val="8"/>
-      <w:numFmt w:val="decimal"/>
-      <w:lvlText w:val="%1."/>
-      <w:lvlJc w:val="left"/>
-      <w:pPr>
-        <w:tabs>
-          <w:tab w:val="num" w:pos="1080"/>
-        </w:tabs>
-        <w:ind w:left="720" w:hanging="360"/>
-      </w:pPr>
-    </w:lvl>
-    <w:lvl w:ilvl="1" w:tplc="4DA07C60">
-      <w:numFmt w:val="decimal"/>
-      <w:lvlText w:val=""/>
-      <w:lvlJc w:val="left"/>
-    </w:lvl>
-    <w:lvl w:ilvl="2" w:tplc="070CAB44">
-      <w:numFmt w:val="decimal"/>
-      <w:lvlText w:val=""/>
-      <w:lvlJc w:val="left"/>
-    </w:lvl>
-    <w:lvl w:ilvl="3" w:tplc="CAB4D5D2">
-      <w:numFmt w:val="decimal"/>
-      <w:lvlText w:val=""/>
-      <w:lvlJc w:val="left"/>
-    </w:lvl>
-    <w:lvl w:ilvl="4" w:tplc="8DD00AF6">
-      <w:numFmt w:val="decimal"/>
-      <w:lvlText w:val=""/>
-      <w:lvlJc w:val="left"/>
-    </w:lvl>
-    <w:lvl w:ilvl="5" w:tplc="FAECE018">
-      <w:numFmt w:val="decimal"/>
-      <w:lvlText w:val=""/>
-      <w:lvlJc w:val="left"/>
-    </w:lvl>
-    <w:lvl w:ilvl="6" w:tplc="996409CC">
-      <w:numFmt w:val="decimal"/>
-      <w:lvlText w:val=""/>
-      <w:lvlJc w:val="left"/>
-    </w:lvl>
-    <w:lvl w:ilvl="7" w:tplc="126E8244">
-      <w:numFmt w:val="decimal"/>
-      <w:lvlText w:val=""/>
-      <w:lvlJc w:val="left"/>
-    </w:lvl>
-    <w:lvl w:ilvl="8" w:tplc="0F8E302C">
-      <w:numFmt w:val="decimal"/>
-      <w:lvlText w:val=""/>
-      <w:lvlJc w:val="left"/>
-    </w:lvl>
-  </w:abstractNum>
-  <w:abstractNum w:abstractNumId="58" w15:restartNumberingAfterBreak="0">
-    <w:nsid w:val="49423D53"/>
-    <w:multiLevelType w:val="hybridMultilevel"/>
-    <w:tmpl w:val="95A4599A"/>
-    <w:lvl w:ilvl="0" w:tplc="EA323BD0">
-      <w:start w:val="62"/>
-      <w:numFmt w:val="decimal"/>
-      <w:lvlText w:val="%1."/>
-      <w:lvlJc w:val="left"/>
-      <w:pPr>
-        <w:tabs>
-          <w:tab w:val="num" w:pos="1080"/>
-        </w:tabs>
-        <w:ind w:left="720" w:hanging="360"/>
-      </w:pPr>
-    </w:lvl>
-    <w:lvl w:ilvl="1" w:tplc="EE2C9382">
-      <w:numFmt w:val="decimal"/>
-      <w:lvlText w:val=""/>
-      <w:lvlJc w:val="left"/>
-    </w:lvl>
-    <w:lvl w:ilvl="2" w:tplc="8AC64C86">
-      <w:numFmt w:val="decimal"/>
-      <w:lvlText w:val=""/>
-      <w:lvlJc w:val="left"/>
-    </w:lvl>
-    <w:lvl w:ilvl="3" w:tplc="03AE8C96">
-      <w:numFmt w:val="decimal"/>
-      <w:lvlText w:val=""/>
-      <w:lvlJc w:val="left"/>
-    </w:lvl>
-    <w:lvl w:ilvl="4" w:tplc="F8C43A62">
-      <w:numFmt w:val="decimal"/>
-      <w:lvlText w:val=""/>
-      <w:lvlJc w:val="left"/>
-    </w:lvl>
-    <w:lvl w:ilvl="5" w:tplc="163C3DA0">
-      <w:numFmt w:val="decimal"/>
-      <w:lvlText w:val=""/>
-      <w:lvlJc w:val="left"/>
-    </w:lvl>
-    <w:lvl w:ilvl="6" w:tplc="9EFC9550">
-      <w:numFmt w:val="decimal"/>
-      <w:lvlText w:val=""/>
-      <w:lvlJc w:val="left"/>
-    </w:lvl>
-    <w:lvl w:ilvl="7" w:tplc="C6BA6750">
-      <w:numFmt w:val="decimal"/>
-      <w:lvlText w:val=""/>
-      <w:lvlJc w:val="left"/>
-    </w:lvl>
-    <w:lvl w:ilvl="8" w:tplc="CE308F1A">
-      <w:numFmt w:val="decimal"/>
-      <w:lvlText w:val=""/>
-      <w:lvlJc w:val="left"/>
-    </w:lvl>
-  </w:abstractNum>
-  <w:abstractNum w:abstractNumId="59" w15:restartNumberingAfterBreak="0">
-    <w:nsid w:val="4A1971D5"/>
-    <w:multiLevelType w:val="hybridMultilevel"/>
-    <w:tmpl w:val="AA6C6274"/>
-    <w:lvl w:ilvl="0" w:tplc="80A6F5B8">
-      <w:start w:val="10"/>
-      <w:numFmt w:val="decimal"/>
-      <w:lvlText w:val="%1."/>
-      <w:lvlJc w:val="left"/>
-      <w:pPr>
-        <w:tabs>
-          <w:tab w:val="num" w:pos="1080"/>
-        </w:tabs>
-        <w:ind w:left="720" w:hanging="360"/>
-      </w:pPr>
-    </w:lvl>
-    <w:lvl w:ilvl="1" w:tplc="17069C90">
-      <w:numFmt w:val="decimal"/>
-      <w:lvlText w:val=""/>
-      <w:lvlJc w:val="left"/>
-    </w:lvl>
-    <w:lvl w:ilvl="2" w:tplc="E7E6EDD4">
-      <w:numFmt w:val="decimal"/>
-      <w:lvlText w:val=""/>
-      <w:lvlJc w:val="left"/>
-    </w:lvl>
-    <w:lvl w:ilvl="3" w:tplc="61E402A0">
-      <w:numFmt w:val="decimal"/>
-      <w:lvlText w:val=""/>
-      <w:lvlJc w:val="left"/>
-    </w:lvl>
-    <w:lvl w:ilvl="4" w:tplc="28B658E0">
-      <w:numFmt w:val="decimal"/>
-      <w:lvlText w:val=""/>
-      <w:lvlJc w:val="left"/>
-    </w:lvl>
-    <w:lvl w:ilvl="5" w:tplc="11C8A268">
-      <w:numFmt w:val="decimal"/>
-      <w:lvlText w:val=""/>
-      <w:lvlJc w:val="left"/>
-    </w:lvl>
-    <w:lvl w:ilvl="6" w:tplc="20A8288E">
-      <w:numFmt w:val="decimal"/>
-      <w:lvlText w:val=""/>
-      <w:lvlJc w:val="left"/>
-    </w:lvl>
-    <w:lvl w:ilvl="7" w:tplc="4DF2C6FE">
-      <w:numFmt w:val="decimal"/>
-      <w:lvlText w:val=""/>
-      <w:lvlJc w:val="left"/>
-    </w:lvl>
-    <w:lvl w:ilvl="8" w:tplc="BA167478">
-      <w:numFmt w:val="decimal"/>
-      <w:lvlText w:val=""/>
-      <w:lvlJc w:val="left"/>
-    </w:lvl>
-  </w:abstractNum>
-  <w:abstractNum w:abstractNumId="60" w15:restartNumberingAfterBreak="0">
-    <w:nsid w:val="4CC73CAB"/>
-    <w:multiLevelType w:val="hybridMultilevel"/>
-    <w:tmpl w:val="69B0E792"/>
-    <w:lvl w:ilvl="0" w:tplc="63DC677A">
-      <w:start w:val="4"/>
-      <w:numFmt w:val="decimal"/>
-      <w:lvlText w:val="%1."/>
-      <w:lvlJc w:val="left"/>
-      <w:pPr>
-        <w:tabs>
-          <w:tab w:val="num" w:pos="1080"/>
-        </w:tabs>
-        <w:ind w:left="720" w:hanging="360"/>
-      </w:pPr>
-    </w:lvl>
-    <w:lvl w:ilvl="1" w:tplc="3F40DF98">
-      <w:numFmt w:val="decimal"/>
-      <w:lvlText w:val=""/>
-      <w:lvlJc w:val="left"/>
-    </w:lvl>
-    <w:lvl w:ilvl="2" w:tplc="7E2CC8DE">
-      <w:numFmt w:val="decimal"/>
-      <w:lvlText w:val=""/>
-      <w:lvlJc w:val="left"/>
-    </w:lvl>
-    <w:lvl w:ilvl="3" w:tplc="6EE48316">
-      <w:numFmt w:val="decimal"/>
-      <w:lvlText w:val=""/>
-      <w:lvlJc w:val="left"/>
-    </w:lvl>
-    <w:lvl w:ilvl="4" w:tplc="74B4780C">
-      <w:numFmt w:val="decimal"/>
-      <w:lvlText w:val=""/>
-      <w:lvlJc w:val="left"/>
-    </w:lvl>
-    <w:lvl w:ilvl="5" w:tplc="CBE49846">
-      <w:numFmt w:val="decimal"/>
-      <w:lvlText w:val=""/>
-      <w:lvlJc w:val="left"/>
-    </w:lvl>
-    <w:lvl w:ilvl="6" w:tplc="4462F08E">
-      <w:numFmt w:val="decimal"/>
-      <w:lvlText w:val=""/>
-      <w:lvlJc w:val="left"/>
-    </w:lvl>
-    <w:lvl w:ilvl="7" w:tplc="109819E0">
-      <w:numFmt w:val="decimal"/>
-      <w:lvlText w:val=""/>
-      <w:lvlJc w:val="left"/>
-    </w:lvl>
-    <w:lvl w:ilvl="8" w:tplc="22B6234C">
-      <w:numFmt w:val="decimal"/>
-      <w:lvlText w:val=""/>
-      <w:lvlJc w:val="left"/>
-    </w:lvl>
-  </w:abstractNum>
-  <w:abstractNum w:abstractNumId="61" w15:restartNumberingAfterBreak="0">
-    <w:nsid w:val="4D224C42"/>
-    <w:multiLevelType w:val="hybridMultilevel"/>
-    <w:tmpl w:val="AA9EF220"/>
-    <w:lvl w:ilvl="0" w:tplc="450643AE">
-      <w:start w:val="84"/>
-      <w:numFmt w:val="decimal"/>
-      <w:lvlText w:val="%1."/>
-      <w:lvlJc w:val="left"/>
-      <w:pPr>
-        <w:tabs>
-          <w:tab w:val="num" w:pos="1080"/>
-        </w:tabs>
-        <w:ind w:left="720" w:hanging="360"/>
-      </w:pPr>
-    </w:lvl>
-    <w:lvl w:ilvl="1" w:tplc="E2161EDE">
-      <w:numFmt w:val="decimal"/>
-      <w:lvlText w:val=""/>
-      <w:lvlJc w:val="left"/>
-    </w:lvl>
-    <w:lvl w:ilvl="2" w:tplc="6B9A5D78">
-      <w:numFmt w:val="decimal"/>
-      <w:lvlText w:val=""/>
-      <w:lvlJc w:val="left"/>
-    </w:lvl>
-    <w:lvl w:ilvl="3" w:tplc="5C965E5A">
-      <w:numFmt w:val="decimal"/>
-      <w:lvlText w:val=""/>
-      <w:lvlJc w:val="left"/>
-    </w:lvl>
-    <w:lvl w:ilvl="4" w:tplc="F86ABC88">
-      <w:numFmt w:val="decimal"/>
-      <w:lvlText w:val=""/>
-      <w:lvlJc w:val="left"/>
-    </w:lvl>
-    <w:lvl w:ilvl="5" w:tplc="38D478E4">
-      <w:numFmt w:val="decimal"/>
-      <w:lvlText w:val=""/>
-      <w:lvlJc w:val="left"/>
-    </w:lvl>
-    <w:lvl w:ilvl="6" w:tplc="2C32CEBC">
-      <w:numFmt w:val="decimal"/>
-      <w:lvlText w:val=""/>
-      <w:lvlJc w:val="left"/>
-    </w:lvl>
-    <w:lvl w:ilvl="7" w:tplc="94284890">
-      <w:numFmt w:val="decimal"/>
-      <w:lvlText w:val=""/>
-      <w:lvlJc w:val="left"/>
-    </w:lvl>
-    <w:lvl w:ilvl="8" w:tplc="3F1C8CD2">
-      <w:numFmt w:val="decimal"/>
-      <w:lvlText w:val=""/>
-      <w:lvlJc w:val="left"/>
-    </w:lvl>
-  </w:abstractNum>
-  <w:abstractNum w:abstractNumId="62" w15:restartNumberingAfterBreak="0">
-    <w:nsid w:val="4DBB3509"/>
-    <w:multiLevelType w:val="hybridMultilevel"/>
-    <w:tmpl w:val="A4607D42"/>
-    <w:lvl w:ilvl="0" w:tplc="BE80DBAE">
-      <w:start w:val="31"/>
-      <w:numFmt w:val="decimal"/>
-      <w:lvlText w:val="%1."/>
-      <w:lvlJc w:val="left"/>
-      <w:pPr>
-        <w:tabs>
-          <w:tab w:val="num" w:pos="1080"/>
-        </w:tabs>
-        <w:ind w:left="720" w:hanging="360"/>
-      </w:pPr>
-      <w:rPr>
-        <w:rFonts w:hint="default"/>
-      </w:rPr>
-    </w:lvl>
-    <w:lvl w:ilvl="1" w:tplc="40090019" w:tentative="1">
-      <w:start w:val="1"/>
-      <w:numFmt w:val="lowerLetter"/>
-      <w:lvlText w:val="%2."/>
-      <w:lvlJc w:val="left"/>
-      <w:pPr>
-        <w:ind w:left="1440" w:hanging="360"/>
-      </w:pPr>
-    </w:lvl>
-    <w:lvl w:ilvl="2" w:tplc="4009001B" w:tentative="1">
-      <w:start w:val="1"/>
-      <w:numFmt w:val="lowerRoman"/>
-      <w:lvlText w:val="%3."/>
-      <w:lvlJc w:val="right"/>
-      <w:pPr>
-        <w:ind w:left="2160" w:hanging="180"/>
-      </w:pPr>
-    </w:lvl>
-    <w:lvl w:ilvl="3" w:tplc="4009000F" w:tentative="1">
-      <w:start w:val="1"/>
-      <w:numFmt w:val="decimal"/>
-      <w:lvlText w:val="%4."/>
-      <w:lvlJc w:val="left"/>
-      <w:pPr>
-        <w:ind w:left="2880" w:hanging="360"/>
-      </w:pPr>
-    </w:lvl>
-    <w:lvl w:ilvl="4" w:tplc="40090019" w:tentative="1">
-      <w:start w:val="1"/>
-      <w:numFmt w:val="lowerLetter"/>
-      <w:lvlText w:val="%5."/>
-      <w:lvlJc w:val="left"/>
-      <w:pPr>
-        <w:ind w:left="3600" w:hanging="360"/>
-      </w:pPr>
-    </w:lvl>
-    <w:lvl w:ilvl="5" w:tplc="4009001B" w:tentative="1">
-      <w:start w:val="1"/>
-      <w:numFmt w:val="lowerRoman"/>
-      <w:lvlText w:val="%6."/>
-      <w:lvlJc w:val="right"/>
-      <w:pPr>
-        <w:ind w:left="4320" w:hanging="180"/>
-      </w:pPr>
-    </w:lvl>
-    <w:lvl w:ilvl="6" w:tplc="4009000F" w:tentative="1">
-      <w:start w:val="1"/>
-      <w:numFmt w:val="decimal"/>
-      <w:lvlText w:val="%7."/>
-      <w:lvlJc w:val="left"/>
-      <w:pPr>
-        <w:ind w:left="5040" w:hanging="360"/>
-      </w:pPr>
-    </w:lvl>
-    <w:lvl w:ilvl="7" w:tplc="40090019" w:tentative="1">
-      <w:start w:val="1"/>
-      <w:numFmt w:val="lowerLetter"/>
-      <w:lvlText w:val="%8."/>
-      <w:lvlJc w:val="left"/>
-      <w:pPr>
-        <w:ind w:left="5760" w:hanging="360"/>
-      </w:pPr>
-    </w:lvl>
-    <w:lvl w:ilvl="8" w:tplc="4009001B" w:tentative="1">
-      <w:start w:val="1"/>
-      <w:numFmt w:val="lowerRoman"/>
-      <w:lvlText w:val="%9."/>
-      <w:lvlJc w:val="right"/>
-      <w:pPr>
-        <w:ind w:left="6480" w:hanging="180"/>
-      </w:pPr>
-    </w:lvl>
-  </w:abstractNum>
-  <w:abstractNum w:abstractNumId="63" w15:restartNumberingAfterBreak="0">
-    <w:nsid w:val="4DFF0493"/>
-    <w:multiLevelType w:val="hybridMultilevel"/>
-    <w:tmpl w:val="697E7484"/>
-    <w:lvl w:ilvl="0" w:tplc="66846E90">
-      <w:start w:val="58"/>
-      <w:numFmt w:val="decimal"/>
-      <w:lvlText w:val="%1."/>
-      <w:lvlJc w:val="left"/>
-      <w:pPr>
-        <w:tabs>
-          <w:tab w:val="num" w:pos="1080"/>
-        </w:tabs>
-        <w:ind w:left="720" w:hanging="360"/>
-      </w:pPr>
-    </w:lvl>
-    <w:lvl w:ilvl="1" w:tplc="0388D702">
-      <w:numFmt w:val="decimal"/>
-      <w:lvlText w:val=""/>
-      <w:lvlJc w:val="left"/>
-    </w:lvl>
-    <w:lvl w:ilvl="2" w:tplc="27FE8056">
-      <w:numFmt w:val="decimal"/>
-      <w:lvlText w:val=""/>
-      <w:lvlJc w:val="left"/>
-    </w:lvl>
-    <w:lvl w:ilvl="3" w:tplc="E72625E0">
-      <w:numFmt w:val="decimal"/>
-      <w:lvlText w:val=""/>
-      <w:lvlJc w:val="left"/>
-    </w:lvl>
-    <w:lvl w:ilvl="4" w:tplc="6CF431B8">
-      <w:numFmt w:val="decimal"/>
-      <w:lvlText w:val=""/>
-      <w:lvlJc w:val="left"/>
-    </w:lvl>
-    <w:lvl w:ilvl="5" w:tplc="D2F806A8">
-      <w:numFmt w:val="decimal"/>
-      <w:lvlText w:val=""/>
-      <w:lvlJc w:val="left"/>
-    </w:lvl>
-    <w:lvl w:ilvl="6" w:tplc="A6E0696A">
-      <w:numFmt w:val="decimal"/>
-      <w:lvlText w:val=""/>
-      <w:lvlJc w:val="left"/>
-    </w:lvl>
-    <w:lvl w:ilvl="7" w:tplc="663EBA58">
-      <w:numFmt w:val="decimal"/>
-      <w:lvlText w:val=""/>
-      <w:lvlJc w:val="left"/>
-    </w:lvl>
-    <w:lvl w:ilvl="8" w:tplc="5FD63314">
-      <w:numFmt w:val="decimal"/>
-      <w:lvlText w:val=""/>
-      <w:lvlJc w:val="left"/>
-    </w:lvl>
-  </w:abstractNum>
-  <w:abstractNum w:abstractNumId="64" w15:restartNumberingAfterBreak="0">
-    <w:nsid w:val="4E10033C"/>
-    <w:multiLevelType w:val="hybridMultilevel"/>
-    <w:tmpl w:val="87AA2E8A"/>
-    <w:lvl w:ilvl="0" w:tplc="B2AACA46">
-      <w:start w:val="103"/>
-      <w:numFmt w:val="decimal"/>
-      <w:lvlText w:val="%1."/>
-      <w:lvlJc w:val="left"/>
-      <w:pPr>
-        <w:tabs>
-          <w:tab w:val="num" w:pos="1080"/>
-        </w:tabs>
-        <w:ind w:left="720" w:hanging="360"/>
-      </w:pPr>
-    </w:lvl>
-    <w:lvl w:ilvl="1" w:tplc="9D706488">
-      <w:numFmt w:val="decimal"/>
-      <w:lvlText w:val=""/>
-      <w:lvlJc w:val="left"/>
-    </w:lvl>
-    <w:lvl w:ilvl="2" w:tplc="240C53E0">
-      <w:numFmt w:val="decimal"/>
-      <w:lvlText w:val=""/>
-      <w:lvlJc w:val="left"/>
-    </w:lvl>
-    <w:lvl w:ilvl="3" w:tplc="1AD4BEE2">
-      <w:numFmt w:val="decimal"/>
-      <w:lvlText w:val=""/>
-      <w:lvlJc w:val="left"/>
-    </w:lvl>
-    <w:lvl w:ilvl="4" w:tplc="875EAEB6">
-      <w:numFmt w:val="decimal"/>
-      <w:lvlText w:val=""/>
-      <w:lvlJc w:val="left"/>
-    </w:lvl>
-    <w:lvl w:ilvl="5" w:tplc="0D56228E">
-      <w:numFmt w:val="decimal"/>
-      <w:lvlText w:val=""/>
-      <w:lvlJc w:val="left"/>
-    </w:lvl>
-    <w:lvl w:ilvl="6" w:tplc="E3328FC2">
-      <w:numFmt w:val="decimal"/>
-      <w:lvlText w:val=""/>
-      <w:lvlJc w:val="left"/>
-    </w:lvl>
-    <w:lvl w:ilvl="7" w:tplc="A21228A6">
-      <w:numFmt w:val="decimal"/>
-      <w:lvlText w:val=""/>
-      <w:lvlJc w:val="left"/>
-    </w:lvl>
-    <w:lvl w:ilvl="8" w:tplc="EA02E220">
-      <w:numFmt w:val="decimal"/>
-      <w:lvlText w:val=""/>
-      <w:lvlJc w:val="left"/>
-    </w:lvl>
-  </w:abstractNum>
-  <w:abstractNum w:abstractNumId="65" w15:restartNumberingAfterBreak="0">
-    <w:nsid w:val="4F0670D5"/>
-    <w:multiLevelType w:val="hybridMultilevel"/>
-    <w:tmpl w:val="F5CAE172"/>
-    <w:lvl w:ilvl="0" w:tplc="944A586E">
-      <w:start w:val="88"/>
-      <w:numFmt w:val="decimal"/>
-      <w:lvlText w:val="%1."/>
-      <w:lvlJc w:val="left"/>
-      <w:pPr>
-        <w:tabs>
-          <w:tab w:val="num" w:pos="1080"/>
-        </w:tabs>
-        <w:ind w:left="720" w:hanging="360"/>
-      </w:pPr>
-    </w:lvl>
-    <w:lvl w:ilvl="1" w:tplc="07F0F3A6">
-      <w:numFmt w:val="decimal"/>
-      <w:lvlText w:val=""/>
-      <w:lvlJc w:val="left"/>
-    </w:lvl>
-    <w:lvl w:ilvl="2" w:tplc="EAC40FC8">
-      <w:numFmt w:val="decimal"/>
-      <w:lvlText w:val=""/>
-      <w:lvlJc w:val="left"/>
-    </w:lvl>
-    <w:lvl w:ilvl="3" w:tplc="D132EBD8">
-      <w:numFmt w:val="decimal"/>
-      <w:lvlText w:val=""/>
-      <w:lvlJc w:val="left"/>
-    </w:lvl>
-    <w:lvl w:ilvl="4" w:tplc="4EFC68FA">
-      <w:numFmt w:val="decimal"/>
-      <w:lvlText w:val=""/>
-      <w:lvlJc w:val="left"/>
-    </w:lvl>
-    <w:lvl w:ilvl="5" w:tplc="954E50E4">
-      <w:numFmt w:val="decimal"/>
-      <w:lvlText w:val=""/>
-      <w:lvlJc w:val="left"/>
-    </w:lvl>
-    <w:lvl w:ilvl="6" w:tplc="C42689D2">
-      <w:numFmt w:val="decimal"/>
-      <w:lvlText w:val=""/>
-      <w:lvlJc w:val="left"/>
-    </w:lvl>
-    <w:lvl w:ilvl="7" w:tplc="BD46B67E">
-      <w:numFmt w:val="decimal"/>
-      <w:lvlText w:val=""/>
-      <w:lvlJc w:val="left"/>
-    </w:lvl>
-    <w:lvl w:ilvl="8" w:tplc="6D9A0B2E">
-      <w:numFmt w:val="decimal"/>
-      <w:lvlText w:val=""/>
-      <w:lvlJc w:val="left"/>
-    </w:lvl>
-  </w:abstractNum>
-  <w:abstractNum w:abstractNumId="66" w15:restartNumberingAfterBreak="0">
-    <w:nsid w:val="54C251CF"/>
-    <w:multiLevelType w:val="hybridMultilevel"/>
-    <w:tmpl w:val="70167066"/>
-    <w:lvl w:ilvl="0" w:tplc="93769C0A">
-      <w:start w:val="63"/>
-      <w:numFmt w:val="decimal"/>
-      <w:lvlText w:val="%1."/>
-      <w:lvlJc w:val="left"/>
-      <w:pPr>
-        <w:tabs>
-          <w:tab w:val="num" w:pos="1080"/>
-        </w:tabs>
-        <w:ind w:left="720" w:hanging="360"/>
-      </w:pPr>
-    </w:lvl>
-    <w:lvl w:ilvl="1" w:tplc="A572B84C">
-      <w:numFmt w:val="decimal"/>
-      <w:lvlText w:val=""/>
-      <w:lvlJc w:val="left"/>
-    </w:lvl>
-    <w:lvl w:ilvl="2" w:tplc="E4ECCF7E">
-      <w:numFmt w:val="decimal"/>
-      <w:lvlText w:val=""/>
-      <w:lvlJc w:val="left"/>
-    </w:lvl>
-    <w:lvl w:ilvl="3" w:tplc="C9B0E818">
-      <w:numFmt w:val="decimal"/>
-      <w:lvlText w:val=""/>
-      <w:lvlJc w:val="left"/>
-    </w:lvl>
-    <w:lvl w:ilvl="4" w:tplc="9EDE2886">
-      <w:numFmt w:val="decimal"/>
-      <w:lvlText w:val=""/>
-      <w:lvlJc w:val="left"/>
-    </w:lvl>
-    <w:lvl w:ilvl="5" w:tplc="FA5E9192">
-      <w:numFmt w:val="decimal"/>
-      <w:lvlText w:val=""/>
-      <w:lvlJc w:val="left"/>
-    </w:lvl>
-    <w:lvl w:ilvl="6" w:tplc="39282812">
-      <w:numFmt w:val="decimal"/>
-      <w:lvlText w:val=""/>
-      <w:lvlJc w:val="left"/>
-    </w:lvl>
-    <w:lvl w:ilvl="7" w:tplc="BD62E39C">
-      <w:numFmt w:val="decimal"/>
-      <w:lvlText w:val=""/>
-      <w:lvlJc w:val="left"/>
-    </w:lvl>
-    <w:lvl w:ilvl="8" w:tplc="94167412">
-      <w:numFmt w:val="decimal"/>
-      <w:lvlText w:val=""/>
-      <w:lvlJc w:val="left"/>
-    </w:lvl>
-  </w:abstractNum>
-  <w:abstractNum w:abstractNumId="67" w15:restartNumberingAfterBreak="0">
-    <w:nsid w:val="55ED2B74"/>
-    <w:multiLevelType w:val="hybridMultilevel"/>
-    <w:tmpl w:val="5514730E"/>
-    <w:lvl w:ilvl="0" w:tplc="4BA8CE5C">
-      <w:start w:val="37"/>
-      <w:numFmt w:val="decimal"/>
-      <w:lvlText w:val="%1."/>
-      <w:lvlJc w:val="left"/>
-      <w:pPr>
-        <w:tabs>
-          <w:tab w:val="num" w:pos="1080"/>
-        </w:tabs>
-        <w:ind w:left="720" w:hanging="360"/>
-      </w:pPr>
-    </w:lvl>
-    <w:lvl w:ilvl="1" w:tplc="4162A560">
-      <w:numFmt w:val="decimal"/>
-      <w:lvlText w:val=""/>
-      <w:lvlJc w:val="left"/>
-    </w:lvl>
-    <w:lvl w:ilvl="2" w:tplc="D608B1D6">
-      <w:numFmt w:val="decimal"/>
-      <w:lvlText w:val=""/>
-      <w:lvlJc w:val="left"/>
-    </w:lvl>
-    <w:lvl w:ilvl="3" w:tplc="DBD40CE6">
-      <w:numFmt w:val="decimal"/>
-      <w:lvlText w:val=""/>
-      <w:lvlJc w:val="left"/>
-    </w:lvl>
-    <w:lvl w:ilvl="4" w:tplc="454ABCC0">
-      <w:numFmt w:val="decimal"/>
-      <w:lvlText w:val=""/>
-      <w:lvlJc w:val="left"/>
-    </w:lvl>
-    <w:lvl w:ilvl="5" w:tplc="91668CD4">
-      <w:numFmt w:val="decimal"/>
-      <w:lvlText w:val=""/>
-      <w:lvlJc w:val="left"/>
-    </w:lvl>
-    <w:lvl w:ilvl="6" w:tplc="0A62A3F8">
-      <w:numFmt w:val="decimal"/>
-      <w:lvlText w:val=""/>
-      <w:lvlJc w:val="left"/>
-    </w:lvl>
-    <w:lvl w:ilvl="7" w:tplc="09F09912">
-      <w:numFmt w:val="decimal"/>
-      <w:lvlText w:val=""/>
-      <w:lvlJc w:val="left"/>
-    </w:lvl>
-    <w:lvl w:ilvl="8" w:tplc="E12610F8">
-      <w:numFmt w:val="decimal"/>
-      <w:lvlText w:val=""/>
-      <w:lvlJc w:val="left"/>
-    </w:lvl>
-  </w:abstractNum>
-  <w:abstractNum w:abstractNumId="68" w15:restartNumberingAfterBreak="0">
-    <w:nsid w:val="59B37DC0"/>
-    <w:multiLevelType w:val="hybridMultilevel"/>
-    <w:tmpl w:val="FE966092"/>
-    <w:lvl w:ilvl="0" w:tplc="5324F558">
-      <w:start w:val="8"/>
-      <w:numFmt w:val="decimal"/>
-      <w:lvlText w:val="%1."/>
-      <w:lvlJc w:val="left"/>
-      <w:pPr>
-        <w:tabs>
-          <w:tab w:val="num" w:pos="1080"/>
-        </w:tabs>
-        <w:ind w:left="720" w:hanging="360"/>
-      </w:pPr>
-    </w:lvl>
-    <w:lvl w:ilvl="1" w:tplc="F822C112">
-      <w:numFmt w:val="decimal"/>
-      <w:lvlText w:val=""/>
-      <w:lvlJc w:val="left"/>
-    </w:lvl>
-    <w:lvl w:ilvl="2" w:tplc="4286654C">
-      <w:numFmt w:val="decimal"/>
-      <w:lvlText w:val=""/>
-      <w:lvlJc w:val="left"/>
-    </w:lvl>
-    <w:lvl w:ilvl="3" w:tplc="80664714">
-      <w:numFmt w:val="decimal"/>
-      <w:lvlText w:val=""/>
-      <w:lvlJc w:val="left"/>
-    </w:lvl>
-    <w:lvl w:ilvl="4" w:tplc="5CD0125A">
-      <w:numFmt w:val="decimal"/>
-      <w:lvlText w:val=""/>
-      <w:lvlJc w:val="left"/>
-    </w:lvl>
-    <w:lvl w:ilvl="5" w:tplc="58CE3F56">
-      <w:numFmt w:val="decimal"/>
-      <w:lvlText w:val=""/>
-      <w:lvlJc w:val="left"/>
-    </w:lvl>
-    <w:lvl w:ilvl="6" w:tplc="25743C6E">
-      <w:numFmt w:val="decimal"/>
-      <w:lvlText w:val=""/>
-      <w:lvlJc w:val="left"/>
-    </w:lvl>
-    <w:lvl w:ilvl="7" w:tplc="B96E6804">
-      <w:numFmt w:val="decimal"/>
-      <w:lvlText w:val=""/>
-      <w:lvlJc w:val="left"/>
-    </w:lvl>
-    <w:lvl w:ilvl="8" w:tplc="EDBE2994">
-      <w:numFmt w:val="decimal"/>
-      <w:lvlText w:val=""/>
-      <w:lvlJc w:val="left"/>
-    </w:lvl>
-  </w:abstractNum>
-  <w:abstractNum w:abstractNumId="69" w15:restartNumberingAfterBreak="0">
-    <w:nsid w:val="5AA11C42"/>
-    <w:multiLevelType w:val="hybridMultilevel"/>
-    <w:tmpl w:val="831C349E"/>
-    <w:lvl w:ilvl="0" w:tplc="D898B900">
-      <w:start w:val="15"/>
-      <w:numFmt w:val="decimal"/>
-      <w:lvlText w:val="%1."/>
-      <w:lvlJc w:val="left"/>
-      <w:pPr>
-        <w:tabs>
-          <w:tab w:val="num" w:pos="1080"/>
-        </w:tabs>
-        <w:ind w:left="720" w:hanging="360"/>
-      </w:pPr>
-    </w:lvl>
-    <w:lvl w:ilvl="1" w:tplc="B6DCA14A">
-      <w:numFmt w:val="decimal"/>
-      <w:lvlText w:val=""/>
-      <w:lvlJc w:val="left"/>
-    </w:lvl>
-    <w:lvl w:ilvl="2" w:tplc="0114B79E">
-      <w:numFmt w:val="decimal"/>
-      <w:lvlText w:val=""/>
-      <w:lvlJc w:val="left"/>
-    </w:lvl>
-    <w:lvl w:ilvl="3" w:tplc="9C527C8E">
-      <w:numFmt w:val="decimal"/>
-      <w:lvlText w:val=""/>
-      <w:lvlJc w:val="left"/>
-    </w:lvl>
-    <w:lvl w:ilvl="4" w:tplc="B346F608">
-      <w:numFmt w:val="decimal"/>
-      <w:lvlText w:val=""/>
-      <w:lvlJc w:val="left"/>
-    </w:lvl>
-    <w:lvl w:ilvl="5" w:tplc="346C80A8">
-      <w:numFmt w:val="decimal"/>
-      <w:lvlText w:val=""/>
-      <w:lvlJc w:val="left"/>
-    </w:lvl>
-    <w:lvl w:ilvl="6" w:tplc="3D94A44A">
-      <w:numFmt w:val="decimal"/>
-      <w:lvlText w:val=""/>
-      <w:lvlJc w:val="left"/>
-    </w:lvl>
-    <w:lvl w:ilvl="7" w:tplc="498E4D9A">
-      <w:numFmt w:val="decimal"/>
-      <w:lvlText w:val=""/>
-      <w:lvlJc w:val="left"/>
-    </w:lvl>
-    <w:lvl w:ilvl="8" w:tplc="5E4E2D78">
-      <w:numFmt w:val="decimal"/>
-      <w:lvlText w:val=""/>
-      <w:lvlJc w:val="left"/>
-    </w:lvl>
-  </w:abstractNum>
-  <w:abstractNum w:abstractNumId="70" w15:restartNumberingAfterBreak="0">
-    <w:nsid w:val="5B836893"/>
-    <w:multiLevelType w:val="hybridMultilevel"/>
-    <w:tmpl w:val="1C90041E"/>
-    <w:lvl w:ilvl="0" w:tplc="3A4C07FE">
-      <w:start w:val="8"/>
-      <w:numFmt w:val="decimal"/>
-      <w:lvlText w:val="%1."/>
-      <w:lvlJc w:val="left"/>
-      <w:pPr>
-        <w:tabs>
-          <w:tab w:val="num" w:pos="1080"/>
-        </w:tabs>
-        <w:ind w:left="720" w:hanging="360"/>
-      </w:pPr>
-    </w:lvl>
-    <w:lvl w:ilvl="1" w:tplc="05CCA7EC">
-      <w:numFmt w:val="decimal"/>
-      <w:lvlText w:val=""/>
-      <w:lvlJc w:val="left"/>
-    </w:lvl>
-    <w:lvl w:ilvl="2" w:tplc="76B471C0">
-      <w:numFmt w:val="decimal"/>
-      <w:lvlText w:val=""/>
-      <w:lvlJc w:val="left"/>
-    </w:lvl>
-    <w:lvl w:ilvl="3" w:tplc="2DAA2C4A">
-      <w:numFmt w:val="decimal"/>
-      <w:lvlText w:val=""/>
-      <w:lvlJc w:val="left"/>
-    </w:lvl>
-    <w:lvl w:ilvl="4" w:tplc="69A8B73C">
-      <w:numFmt w:val="decimal"/>
-      <w:lvlText w:val=""/>
-      <w:lvlJc w:val="left"/>
-    </w:lvl>
-    <w:lvl w:ilvl="5" w:tplc="309C3084">
-      <w:numFmt w:val="decimal"/>
-      <w:lvlText w:val=""/>
-      <w:lvlJc w:val="left"/>
-    </w:lvl>
-    <w:lvl w:ilvl="6" w:tplc="B8BCB272">
-      <w:numFmt w:val="decimal"/>
-      <w:lvlText w:val=""/>
-      <w:lvlJc w:val="left"/>
-    </w:lvl>
-    <w:lvl w:ilvl="7" w:tplc="387EB018">
-      <w:numFmt w:val="decimal"/>
-      <w:lvlText w:val=""/>
-      <w:lvlJc w:val="left"/>
-    </w:lvl>
-    <w:lvl w:ilvl="8" w:tplc="F54E73E0">
-      <w:numFmt w:val="decimal"/>
-      <w:lvlText w:val=""/>
-      <w:lvlJc w:val="left"/>
-    </w:lvl>
-  </w:abstractNum>
-  <w:abstractNum w:abstractNumId="71" w15:restartNumberingAfterBreak="0">
-    <w:nsid w:val="5DEE456E"/>
-    <w:multiLevelType w:val="hybridMultilevel"/>
-    <w:tmpl w:val="AD041240"/>
-    <w:lvl w:ilvl="0" w:tplc="7ADCDBF4">
-      <w:start w:val="84"/>
-      <w:numFmt w:val="decimal"/>
-      <w:lvlText w:val="%1."/>
-      <w:lvlJc w:val="left"/>
-      <w:pPr>
-        <w:tabs>
-          <w:tab w:val="num" w:pos="1080"/>
-        </w:tabs>
-        <w:ind w:left="720" w:hanging="360"/>
-      </w:pPr>
-    </w:lvl>
-    <w:lvl w:ilvl="1" w:tplc="C0D67E1E">
-      <w:numFmt w:val="decimal"/>
-      <w:lvlText w:val=""/>
-      <w:lvlJc w:val="left"/>
-    </w:lvl>
-    <w:lvl w:ilvl="2" w:tplc="DB8E7412">
-      <w:numFmt w:val="decimal"/>
-      <w:lvlText w:val=""/>
-      <w:lvlJc w:val="left"/>
-    </w:lvl>
-    <w:lvl w:ilvl="3" w:tplc="5FF4A16A">
-      <w:numFmt w:val="decimal"/>
-      <w:lvlText w:val=""/>
-      <w:lvlJc w:val="left"/>
-    </w:lvl>
-    <w:lvl w:ilvl="4" w:tplc="1264D450">
-      <w:numFmt w:val="decimal"/>
-      <w:lvlText w:val=""/>
-      <w:lvlJc w:val="left"/>
-    </w:lvl>
-    <w:lvl w:ilvl="5" w:tplc="9564C688">
-      <w:numFmt w:val="decimal"/>
-      <w:lvlText w:val=""/>
-      <w:lvlJc w:val="left"/>
-    </w:lvl>
-    <w:lvl w:ilvl="6" w:tplc="E8C696A4">
-      <w:numFmt w:val="decimal"/>
-      <w:lvlText w:val=""/>
-      <w:lvlJc w:val="left"/>
-    </w:lvl>
-    <w:lvl w:ilvl="7" w:tplc="8E7E02E0">
-      <w:numFmt w:val="decimal"/>
-      <w:lvlText w:val=""/>
-      <w:lvlJc w:val="left"/>
-    </w:lvl>
-    <w:lvl w:ilvl="8" w:tplc="96E4260C">
-      <w:numFmt w:val="decimal"/>
-      <w:lvlText w:val=""/>
-      <w:lvlJc w:val="left"/>
-    </w:lvl>
-  </w:abstractNum>
-  <w:abstractNum w:abstractNumId="72" w15:restartNumberingAfterBreak="0">
-    <w:nsid w:val="605C79C5"/>
-    <w:multiLevelType w:val="hybridMultilevel"/>
-    <w:tmpl w:val="97309EEC"/>
-    <w:lvl w:ilvl="0" w:tplc="3B94E538">
-      <w:start w:val="24"/>
-      <w:numFmt w:val="decimal"/>
-      <w:lvlText w:val="%1."/>
-      <w:lvlJc w:val="left"/>
-      <w:pPr>
-        <w:tabs>
-          <w:tab w:val="num" w:pos="1080"/>
-        </w:tabs>
-        <w:ind w:left="720" w:hanging="360"/>
-      </w:pPr>
-    </w:lvl>
-    <w:lvl w:ilvl="1" w:tplc="443AB0DC">
-      <w:numFmt w:val="decimal"/>
-      <w:lvlText w:val=""/>
-      <w:lvlJc w:val="left"/>
-    </w:lvl>
-    <w:lvl w:ilvl="2" w:tplc="99B65B6E">
-      <w:numFmt w:val="decimal"/>
-      <w:lvlText w:val=""/>
-      <w:lvlJc w:val="left"/>
-    </w:lvl>
-    <w:lvl w:ilvl="3" w:tplc="16424F10">
-      <w:numFmt w:val="decimal"/>
-      <w:lvlText w:val=""/>
-      <w:lvlJc w:val="left"/>
-    </w:lvl>
-    <w:lvl w:ilvl="4" w:tplc="B07E4A0E">
-      <w:numFmt w:val="decimal"/>
-      <w:lvlText w:val=""/>
-      <w:lvlJc w:val="left"/>
-    </w:lvl>
-    <w:lvl w:ilvl="5" w:tplc="83164836">
-      <w:numFmt w:val="decimal"/>
-      <w:lvlText w:val=""/>
-      <w:lvlJc w:val="left"/>
-    </w:lvl>
-    <w:lvl w:ilvl="6" w:tplc="8E3050BE">
-      <w:numFmt w:val="decimal"/>
-      <w:lvlText w:val=""/>
-      <w:lvlJc w:val="left"/>
-    </w:lvl>
-    <w:lvl w:ilvl="7" w:tplc="0F963324">
-      <w:numFmt w:val="decimal"/>
-      <w:lvlText w:val=""/>
-      <w:lvlJc w:val="left"/>
-    </w:lvl>
-    <w:lvl w:ilvl="8" w:tplc="7782362E">
-      <w:numFmt w:val="decimal"/>
-      <w:lvlText w:val=""/>
-      <w:lvlJc w:val="left"/>
-    </w:lvl>
-  </w:abstractNum>
-  <w:abstractNum w:abstractNumId="73" w15:restartNumberingAfterBreak="0">
-    <w:nsid w:val="61EC59E1"/>
-    <w:multiLevelType w:val="hybridMultilevel"/>
-    <w:tmpl w:val="A6325FAC"/>
-    <w:lvl w:ilvl="0" w:tplc="BB285EEA">
-      <w:start w:val="23"/>
-      <w:numFmt w:val="decimal"/>
-      <w:lvlText w:val="%1."/>
-      <w:lvlJc w:val="left"/>
-      <w:pPr>
-        <w:tabs>
-          <w:tab w:val="num" w:pos="1080"/>
-        </w:tabs>
-        <w:ind w:left="720" w:hanging="360"/>
-      </w:pPr>
-    </w:lvl>
-    <w:lvl w:ilvl="1" w:tplc="A20ACE9C">
-      <w:numFmt w:val="decimal"/>
-      <w:lvlText w:val=""/>
-      <w:lvlJc w:val="left"/>
-    </w:lvl>
-    <w:lvl w:ilvl="2" w:tplc="DC66CE3A">
-      <w:numFmt w:val="decimal"/>
-      <w:lvlText w:val=""/>
-      <w:lvlJc w:val="left"/>
-    </w:lvl>
-    <w:lvl w:ilvl="3" w:tplc="08FAACCC">
-      <w:numFmt w:val="decimal"/>
-      <w:lvlText w:val=""/>
-      <w:lvlJc w:val="left"/>
-    </w:lvl>
-    <w:lvl w:ilvl="4" w:tplc="90662604">
-      <w:numFmt w:val="decimal"/>
-      <w:lvlText w:val=""/>
-      <w:lvlJc w:val="left"/>
-    </w:lvl>
-    <w:lvl w:ilvl="5" w:tplc="D74880C6">
-      <w:numFmt w:val="decimal"/>
-      <w:lvlText w:val=""/>
-      <w:lvlJc w:val="left"/>
-    </w:lvl>
-    <w:lvl w:ilvl="6" w:tplc="97B6B30E">
-      <w:numFmt w:val="decimal"/>
-      <w:lvlText w:val=""/>
-      <w:lvlJc w:val="left"/>
-    </w:lvl>
-    <w:lvl w:ilvl="7" w:tplc="8E6C6692">
-      <w:numFmt w:val="decimal"/>
-      <w:lvlText w:val=""/>
-      <w:lvlJc w:val="left"/>
-    </w:lvl>
-    <w:lvl w:ilvl="8" w:tplc="5D9E08FE">
-      <w:numFmt w:val="decimal"/>
-      <w:lvlText w:val=""/>
-      <w:lvlJc w:val="left"/>
-    </w:lvl>
-  </w:abstractNum>
-  <w:abstractNum w:abstractNumId="74" w15:restartNumberingAfterBreak="0">
-    <w:nsid w:val="62204056"/>
-    <w:multiLevelType w:val="hybridMultilevel"/>
-    <w:tmpl w:val="E5604D26"/>
-    <w:lvl w:ilvl="0" w:tplc="082C0438">
-      <w:start w:val="66"/>
-      <w:numFmt w:val="decimal"/>
-      <w:lvlText w:val="%1."/>
-      <w:lvlJc w:val="left"/>
-      <w:pPr>
-        <w:tabs>
-          <w:tab w:val="num" w:pos="1080"/>
-        </w:tabs>
-        <w:ind w:left="720" w:hanging="360"/>
-      </w:pPr>
-    </w:lvl>
-    <w:lvl w:ilvl="1" w:tplc="21D6616A">
-      <w:numFmt w:val="decimal"/>
-      <w:lvlText w:val=""/>
-      <w:lvlJc w:val="left"/>
-    </w:lvl>
-    <w:lvl w:ilvl="2" w:tplc="A6221378">
-      <w:numFmt w:val="decimal"/>
-      <w:lvlText w:val=""/>
-      <w:lvlJc w:val="left"/>
-    </w:lvl>
-    <w:lvl w:ilvl="3" w:tplc="3D460126">
-      <w:numFmt w:val="decimal"/>
-      <w:lvlText w:val=""/>
-      <w:lvlJc w:val="left"/>
-    </w:lvl>
-    <w:lvl w:ilvl="4" w:tplc="82962300">
-      <w:numFmt w:val="decimal"/>
-      <w:lvlText w:val=""/>
-      <w:lvlJc w:val="left"/>
-    </w:lvl>
-    <w:lvl w:ilvl="5" w:tplc="126279E2">
-      <w:numFmt w:val="decimal"/>
-      <w:lvlText w:val=""/>
-      <w:lvlJc w:val="left"/>
-    </w:lvl>
-    <w:lvl w:ilvl="6" w:tplc="7738387C">
-      <w:numFmt w:val="decimal"/>
-      <w:lvlText w:val=""/>
-      <w:lvlJc w:val="left"/>
-    </w:lvl>
-    <w:lvl w:ilvl="7" w:tplc="7CD0BC88">
-      <w:numFmt w:val="decimal"/>
-      <w:lvlText w:val=""/>
-      <w:lvlJc w:val="left"/>
-    </w:lvl>
-    <w:lvl w:ilvl="8" w:tplc="5D84F2D0">
-      <w:numFmt w:val="decimal"/>
-      <w:lvlText w:val=""/>
-      <w:lvlJc w:val="left"/>
-    </w:lvl>
-  </w:abstractNum>
-  <w:abstractNum w:abstractNumId="75" w15:restartNumberingAfterBreak="0">
-    <w:nsid w:val="63770E26"/>
-    <w:multiLevelType w:val="hybridMultilevel"/>
-    <w:tmpl w:val="DEB8F6DE"/>
-    <w:lvl w:ilvl="0" w:tplc="3086FF9E">
-      <w:start w:val="11"/>
-      <w:numFmt w:val="decimal"/>
-      <w:lvlText w:val="%1."/>
-      <w:lvlJc w:val="left"/>
-      <w:pPr>
-        <w:tabs>
-          <w:tab w:val="num" w:pos="1080"/>
-        </w:tabs>
-        <w:ind w:left="720" w:hanging="360"/>
-      </w:pPr>
-    </w:lvl>
-    <w:lvl w:ilvl="1" w:tplc="FA1E0E92">
-      <w:numFmt w:val="decimal"/>
-      <w:lvlText w:val=""/>
-      <w:lvlJc w:val="left"/>
-    </w:lvl>
-    <w:lvl w:ilvl="2" w:tplc="619C3298">
-      <w:numFmt w:val="decimal"/>
-      <w:lvlText w:val=""/>
-      <w:lvlJc w:val="left"/>
-    </w:lvl>
-    <w:lvl w:ilvl="3" w:tplc="83027B42">
-      <w:numFmt w:val="decimal"/>
-      <w:lvlText w:val=""/>
-      <w:lvlJc w:val="left"/>
-    </w:lvl>
-    <w:lvl w:ilvl="4" w:tplc="33B65F64">
-      <w:numFmt w:val="decimal"/>
-      <w:lvlText w:val=""/>
-      <w:lvlJc w:val="left"/>
-    </w:lvl>
-    <w:lvl w:ilvl="5" w:tplc="D65C19EA">
-      <w:numFmt w:val="decimal"/>
-      <w:lvlText w:val=""/>
-      <w:lvlJc w:val="left"/>
-    </w:lvl>
-    <w:lvl w:ilvl="6" w:tplc="6C8A6CC4">
-      <w:numFmt w:val="decimal"/>
-      <w:lvlText w:val=""/>
-      <w:lvlJc w:val="left"/>
-    </w:lvl>
-    <w:lvl w:ilvl="7" w:tplc="011AB6E0">
-      <w:numFmt w:val="decimal"/>
-      <w:lvlText w:val=""/>
-      <w:lvlJc w:val="left"/>
-    </w:lvl>
-    <w:lvl w:ilvl="8" w:tplc="247C31FC">
-      <w:numFmt w:val="decimal"/>
-      <w:lvlText w:val=""/>
-      <w:lvlJc w:val="left"/>
-    </w:lvl>
-  </w:abstractNum>
-  <w:abstractNum w:abstractNumId="76" w15:restartNumberingAfterBreak="0">
-    <w:nsid w:val="63D81706"/>
-    <w:multiLevelType w:val="hybridMultilevel"/>
-    <w:tmpl w:val="EAF0796E"/>
-    <w:lvl w:ilvl="0" w:tplc="F6C8FFBE">
-      <w:start w:val="41"/>
-      <w:numFmt w:val="decimal"/>
-      <w:lvlText w:val="%1."/>
-      <w:lvlJc w:val="left"/>
-      <w:pPr>
-        <w:tabs>
-          <w:tab w:val="num" w:pos="1080"/>
-        </w:tabs>
-        <w:ind w:left="720" w:hanging="360"/>
-      </w:pPr>
-    </w:lvl>
-    <w:lvl w:ilvl="1" w:tplc="C2E427D8">
-      <w:numFmt w:val="decimal"/>
-      <w:lvlText w:val=""/>
-      <w:lvlJc w:val="left"/>
-    </w:lvl>
-    <w:lvl w:ilvl="2" w:tplc="020CCB4E">
-      <w:numFmt w:val="decimal"/>
-      <w:lvlText w:val=""/>
-      <w:lvlJc w:val="left"/>
-    </w:lvl>
-    <w:lvl w:ilvl="3" w:tplc="EB388B5A">
-      <w:numFmt w:val="decimal"/>
-      <w:lvlText w:val=""/>
-      <w:lvlJc w:val="left"/>
-    </w:lvl>
-    <w:lvl w:ilvl="4" w:tplc="6472D224">
-      <w:numFmt w:val="decimal"/>
-      <w:lvlText w:val=""/>
-      <w:lvlJc w:val="left"/>
-    </w:lvl>
-    <w:lvl w:ilvl="5" w:tplc="261C4F66">
-      <w:numFmt w:val="decimal"/>
-      <w:lvlText w:val=""/>
-      <w:lvlJc w:val="left"/>
-    </w:lvl>
-    <w:lvl w:ilvl="6" w:tplc="82BE5288">
-      <w:numFmt w:val="decimal"/>
-      <w:lvlText w:val=""/>
-      <w:lvlJc w:val="left"/>
-    </w:lvl>
-    <w:lvl w:ilvl="7" w:tplc="B5E45874">
-      <w:numFmt w:val="decimal"/>
-      <w:lvlText w:val=""/>
-      <w:lvlJc w:val="left"/>
-    </w:lvl>
-    <w:lvl w:ilvl="8" w:tplc="E94A7942">
-      <w:numFmt w:val="decimal"/>
-      <w:lvlText w:val=""/>
-      <w:lvlJc w:val="left"/>
-    </w:lvl>
-  </w:abstractNum>
-  <w:abstractNum w:abstractNumId="77" w15:restartNumberingAfterBreak="0">
-    <w:nsid w:val="63F212C1"/>
-    <w:multiLevelType w:val="hybridMultilevel"/>
-    <w:tmpl w:val="47ACEAC4"/>
-    <w:lvl w:ilvl="0" w:tplc="FC16860E">
-      <w:start w:val="62"/>
-      <w:numFmt w:val="decimal"/>
-      <w:lvlText w:val="%1."/>
-      <w:lvlJc w:val="left"/>
-      <w:pPr>
-        <w:tabs>
-          <w:tab w:val="num" w:pos="1080"/>
-        </w:tabs>
-        <w:ind w:left="720" w:hanging="360"/>
-      </w:pPr>
-    </w:lvl>
-    <w:lvl w:ilvl="1" w:tplc="4FA61DCC">
-      <w:numFmt w:val="decimal"/>
-      <w:lvlText w:val=""/>
-      <w:lvlJc w:val="left"/>
-    </w:lvl>
-    <w:lvl w:ilvl="2" w:tplc="6AD27A0E">
-      <w:numFmt w:val="decimal"/>
-      <w:lvlText w:val=""/>
-      <w:lvlJc w:val="left"/>
-    </w:lvl>
-    <w:lvl w:ilvl="3" w:tplc="0C0EDEE2">
-      <w:numFmt w:val="decimal"/>
-      <w:lvlText w:val=""/>
-      <w:lvlJc w:val="left"/>
-    </w:lvl>
-    <w:lvl w:ilvl="4" w:tplc="31E0C52A">
-      <w:numFmt w:val="decimal"/>
-      <w:lvlText w:val=""/>
-      <w:lvlJc w:val="left"/>
-    </w:lvl>
-    <w:lvl w:ilvl="5" w:tplc="8340AAF6">
-      <w:numFmt w:val="decimal"/>
-      <w:lvlText w:val=""/>
-      <w:lvlJc w:val="left"/>
-    </w:lvl>
-    <w:lvl w:ilvl="6" w:tplc="36ACDE22">
-      <w:numFmt w:val="decimal"/>
-      <w:lvlText w:val=""/>
-      <w:lvlJc w:val="left"/>
-    </w:lvl>
-    <w:lvl w:ilvl="7" w:tplc="3850CEBA">
-      <w:numFmt w:val="decimal"/>
-      <w:lvlText w:val=""/>
-      <w:lvlJc w:val="left"/>
-    </w:lvl>
-    <w:lvl w:ilvl="8" w:tplc="5CA48EFA">
-      <w:numFmt w:val="decimal"/>
-      <w:lvlText w:val=""/>
-      <w:lvlJc w:val="left"/>
-    </w:lvl>
-  </w:abstractNum>
-  <w:abstractNum w:abstractNumId="78" w15:restartNumberingAfterBreak="0">
-    <w:nsid w:val="655E2623"/>
-    <w:multiLevelType w:val="hybridMultilevel"/>
-    <w:tmpl w:val="6E58AB66"/>
-    <w:lvl w:ilvl="0" w:tplc="FE42B220">
-      <w:start w:val="27"/>
-      <w:numFmt w:val="decimal"/>
-      <w:lvlText w:val="%1."/>
-      <w:lvlJc w:val="left"/>
-      <w:pPr>
-        <w:tabs>
-          <w:tab w:val="num" w:pos="1080"/>
-        </w:tabs>
-        <w:ind w:left="720" w:hanging="360"/>
-      </w:pPr>
-    </w:lvl>
-    <w:lvl w:ilvl="1" w:tplc="E9002488">
-      <w:numFmt w:val="decimal"/>
-      <w:lvlText w:val=""/>
-      <w:lvlJc w:val="left"/>
-    </w:lvl>
-    <w:lvl w:ilvl="2" w:tplc="F6A85444">
-      <w:numFmt w:val="decimal"/>
-      <w:lvlText w:val=""/>
-      <w:lvlJc w:val="left"/>
-    </w:lvl>
-    <w:lvl w:ilvl="3" w:tplc="0DA4988A">
-      <w:numFmt w:val="decimal"/>
-      <w:lvlText w:val=""/>
-      <w:lvlJc w:val="left"/>
-    </w:lvl>
-    <w:lvl w:ilvl="4" w:tplc="61E2B7B4">
-      <w:numFmt w:val="decimal"/>
-      <w:lvlText w:val=""/>
-      <w:lvlJc w:val="left"/>
-    </w:lvl>
-    <w:lvl w:ilvl="5" w:tplc="E888552A">
-      <w:numFmt w:val="decimal"/>
-      <w:lvlText w:val=""/>
-      <w:lvlJc w:val="left"/>
-    </w:lvl>
-    <w:lvl w:ilvl="6" w:tplc="7C3C730E">
-      <w:numFmt w:val="decimal"/>
-      <w:lvlText w:val=""/>
-      <w:lvlJc w:val="left"/>
-    </w:lvl>
-    <w:lvl w:ilvl="7" w:tplc="604233F0">
-      <w:numFmt w:val="decimal"/>
-      <w:lvlText w:val=""/>
-      <w:lvlJc w:val="left"/>
-    </w:lvl>
-    <w:lvl w:ilvl="8" w:tplc="F94C9234">
-      <w:numFmt w:val="decimal"/>
-      <w:lvlText w:val=""/>
-      <w:lvlJc w:val="left"/>
-    </w:lvl>
-  </w:abstractNum>
-  <w:abstractNum w:abstractNumId="79" w15:restartNumberingAfterBreak="0">
-    <w:nsid w:val="656C317E"/>
-    <w:multiLevelType w:val="hybridMultilevel"/>
-    <w:tmpl w:val="DB502AC8"/>
-    <w:lvl w:ilvl="0" w:tplc="8A068A56">
-      <w:start w:val="42"/>
-      <w:numFmt w:val="decimal"/>
-      <w:lvlText w:val="%1."/>
-      <w:lvlJc w:val="left"/>
-      <w:pPr>
-        <w:tabs>
-          <w:tab w:val="num" w:pos="1080"/>
-        </w:tabs>
-        <w:ind w:left="720" w:hanging="360"/>
-      </w:pPr>
-    </w:lvl>
-    <w:lvl w:ilvl="1" w:tplc="9DC62170">
-      <w:numFmt w:val="decimal"/>
-      <w:lvlText w:val=""/>
-      <w:lvlJc w:val="left"/>
-    </w:lvl>
-    <w:lvl w:ilvl="2" w:tplc="27D2F94A">
-      <w:numFmt w:val="decimal"/>
-      <w:lvlText w:val=""/>
-      <w:lvlJc w:val="left"/>
-    </w:lvl>
-    <w:lvl w:ilvl="3" w:tplc="567ADBC2">
-      <w:numFmt w:val="decimal"/>
-      <w:lvlText w:val=""/>
-      <w:lvlJc w:val="left"/>
-    </w:lvl>
-    <w:lvl w:ilvl="4" w:tplc="4424AB80">
-      <w:numFmt w:val="decimal"/>
-      <w:lvlText w:val=""/>
-      <w:lvlJc w:val="left"/>
-    </w:lvl>
-    <w:lvl w:ilvl="5" w:tplc="BBA88CD4">
-      <w:numFmt w:val="decimal"/>
-      <w:lvlText w:val=""/>
-      <w:lvlJc w:val="left"/>
-    </w:lvl>
-    <w:lvl w:ilvl="6" w:tplc="42984746">
-      <w:numFmt w:val="decimal"/>
-      <w:lvlText w:val=""/>
-      <w:lvlJc w:val="left"/>
-    </w:lvl>
-    <w:lvl w:ilvl="7" w:tplc="D868CA82">
-      <w:numFmt w:val="decimal"/>
-      <w:lvlText w:val=""/>
-      <w:lvlJc w:val="left"/>
-    </w:lvl>
-    <w:lvl w:ilvl="8" w:tplc="7B9A2C26">
-      <w:numFmt w:val="decimal"/>
-      <w:lvlText w:val=""/>
-      <w:lvlJc w:val="left"/>
-    </w:lvl>
-  </w:abstractNum>
-  <w:abstractNum w:abstractNumId="80" w15:restartNumberingAfterBreak="0">
-    <w:nsid w:val="670736DF"/>
-    <w:multiLevelType w:val="hybridMultilevel"/>
-    <w:tmpl w:val="905EE2C2"/>
-    <w:lvl w:ilvl="0" w:tplc="DF14BB1E">
-      <w:start w:val="26"/>
-      <w:numFmt w:val="decimal"/>
-      <w:lvlText w:val="%1."/>
-      <w:lvlJc w:val="left"/>
-      <w:pPr>
-        <w:tabs>
-          <w:tab w:val="num" w:pos="1080"/>
-        </w:tabs>
-        <w:ind w:left="720" w:hanging="360"/>
-      </w:pPr>
-    </w:lvl>
-    <w:lvl w:ilvl="1" w:tplc="E41CA8B0">
-      <w:numFmt w:val="decimal"/>
-      <w:lvlText w:val=""/>
-      <w:lvlJc w:val="left"/>
-    </w:lvl>
-    <w:lvl w:ilvl="2" w:tplc="1D1C2A44">
-      <w:numFmt w:val="decimal"/>
-      <w:lvlText w:val=""/>
-      <w:lvlJc w:val="left"/>
-    </w:lvl>
-    <w:lvl w:ilvl="3" w:tplc="D074AB6C">
-      <w:numFmt w:val="decimal"/>
-      <w:lvlText w:val=""/>
-      <w:lvlJc w:val="left"/>
-    </w:lvl>
-    <w:lvl w:ilvl="4" w:tplc="F64C7CF4">
-      <w:numFmt w:val="decimal"/>
-      <w:lvlText w:val=""/>
-      <w:lvlJc w:val="left"/>
-    </w:lvl>
-    <w:lvl w:ilvl="5" w:tplc="FAC4D972">
-      <w:numFmt w:val="decimal"/>
-      <w:lvlText w:val=""/>
-      <w:lvlJc w:val="left"/>
-    </w:lvl>
-    <w:lvl w:ilvl="6" w:tplc="8208DCC8">
-      <w:numFmt w:val="decimal"/>
-      <w:lvlText w:val=""/>
-      <w:lvlJc w:val="left"/>
-    </w:lvl>
-    <w:lvl w:ilvl="7" w:tplc="8938A3EA">
-      <w:numFmt w:val="decimal"/>
-      <w:lvlText w:val=""/>
-      <w:lvlJc w:val="left"/>
-    </w:lvl>
-    <w:lvl w:ilvl="8" w:tplc="E5B29314">
-      <w:numFmt w:val="decimal"/>
-      <w:lvlText w:val=""/>
-      <w:lvlJc w:val="left"/>
-    </w:lvl>
-  </w:abstractNum>
-  <w:abstractNum w:abstractNumId="81" w15:restartNumberingAfterBreak="0">
-    <w:nsid w:val="67532EC5"/>
-    <w:multiLevelType w:val="hybridMultilevel"/>
-    <w:tmpl w:val="F738CD24"/>
-    <w:lvl w:ilvl="0" w:tplc="6A107A80">
-      <w:start w:val="15"/>
-      <w:numFmt w:val="decimal"/>
-      <w:lvlText w:val="%1."/>
-      <w:lvlJc w:val="left"/>
-      <w:pPr>
-        <w:tabs>
-          <w:tab w:val="num" w:pos="1080"/>
-        </w:tabs>
-        <w:ind w:left="720" w:hanging="360"/>
-      </w:pPr>
-    </w:lvl>
-    <w:lvl w:ilvl="1" w:tplc="E9806F0A">
-      <w:numFmt w:val="decimal"/>
-      <w:lvlText w:val=""/>
-      <w:lvlJc w:val="left"/>
-    </w:lvl>
-    <w:lvl w:ilvl="2" w:tplc="66703780">
-      <w:numFmt w:val="decimal"/>
-      <w:lvlText w:val=""/>
-      <w:lvlJc w:val="left"/>
-    </w:lvl>
-    <w:lvl w:ilvl="3" w:tplc="8AE26F92">
-      <w:numFmt w:val="decimal"/>
-      <w:lvlText w:val=""/>
-      <w:lvlJc w:val="left"/>
-    </w:lvl>
-    <w:lvl w:ilvl="4" w:tplc="94F64DAE">
-      <w:numFmt w:val="decimal"/>
-      <w:lvlText w:val=""/>
-      <w:lvlJc w:val="left"/>
-    </w:lvl>
-    <w:lvl w:ilvl="5" w:tplc="7DA22890">
-      <w:numFmt w:val="decimal"/>
-      <w:lvlText w:val=""/>
-      <w:lvlJc w:val="left"/>
-    </w:lvl>
-    <w:lvl w:ilvl="6" w:tplc="6FB841BA">
-      <w:numFmt w:val="decimal"/>
-      <w:lvlText w:val=""/>
-      <w:lvlJc w:val="left"/>
-    </w:lvl>
-    <w:lvl w:ilvl="7" w:tplc="03902E7E">
-      <w:numFmt w:val="decimal"/>
-      <w:lvlText w:val=""/>
-      <w:lvlJc w:val="left"/>
-    </w:lvl>
-    <w:lvl w:ilvl="8" w:tplc="27E4C8C4">
-      <w:numFmt w:val="decimal"/>
-      <w:lvlText w:val=""/>
-      <w:lvlJc w:val="left"/>
-    </w:lvl>
-  </w:abstractNum>
-  <w:abstractNum w:abstractNumId="82" w15:restartNumberingAfterBreak="0">
-    <w:nsid w:val="6C861068"/>
-    <w:multiLevelType w:val="hybridMultilevel"/>
-    <w:tmpl w:val="200CB40E"/>
-    <w:lvl w:ilvl="0" w:tplc="188C1090">
-      <w:start w:val="1"/>
-      <w:numFmt w:val="decimal"/>
-      <w:lvlText w:val="%1."/>
-      <w:lvlJc w:val="left"/>
-      <w:pPr>
-        <w:tabs>
-          <w:tab w:val="num" w:pos="1080"/>
-        </w:tabs>
-        <w:ind w:left="720" w:hanging="360"/>
-      </w:pPr>
-    </w:lvl>
-    <w:lvl w:ilvl="1" w:tplc="E01EA2E2">
-      <w:numFmt w:val="decimal"/>
-      <w:lvlText w:val=""/>
-      <w:lvlJc w:val="left"/>
-    </w:lvl>
-    <w:lvl w:ilvl="2" w:tplc="41E42880">
-      <w:numFmt w:val="decimal"/>
-      <w:lvlText w:val=""/>
-      <w:lvlJc w:val="left"/>
-    </w:lvl>
-    <w:lvl w:ilvl="3" w:tplc="031C94FC">
-      <w:numFmt w:val="decimal"/>
-      <w:lvlText w:val=""/>
-      <w:lvlJc w:val="left"/>
-    </w:lvl>
-    <w:lvl w:ilvl="4" w:tplc="F9A01FCA">
-      <w:numFmt w:val="decimal"/>
-      <w:lvlText w:val=""/>
-      <w:lvlJc w:val="left"/>
-    </w:lvl>
-    <w:lvl w:ilvl="5" w:tplc="DFD0AD74">
-      <w:numFmt w:val="decimal"/>
-      <w:lvlText w:val=""/>
-      <w:lvlJc w:val="left"/>
-    </w:lvl>
-    <w:lvl w:ilvl="6" w:tplc="B4B2C33E">
-      <w:numFmt w:val="decimal"/>
-      <w:lvlText w:val=""/>
-      <w:lvlJc w:val="left"/>
-    </w:lvl>
-    <w:lvl w:ilvl="7" w:tplc="A9A25D6E">
-      <w:numFmt w:val="decimal"/>
-      <w:lvlText w:val=""/>
-      <w:lvlJc w:val="left"/>
-    </w:lvl>
-    <w:lvl w:ilvl="8" w:tplc="DFBAA7EC">
-      <w:numFmt w:val="decimal"/>
-      <w:lvlText w:val=""/>
-      <w:lvlJc w:val="left"/>
-    </w:lvl>
-  </w:abstractNum>
-  <w:abstractNum w:abstractNumId="83" w15:restartNumberingAfterBreak="0">
-    <w:nsid w:val="6CA25EC0"/>
-    <w:multiLevelType w:val="hybridMultilevel"/>
-    <w:tmpl w:val="8A7C3484"/>
-    <w:lvl w:ilvl="0" w:tplc="06487792">
-      <w:start w:val="98"/>
-      <w:numFmt w:val="decimal"/>
-      <w:lvlText w:val="%1."/>
-      <w:lvlJc w:val="left"/>
-      <w:pPr>
-        <w:tabs>
-          <w:tab w:val="num" w:pos="1080"/>
-        </w:tabs>
-        <w:ind w:left="720" w:hanging="360"/>
-      </w:pPr>
-    </w:lvl>
-    <w:lvl w:ilvl="1" w:tplc="8D768A64">
-      <w:numFmt w:val="decimal"/>
-      <w:lvlText w:val=""/>
-      <w:lvlJc w:val="left"/>
-    </w:lvl>
-    <w:lvl w:ilvl="2" w:tplc="905CA7DE">
-      <w:numFmt w:val="decimal"/>
-      <w:lvlText w:val=""/>
-      <w:lvlJc w:val="left"/>
-    </w:lvl>
-    <w:lvl w:ilvl="3" w:tplc="906A9B1C">
-      <w:numFmt w:val="decimal"/>
-      <w:lvlText w:val=""/>
-      <w:lvlJc w:val="left"/>
-    </w:lvl>
-    <w:lvl w:ilvl="4" w:tplc="0AB89CF4">
-      <w:numFmt w:val="decimal"/>
-      <w:lvlText w:val=""/>
-      <w:lvlJc w:val="left"/>
-    </w:lvl>
-    <w:lvl w:ilvl="5" w:tplc="E6561402">
-      <w:numFmt w:val="decimal"/>
-      <w:lvlText w:val=""/>
-      <w:lvlJc w:val="left"/>
-    </w:lvl>
-    <w:lvl w:ilvl="6" w:tplc="EAA08D70">
-      <w:numFmt w:val="decimal"/>
-      <w:lvlText w:val=""/>
-      <w:lvlJc w:val="left"/>
-    </w:lvl>
-    <w:lvl w:ilvl="7" w:tplc="75326426">
-      <w:numFmt w:val="decimal"/>
-      <w:lvlText w:val=""/>
-      <w:lvlJc w:val="left"/>
-    </w:lvl>
-    <w:lvl w:ilvl="8" w:tplc="744AAC2C">
-      <w:numFmt w:val="decimal"/>
-      <w:lvlText w:val=""/>
-      <w:lvlJc w:val="left"/>
-    </w:lvl>
-  </w:abstractNum>
-  <w:abstractNum w:abstractNumId="84" w15:restartNumberingAfterBreak="0">
-    <w:nsid w:val="6CCA60A2"/>
-    <w:multiLevelType w:val="hybridMultilevel"/>
-    <w:tmpl w:val="F76ED560"/>
-    <w:lvl w:ilvl="0" w:tplc="6FC68958">
-      <w:start w:val="23"/>
-      <w:numFmt w:val="decimal"/>
-      <w:lvlText w:val="%1."/>
-      <w:lvlJc w:val="left"/>
-      <w:pPr>
-        <w:tabs>
-          <w:tab w:val="num" w:pos="1080"/>
-        </w:tabs>
-        <w:ind w:left="720" w:hanging="360"/>
-      </w:pPr>
-    </w:lvl>
-    <w:lvl w:ilvl="1" w:tplc="5D9C925C">
-      <w:numFmt w:val="decimal"/>
-      <w:lvlText w:val=""/>
-      <w:lvlJc w:val="left"/>
-    </w:lvl>
-    <w:lvl w:ilvl="2" w:tplc="6A465B40">
-      <w:numFmt w:val="decimal"/>
-      <w:lvlText w:val=""/>
-      <w:lvlJc w:val="left"/>
-    </w:lvl>
-    <w:lvl w:ilvl="3" w:tplc="2C0298F2">
-      <w:numFmt w:val="decimal"/>
-      <w:lvlText w:val=""/>
-      <w:lvlJc w:val="left"/>
-    </w:lvl>
-    <w:lvl w:ilvl="4" w:tplc="272AC738">
-      <w:numFmt w:val="decimal"/>
-      <w:lvlText w:val=""/>
-      <w:lvlJc w:val="left"/>
-    </w:lvl>
-    <w:lvl w:ilvl="5" w:tplc="422E48F6">
-      <w:numFmt w:val="decimal"/>
-      <w:lvlText w:val=""/>
-      <w:lvlJc w:val="left"/>
-    </w:lvl>
-    <w:lvl w:ilvl="6" w:tplc="91CA9DA4">
-      <w:numFmt w:val="decimal"/>
-      <w:lvlText w:val=""/>
-      <w:lvlJc w:val="left"/>
-    </w:lvl>
-    <w:lvl w:ilvl="7" w:tplc="424E1638">
-      <w:numFmt w:val="decimal"/>
-      <w:lvlText w:val=""/>
-      <w:lvlJc w:val="left"/>
-    </w:lvl>
-    <w:lvl w:ilvl="8" w:tplc="A290F1C6">
-      <w:numFmt w:val="decimal"/>
-      <w:lvlText w:val=""/>
-      <w:lvlJc w:val="left"/>
-    </w:lvl>
-  </w:abstractNum>
-  <w:abstractNum w:abstractNumId="85" w15:restartNumberingAfterBreak="0">
-    <w:nsid w:val="6CE138AC"/>
-    <w:multiLevelType w:val="hybridMultilevel"/>
-    <w:tmpl w:val="D2D6DBAA"/>
-    <w:lvl w:ilvl="0" w:tplc="9B0A3D14">
-      <w:start w:val="1"/>
-      <w:numFmt w:val="decimal"/>
-      <w:lvlText w:val="%1."/>
-      <w:lvlJc w:val="left"/>
-      <w:pPr>
-        <w:tabs>
-          <w:tab w:val="num" w:pos="1080"/>
-        </w:tabs>
-        <w:ind w:left="720" w:hanging="360"/>
-      </w:pPr>
-    </w:lvl>
-    <w:lvl w:ilvl="1" w:tplc="8A9E77BC">
-      <w:numFmt w:val="decimal"/>
-      <w:lvlText w:val=""/>
-      <w:lvlJc w:val="left"/>
-    </w:lvl>
-    <w:lvl w:ilvl="2" w:tplc="0750CF8E">
-      <w:numFmt w:val="decimal"/>
-      <w:lvlText w:val=""/>
-      <w:lvlJc w:val="left"/>
-    </w:lvl>
-    <w:lvl w:ilvl="3" w:tplc="FF8E6F2C">
-      <w:numFmt w:val="decimal"/>
-      <w:lvlText w:val=""/>
-      <w:lvlJc w:val="left"/>
-    </w:lvl>
-    <w:lvl w:ilvl="4" w:tplc="5E6CCF2C">
-      <w:numFmt w:val="decimal"/>
-      <w:lvlText w:val=""/>
-      <w:lvlJc w:val="left"/>
-    </w:lvl>
-    <w:lvl w:ilvl="5" w:tplc="8AFC5A6E">
-      <w:numFmt w:val="decimal"/>
-      <w:lvlText w:val=""/>
-      <w:lvlJc w:val="left"/>
-    </w:lvl>
-    <w:lvl w:ilvl="6" w:tplc="A9A80756">
-      <w:numFmt w:val="decimal"/>
-      <w:lvlText w:val=""/>
-      <w:lvlJc w:val="left"/>
-    </w:lvl>
-    <w:lvl w:ilvl="7" w:tplc="F2F40A4C">
-      <w:numFmt w:val="decimal"/>
-      <w:lvlText w:val=""/>
-      <w:lvlJc w:val="left"/>
-    </w:lvl>
-    <w:lvl w:ilvl="8" w:tplc="591E6946">
-      <w:numFmt w:val="decimal"/>
-      <w:lvlText w:val=""/>
-      <w:lvlJc w:val="left"/>
-    </w:lvl>
-  </w:abstractNum>
-  <w:abstractNum w:abstractNumId="86" w15:restartNumberingAfterBreak="0">
-    <w:nsid w:val="6D4A7F66"/>
-    <w:multiLevelType w:val="hybridMultilevel"/>
-    <w:tmpl w:val="A246C268"/>
-    <w:lvl w:ilvl="0" w:tplc="9B10571C">
-      <w:start w:val="94"/>
-      <w:numFmt w:val="decimal"/>
-      <w:lvlText w:val="%1."/>
-      <w:lvlJc w:val="left"/>
-      <w:pPr>
-        <w:tabs>
-          <w:tab w:val="num" w:pos="1080"/>
-        </w:tabs>
-        <w:ind w:left="720" w:hanging="360"/>
-      </w:pPr>
-    </w:lvl>
-    <w:lvl w:ilvl="1" w:tplc="2BB4ECBA">
-      <w:numFmt w:val="decimal"/>
-      <w:lvlText w:val=""/>
-      <w:lvlJc w:val="left"/>
-    </w:lvl>
-    <w:lvl w:ilvl="2" w:tplc="47308842">
-      <w:numFmt w:val="decimal"/>
-      <w:lvlText w:val=""/>
-      <w:lvlJc w:val="left"/>
-    </w:lvl>
-    <w:lvl w:ilvl="3" w:tplc="B304414A">
-      <w:numFmt w:val="decimal"/>
-      <w:lvlText w:val=""/>
-      <w:lvlJc w:val="left"/>
-    </w:lvl>
-    <w:lvl w:ilvl="4" w:tplc="1FD82C34">
-      <w:numFmt w:val="decimal"/>
-      <w:lvlText w:val=""/>
-      <w:lvlJc w:val="left"/>
-    </w:lvl>
-    <w:lvl w:ilvl="5" w:tplc="28E42F5C">
-      <w:numFmt w:val="decimal"/>
-      <w:lvlText w:val=""/>
-      <w:lvlJc w:val="left"/>
-    </w:lvl>
-    <w:lvl w:ilvl="6" w:tplc="287221E8">
-      <w:numFmt w:val="decimal"/>
-      <w:lvlText w:val=""/>
-      <w:lvlJc w:val="left"/>
-    </w:lvl>
-    <w:lvl w:ilvl="7" w:tplc="4A5AC38A">
-      <w:numFmt w:val="decimal"/>
-      <w:lvlText w:val=""/>
-      <w:lvlJc w:val="left"/>
-    </w:lvl>
-    <w:lvl w:ilvl="8" w:tplc="37366AC6">
-      <w:numFmt w:val="decimal"/>
-      <w:lvlText w:val=""/>
-      <w:lvlJc w:val="left"/>
-    </w:lvl>
-  </w:abstractNum>
-  <w:abstractNum w:abstractNumId="87" w15:restartNumberingAfterBreak="0">
-    <w:nsid w:val="6DB473C3"/>
-    <w:multiLevelType w:val="hybridMultilevel"/>
-    <w:tmpl w:val="A30ECC30"/>
-    <w:lvl w:ilvl="0" w:tplc="F9D29910">
-      <w:start w:val="63"/>
-      <w:numFmt w:val="decimal"/>
-      <w:lvlText w:val="%1."/>
-      <w:lvlJc w:val="left"/>
-      <w:pPr>
-        <w:tabs>
-          <w:tab w:val="num" w:pos="1080"/>
-        </w:tabs>
-        <w:ind w:left="720" w:hanging="360"/>
-      </w:pPr>
-    </w:lvl>
-    <w:lvl w:ilvl="1" w:tplc="A5A41E16">
-      <w:numFmt w:val="decimal"/>
-      <w:lvlText w:val=""/>
-      <w:lvlJc w:val="left"/>
-    </w:lvl>
-    <w:lvl w:ilvl="2" w:tplc="B726E11A">
-      <w:numFmt w:val="decimal"/>
-      <w:lvlText w:val=""/>
-      <w:lvlJc w:val="left"/>
-    </w:lvl>
-    <w:lvl w:ilvl="3" w:tplc="1FB2301E">
-      <w:numFmt w:val="decimal"/>
-      <w:lvlText w:val=""/>
-      <w:lvlJc w:val="left"/>
-    </w:lvl>
-    <w:lvl w:ilvl="4" w:tplc="710412F2">
-      <w:numFmt w:val="decimal"/>
-      <w:lvlText w:val=""/>
-      <w:lvlJc w:val="left"/>
-    </w:lvl>
-    <w:lvl w:ilvl="5" w:tplc="43AEB76C">
-      <w:numFmt w:val="decimal"/>
-      <w:lvlText w:val=""/>
-      <w:lvlJc w:val="left"/>
-    </w:lvl>
-    <w:lvl w:ilvl="6" w:tplc="335A603E">
-      <w:numFmt w:val="decimal"/>
-      <w:lvlText w:val=""/>
-      <w:lvlJc w:val="left"/>
-    </w:lvl>
-    <w:lvl w:ilvl="7" w:tplc="BC6E4500">
-      <w:numFmt w:val="decimal"/>
-      <w:lvlText w:val=""/>
-      <w:lvlJc w:val="left"/>
-    </w:lvl>
-    <w:lvl w:ilvl="8" w:tplc="6B3E86EE">
-      <w:numFmt w:val="decimal"/>
-      <w:lvlText w:val=""/>
-      <w:lvlJc w:val="left"/>
-    </w:lvl>
-  </w:abstractNum>
-  <w:abstractNum w:abstractNumId="88" w15:restartNumberingAfterBreak="0">
-    <w:nsid w:val="700D5FE4"/>
-    <w:multiLevelType w:val="hybridMultilevel"/>
-    <w:tmpl w:val="CE3A3C80"/>
-    <w:lvl w:ilvl="0" w:tplc="4736755A">
-      <w:start w:val="23"/>
-      <w:numFmt w:val="decimal"/>
-      <w:lvlText w:val="%1."/>
-      <w:lvlJc w:val="left"/>
-      <w:pPr>
-        <w:tabs>
-          <w:tab w:val="num" w:pos="1080"/>
-        </w:tabs>
-        <w:ind w:left="720" w:hanging="360"/>
-      </w:pPr>
-    </w:lvl>
-    <w:lvl w:ilvl="1" w:tplc="8066434A">
-      <w:numFmt w:val="decimal"/>
-      <w:lvlText w:val=""/>
-      <w:lvlJc w:val="left"/>
-    </w:lvl>
-    <w:lvl w:ilvl="2" w:tplc="EC8EA8EE">
-      <w:numFmt w:val="decimal"/>
-      <w:lvlText w:val=""/>
-      <w:lvlJc w:val="left"/>
-    </w:lvl>
-    <w:lvl w:ilvl="3" w:tplc="4F5A8A86">
-      <w:numFmt w:val="decimal"/>
-      <w:lvlText w:val=""/>
-      <w:lvlJc w:val="left"/>
-    </w:lvl>
-    <w:lvl w:ilvl="4" w:tplc="D59682D6">
-      <w:numFmt w:val="decimal"/>
-      <w:lvlText w:val=""/>
-      <w:lvlJc w:val="left"/>
-    </w:lvl>
-    <w:lvl w:ilvl="5" w:tplc="D5524538">
-      <w:numFmt w:val="decimal"/>
-      <w:lvlText w:val=""/>
-      <w:lvlJc w:val="left"/>
-    </w:lvl>
-    <w:lvl w:ilvl="6" w:tplc="FF84F692">
-      <w:numFmt w:val="decimal"/>
-      <w:lvlText w:val=""/>
-      <w:lvlJc w:val="left"/>
-    </w:lvl>
-    <w:lvl w:ilvl="7" w:tplc="C21EA2F2">
-      <w:numFmt w:val="decimal"/>
-      <w:lvlText w:val=""/>
-      <w:lvlJc w:val="left"/>
-    </w:lvl>
-    <w:lvl w:ilvl="8" w:tplc="B5AC0420">
-      <w:numFmt w:val="decimal"/>
-      <w:lvlText w:val=""/>
-      <w:lvlJc w:val="left"/>
-    </w:lvl>
-  </w:abstractNum>
-  <w:abstractNum w:abstractNumId="89" w15:restartNumberingAfterBreak="0">
-    <w:nsid w:val="72376BC2"/>
-    <w:multiLevelType w:val="hybridMultilevel"/>
-    <w:tmpl w:val="7366B4DE"/>
-    <w:lvl w:ilvl="0" w:tplc="289C4E78">
-      <w:start w:val="60"/>
-      <w:numFmt w:val="decimal"/>
-      <w:lvlText w:val="%1."/>
-      <w:lvlJc w:val="left"/>
-      <w:pPr>
-        <w:tabs>
-          <w:tab w:val="num" w:pos="1080"/>
-        </w:tabs>
-        <w:ind w:left="720" w:hanging="360"/>
-      </w:pPr>
-    </w:lvl>
-    <w:lvl w:ilvl="1" w:tplc="A2F06AE8">
-      <w:numFmt w:val="decimal"/>
-      <w:lvlText w:val=""/>
-      <w:lvlJc w:val="left"/>
-    </w:lvl>
-    <w:lvl w:ilvl="2" w:tplc="C55A94BC">
-      <w:numFmt w:val="decimal"/>
-      <w:lvlText w:val=""/>
-      <w:lvlJc w:val="left"/>
-    </w:lvl>
-    <w:lvl w:ilvl="3" w:tplc="69346340">
-      <w:numFmt w:val="decimal"/>
-      <w:lvlText w:val=""/>
-      <w:lvlJc w:val="left"/>
-    </w:lvl>
-    <w:lvl w:ilvl="4" w:tplc="0764D664">
-      <w:numFmt w:val="decimal"/>
-      <w:lvlText w:val=""/>
-      <w:lvlJc w:val="left"/>
-    </w:lvl>
-    <w:lvl w:ilvl="5" w:tplc="6FD0E9C4">
-      <w:numFmt w:val="decimal"/>
-      <w:lvlText w:val=""/>
-      <w:lvlJc w:val="left"/>
-    </w:lvl>
-    <w:lvl w:ilvl="6" w:tplc="959C0216">
-      <w:numFmt w:val="decimal"/>
-      <w:lvlText w:val=""/>
-      <w:lvlJc w:val="left"/>
-    </w:lvl>
-    <w:lvl w:ilvl="7" w:tplc="7E062C1A">
-      <w:numFmt w:val="decimal"/>
-      <w:lvlText w:val=""/>
-      <w:lvlJc w:val="left"/>
-    </w:lvl>
-    <w:lvl w:ilvl="8" w:tplc="3672FF34">
-      <w:numFmt w:val="decimal"/>
-      <w:lvlText w:val=""/>
-      <w:lvlJc w:val="left"/>
-    </w:lvl>
-  </w:abstractNum>
-  <w:abstractNum w:abstractNumId="90" w15:restartNumberingAfterBreak="0">
-    <w:nsid w:val="736A6E9C"/>
-    <w:multiLevelType w:val="hybridMultilevel"/>
-    <w:tmpl w:val="3266CF50"/>
-    <w:lvl w:ilvl="0" w:tplc="CD6C539E">
-      <w:start w:val="40"/>
-      <w:numFmt w:val="decimal"/>
-      <w:lvlText w:val="%1."/>
-      <w:lvlJc w:val="left"/>
-      <w:pPr>
-        <w:tabs>
-          <w:tab w:val="num" w:pos="1080"/>
-        </w:tabs>
-        <w:ind w:left="720" w:hanging="360"/>
-      </w:pPr>
-    </w:lvl>
-    <w:lvl w:ilvl="1" w:tplc="6060B586">
-      <w:numFmt w:val="decimal"/>
-      <w:lvlText w:val=""/>
-      <w:lvlJc w:val="left"/>
-    </w:lvl>
-    <w:lvl w:ilvl="2" w:tplc="7DB88542">
-      <w:numFmt w:val="decimal"/>
-      <w:lvlText w:val=""/>
-      <w:lvlJc w:val="left"/>
-    </w:lvl>
-    <w:lvl w:ilvl="3" w:tplc="B3CC2C42">
-      <w:numFmt w:val="decimal"/>
-      <w:lvlText w:val=""/>
-      <w:lvlJc w:val="left"/>
-    </w:lvl>
-    <w:lvl w:ilvl="4" w:tplc="55C6EF32">
-      <w:numFmt w:val="decimal"/>
-      <w:lvlText w:val=""/>
-      <w:lvlJc w:val="left"/>
-    </w:lvl>
-    <w:lvl w:ilvl="5" w:tplc="E3AA856C">
-      <w:numFmt w:val="decimal"/>
-      <w:lvlText w:val=""/>
-      <w:lvlJc w:val="left"/>
-    </w:lvl>
-    <w:lvl w:ilvl="6" w:tplc="2A7A1138">
-      <w:numFmt w:val="decimal"/>
-      <w:lvlText w:val=""/>
-      <w:lvlJc w:val="left"/>
-    </w:lvl>
-    <w:lvl w:ilvl="7" w:tplc="D2DCFD4E">
-      <w:numFmt w:val="decimal"/>
-      <w:lvlText w:val=""/>
-      <w:lvlJc w:val="left"/>
-    </w:lvl>
-    <w:lvl w:ilvl="8" w:tplc="50BCA05C">
-      <w:numFmt w:val="decimal"/>
-      <w:lvlText w:val=""/>
-      <w:lvlJc w:val="left"/>
-    </w:lvl>
-  </w:abstractNum>
-  <w:abstractNum w:abstractNumId="91" w15:restartNumberingAfterBreak="0">
-    <w:nsid w:val="73F663EA"/>
-    <w:multiLevelType w:val="hybridMultilevel"/>
-    <w:tmpl w:val="9372E452"/>
-    <w:lvl w:ilvl="0" w:tplc="E11A2C40">
-      <w:start w:val="10"/>
-      <w:numFmt w:val="decimal"/>
-      <w:lvlText w:val="%1."/>
-      <w:lvlJc w:val="left"/>
-      <w:pPr>
-        <w:tabs>
-          <w:tab w:val="num" w:pos="1080"/>
-        </w:tabs>
-        <w:ind w:left="720" w:hanging="360"/>
-      </w:pPr>
-    </w:lvl>
-    <w:lvl w:ilvl="1" w:tplc="E556A414">
-      <w:numFmt w:val="decimal"/>
-      <w:lvlText w:val=""/>
-      <w:lvlJc w:val="left"/>
-    </w:lvl>
-    <w:lvl w:ilvl="2" w:tplc="1C24F4C2">
-      <w:numFmt w:val="decimal"/>
-      <w:lvlText w:val=""/>
-      <w:lvlJc w:val="left"/>
-    </w:lvl>
-    <w:lvl w:ilvl="3" w:tplc="461C377A">
-      <w:numFmt w:val="decimal"/>
-      <w:lvlText w:val=""/>
-      <w:lvlJc w:val="left"/>
-    </w:lvl>
-    <w:lvl w:ilvl="4" w:tplc="B48024AA">
-      <w:numFmt w:val="decimal"/>
-      <w:lvlText w:val=""/>
-      <w:lvlJc w:val="left"/>
-    </w:lvl>
-    <w:lvl w:ilvl="5" w:tplc="0BFE6118">
-      <w:numFmt w:val="decimal"/>
-      <w:lvlText w:val=""/>
-      <w:lvlJc w:val="left"/>
-    </w:lvl>
-    <w:lvl w:ilvl="6" w:tplc="587E741C">
-      <w:numFmt w:val="decimal"/>
-      <w:lvlText w:val=""/>
-      <w:lvlJc w:val="left"/>
-    </w:lvl>
-    <w:lvl w:ilvl="7" w:tplc="F124B418">
-      <w:numFmt w:val="decimal"/>
-      <w:lvlText w:val=""/>
-      <w:lvlJc w:val="left"/>
-    </w:lvl>
-    <w:lvl w:ilvl="8" w:tplc="6D7E0C68">
-      <w:numFmt w:val="decimal"/>
-      <w:lvlText w:val=""/>
-      <w:lvlJc w:val="left"/>
-    </w:lvl>
-  </w:abstractNum>
-  <w:abstractNum w:abstractNumId="92" w15:restartNumberingAfterBreak="0">
-    <w:nsid w:val="754D4C48"/>
-    <w:multiLevelType w:val="hybridMultilevel"/>
-    <w:tmpl w:val="66066B68"/>
-    <w:lvl w:ilvl="0" w:tplc="E128478C">
-      <w:start w:val="60"/>
-      <w:numFmt w:val="decimal"/>
-      <w:lvlText w:val="%1."/>
-      <w:lvlJc w:val="left"/>
-      <w:pPr>
-        <w:tabs>
-          <w:tab w:val="num" w:pos="1080"/>
-        </w:tabs>
-        <w:ind w:left="720" w:hanging="360"/>
-      </w:pPr>
-    </w:lvl>
-    <w:lvl w:ilvl="1" w:tplc="4420E34A">
-      <w:numFmt w:val="decimal"/>
-      <w:lvlText w:val=""/>
-      <w:lvlJc w:val="left"/>
-    </w:lvl>
-    <w:lvl w:ilvl="2" w:tplc="1600783C">
-      <w:numFmt w:val="decimal"/>
-      <w:lvlText w:val=""/>
-      <w:lvlJc w:val="left"/>
-    </w:lvl>
-    <w:lvl w:ilvl="3" w:tplc="0BB209DA">
-      <w:numFmt w:val="decimal"/>
-      <w:lvlText w:val=""/>
-      <w:lvlJc w:val="left"/>
-    </w:lvl>
-    <w:lvl w:ilvl="4" w:tplc="54F6E2BA">
-      <w:numFmt w:val="decimal"/>
-      <w:lvlText w:val=""/>
-      <w:lvlJc w:val="left"/>
-    </w:lvl>
-    <w:lvl w:ilvl="5" w:tplc="B02647E4">
-      <w:numFmt w:val="decimal"/>
-      <w:lvlText w:val=""/>
-      <w:lvlJc w:val="left"/>
-    </w:lvl>
-    <w:lvl w:ilvl="6" w:tplc="76C8340C">
-      <w:numFmt w:val="decimal"/>
-      <w:lvlText w:val=""/>
-      <w:lvlJc w:val="left"/>
-    </w:lvl>
-    <w:lvl w:ilvl="7" w:tplc="13F278BC">
-      <w:numFmt w:val="decimal"/>
-      <w:lvlText w:val=""/>
-      <w:lvlJc w:val="left"/>
-    </w:lvl>
-    <w:lvl w:ilvl="8" w:tplc="30D4A5EC">
-      <w:numFmt w:val="decimal"/>
-      <w:lvlText w:val=""/>
-      <w:lvlJc w:val="left"/>
-    </w:lvl>
-  </w:abstractNum>
-  <w:abstractNum w:abstractNumId="93" w15:restartNumberingAfterBreak="0">
-    <w:nsid w:val="75F46B02"/>
-    <w:multiLevelType w:val="hybridMultilevel"/>
-    <w:tmpl w:val="E698EF92"/>
-    <w:lvl w:ilvl="0" w:tplc="4560FD80">
-      <w:start w:val="4"/>
-      <w:numFmt w:val="decimal"/>
-      <w:lvlText w:val="%1."/>
-      <w:lvlJc w:val="left"/>
-      <w:pPr>
-        <w:tabs>
-          <w:tab w:val="num" w:pos="1080"/>
-        </w:tabs>
-        <w:ind w:left="720" w:hanging="360"/>
-      </w:pPr>
-    </w:lvl>
-    <w:lvl w:ilvl="1" w:tplc="C55834B0">
-      <w:numFmt w:val="decimal"/>
-      <w:lvlText w:val=""/>
-      <w:lvlJc w:val="left"/>
-    </w:lvl>
-    <w:lvl w:ilvl="2" w:tplc="C8723A66">
-      <w:numFmt w:val="decimal"/>
-      <w:lvlText w:val=""/>
-      <w:lvlJc w:val="left"/>
-    </w:lvl>
-    <w:lvl w:ilvl="3" w:tplc="BBAC5AE4">
-      <w:numFmt w:val="decimal"/>
-      <w:lvlText w:val=""/>
-      <w:lvlJc w:val="left"/>
-    </w:lvl>
-    <w:lvl w:ilvl="4" w:tplc="424CD076">
-      <w:numFmt w:val="decimal"/>
-      <w:lvlText w:val=""/>
-      <w:lvlJc w:val="left"/>
-    </w:lvl>
-    <w:lvl w:ilvl="5" w:tplc="F46ED518">
-      <w:numFmt w:val="decimal"/>
-      <w:lvlText w:val=""/>
-      <w:lvlJc w:val="left"/>
-    </w:lvl>
-    <w:lvl w:ilvl="6" w:tplc="7DCED812">
-      <w:numFmt w:val="decimal"/>
-      <w:lvlText w:val=""/>
-      <w:lvlJc w:val="left"/>
-    </w:lvl>
-    <w:lvl w:ilvl="7" w:tplc="BCB270AA">
-      <w:numFmt w:val="decimal"/>
-      <w:lvlText w:val=""/>
-      <w:lvlJc w:val="left"/>
-    </w:lvl>
-    <w:lvl w:ilvl="8" w:tplc="AAE0CEE2">
-      <w:numFmt w:val="decimal"/>
-      <w:lvlText w:val=""/>
-      <w:lvlJc w:val="left"/>
-    </w:lvl>
-  </w:abstractNum>
-  <w:abstractNum w:abstractNumId="94" w15:restartNumberingAfterBreak="0">
-    <w:nsid w:val="761B3C02"/>
-    <w:multiLevelType w:val="hybridMultilevel"/>
-    <w:tmpl w:val="BEAE965A"/>
-    <w:lvl w:ilvl="0" w:tplc="67A6A9F2">
-      <w:start w:val="1"/>
-      <w:numFmt w:val="decimal"/>
-      <w:lvlText w:val="%1."/>
-      <w:lvlJc w:val="left"/>
-      <w:pPr>
-        <w:tabs>
-          <w:tab w:val="num" w:pos="1080"/>
-        </w:tabs>
-        <w:ind w:left="720" w:hanging="360"/>
-      </w:pPr>
-    </w:lvl>
-    <w:lvl w:ilvl="1" w:tplc="3DF8BBFC">
-      <w:numFmt w:val="decimal"/>
-      <w:lvlText w:val=""/>
-      <w:lvlJc w:val="left"/>
-    </w:lvl>
-    <w:lvl w:ilvl="2" w:tplc="467C8098">
-      <w:numFmt w:val="decimal"/>
-      <w:lvlText w:val=""/>
-      <w:lvlJc w:val="left"/>
-    </w:lvl>
-    <w:lvl w:ilvl="3" w:tplc="E3082AA0">
-      <w:numFmt w:val="decimal"/>
-      <w:lvlText w:val=""/>
-      <w:lvlJc w:val="left"/>
-    </w:lvl>
-    <w:lvl w:ilvl="4" w:tplc="81AAD2A8">
-      <w:numFmt w:val="decimal"/>
-      <w:lvlText w:val=""/>
-      <w:lvlJc w:val="left"/>
-    </w:lvl>
-    <w:lvl w:ilvl="5" w:tplc="F8009BB2">
-      <w:numFmt w:val="decimal"/>
-      <w:lvlText w:val=""/>
-      <w:lvlJc w:val="left"/>
-    </w:lvl>
-    <w:lvl w:ilvl="6" w:tplc="7720A3AE">
-      <w:numFmt w:val="decimal"/>
-      <w:lvlText w:val=""/>
-      <w:lvlJc w:val="left"/>
-    </w:lvl>
-    <w:lvl w:ilvl="7" w:tplc="C6264904">
-      <w:numFmt w:val="decimal"/>
-      <w:lvlText w:val=""/>
-      <w:lvlJc w:val="left"/>
-    </w:lvl>
-    <w:lvl w:ilvl="8" w:tplc="A9082FA0">
-      <w:numFmt w:val="decimal"/>
-      <w:lvlText w:val=""/>
-      <w:lvlJc w:val="left"/>
-    </w:lvl>
-  </w:abstractNum>
-  <w:abstractNum w:abstractNumId="95" w15:restartNumberingAfterBreak="0">
-    <w:nsid w:val="79044E12"/>
-    <w:multiLevelType w:val="hybridMultilevel"/>
-    <w:tmpl w:val="ADC608C0"/>
-    <w:lvl w:ilvl="0" w:tplc="FE3CFBC4">
-      <w:start w:val="30"/>
-      <w:numFmt w:val="decimal"/>
-      <w:lvlText w:val="%1."/>
-      <w:lvlJc w:val="left"/>
-      <w:pPr>
-        <w:tabs>
-          <w:tab w:val="num" w:pos="1080"/>
-        </w:tabs>
-        <w:ind w:left="720" w:hanging="360"/>
-      </w:pPr>
-    </w:lvl>
-    <w:lvl w:ilvl="1" w:tplc="116CA814">
-      <w:numFmt w:val="decimal"/>
-      <w:lvlText w:val=""/>
-      <w:lvlJc w:val="left"/>
-    </w:lvl>
-    <w:lvl w:ilvl="2" w:tplc="A2F4E472">
-      <w:numFmt w:val="decimal"/>
-      <w:lvlText w:val=""/>
-      <w:lvlJc w:val="left"/>
-    </w:lvl>
-    <w:lvl w:ilvl="3" w:tplc="9A147E14">
-      <w:numFmt w:val="decimal"/>
-      <w:lvlText w:val=""/>
-      <w:lvlJc w:val="left"/>
-    </w:lvl>
-    <w:lvl w:ilvl="4" w:tplc="2B244AC2">
-      <w:numFmt w:val="decimal"/>
-      <w:lvlText w:val=""/>
-      <w:lvlJc w:val="left"/>
-    </w:lvl>
-    <w:lvl w:ilvl="5" w:tplc="6FE4ECD0">
-      <w:numFmt w:val="decimal"/>
-      <w:lvlText w:val=""/>
-      <w:lvlJc w:val="left"/>
-    </w:lvl>
-    <w:lvl w:ilvl="6" w:tplc="7804963A">
-      <w:numFmt w:val="decimal"/>
-      <w:lvlText w:val=""/>
-      <w:lvlJc w:val="left"/>
-    </w:lvl>
-    <w:lvl w:ilvl="7" w:tplc="B5ECB0EA">
-      <w:numFmt w:val="decimal"/>
-      <w:lvlText w:val=""/>
-      <w:lvlJc w:val="left"/>
-    </w:lvl>
-    <w:lvl w:ilvl="8" w:tplc="72DCDFF8">
-      <w:numFmt w:val="decimal"/>
-      <w:lvlText w:val=""/>
-      <w:lvlJc w:val="left"/>
-    </w:lvl>
-  </w:abstractNum>
-  <w:abstractNum w:abstractNumId="96" w15:restartNumberingAfterBreak="0">
-    <w:nsid w:val="79614F5F"/>
-    <w:multiLevelType w:val="hybridMultilevel"/>
-    <w:tmpl w:val="49827222"/>
-    <w:lvl w:ilvl="0" w:tplc="EF9856D2">
-      <w:start w:val="143"/>
-      <w:numFmt w:val="decimal"/>
-      <w:lvlText w:val="%1."/>
-      <w:lvlJc w:val="left"/>
-      <w:pPr>
-        <w:tabs>
-          <w:tab w:val="num" w:pos="1080"/>
-        </w:tabs>
-        <w:ind w:left="720" w:hanging="360"/>
-      </w:pPr>
-    </w:lvl>
-    <w:lvl w:ilvl="1" w:tplc="13B0AC86">
-      <w:numFmt w:val="decimal"/>
-      <w:lvlText w:val=""/>
-      <w:lvlJc w:val="left"/>
-    </w:lvl>
-    <w:lvl w:ilvl="2" w:tplc="299A7542">
-      <w:numFmt w:val="decimal"/>
-      <w:lvlText w:val=""/>
-      <w:lvlJc w:val="left"/>
-    </w:lvl>
-    <w:lvl w:ilvl="3" w:tplc="F4B802A6">
-      <w:numFmt w:val="decimal"/>
-      <w:lvlText w:val=""/>
-      <w:lvlJc w:val="left"/>
-    </w:lvl>
-    <w:lvl w:ilvl="4" w:tplc="DDD263E4">
-      <w:numFmt w:val="decimal"/>
-      <w:lvlText w:val=""/>
-      <w:lvlJc w:val="left"/>
-    </w:lvl>
-    <w:lvl w:ilvl="5" w:tplc="AF3C22A6">
-      <w:numFmt w:val="decimal"/>
-      <w:lvlText w:val=""/>
-      <w:lvlJc w:val="left"/>
-    </w:lvl>
-    <w:lvl w:ilvl="6" w:tplc="9AB0E3EA">
-      <w:numFmt w:val="decimal"/>
-      <w:lvlText w:val=""/>
-      <w:lvlJc w:val="left"/>
-    </w:lvl>
-    <w:lvl w:ilvl="7" w:tplc="1AE4E1F0">
-      <w:numFmt w:val="decimal"/>
-      <w:lvlText w:val=""/>
-      <w:lvlJc w:val="left"/>
-    </w:lvl>
-    <w:lvl w:ilvl="8" w:tplc="789A1D76">
-      <w:numFmt w:val="decimal"/>
-      <w:lvlText w:val=""/>
-      <w:lvlJc w:val="left"/>
-    </w:lvl>
-  </w:abstractNum>
-  <w:abstractNum w:abstractNumId="97" w15:restartNumberingAfterBreak="0">
-    <w:nsid w:val="79FE4B39"/>
-    <w:multiLevelType w:val="hybridMultilevel"/>
-    <w:tmpl w:val="077C834C"/>
-    <w:lvl w:ilvl="0" w:tplc="6A6C4086">
-      <w:start w:val="94"/>
-      <w:numFmt w:val="decimal"/>
-      <w:lvlText w:val="%1."/>
-      <w:lvlJc w:val="left"/>
-      <w:pPr>
-        <w:tabs>
-          <w:tab w:val="num" w:pos="1080"/>
-        </w:tabs>
-        <w:ind w:left="720" w:hanging="360"/>
-      </w:pPr>
-    </w:lvl>
-    <w:lvl w:ilvl="1" w:tplc="E53A9DB4">
-      <w:numFmt w:val="decimal"/>
-      <w:lvlText w:val=""/>
-      <w:lvlJc w:val="left"/>
-    </w:lvl>
-    <w:lvl w:ilvl="2" w:tplc="861098FE">
-      <w:numFmt w:val="decimal"/>
-      <w:lvlText w:val=""/>
-      <w:lvlJc w:val="left"/>
-    </w:lvl>
-    <w:lvl w:ilvl="3" w:tplc="EBCC873C">
-      <w:numFmt w:val="decimal"/>
-      <w:lvlText w:val=""/>
-      <w:lvlJc w:val="left"/>
-    </w:lvl>
-    <w:lvl w:ilvl="4" w:tplc="84E264A6">
-      <w:numFmt w:val="decimal"/>
-      <w:lvlText w:val=""/>
-      <w:lvlJc w:val="left"/>
-    </w:lvl>
-    <w:lvl w:ilvl="5" w:tplc="95EAB928">
-      <w:numFmt w:val="decimal"/>
-      <w:lvlText w:val=""/>
-      <w:lvlJc w:val="left"/>
-    </w:lvl>
-    <w:lvl w:ilvl="6" w:tplc="B42C988A">
-      <w:numFmt w:val="decimal"/>
-      <w:lvlText w:val=""/>
-      <w:lvlJc w:val="left"/>
-    </w:lvl>
-    <w:lvl w:ilvl="7" w:tplc="95F6719A">
-      <w:numFmt w:val="decimal"/>
-      <w:lvlText w:val=""/>
-      <w:lvlJc w:val="left"/>
-    </w:lvl>
-    <w:lvl w:ilvl="8" w:tplc="B74A0DC0">
-      <w:numFmt w:val="decimal"/>
-      <w:lvlText w:val=""/>
-      <w:lvlJc w:val="left"/>
-    </w:lvl>
-  </w:abstractNum>
-  <w:abstractNum w:abstractNumId="98" w15:restartNumberingAfterBreak="0">
-    <w:nsid w:val="7A9F0389"/>
-    <w:multiLevelType w:val="hybridMultilevel"/>
-    <w:tmpl w:val="BE5AF89A"/>
-    <w:lvl w:ilvl="0" w:tplc="AD8E96C8">
-      <w:start w:val="41"/>
-      <w:numFmt w:val="decimal"/>
-      <w:lvlText w:val="%1."/>
-      <w:lvlJc w:val="left"/>
-      <w:pPr>
-        <w:tabs>
-          <w:tab w:val="num" w:pos="1080"/>
-        </w:tabs>
-        <w:ind w:left="720" w:hanging="360"/>
-      </w:pPr>
-    </w:lvl>
-    <w:lvl w:ilvl="1" w:tplc="E0A819CE">
-      <w:numFmt w:val="decimal"/>
-      <w:lvlText w:val=""/>
-      <w:lvlJc w:val="left"/>
-    </w:lvl>
-    <w:lvl w:ilvl="2" w:tplc="3D369C1E">
-      <w:numFmt w:val="decimal"/>
-      <w:lvlText w:val=""/>
-      <w:lvlJc w:val="left"/>
-    </w:lvl>
-    <w:lvl w:ilvl="3" w:tplc="99DAA5CE">
-      <w:numFmt w:val="decimal"/>
-      <w:lvlText w:val=""/>
-      <w:lvlJc w:val="left"/>
-    </w:lvl>
-    <w:lvl w:ilvl="4" w:tplc="6400DE0C">
-      <w:numFmt w:val="decimal"/>
-      <w:lvlText w:val=""/>
-      <w:lvlJc w:val="left"/>
-    </w:lvl>
-    <w:lvl w:ilvl="5" w:tplc="07A6DD00">
-      <w:numFmt w:val="decimal"/>
-      <w:lvlText w:val=""/>
-      <w:lvlJc w:val="left"/>
-    </w:lvl>
-    <w:lvl w:ilvl="6" w:tplc="CB787724">
-      <w:numFmt w:val="decimal"/>
-      <w:lvlText w:val=""/>
-      <w:lvlJc w:val="left"/>
-    </w:lvl>
-    <w:lvl w:ilvl="7" w:tplc="3E7226F8">
-      <w:numFmt w:val="decimal"/>
-      <w:lvlText w:val=""/>
-      <w:lvlJc w:val="left"/>
-    </w:lvl>
-    <w:lvl w:ilvl="8" w:tplc="6284D184">
-      <w:numFmt w:val="decimal"/>
-      <w:lvlText w:val=""/>
-      <w:lvlJc w:val="left"/>
-    </w:lvl>
-  </w:abstractNum>
-  <w:abstractNum w:abstractNumId="99" w15:restartNumberingAfterBreak="0">
-    <w:nsid w:val="7AE14F71"/>
-    <w:multiLevelType w:val="hybridMultilevel"/>
-    <w:tmpl w:val="3CF871F0"/>
-    <w:lvl w:ilvl="0" w:tplc="6FEAFF78">
-      <w:start w:val="1"/>
-      <w:numFmt w:val="decimal"/>
-      <w:lvlText w:val="%1."/>
-      <w:lvlJc w:val="left"/>
-      <w:pPr>
-        <w:tabs>
-          <w:tab w:val="num" w:pos="1080"/>
-        </w:tabs>
-        <w:ind w:left="720" w:hanging="360"/>
-      </w:pPr>
-    </w:lvl>
-    <w:lvl w:ilvl="1" w:tplc="2926E1FA">
-      <w:numFmt w:val="decimal"/>
-      <w:lvlText w:val=""/>
-      <w:lvlJc w:val="left"/>
-    </w:lvl>
-    <w:lvl w:ilvl="2" w:tplc="FA1E027E">
-      <w:numFmt w:val="decimal"/>
-      <w:lvlText w:val=""/>
-      <w:lvlJc w:val="left"/>
-    </w:lvl>
-    <w:lvl w:ilvl="3" w:tplc="D2F6E612">
-      <w:numFmt w:val="decimal"/>
-      <w:lvlText w:val=""/>
-      <w:lvlJc w:val="left"/>
-    </w:lvl>
-    <w:lvl w:ilvl="4" w:tplc="CD105316">
-      <w:numFmt w:val="decimal"/>
-      <w:lvlText w:val=""/>
-      <w:lvlJc w:val="left"/>
-    </w:lvl>
-    <w:lvl w:ilvl="5" w:tplc="C636ADCC">
-      <w:numFmt w:val="decimal"/>
-      <w:lvlText w:val=""/>
-      <w:lvlJc w:val="left"/>
-    </w:lvl>
-    <w:lvl w:ilvl="6" w:tplc="E5408C2A">
-      <w:numFmt w:val="decimal"/>
-      <w:lvlText w:val=""/>
-      <w:lvlJc w:val="left"/>
-    </w:lvl>
-    <w:lvl w:ilvl="7" w:tplc="B2167438">
-      <w:numFmt w:val="decimal"/>
-      <w:lvlText w:val=""/>
-      <w:lvlJc w:val="left"/>
-    </w:lvl>
-    <w:lvl w:ilvl="8" w:tplc="EA405E52">
-      <w:numFmt w:val="decimal"/>
-      <w:lvlText w:val=""/>
-      <w:lvlJc w:val="left"/>
-    </w:lvl>
-  </w:abstractNum>
-  <w:abstractNum w:abstractNumId="100" w15:restartNumberingAfterBreak="0">
-    <w:nsid w:val="7C2434D8"/>
-    <w:multiLevelType w:val="hybridMultilevel"/>
-    <w:tmpl w:val="ED182FC6"/>
-    <w:lvl w:ilvl="0" w:tplc="1EA05A30">
-      <w:start w:val="74"/>
-      <w:numFmt w:val="decimal"/>
-      <w:lvlText w:val="%1."/>
-      <w:lvlJc w:val="left"/>
-      <w:pPr>
-        <w:tabs>
-          <w:tab w:val="num" w:pos="1080"/>
-        </w:tabs>
-        <w:ind w:left="720" w:hanging="360"/>
-      </w:pPr>
-    </w:lvl>
-    <w:lvl w:ilvl="1" w:tplc="371214C2">
-      <w:numFmt w:val="decimal"/>
-      <w:lvlText w:val=""/>
-      <w:lvlJc w:val="left"/>
-    </w:lvl>
-    <w:lvl w:ilvl="2" w:tplc="B2980B0E">
-      <w:numFmt w:val="decimal"/>
-      <w:lvlText w:val=""/>
-      <w:lvlJc w:val="left"/>
-    </w:lvl>
-    <w:lvl w:ilvl="3" w:tplc="820C8A52">
-      <w:numFmt w:val="decimal"/>
-      <w:lvlText w:val=""/>
-      <w:lvlJc w:val="left"/>
-    </w:lvl>
-    <w:lvl w:ilvl="4" w:tplc="11786EB0">
-      <w:numFmt w:val="decimal"/>
-      <w:lvlText w:val=""/>
-      <w:lvlJc w:val="left"/>
-    </w:lvl>
-    <w:lvl w:ilvl="5" w:tplc="DF7EA0FA">
-      <w:numFmt w:val="decimal"/>
-      <w:lvlText w:val=""/>
-      <w:lvlJc w:val="left"/>
-    </w:lvl>
-    <w:lvl w:ilvl="6" w:tplc="078CDF34">
-      <w:numFmt w:val="decimal"/>
-      <w:lvlText w:val=""/>
-      <w:lvlJc w:val="left"/>
-    </w:lvl>
-    <w:lvl w:ilvl="7" w:tplc="4CF6DFE8">
-      <w:numFmt w:val="decimal"/>
-      <w:lvlText w:val=""/>
-      <w:lvlJc w:val="left"/>
-    </w:lvl>
-    <w:lvl w:ilvl="8" w:tplc="6EB47D26">
-      <w:numFmt w:val="decimal"/>
-      <w:lvlText w:val=""/>
-      <w:lvlJc w:val="left"/>
-    </w:lvl>
-  </w:abstractNum>
-  <w:abstractNum w:abstractNumId="101" w15:restartNumberingAfterBreak="0">
-    <w:nsid w:val="7D894131"/>
-    <w:multiLevelType w:val="hybridMultilevel"/>
-    <w:tmpl w:val="72A8049A"/>
-    <w:lvl w:ilvl="0" w:tplc="E42633E2">
-      <w:start w:val="88"/>
-      <w:numFmt w:val="decimal"/>
-      <w:lvlText w:val="%1."/>
-      <w:lvlJc w:val="left"/>
-      <w:pPr>
-        <w:tabs>
-          <w:tab w:val="num" w:pos="1080"/>
-        </w:tabs>
-        <w:ind w:left="720" w:hanging="360"/>
-      </w:pPr>
-    </w:lvl>
-    <w:lvl w:ilvl="1" w:tplc="D390E0A6">
-      <w:numFmt w:val="decimal"/>
-      <w:lvlText w:val=""/>
-      <w:lvlJc w:val="left"/>
-    </w:lvl>
-    <w:lvl w:ilvl="2" w:tplc="EBCCA3EC">
-      <w:numFmt w:val="decimal"/>
-      <w:lvlText w:val=""/>
-      <w:lvlJc w:val="left"/>
-    </w:lvl>
-    <w:lvl w:ilvl="3" w:tplc="3E106B64">
-      <w:numFmt w:val="decimal"/>
-      <w:lvlText w:val=""/>
-      <w:lvlJc w:val="left"/>
-    </w:lvl>
-    <w:lvl w:ilvl="4" w:tplc="4B5A143C">
-      <w:numFmt w:val="decimal"/>
-      <w:lvlText w:val=""/>
-      <w:lvlJc w:val="left"/>
-    </w:lvl>
-    <w:lvl w:ilvl="5" w:tplc="A2C4D5CC">
-      <w:numFmt w:val="decimal"/>
-      <w:lvlText w:val=""/>
-      <w:lvlJc w:val="left"/>
-    </w:lvl>
-    <w:lvl w:ilvl="6" w:tplc="B1102A10">
-      <w:numFmt w:val="decimal"/>
-      <w:lvlText w:val=""/>
-      <w:lvlJc w:val="left"/>
-    </w:lvl>
-    <w:lvl w:ilvl="7" w:tplc="09429D6E">
-      <w:numFmt w:val="decimal"/>
-      <w:lvlText w:val=""/>
-      <w:lvlJc w:val="left"/>
-    </w:lvl>
-    <w:lvl w:ilvl="8" w:tplc="1BF84378">
-      <w:numFmt w:val="decimal"/>
-      <w:lvlText w:val=""/>
-      <w:lvlJc w:val="left"/>
-    </w:lvl>
-  </w:abstractNum>
-  <w:abstractNum w:abstractNumId="102" w15:restartNumberingAfterBreak="0">
-    <w:nsid w:val="7F9E15CD"/>
-    <w:multiLevelType w:val="hybridMultilevel"/>
-    <w:tmpl w:val="1F78B98E"/>
-    <w:lvl w:ilvl="0" w:tplc="01BCFBC2">
-      <w:start w:val="37"/>
-      <w:numFmt w:val="decimal"/>
-      <w:lvlText w:val="%1."/>
-      <w:lvlJc w:val="left"/>
-      <w:pPr>
-        <w:tabs>
-          <w:tab w:val="num" w:pos="1080"/>
-        </w:tabs>
-        <w:ind w:left="720" w:hanging="360"/>
-      </w:pPr>
-    </w:lvl>
-    <w:lvl w:ilvl="1" w:tplc="F4F4D46C">
-      <w:numFmt w:val="decimal"/>
-      <w:lvlText w:val=""/>
-      <w:lvlJc w:val="left"/>
-    </w:lvl>
-    <w:lvl w:ilvl="2" w:tplc="C9D8DEE0">
-      <w:numFmt w:val="decimal"/>
-      <w:lvlText w:val=""/>
-      <w:lvlJc w:val="left"/>
-    </w:lvl>
-    <w:lvl w:ilvl="3" w:tplc="D3C82C98">
-      <w:numFmt w:val="decimal"/>
-      <w:lvlText w:val=""/>
-      <w:lvlJc w:val="left"/>
-    </w:lvl>
-    <w:lvl w:ilvl="4" w:tplc="461C3222">
-      <w:numFmt w:val="decimal"/>
-      <w:lvlText w:val=""/>
-      <w:lvlJc w:val="left"/>
-    </w:lvl>
-    <w:lvl w:ilvl="5" w:tplc="CDDE3BBE">
-      <w:numFmt w:val="decimal"/>
-      <w:lvlText w:val=""/>
-      <w:lvlJc w:val="left"/>
-    </w:lvl>
-    <w:lvl w:ilvl="6" w:tplc="5C627192">
-      <w:numFmt w:val="decimal"/>
-      <w:lvlText w:val=""/>
-      <w:lvlJc w:val="left"/>
-    </w:lvl>
-    <w:lvl w:ilvl="7" w:tplc="88F6C8F0">
-      <w:numFmt w:val="decimal"/>
-      <w:lvlText w:val=""/>
-      <w:lvlJc w:val="left"/>
-    </w:lvl>
-    <w:lvl w:ilvl="8" w:tplc="4A529C3C">
-      <w:numFmt w:val="decimal"/>
-      <w:lvlText w:val=""/>
-      <w:lvlJc w:val="left"/>
-    </w:lvl>
-  </w:abstractNum>
-  <w:num w:numId="1" w16cid:durableId="1901013050">
-    <w:abstractNumId w:val="15"/>
-  </w:num>
-  <w:num w:numId="2" w16cid:durableId="1133404200">
-    <w:abstractNumId w:val="24"/>
-  </w:num>
-  <w:num w:numId="3" w16cid:durableId="1327174969">
-    <w:abstractNumId w:val="10"/>
-  </w:num>
-  <w:num w:numId="4" w16cid:durableId="59598882">
-    <w:abstractNumId w:val="100"/>
-  </w:num>
-  <w:num w:numId="5" w16cid:durableId="1927183054">
-    <w:abstractNumId w:val="61"/>
-  </w:num>
-  <w:num w:numId="6" w16cid:durableId="988825018">
-    <w:abstractNumId w:val="65"/>
-  </w:num>
-  <w:num w:numId="7" w16cid:durableId="937366337">
-    <w:abstractNumId w:val="97"/>
-  </w:num>
-  <w:num w:numId="8" w16cid:durableId="2011517197">
-    <w:abstractNumId w:val="30"/>
-  </w:num>
-  <w:num w:numId="9" w16cid:durableId="969672631">
-    <w:abstractNumId w:val="40"/>
-  </w:num>
-  <w:num w:numId="10" w16cid:durableId="1537040275">
-    <w:abstractNumId w:val="47"/>
-  </w:num>
-  <w:num w:numId="11" w16cid:durableId="2057007300">
-    <w:abstractNumId w:val="55"/>
-  </w:num>
-  <w:num w:numId="12" w16cid:durableId="1691252747">
-    <w:abstractNumId w:val="50"/>
-  </w:num>
-  <w:num w:numId="13" w16cid:durableId="470024740">
-    <w:abstractNumId w:val="93"/>
-  </w:num>
-  <w:num w:numId="14" w16cid:durableId="1338071901">
-    <w:abstractNumId w:val="28"/>
-  </w:num>
-  <w:num w:numId="15" w16cid:durableId="425078878">
-    <w:abstractNumId w:val="70"/>
-  </w:num>
-  <w:num w:numId="16" w16cid:durableId="2077624985">
-    <w:abstractNumId w:val="59"/>
-  </w:num>
-  <w:num w:numId="17" w16cid:durableId="120198060">
-    <w:abstractNumId w:val="9"/>
-  </w:num>
-  <w:num w:numId="18" w16cid:durableId="1716391657">
-    <w:abstractNumId w:val="75"/>
-  </w:num>
-  <w:num w:numId="19" w16cid:durableId="67113381">
-    <w:abstractNumId w:val="45"/>
-  </w:num>
-  <w:num w:numId="20" w16cid:durableId="609556135">
-    <w:abstractNumId w:val="73"/>
-  </w:num>
-  <w:num w:numId="21" w16cid:durableId="1355839901">
-    <w:abstractNumId w:val="4"/>
-  </w:num>
-  <w:num w:numId="22" w16cid:durableId="1538589198">
-    <w:abstractNumId w:val="80"/>
-  </w:num>
-  <w:num w:numId="23" w16cid:durableId="799954636">
-    <w:abstractNumId w:val="27"/>
-  </w:num>
-  <w:num w:numId="24" w16cid:durableId="1685786408">
-    <w:abstractNumId w:val="37"/>
-  </w:num>
-  <w:num w:numId="25" w16cid:durableId="1638953014">
-    <w:abstractNumId w:val="67"/>
-  </w:num>
-  <w:num w:numId="26" w16cid:durableId="550306332">
-    <w:abstractNumId w:val="94"/>
-  </w:num>
-  <w:num w:numId="27" w16cid:durableId="1858077276">
-    <w:abstractNumId w:val="98"/>
-  </w:num>
-  <w:num w:numId="28" w16cid:durableId="430394292">
-    <w:abstractNumId w:val="0"/>
-  </w:num>
-  <w:num w:numId="29" w16cid:durableId="666900595">
-    <w:abstractNumId w:val="21"/>
-  </w:num>
-  <w:num w:numId="30" w16cid:durableId="1833134428">
-    <w:abstractNumId w:val="63"/>
-  </w:num>
-  <w:num w:numId="31" w16cid:durableId="686179780">
-    <w:abstractNumId w:val="89"/>
-  </w:num>
-  <w:num w:numId="32" w16cid:durableId="1857380219">
-    <w:abstractNumId w:val="8"/>
-  </w:num>
-  <w:num w:numId="33" w16cid:durableId="1061367239">
-    <w:abstractNumId w:val="77"/>
-  </w:num>
-  <w:num w:numId="34" w16cid:durableId="875236478">
-    <w:abstractNumId w:val="22"/>
-  </w:num>
-  <w:num w:numId="35" w16cid:durableId="604387820">
-    <w:abstractNumId w:val="48"/>
-  </w:num>
-  <w:num w:numId="36" w16cid:durableId="1164707016">
-    <w:abstractNumId w:val="90"/>
-  </w:num>
-  <w:num w:numId="37" w16cid:durableId="2040815402">
-    <w:abstractNumId w:val="16"/>
-  </w:num>
-  <w:num w:numId="38" w16cid:durableId="259071609">
-    <w:abstractNumId w:val="3"/>
-  </w:num>
-  <w:num w:numId="39" w16cid:durableId="1626429814">
-    <w:abstractNumId w:val="19"/>
-  </w:num>
-  <w:num w:numId="40" w16cid:durableId="1767925873">
-    <w:abstractNumId w:val="41"/>
-  </w:num>
-  <w:num w:numId="41" w16cid:durableId="563488519">
-    <w:abstractNumId w:val="46"/>
-  </w:num>
-  <w:num w:numId="42" w16cid:durableId="1748723295">
-    <w:abstractNumId w:val="83"/>
-  </w:num>
-  <w:num w:numId="43" w16cid:durableId="396436414">
-    <w:abstractNumId w:val="64"/>
-  </w:num>
-  <w:num w:numId="44" w16cid:durableId="2049909694">
-    <w:abstractNumId w:val="96"/>
-  </w:num>
-  <w:num w:numId="45" w16cid:durableId="1913542976">
-    <w:abstractNumId w:val="39"/>
-  </w:num>
-  <w:num w:numId="46" w16cid:durableId="1775393373">
-    <w:abstractNumId w:val="82"/>
-  </w:num>
-  <w:num w:numId="47" w16cid:durableId="258175413">
-    <w:abstractNumId w:val="14"/>
-  </w:num>
-  <w:num w:numId="48" w16cid:durableId="1660572272">
-    <w:abstractNumId w:val="26"/>
-  </w:num>
-  <w:num w:numId="49" w16cid:durableId="452789170">
-    <w:abstractNumId w:val="68"/>
-  </w:num>
-  <w:num w:numId="50" w16cid:durableId="900168085">
-    <w:abstractNumId w:val="32"/>
-  </w:num>
-  <w:num w:numId="51" w16cid:durableId="952707733">
-    <w:abstractNumId w:val="34"/>
-  </w:num>
-  <w:num w:numId="52" w16cid:durableId="701977556">
-    <w:abstractNumId w:val="53"/>
-  </w:num>
-  <w:num w:numId="53" w16cid:durableId="636648278">
-    <w:abstractNumId w:val="69"/>
-  </w:num>
-  <w:num w:numId="54" w16cid:durableId="1086226167">
-    <w:abstractNumId w:val="88"/>
-  </w:num>
-  <w:num w:numId="55" w16cid:durableId="289478026">
-    <w:abstractNumId w:val="49"/>
-  </w:num>
-  <w:num w:numId="56" w16cid:durableId="1361470772">
-    <w:abstractNumId w:val="23"/>
-  </w:num>
-  <w:num w:numId="57" w16cid:durableId="1853453487">
-    <w:abstractNumId w:val="54"/>
-  </w:num>
-  <w:num w:numId="58" w16cid:durableId="1979416102">
-    <w:abstractNumId w:val="95"/>
-  </w:num>
-  <w:num w:numId="59" w16cid:durableId="573051028">
-    <w:abstractNumId w:val="7"/>
-  </w:num>
-  <w:num w:numId="60" w16cid:durableId="600456608">
-    <w:abstractNumId w:val="85"/>
-  </w:num>
-  <w:num w:numId="61" w16cid:durableId="1103190362">
-    <w:abstractNumId w:val="76"/>
-  </w:num>
-  <w:num w:numId="62" w16cid:durableId="2021158759">
-    <w:abstractNumId w:val="36"/>
-  </w:num>
-  <w:num w:numId="63" w16cid:durableId="420377834">
-    <w:abstractNumId w:val="25"/>
-  </w:num>
-  <w:num w:numId="64" w16cid:durableId="531498233">
-    <w:abstractNumId w:val="31"/>
-  </w:num>
-  <w:num w:numId="65" w16cid:durableId="625161166">
-    <w:abstractNumId w:val="92"/>
-  </w:num>
-  <w:num w:numId="66" w16cid:durableId="821704331">
-    <w:abstractNumId w:val="12"/>
-  </w:num>
-  <w:num w:numId="67" w16cid:durableId="873887458">
-    <w:abstractNumId w:val="58"/>
-  </w:num>
-  <w:num w:numId="68" w16cid:durableId="839349604">
-    <w:abstractNumId w:val="87"/>
-  </w:num>
-  <w:num w:numId="69" w16cid:durableId="630671519">
-    <w:abstractNumId w:val="62"/>
-  </w:num>
-  <w:num w:numId="70" w16cid:durableId="1100028360">
-    <w:abstractNumId w:val="99"/>
-  </w:num>
-  <w:num w:numId="71" w16cid:durableId="1755860536">
-    <w:abstractNumId w:val="13"/>
-  </w:num>
-  <w:num w:numId="72" w16cid:durableId="17700200">
-    <w:abstractNumId w:val="74"/>
-  </w:num>
-  <w:num w:numId="73" w16cid:durableId="1546987880">
-    <w:abstractNumId w:val="5"/>
-  </w:num>
-  <w:num w:numId="74" w16cid:durableId="856700350">
-    <w:abstractNumId w:val="71"/>
-  </w:num>
-  <w:num w:numId="75" w16cid:durableId="375742545">
-    <w:abstractNumId w:val="101"/>
-  </w:num>
-  <w:num w:numId="76" w16cid:durableId="2040815349">
-    <w:abstractNumId w:val="86"/>
-  </w:num>
-  <w:num w:numId="77" w16cid:durableId="1282959306">
-    <w:abstractNumId w:val="42"/>
-  </w:num>
-  <w:num w:numId="78" w16cid:durableId="1589075206">
-    <w:abstractNumId w:val="43"/>
-  </w:num>
-  <w:num w:numId="79" w16cid:durableId="2061706634">
-    <w:abstractNumId w:val="56"/>
-  </w:num>
-  <w:num w:numId="80" w16cid:durableId="32001178">
-    <w:abstractNumId w:val="38"/>
-  </w:num>
-  <w:num w:numId="81" w16cid:durableId="135295907">
-    <w:abstractNumId w:val="33"/>
-  </w:num>
-  <w:num w:numId="82" w16cid:durableId="414012740">
-    <w:abstractNumId w:val="60"/>
-  </w:num>
-  <w:num w:numId="83" w16cid:durableId="1775906370">
-    <w:abstractNumId w:val="2"/>
-  </w:num>
-  <w:num w:numId="84" w16cid:durableId="422334992">
-    <w:abstractNumId w:val="57"/>
-  </w:num>
-  <w:num w:numId="85" w16cid:durableId="368533938">
-    <w:abstractNumId w:val="91"/>
-  </w:num>
-  <w:num w:numId="86" w16cid:durableId="1920871627">
-    <w:abstractNumId w:val="52"/>
-  </w:num>
-  <w:num w:numId="87" w16cid:durableId="1852451421">
-    <w:abstractNumId w:val="51"/>
-  </w:num>
-  <w:num w:numId="88" w16cid:durableId="935556037">
-    <w:abstractNumId w:val="81"/>
-  </w:num>
-  <w:num w:numId="89" w16cid:durableId="531193699">
-    <w:abstractNumId w:val="84"/>
-  </w:num>
-  <w:num w:numId="90" w16cid:durableId="556164682">
-    <w:abstractNumId w:val="72"/>
-  </w:num>
-  <w:num w:numId="91" w16cid:durableId="1459028414">
-    <w:abstractNumId w:val="6"/>
-  </w:num>
-  <w:num w:numId="92" w16cid:durableId="1658067048">
-    <w:abstractNumId w:val="78"/>
-  </w:num>
-  <w:num w:numId="93" w16cid:durableId="188836502">
-    <w:abstractNumId w:val="17"/>
-  </w:num>
-  <w:num w:numId="94" w16cid:durableId="337121642">
-    <w:abstractNumId w:val="102"/>
-  </w:num>
-  <w:num w:numId="95" w16cid:durableId="1899709976">
-    <w:abstractNumId w:val="35"/>
-  </w:num>
-  <w:num w:numId="96" w16cid:durableId="494027485">
-    <w:abstractNumId w:val="20"/>
-  </w:num>
-  <w:num w:numId="97" w16cid:durableId="565843476">
-    <w:abstractNumId w:val="79"/>
-  </w:num>
-  <w:num w:numId="98" w16cid:durableId="1668438012">
-    <w:abstractNumId w:val="29"/>
-  </w:num>
-  <w:num w:numId="99" w16cid:durableId="22631319">
-    <w:abstractNumId w:val="11"/>
-  </w:num>
-  <w:num w:numId="100" w16cid:durableId="1033573898">
-    <w:abstractNumId w:val="1"/>
-  </w:num>
-  <w:num w:numId="101" w16cid:durableId="1024134526">
-    <w:abstractNumId w:val="18"/>
-  </w:num>
-  <w:num w:numId="102" w16cid:durableId="1591501817">
-    <w:abstractNumId w:val="44"/>
-  </w:num>
-  <w:num w:numId="103" w16cid:durableId="1612593765">
-    <w:abstractNumId w:val="66"/>
-  </w:num>
-</w:numbering>
+<w:numbering xmlns:wpc="http://schemas.microsoft.com/office/word/2010/wordprocessingCanvas" xmlns:cx="http://schemas.microsoft.com/office/drawing/2014/chartex" xmlns:cx1="http://schemas.microsoft.com/office/drawing/2015/9/8/chartex" xmlns:cx2="http://schemas.microsoft.com/office/drawing/2015/10/21/chartex" xmlns:cx3="http://schemas.microsoft.com/office/drawing/2016/5/9/chartex" xmlns:cx4="http://schemas.microsoft.com/office/drawing/2016/5/10/chartex" xmlns:cx5="http://schemas.microsoft.com/office/drawing/2016/5/11/chartex" xmlns:cx6="http://schemas.microsoft.com/office/drawing/2016/5/12/chartex" xmlns:cx7="http://schemas.microsoft.com/office/drawing/2016/5/13/chartex" xmlns:cx8="http://schemas.microsoft.com/office/drawing/2016/5/14/chartex" xmlns:mc="http://schemas.openxmlformats.org/markup-compatibility/2006" xmlns:aink="http://schemas.microsoft.com/office/drawing/2016/ink" xmlns:am3d="http://schemas.microsoft.com/office/drawing/2017/model3d" xmlns:o="urn:schemas-microsoft-com:office:office" xmlns:oel="http://schemas.microsoft.com/office/2019/extlst" xmlns:r="http://schemas.openxmlformats.org/officeDocument/2006/relationships" xmlns:m="http://schemas.openxmlformats.org/officeDocument/2006/math" xmlns:v="urn:schemas-microsoft-com:vml" xmlns:wp14="http://schemas.microsoft.com/office/word/2010/wordprocessingDrawing" xmlns:wp="http://schemas.openxmlformats.org/drawingml/2006/wordprocessingDrawing" xmlns:w10="urn:schemas-microsoft-com:office:word" xmlns:w="http://schemas.openxmlformats.org/wordprocessingml/2006/main" xmlns:w14="http://schemas.microsoft.com/office/word/2010/wordml" xmlns:w15="http://schemas.microsoft.com/office/word/2012/wordml" xmlns:w16cex="http://schemas.microsoft.com/office/word/2018/wordml/cex" xmlns:w16cid="http://schemas.microsoft.com/office/word/2016/wordml/cid" xmlns:w16="http://schemas.microsoft.com/office/word/2018/wordml" xmlns:w16du="http://schemas.microsoft.com/office/word/2023/wordml/word16du" xmlns:w16sdtdh="http://schemas.microsoft.com/office/word/2020/wordml/sdtdatahash" xmlns:w16sdtfl="http://schemas.microsoft.com/office/word/2024/wordml/sdtformatlock" xmlns:w16se="http://schemas.microsoft.com/office/word/2015/wordml/symex" xmlns:wpg="http://schemas.microsoft.com/office/word/2010/wordprocessingGroup" xmlns:wpi="http://schemas.microsoft.com/office/word/2010/wordprocessingInk" xmlns:wne="http://schemas.microsoft.com/office/word/2006/wordml" xmlns:wps="http://schemas.microsoft.com/office/word/2010/wordprocessingShape" mc:Ignorable="w14 w15 w16se w16cid w16 w16cex w16sdtdh w16sdtfl w16du wp14"/>
 </file>
 
 <file path=word/styles.xml><?xml version="1.0" encoding="utf-8"?>
